--- a/docs/同意書とアンケート/04_保護者用_アンケート.docx
+++ b/docs/同意書とアンケート/04_保護者用_アンケート.docx
@@ -4,7 +4,7 @@
   <w:body>
     <w:tbl>
       <w:tblPr>
-        <w:tblW w:type="dxa" w:w="9865"/>
+        <w:tblW w:type="dxa" w:w="10206"/>
         <w:jc w:val="center"/>
         <w:tblBorders>
           <w:top w:val="nil"/>
@@ -16,32 +16,62 @@
         </w:tblBorders>
         <w:tblLayout w:type="fixed"/>
         <w:tblCellMar>
-          <w:top w:w="40" w:type="dxa"/>
-          <w:left w:w="68" w:type="dxa"/>
-          <w:bottom w:w="40" w:type="dxa"/>
-          <w:right w:w="68" w:type="dxa"/>
+          <w:top w:w="27" w:type="dxa"/>
+          <w:left w:w="45" w:type="dxa"/>
+          <w:bottom w:w="27" w:type="dxa"/>
+          <w:right w:w="45" w:type="dxa"/>
         </w:tblCellMar>
         <w:tblLook w:firstColumn="1" w:firstRow="1" w:lastColumn="0" w:lastRow="0" w:noHBand="0" w:noVBand="1" w:val="04A0"/>
       </w:tblPr>
       <w:tblGrid>
-        <w:gridCol w:w="5556"/>
-        <w:gridCol w:w="1474"/>
-        <w:gridCol w:w="2835"/>
+        <w:gridCol w:w="6463"/>
+        <w:gridCol w:w="1360"/>
+        <w:gridCol w:w="2381"/>
       </w:tblGrid>
       <w:tr>
         <w:trPr>
-          <w:trHeight w:val="482" w:hRule="atLeast"/>
+          <w:trHeight w:val="425" w:hRule="atLeast"/>
         </w:trPr>
         <w:tc>
           <w:tcPr>
-            <w:tcW w:type="dxa" w:w="5556"/>
+            <w:tcW w:type="dxa" w:w="6463"/>
+            <w:vMerge w:val="restart"/>
             <w:vAlign w:val="center"/>
           </w:tcPr>
-          <w:p/>
+          <w:p>
+            <w:pPr>
+              <w:spacing w:after="0" w:before="0" w:line="400" w:lineRule="exact"/>
+            </w:pPr>
+            <w:r>
+              <w:rPr>
+                <w:rFonts w:ascii="BIZ UDPゴシック" w:hAnsi="BIZ UDPゴシック" w:eastAsia="BIZ UDPゴシック" w:cs="BIZ UDPゴシック"/>
+                <w:b/>
+                <w:bCs/>
+                <w:color w:val="0E1E45"/>
+                <w:sz w:val="32"/>
+                <w:szCs w:val="32"/>
+              </w:rPr>
+              <w:t xml:space="preserve">アプリ「SP-PS」使用後アンケート</w:t>
+            </w:r>
+          </w:p>
+          <w:p>
+            <w:pPr>
+              <w:spacing w:after="0" w:before="0" w:line="250" w:lineRule="exact"/>
+            </w:pPr>
+            <w:r>
+              <w:rPr>
+                <w:rFonts w:ascii="BIZ UDPゴシック" w:hAnsi="BIZ UDPゴシック" w:eastAsia="BIZ UDPゴシック" w:cs="BIZ UDPゴシック"/>
+                <w:color w:val="5A6070"/>
+                <w:sz w:val="20"/>
+                <w:szCs w:val="20"/>
+              </w:rPr>
+              <w:t xml:space="preserve">（保護者用）</w:t>
+            </w:r>
+          </w:p>
         </w:tc>
         <w:tc>
           <w:tcPr>
-            <w:tcW w:type="dxa" w:w="1474"/>
+            <w:tcW w:type="dxa" w:w="1361"/>
             <w:tcBorders>
               <w:top w:val="single" w:sz="6" w:space="0" w:color="9AA0B8"/>
               <w:left w:val="single" w:sz="6" w:space="0" w:color="9AA0B8"/>
@@ -53,12 +83,12 @@
           </w:tcPr>
           <w:p>
             <w:pPr>
-              <w:spacing w:after="0" w:before="0"/>
+              <w:spacing w:after="0" w:before="0" w:line="238" w:lineRule="exact"/>
               <w:jc w:val="center"/>
             </w:pPr>
             <w:r>
               <w:rPr>
-                <w:rFonts w:ascii="游ゴシック" w:hAnsi="游ゴシック" w:eastAsia="游ゴシック" w:cs="游ゴシック"/>
+                <w:rFonts w:ascii="BIZ UDPゴシック" w:hAnsi="BIZ UDPゴシック" w:eastAsia="BIZ UDPゴシック" w:cs="BIZ UDPゴシック"/>
                 <w:b/>
                 <w:bCs/>
                 <w:color w:val="1F2330"/>
@@ -71,7 +101,7 @@
         </w:tc>
         <w:tc>
           <w:tcPr>
-            <w:tcW w:type="dxa" w:w="2835"/>
+            <w:tcW w:type="dxa" w:w="2381"/>
             <w:tcBorders>
               <w:top w:val="single" w:sz="6" w:space="0" w:color="9AA0B8"/>
               <w:left w:val="single" w:sz="6" w:space="0" w:color="9AA0B8"/>
@@ -89,18 +119,19 @@
       </w:tr>
       <w:tr>
         <w:trPr>
-          <w:trHeight w:val="482" w:hRule="atLeast"/>
+          <w:trHeight w:val="425" w:hRule="atLeast"/>
         </w:trPr>
         <w:tc>
           <w:tcPr>
-            <w:tcW w:type="dxa" w:w="5556"/>
+            <w:tcW w:type="dxa" w:w="6463"/>
+            <w:vMerge/>
             <w:vAlign w:val="center"/>
           </w:tcPr>
           <w:p/>
         </w:tc>
         <w:tc>
           <w:tcPr>
-            <w:tcW w:type="dxa" w:w="1474"/>
+            <w:tcW w:type="dxa" w:w="1361"/>
             <w:tcBorders>
               <w:top w:val="single" w:sz="6" w:space="0" w:color="9AA0B8"/>
               <w:left w:val="single" w:sz="6" w:space="0" w:color="9AA0B8"/>
@@ -112,12 +143,12 @@
           </w:tcPr>
           <w:p>
             <w:pPr>
-              <w:spacing w:after="0" w:before="0"/>
+              <w:spacing w:after="0" w:before="0" w:line="238" w:lineRule="exact"/>
               <w:jc w:val="center"/>
             </w:pPr>
             <w:r>
               <w:rPr>
-                <w:rFonts w:ascii="游ゴシック" w:hAnsi="游ゴシック" w:eastAsia="游ゴシック" w:cs="游ゴシック"/>
+                <w:rFonts w:ascii="BIZ UDPゴシック" w:hAnsi="BIZ UDPゴシック" w:eastAsia="BIZ UDPゴシック" w:cs="BIZ UDPゴシック"/>
                 <w:b/>
                 <w:bCs/>
                 <w:color w:val="1F2330"/>
@@ -130,7 +161,7 @@
         </w:tc>
         <w:tc>
           <w:tcPr>
-            <w:tcW w:type="dxa" w:w="2835"/>
+            <w:tcW w:type="dxa" w:w="2381"/>
             <w:tcBorders>
               <w:top w:val="single" w:sz="6" w:space="0" w:color="9AA0B8"/>
               <w:left w:val="single" w:sz="6" w:space="0" w:color="9AA0B8"/>
@@ -141,16 +172,16 @@
           </w:tcPr>
           <w:p>
             <w:pPr>
-              <w:spacing w:after="0" w:before="0"/>
+              <w:spacing w:after="0" w:before="0" w:line="238" w:lineRule="exact"/>
             </w:pPr>
             <w:r>
               <w:rPr>
-                <w:rFonts w:ascii="游明朝" w:hAnsi="游明朝" w:eastAsia="游明朝" w:cs="游明朝"/>
+                <w:rFonts w:ascii="BIZ UDPゴシック" w:hAnsi="BIZ UDPゴシック" w:eastAsia="BIZ UDPゴシック" w:cs="BIZ UDPゴシック"/>
                 <w:color w:val="1F2330"/>
-                <w:sz w:val="20"/>
-                <w:szCs w:val="20"/>
+                <w:sz w:val="19"/>
+                <w:szCs w:val="19"/>
               </w:rPr>
-              <w:t xml:space="preserve">2026年　　月　　日</w:t>
+              <w:t xml:space="preserve">2026年　 月　 日</w:t>
             </w:r>
           </w:p>
         </w:tc>
@@ -158,216 +189,389 @@
     </w:tbl>
     <w:p>
       <w:pPr>
-        <w:keepNext/>
-        <w:spacing w:before="120" w:after="40"/>
-        <w:jc w:val="center"/>
+        <w:spacing w:before="80" w:after="80" w:line="238" w:lineRule="exact"/>
       </w:pPr>
       <w:r>
         <w:rPr>
-          <w:rFonts w:ascii="游ゴシック" w:hAnsi="游ゴシック" w:eastAsia="游ゴシック" w:cs="游ゴシック"/>
+          <w:rFonts w:ascii="BIZ UDPゴシック" w:hAnsi="BIZ UDPゴシック" w:eastAsia="BIZ UDPゴシック" w:cs="BIZ UDPゴシック"/>
+          <w:color w:val="1F2330"/>
+          <w:sz w:val="19"/>
+          <w:szCs w:val="19"/>
+        </w:rPr>
+        <w:t xml:space="preserve">アプリの改善のため、ご意見をお聞かせください。</w:t>
+      </w:r>
+      <w:r>
+        <w:rPr>
+          <w:rFonts w:ascii="BIZ UDPゴシック" w:hAnsi="BIZ UDPゴシック" w:eastAsia="BIZ UDPゴシック" w:cs="BIZ UDPゴシック"/>
           <w:b/>
           <w:bCs/>
-          <w:color w:val="0E1E45"/>
-          <w:sz w:val="34"/>
-          <w:szCs w:val="34"/>
+          <w:color w:val="1F2330"/>
+          <w:sz w:val="19"/>
+          <w:szCs w:val="19"/>
         </w:rPr>
-        <w:t xml:space="preserve">保護者の方へのアンケート</w:t>
+        <w:t xml:space="preserve">無記名です（お名前は書かず、参加者番号のみご記入ください）。</w:t>
+      </w:r>
+      <w:r>
+        <w:rPr>
+          <w:rFonts w:ascii="BIZ UDPゴシック" w:hAnsi="BIZ UDPゴシック" w:eastAsia="BIZ UDPゴシック" w:cs="BIZ UDPゴシック"/>
+          <w:color w:val="1F2330"/>
+          <w:sz w:val="19"/>
+          <w:szCs w:val="19"/>
+        </w:rPr>
+        <w:t xml:space="preserve">回答は任意で、答えたくない質問は空欄で構いません。お子さまの成績や評価には関係ありません（所要時間10〜15分程度）。ご記入後は封筒に入れて封をし、</w:t>
+      </w:r>
+      <w:r>
+        <w:rPr>
+          <w:rFonts w:ascii="BIZ UDPゴシック" w:hAnsi="BIZ UDPゴシック" w:eastAsia="BIZ UDPゴシック" w:cs="BIZ UDPゴシック"/>
+          <w:b/>
+          <w:bCs/>
+          <w:color w:val="1F2330"/>
+          <w:sz w:val="19"/>
+          <w:szCs w:val="19"/>
+          <w:highlight w:val="yellow"/>
+        </w:rPr>
+        <w:t xml:space="preserve">【</w:t>
+      </w:r>
+      <w:r>
+        <w:rPr>
+          <w:rFonts w:ascii="BIZ UDPゴシック" w:hAnsi="BIZ UDPゴシック" w:eastAsia="BIZ UDPゴシック" w:cs="BIZ UDPゴシック"/>
+          <w:b/>
+          <w:bCs/>
+          <w:color w:val="1F2330"/>
+          <w:sz w:val="19"/>
+          <w:szCs w:val="19"/>
+          <w:highlight w:val="yellow"/>
+        </w:rPr>
+        <w:t xml:space="preserve">要記入：提出期限</w:t>
+      </w:r>
+      <w:r>
+        <w:rPr>
+          <w:rFonts w:ascii="BIZ UDPゴシック" w:hAnsi="BIZ UDPゴシック" w:eastAsia="BIZ UDPゴシック" w:cs="BIZ UDPゴシック"/>
+          <w:b/>
+          <w:bCs/>
+          <w:color w:val="1F2330"/>
+          <w:sz w:val="19"/>
+          <w:szCs w:val="19"/>
+          <w:highlight w:val="yellow"/>
+        </w:rPr>
+        <w:t xml:space="preserve">】</w:t>
+      </w:r>
+      <w:r>
+        <w:rPr>
+          <w:rFonts w:ascii="BIZ UDPゴシック" w:hAnsi="BIZ UDPゴシック" w:eastAsia="BIZ UDPゴシック" w:cs="BIZ UDPゴシック"/>
+          <w:color w:val="1F2330"/>
+          <w:sz w:val="19"/>
+          <w:szCs w:val="19"/>
+        </w:rPr>
+        <w:t xml:space="preserve">までにお子さまを通じて担当の先生へご提出ください。</w:t>
       </w:r>
     </w:p>
     <w:p>
       <w:pPr>
-        <w:keepNext/>
-        <w:spacing w:before="0" w:after="120"/>
-        <w:jc w:val="center"/>
+        <w:spacing w:before="0" w:after="40" w:line="262" w:lineRule="exact"/>
       </w:pPr>
       <w:r>
         <w:rPr>
-          <w:rFonts w:ascii="游ゴシック" w:hAnsi="游ゴシック" w:eastAsia="游ゴシック" w:cs="游ゴシック"/>
-          <w:color w:val="5A6070"/>
-          <w:sz w:val="22"/>
-          <w:szCs w:val="22"/>
+          <w:rFonts w:ascii="BIZ UDPゴシック" w:hAnsi="BIZ UDPゴシック" w:eastAsia="BIZ UDPゴシック" w:cs="BIZ UDPゴシック"/>
+          <w:b/>
+          <w:bCs/>
+          <w:color w:val="0E1E45"/>
+          <w:sz w:val="21"/>
+          <w:szCs w:val="21"/>
         </w:rPr>
-        <w:t xml:space="preserve">発音練習アプリ「SP-PS」をお使いいただいて</w:t>
+        <w:t xml:space="preserve">A．ご家庭での利用状況（当てはまるものに ○）</w:t>
       </w:r>
     </w:p>
     <w:tbl>
       <w:tblPr>
-        <w:tblW w:type="dxa" w:w="9865"/>
+        <w:tblW w:type="dxa" w:w="10206"/>
         <w:jc w:val="center"/>
         <w:tblBorders>
-          <w:top w:val="single" w:sz="6" w:space="0" w:color="B9BED6"/>
-          <w:left w:val="single" w:sz="6" w:space="0" w:color="B9BED6"/>
-          <w:bottom w:val="single" w:sz="6" w:space="0" w:color="B9BED6"/>
-          <w:right w:val="single" w:sz="6" w:space="0" w:color="B9BED6"/>
-          <w:insideH w:val="single" w:sz="6" w:space="0" w:color="B9BED6"/>
-          <w:insideV w:val="single" w:sz="6" w:space="0" w:color="B9BED6"/>
+          <w:top w:val="single" w:sz="6" w:space="0" w:color="9AA0B8"/>
+          <w:left w:val="single" w:sz="6" w:space="0" w:color="9AA0B8"/>
+          <w:bottom w:val="single" w:sz="6" w:space="0" w:color="9AA0B8"/>
+          <w:right w:val="single" w:sz="6" w:space="0" w:color="9AA0B8"/>
+          <w:insideH w:val="dotted" w:sz="6" w:space="0" w:color="9AA0B8"/>
+          <w:insideV w:val="nil"/>
         </w:tblBorders>
         <w:tblLayout w:type="fixed"/>
         <w:tblCellMar>
-          <w:top w:w="40" w:type="dxa"/>
-          <w:left w:w="68" w:type="dxa"/>
-          <w:bottom w:w="40" w:type="dxa"/>
-          <w:right w:w="68" w:type="dxa"/>
+          <w:top w:w="20" w:type="dxa"/>
+          <w:left w:w="34" w:type="dxa"/>
+          <w:bottom w:w="20" w:type="dxa"/>
+          <w:right w:w="34" w:type="dxa"/>
         </w:tblCellMar>
         <w:tblLook w:firstColumn="1" w:firstRow="1" w:lastColumn="0" w:lastRow="0" w:noHBand="0" w:noVBand="1" w:val="04A0"/>
       </w:tblPr>
       <w:tblGrid>
-        <w:gridCol w:w="9865"/>
+        <w:gridCol w:w="396"/>
+        <w:gridCol w:w="3175"/>
+        <w:gridCol w:w="6633"/>
       </w:tblGrid>
       <w:tr>
+        <w:trPr>
+          <w:trHeight w:val="340" w:hRule="atLeast"/>
+        </w:trPr>
         <w:tc>
           <w:tcPr>
-            <w:tcW w:type="dxa" w:w="9865"/>
-            <w:shd w:val="clear" w:color="auto" w:fill="F4F5FB"/>
+            <w:tcW w:type="dxa" w:w="397"/>
             <w:vAlign w:val="center"/>
           </w:tcPr>
           <w:p>
             <w:pPr>
-              <w:spacing w:after="20" w:before="0"/>
+              <w:spacing w:after="0" w:before="0" w:line="238" w:lineRule="exact"/>
             </w:pPr>
             <w:r>
               <w:rPr>
-                <w:rFonts w:ascii="游明朝" w:hAnsi="游明朝" w:eastAsia="游明朝" w:cs="游明朝"/>
-                <w:color w:val="1F2330"/>
-                <w:sz w:val="19"/>
-                <w:szCs w:val="19"/>
-              </w:rPr>
-              <w:t xml:space="preserve">・このアンケートは、アプリの改善のために、保護者の方のご意見をうかがうものです。</w:t>
-            </w:r>
-          </w:p>
-          <w:p>
-            <w:pPr>
-              <w:spacing w:after="20" w:before="0"/>
-            </w:pPr>
-            <w:r>
-              <w:rPr>
-                <w:rFonts w:ascii="游明朝" w:hAnsi="游明朝" w:eastAsia="游明朝" w:cs="游明朝"/>
-                <w:color w:val="1F2330"/>
-                <w:sz w:val="19"/>
-                <w:szCs w:val="19"/>
-              </w:rPr>
-              <w:t xml:space="preserve">・</w:t>
-            </w:r>
-            <w:r>
-              <w:rPr>
-                <w:rFonts w:ascii="游明朝" w:hAnsi="游明朝" w:eastAsia="游明朝" w:cs="游明朝"/>
+                <w:rFonts w:ascii="BIZ UDPゴシック" w:hAnsi="BIZ UDPゴシック" w:eastAsia="BIZ UDPゴシック" w:cs="BIZ UDPゴシック"/>
                 <w:b/>
                 <w:bCs/>
                 <w:color w:val="1F2330"/>
                 <w:sz w:val="19"/>
                 <w:szCs w:val="19"/>
               </w:rPr>
-              <w:t xml:space="preserve">無記名です。お名前は書かないでください。</w:t>
-            </w:r>
-            <w:r>
-              <w:rPr>
-                <w:rFonts w:ascii="游明朝" w:hAnsi="游明朝" w:eastAsia="游明朝" w:cs="游明朝"/>
-                <w:color w:val="1F2330"/>
-                <w:sz w:val="19"/>
-                <w:szCs w:val="19"/>
-              </w:rPr>
-              <w:t xml:space="preserve">参加者番号のみご記入ください。</w:t>
+              <w:t xml:space="preserve">A1</w:t>
             </w:r>
           </w:p>
+        </w:tc>
+        <w:tc>
+          <w:tcPr>
+            <w:tcW w:type="dxa" w:w="3175"/>
+            <w:vAlign w:val="center"/>
+          </w:tcPr>
           <w:p>
             <w:pPr>
-              <w:spacing w:after="20" w:before="0"/>
+              <w:spacing w:after="0" w:before="0" w:line="250" w:lineRule="exact"/>
             </w:pPr>
             <w:r>
               <w:rPr>
-                <w:rFonts w:ascii="游明朝" w:hAnsi="游明朝" w:eastAsia="游明朝" w:cs="游明朝"/>
+                <w:rFonts w:ascii="BIZ UDPゴシック" w:hAnsi="BIZ UDPゴシック" w:eastAsia="BIZ UDPゴシック" w:cs="BIZ UDPゴシック"/>
                 <w:color w:val="1F2330"/>
-                <w:sz w:val="19"/>
-                <w:szCs w:val="19"/>
+                <w:sz w:val="20"/>
+                <w:szCs w:val="20"/>
               </w:rPr>
-              <w:t xml:space="preserve">・回答は任意です。答えたくない質問は空欄のままで構いません。回答しないことによる不利益はありません。</w:t>
+              <w:t xml:space="preserve">ご家庭でアプリを使った頻度</w:t>
             </w:r>
           </w:p>
+        </w:tc>
+        <w:tc>
+          <w:tcPr>
+            <w:tcW w:type="dxa" w:w="6633"/>
+            <w:vAlign w:val="center"/>
+          </w:tcPr>
           <w:p>
             <w:pPr>
-              <w:spacing w:after="20" w:before="0"/>
+              <w:spacing w:after="0" w:before="0" w:line="250" w:lineRule="exact"/>
             </w:pPr>
             <w:r>
               <w:rPr>
-                <w:rFonts w:ascii="游明朝" w:hAnsi="游明朝" w:eastAsia="游明朝" w:cs="游明朝"/>
+                <w:rFonts w:ascii="BIZ UDPゴシック" w:hAnsi="BIZ UDPゴシック" w:eastAsia="BIZ UDPゴシック" w:cs="BIZ UDPゴシック"/>
                 <w:color w:val="1F2330"/>
-                <w:sz w:val="19"/>
-                <w:szCs w:val="19"/>
+                <w:sz w:val="20"/>
+                <w:szCs w:val="20"/>
               </w:rPr>
-              <w:t xml:space="preserve">・回答は、お子さまの成績や学校での評価には一切関係ありません。</w:t>
+              <w:t xml:space="preserve">□ ほぼ毎日　□ 週に3〜4日　□ 週に1〜2日　□ ほぼ使わなかった</w:t>
             </w:r>
           </w:p>
+        </w:tc>
+      </w:tr>
+      <w:tr>
+        <w:trPr>
+          <w:trHeight w:val="340" w:hRule="atLeast"/>
+        </w:trPr>
+        <w:tc>
+          <w:tcPr>
+            <w:tcW w:type="dxa" w:w="397"/>
+            <w:vAlign w:val="center"/>
+          </w:tcPr>
           <w:p>
             <w:pPr>
-              <w:spacing w:after="20" w:before="0"/>
+              <w:spacing w:after="0" w:before="0" w:line="238" w:lineRule="exact"/>
             </w:pPr>
             <w:r>
               <w:rPr>
-                <w:rFonts w:ascii="游明朝" w:hAnsi="游明朝" w:eastAsia="游明朝" w:cs="游明朝"/>
-                <w:color w:val="1F2330"/>
-                <w:sz w:val="19"/>
-                <w:szCs w:val="19"/>
-              </w:rPr>
-              <w:t xml:space="preserve">・所要時間は10分程度です。</w:t>
-            </w:r>
-          </w:p>
-          <w:p>
-            <w:pPr>
-              <w:spacing w:after="20" w:before="0"/>
-            </w:pPr>
-            <w:r>
-              <w:rPr>
-                <w:rFonts w:ascii="游明朝" w:hAnsi="游明朝" w:eastAsia="游明朝" w:cs="游明朝"/>
-                <w:color w:val="1F2330"/>
-                <w:sz w:val="19"/>
-                <w:szCs w:val="19"/>
-              </w:rPr>
-              <w:t xml:space="preserve">・ご記入後は、同封の封筒に入れて封をし、</w:t>
-            </w:r>
-            <w:r>
-              <w:rPr>
-                <w:rFonts w:ascii="游明朝" w:hAnsi="游明朝" w:eastAsia="游明朝" w:cs="游明朝"/>
+                <w:rFonts w:ascii="BIZ UDPゴシック" w:hAnsi="BIZ UDPゴシック" w:eastAsia="BIZ UDPゴシック" w:cs="BIZ UDPゴシック"/>
                 <w:b/>
                 <w:bCs/>
                 <w:color w:val="1F2330"/>
                 <w:sz w:val="19"/>
                 <w:szCs w:val="19"/>
-                <w:highlight w:val="yellow"/>
               </w:rPr>
-              <w:t xml:space="preserve">【</w:t>
+              <w:t xml:space="preserve">A2</w:t>
             </w:r>
+          </w:p>
+        </w:tc>
+        <w:tc>
+          <w:tcPr>
+            <w:tcW w:type="dxa" w:w="3175"/>
+            <w:vAlign w:val="center"/>
+          </w:tcPr>
+          <w:p>
+            <w:pPr>
+              <w:spacing w:after="0" w:before="0" w:line="250" w:lineRule="exact"/>
+            </w:pPr>
             <w:r>
               <w:rPr>
-                <w:rFonts w:ascii="游明朝" w:hAnsi="游明朝" w:eastAsia="游明朝" w:cs="游明朝"/>
+                <w:rFonts w:ascii="BIZ UDPゴシック" w:hAnsi="BIZ UDPゴシック" w:eastAsia="BIZ UDPゴシック" w:cs="BIZ UDPゴシック"/>
+                <w:color w:val="1F2330"/>
+                <w:sz w:val="20"/>
+                <w:szCs w:val="20"/>
+              </w:rPr>
+              <w:t xml:space="preserve">主に使ったスマートフォン</w:t>
+            </w:r>
+          </w:p>
+        </w:tc>
+        <w:tc>
+          <w:tcPr>
+            <w:tcW w:type="dxa" w:w="6633"/>
+            <w:vAlign w:val="center"/>
+          </w:tcPr>
+          <w:p>
+            <w:pPr>
+              <w:spacing w:after="0" w:before="0" w:line="250" w:lineRule="exact"/>
+            </w:pPr>
+            <w:r>
+              <w:rPr>
+                <w:rFonts w:ascii="BIZ UDPゴシック" w:hAnsi="BIZ UDPゴシック" w:eastAsia="BIZ UDPゴシック" w:cs="BIZ UDPゴシック"/>
+                <w:color w:val="1F2330"/>
+                <w:sz w:val="20"/>
+                <w:szCs w:val="20"/>
+              </w:rPr>
+              <w:t xml:space="preserve">□ お子さまのもの　□ 保護者のもの　□ その他（　　　　）</w:t>
+            </w:r>
+          </w:p>
+        </w:tc>
+      </w:tr>
+      <w:tr>
+        <w:trPr>
+          <w:trHeight w:val="340" w:hRule="atLeast"/>
+        </w:trPr>
+        <w:tc>
+          <w:tcPr>
+            <w:tcW w:type="dxa" w:w="397"/>
+            <w:vAlign w:val="center"/>
+          </w:tcPr>
+          <w:p>
+            <w:pPr>
+              <w:spacing w:after="0" w:before="0" w:line="238" w:lineRule="exact"/>
+            </w:pPr>
+            <w:r>
+              <w:rPr>
+                <w:rFonts w:ascii="BIZ UDPゴシック" w:hAnsi="BIZ UDPゴシック" w:eastAsia="BIZ UDPゴシック" w:cs="BIZ UDPゴシック"/>
                 <w:b/>
                 <w:bCs/>
                 <w:color w:val="1F2330"/>
                 <w:sz w:val="19"/>
                 <w:szCs w:val="19"/>
-                <w:highlight w:val="yellow"/>
               </w:rPr>
-              <w:t xml:space="preserve">要記入：提出期限</w:t>
+              <w:t xml:space="preserve">A3</w:t>
             </w:r>
+          </w:p>
+        </w:tc>
+        <w:tc>
+          <w:tcPr>
+            <w:tcW w:type="dxa" w:w="3175"/>
+            <w:vAlign w:val="center"/>
+          </w:tcPr>
+          <w:p>
+            <w:pPr>
+              <w:spacing w:after="0" w:before="0" w:line="250" w:lineRule="exact"/>
+            </w:pPr>
             <w:r>
               <w:rPr>
-                <w:rFonts w:ascii="游明朝" w:hAnsi="游明朝" w:eastAsia="游明朝" w:cs="游明朝"/>
+                <w:rFonts w:ascii="BIZ UDPゴシック" w:hAnsi="BIZ UDPゴシック" w:eastAsia="BIZ UDPゴシック" w:cs="BIZ UDPゴシック"/>
+                <w:color w:val="1F2330"/>
+                <w:sz w:val="20"/>
+                <w:szCs w:val="20"/>
+              </w:rPr>
+              <w:t xml:space="preserve">スマートフォンの種類</w:t>
+            </w:r>
+          </w:p>
+        </w:tc>
+        <w:tc>
+          <w:tcPr>
+            <w:tcW w:type="dxa" w:w="6633"/>
+            <w:vAlign w:val="center"/>
+          </w:tcPr>
+          <w:p>
+            <w:pPr>
+              <w:spacing w:after="0" w:before="0" w:line="250" w:lineRule="exact"/>
+            </w:pPr>
+            <w:r>
+              <w:rPr>
+                <w:rFonts w:ascii="BIZ UDPゴシック" w:hAnsi="BIZ UDPゴシック" w:eastAsia="BIZ UDPゴシック" w:cs="BIZ UDPゴシック"/>
+                <w:color w:val="1F2330"/>
+                <w:sz w:val="20"/>
+                <w:szCs w:val="20"/>
+              </w:rPr>
+              <w:t xml:space="preserve">□ iPhone　□ Android　□ その他（　　　　）</w:t>
+            </w:r>
+          </w:p>
+        </w:tc>
+      </w:tr>
+      <w:tr>
+        <w:trPr>
+          <w:trHeight w:val="340" w:hRule="atLeast"/>
+        </w:trPr>
+        <w:tc>
+          <w:tcPr>
+            <w:tcW w:type="dxa" w:w="397"/>
+            <w:vAlign w:val="center"/>
+          </w:tcPr>
+          <w:p>
+            <w:pPr>
+              <w:spacing w:after="0" w:before="0" w:line="238" w:lineRule="exact"/>
+            </w:pPr>
+            <w:r>
+              <w:rPr>
+                <w:rFonts w:ascii="BIZ UDPゴシック" w:hAnsi="BIZ UDPゴシック" w:eastAsia="BIZ UDPゴシック" w:cs="BIZ UDPゴシック"/>
                 <w:b/>
                 <w:bCs/>
                 <w:color w:val="1F2330"/>
                 <w:sz w:val="19"/>
                 <w:szCs w:val="19"/>
-                <w:highlight w:val="yellow"/>
               </w:rPr>
-              <w:t xml:space="preserve">】</w:t>
+              <w:t xml:space="preserve">A4</w:t>
             </w:r>
+          </w:p>
+        </w:tc>
+        <w:tc>
+          <w:tcPr>
+            <w:tcW w:type="dxa" w:w="3175"/>
+            <w:vAlign w:val="center"/>
+          </w:tcPr>
+          <w:p>
+            <w:pPr>
+              <w:spacing w:after="0" w:before="0" w:line="250" w:lineRule="exact"/>
+            </w:pPr>
             <w:r>
               <w:rPr>
-                <w:rFonts w:ascii="游明朝" w:hAnsi="游明朝" w:eastAsia="游明朝" w:cs="游明朝"/>
+                <w:rFonts w:ascii="BIZ UDPゴシック" w:hAnsi="BIZ UDPゴシック" w:eastAsia="BIZ UDPゴシック" w:cs="BIZ UDPゴシック"/>
                 <w:color w:val="1F2330"/>
-                <w:sz w:val="19"/>
-                <w:szCs w:val="19"/>
+                <w:sz w:val="20"/>
+                <w:szCs w:val="20"/>
               </w:rPr>
-              <w:t xml:space="preserve">までに、お子さまを通じて担当の先生へご提出ください。</w:t>
+              <w:t xml:space="preserve">練習中、そばにいましたか</w:t>
+            </w:r>
+          </w:p>
+        </w:tc>
+        <w:tc>
+          <w:tcPr>
+            <w:tcW w:type="dxa" w:w="6633"/>
+            <w:vAlign w:val="center"/>
+          </w:tcPr>
+          <w:p>
+            <w:pPr>
+              <w:spacing w:after="0" w:before="0" w:line="250" w:lineRule="exact"/>
+            </w:pPr>
+            <w:r>
+              <w:rPr>
+                <w:rFonts w:ascii="BIZ UDPゴシック" w:hAnsi="BIZ UDPゴシック" w:eastAsia="BIZ UDPゴシック" w:cs="BIZ UDPゴシック"/>
+                <w:color w:val="1F2330"/>
+                <w:sz w:val="20"/>
+                <w:szCs w:val="20"/>
+              </w:rPr>
+              <w:t xml:space="preserve">□ いつも　□ ときどき　□ ほとんどいなかった</w:t>
             </w:r>
           </w:p>
         </w:tc>
@@ -375,692 +579,23 @@
     </w:tbl>
     <w:p>
       <w:pPr>
-        <w:pStyle w:val="Heading1"/>
-        <w:keepNext/>
-        <w:pBdr>
-          <w:left w:val="single" w:sz="36" w:space="6" w:color="0E1E45"/>
-          <w:bottom w:val="single" w:sz="4" w:space="2" w:color="B9BED6"/>
-        </w:pBdr>
-        <w:spacing w:before="160" w:after="60" w:line="276" w:lineRule="auto"/>
-        <w:ind w:left="142"/>
+        <w:spacing w:before="120" w:after="40" w:line="262" w:lineRule="exact"/>
       </w:pPr>
       <w:r>
         <w:rPr>
-          <w:rFonts w:ascii="游ゴシック" w:hAnsi="游ゴシック" w:eastAsia="游ゴシック" w:cs="游ゴシック"/>
+          <w:rFonts w:ascii="BIZ UDPゴシック" w:hAnsi="BIZ UDPゴシック" w:eastAsia="BIZ UDPゴシック" w:cs="BIZ UDPゴシック"/>
           <w:b/>
           <w:bCs/>
           <w:color w:val="0E1E45"/>
-          <w:sz w:val="24"/>
-          <w:szCs w:val="24"/>
-        </w:rPr>
-        <w:t xml:space="preserve">A．ご家庭での利用状況</w:t>
-      </w:r>
-    </w:p>
-    <w:p>
-      <w:pPr>
-        <w:keepNext/>
-        <w:spacing w:before="60" w:after="20"/>
-      </w:pPr>
-      <w:r>
-        <w:rPr>
-          <w:rFonts w:ascii="游明朝" w:hAnsi="游明朝" w:eastAsia="游明朝" w:cs="游明朝"/>
-          <w:b/>
-          <w:bCs/>
-          <w:color w:val="1F2330"/>
           <w:sz w:val="21"/>
           <w:szCs w:val="21"/>
         </w:rPr>
-        <w:t xml:space="preserve">A1．</w:t>
-      </w:r>
-      <w:r>
-        <w:rPr>
-          <w:rFonts w:ascii="游明朝" w:hAnsi="游明朝" w:eastAsia="游明朝" w:cs="游明朝"/>
-          <w:color w:val="1F2330"/>
-          <w:sz w:val="21"/>
-          <w:szCs w:val="21"/>
-        </w:rPr>
-        <w:t xml:space="preserve">ご家庭でアプリを使った頻度（1つに○）</w:t>
+        <w:t xml:space="preserve">B．当てはまる番号に ○（分からない・該当しない場合は「－」に ○）</w:t>
       </w:r>
     </w:p>
     <w:tbl>
       <w:tblPr>
-        <w:tblW w:type="dxa" w:w="9865"/>
-        <w:jc w:val="center"/>
-        <w:tblBorders>
-          <w:top w:val="nil"/>
-          <w:left w:val="nil"/>
-          <w:bottom w:val="nil"/>
-          <w:right w:val="nil"/>
-          <w:insideH w:val="nil"/>
-          <w:insideV w:val="nil"/>
-        </w:tblBorders>
-        <w:tblLayout w:type="fixed"/>
-        <w:tblCellMar>
-          <w:top w:w="17" w:type="dxa"/>
-          <w:left w:w="28" w:type="dxa"/>
-          <w:bottom w:w="17" w:type="dxa"/>
-          <w:right w:w="28" w:type="dxa"/>
-        </w:tblCellMar>
-        <w:tblLook w:firstColumn="1" w:firstRow="1" w:lastColumn="0" w:lastRow="0" w:noHBand="0" w:noVBand="1" w:val="04A0"/>
-      </w:tblPr>
-      <w:tblGrid>
-        <w:gridCol w:w="453"/>
-        <w:gridCol w:w="3137"/>
-        <w:gridCol w:w="3137"/>
-        <w:gridCol w:w="3137"/>
-      </w:tblGrid>
-      <w:tr>
-        <w:tc>
-          <w:tcPr>
-            <w:tcW w:type="dxa" w:w="454"/>
-            <w:vAlign w:val="center"/>
-          </w:tcPr>
-          <w:p>
-            <w:pPr>
-              <w:keepNext/>
-            </w:pPr>
-          </w:p>
-        </w:tc>
-        <w:tc>
-          <w:tcPr>
-            <w:tcW w:type="dxa" w:w="3137"/>
-            <w:vAlign w:val="center"/>
-          </w:tcPr>
-          <w:p>
-            <w:pPr>
-              <w:keepNext/>
-              <w:spacing w:after="0" w:before="0"/>
-            </w:pPr>
-            <w:r>
-              <w:rPr>
-                <w:rFonts w:ascii="游明朝" w:hAnsi="游明朝" w:eastAsia="游明朝" w:cs="游明朝"/>
-                <w:color w:val="1F2330"/>
-                <w:sz w:val="21"/>
-                <w:szCs w:val="21"/>
-              </w:rPr>
-              <w:t xml:space="preserve">□ ほぼ毎日</w:t>
-            </w:r>
-          </w:p>
-        </w:tc>
-        <w:tc>
-          <w:tcPr>
-            <w:tcW w:type="dxa" w:w="3137"/>
-            <w:vAlign w:val="center"/>
-          </w:tcPr>
-          <w:p>
-            <w:pPr>
-              <w:keepNext/>
-              <w:spacing w:after="0" w:before="0"/>
-            </w:pPr>
-            <w:r>
-              <w:rPr>
-                <w:rFonts w:ascii="游明朝" w:hAnsi="游明朝" w:eastAsia="游明朝" w:cs="游明朝"/>
-                <w:color w:val="1F2330"/>
-                <w:sz w:val="21"/>
-                <w:szCs w:val="21"/>
-              </w:rPr>
-              <w:t xml:space="preserve">□ 週に3〜4日</w:t>
-            </w:r>
-          </w:p>
-        </w:tc>
-        <w:tc>
-          <w:tcPr>
-            <w:tcW w:type="dxa" w:w="3137"/>
-            <w:vAlign w:val="center"/>
-          </w:tcPr>
-          <w:p>
-            <w:pPr>
-              <w:keepNext/>
-              <w:spacing w:after="0" w:before="0"/>
-            </w:pPr>
-            <w:r>
-              <w:rPr>
-                <w:rFonts w:ascii="游明朝" w:hAnsi="游明朝" w:eastAsia="游明朝" w:cs="游明朝"/>
-                <w:color w:val="1F2330"/>
-                <w:sz w:val="21"/>
-                <w:szCs w:val="21"/>
-              </w:rPr>
-              <w:t xml:space="preserve">□ 週に1〜2日</w:t>
-            </w:r>
-          </w:p>
-        </w:tc>
-      </w:tr>
-      <w:tr>
-        <w:tc>
-          <w:tcPr>
-            <w:tcW w:type="dxa" w:w="454"/>
-            <w:vAlign w:val="center"/>
-          </w:tcPr>
-          <w:p/>
-        </w:tc>
-        <w:tc>
-          <w:tcPr>
-            <w:tcW w:type="dxa" w:w="3137"/>
-            <w:vAlign w:val="center"/>
-          </w:tcPr>
-          <w:p>
-            <w:pPr>
-              <w:spacing w:after="0" w:before="0"/>
-            </w:pPr>
-            <w:r>
-              <w:rPr>
-                <w:rFonts w:ascii="游明朝" w:hAnsi="游明朝" w:eastAsia="游明朝" w:cs="游明朝"/>
-                <w:color w:val="1F2330"/>
-                <w:sz w:val="21"/>
-                <w:szCs w:val="21"/>
-              </w:rPr>
-              <w:t xml:space="preserve">□ ほとんど使わなかった</w:t>
-            </w:r>
-          </w:p>
-        </w:tc>
-        <w:tc>
-          <w:tcPr>
-            <w:tcW w:type="dxa" w:w="3137"/>
-            <w:vAlign w:val="center"/>
-          </w:tcPr>
-          <w:p>
-            <w:pPr>
-              <w:spacing w:after="0" w:before="0"/>
-            </w:pPr>
-            <w:r>
-              <w:rPr>
-                <w:rFonts w:ascii="游明朝" w:hAnsi="游明朝" w:eastAsia="游明朝" w:cs="游明朝"/>
-                <w:color w:val="1F2330"/>
-                <w:sz w:val="21"/>
-                <w:szCs w:val="21"/>
-              </w:rPr>
-              <w:t xml:space="preserve">□ 家庭では使わなかった</w:t>
-            </w:r>
-          </w:p>
-        </w:tc>
-        <w:tc>
-          <w:tcPr>
-            <w:tcW w:type="dxa" w:w="3137"/>
-            <w:vAlign w:val="center"/>
-          </w:tcPr>
-          <w:p/>
-        </w:tc>
-      </w:tr>
-    </w:tbl>
-    <w:p>
-      <w:pPr>
-        <w:spacing w:after="0" w:line="60" w:lineRule="exact"/>
-      </w:pPr>
-    </w:p>
-    <w:p>
-      <w:pPr>
-        <w:keepNext/>
-        <w:spacing w:before="60" w:after="20"/>
-      </w:pPr>
-      <w:r>
-        <w:rPr>
-          <w:rFonts w:ascii="游明朝" w:hAnsi="游明朝" w:eastAsia="游明朝" w:cs="游明朝"/>
-          <w:b/>
-          <w:bCs/>
-          <w:color w:val="1F2330"/>
-          <w:sz w:val="21"/>
-          <w:szCs w:val="21"/>
-        </w:rPr>
-        <w:t xml:space="preserve">A2．</w:t>
-      </w:r>
-      <w:r>
-        <w:rPr>
-          <w:rFonts w:ascii="游明朝" w:hAnsi="游明朝" w:eastAsia="游明朝" w:cs="游明朝"/>
-          <w:color w:val="1F2330"/>
-          <w:sz w:val="21"/>
-          <w:szCs w:val="21"/>
-        </w:rPr>
-        <w:t xml:space="preserve">ご家庭で使った端末（当てはまるものすべてに○）</w:t>
-      </w:r>
-    </w:p>
-    <w:tbl>
-      <w:tblPr>
-        <w:tblW w:type="dxa" w:w="9865"/>
-        <w:jc w:val="center"/>
-        <w:tblBorders>
-          <w:top w:val="nil"/>
-          <w:left w:val="nil"/>
-          <w:bottom w:val="nil"/>
-          <w:right w:val="nil"/>
-          <w:insideH w:val="nil"/>
-          <w:insideV w:val="nil"/>
-        </w:tblBorders>
-        <w:tblLayout w:type="fixed"/>
-        <w:tblCellMar>
-          <w:top w:w="17" w:type="dxa"/>
-          <w:left w:w="28" w:type="dxa"/>
-          <w:bottom w:w="17" w:type="dxa"/>
-          <w:right w:w="28" w:type="dxa"/>
-        </w:tblCellMar>
-        <w:tblLook w:firstColumn="1" w:firstRow="1" w:lastColumn="0" w:lastRow="0" w:noHBand="0" w:noVBand="1" w:val="04A0"/>
-      </w:tblPr>
-      <w:tblGrid>
-        <w:gridCol w:w="453"/>
-        <w:gridCol w:w="3137"/>
-        <w:gridCol w:w="3137"/>
-        <w:gridCol w:w="3137"/>
-      </w:tblGrid>
-      <w:tr>
-        <w:tc>
-          <w:tcPr>
-            <w:tcW w:type="dxa" w:w="454"/>
-            <w:vAlign w:val="center"/>
-          </w:tcPr>
-          <w:p>
-            <w:pPr>
-              <w:keepNext/>
-            </w:pPr>
-          </w:p>
-        </w:tc>
-        <w:tc>
-          <w:tcPr>
-            <w:tcW w:type="dxa" w:w="3137"/>
-            <w:vAlign w:val="center"/>
-          </w:tcPr>
-          <w:p>
-            <w:pPr>
-              <w:keepNext/>
-              <w:spacing w:after="0" w:before="0"/>
-            </w:pPr>
-            <w:r>
-              <w:rPr>
-                <w:rFonts w:ascii="游明朝" w:hAnsi="游明朝" w:eastAsia="游明朝" w:cs="游明朝"/>
-                <w:color w:val="1F2330"/>
-                <w:sz w:val="21"/>
-                <w:szCs w:val="21"/>
-              </w:rPr>
-              <w:t xml:space="preserve">□ スマートフォン（iPhone）</w:t>
-            </w:r>
-          </w:p>
-        </w:tc>
-        <w:tc>
-          <w:tcPr>
-            <w:tcW w:type="dxa" w:w="3137"/>
-            <w:vAlign w:val="center"/>
-          </w:tcPr>
-          <w:p>
-            <w:pPr>
-              <w:keepNext/>
-              <w:spacing w:after="0" w:before="0"/>
-            </w:pPr>
-            <w:r>
-              <w:rPr>
-                <w:rFonts w:ascii="游明朝" w:hAnsi="游明朝" w:eastAsia="游明朝" w:cs="游明朝"/>
-                <w:color w:val="1F2330"/>
-                <w:sz w:val="21"/>
-                <w:szCs w:val="21"/>
-              </w:rPr>
-              <w:t xml:space="preserve">□ スマートフォン（Android）</w:t>
-            </w:r>
-          </w:p>
-        </w:tc>
-        <w:tc>
-          <w:tcPr>
-            <w:tcW w:type="dxa" w:w="3137"/>
-            <w:vAlign w:val="center"/>
-          </w:tcPr>
-          <w:p>
-            <w:pPr>
-              <w:keepNext/>
-              <w:spacing w:after="0" w:before="0"/>
-            </w:pPr>
-            <w:r>
-              <w:rPr>
-                <w:rFonts w:ascii="游明朝" w:hAnsi="游明朝" w:eastAsia="游明朝" w:cs="游明朝"/>
-                <w:color w:val="1F2330"/>
-                <w:sz w:val="21"/>
-                <w:szCs w:val="21"/>
-              </w:rPr>
-              <w:t xml:space="preserve">□ タブレット</w:t>
-            </w:r>
-          </w:p>
-        </w:tc>
-      </w:tr>
-      <w:tr>
-        <w:tc>
-          <w:tcPr>
-            <w:tcW w:type="dxa" w:w="454"/>
-            <w:vAlign w:val="center"/>
-          </w:tcPr>
-          <w:p/>
-        </w:tc>
-        <w:tc>
-          <w:tcPr>
-            <w:tcW w:type="dxa" w:w="3137"/>
-            <w:vAlign w:val="center"/>
-          </w:tcPr>
-          <w:p>
-            <w:pPr>
-              <w:spacing w:after="0" w:before="0"/>
-            </w:pPr>
-            <w:r>
-              <w:rPr>
-                <w:rFonts w:ascii="游明朝" w:hAnsi="游明朝" w:eastAsia="游明朝" w:cs="游明朝"/>
-                <w:color w:val="1F2330"/>
-                <w:sz w:val="21"/>
-                <w:szCs w:val="21"/>
-              </w:rPr>
-              <w:t xml:space="preserve">□ パソコン</w:t>
-            </w:r>
-          </w:p>
-        </w:tc>
-        <w:tc>
-          <w:tcPr>
-            <w:tcW w:type="dxa" w:w="3137"/>
-            <w:vAlign w:val="center"/>
-          </w:tcPr>
-          <w:p>
-            <w:pPr>
-              <w:spacing w:after="0" w:before="0"/>
-            </w:pPr>
-            <w:r>
-              <w:rPr>
-                <w:rFonts w:ascii="游明朝" w:hAnsi="游明朝" w:eastAsia="游明朝" w:cs="游明朝"/>
-                <w:color w:val="1F2330"/>
-                <w:sz w:val="21"/>
-                <w:szCs w:val="21"/>
-              </w:rPr>
-              <w:t xml:space="preserve">□ その他（　　　　　　　　）</w:t>
-            </w:r>
-          </w:p>
-        </w:tc>
-        <w:tc>
-          <w:tcPr>
-            <w:tcW w:type="dxa" w:w="3137"/>
-            <w:vAlign w:val="center"/>
-          </w:tcPr>
-          <w:p/>
-        </w:tc>
-      </w:tr>
-    </w:tbl>
-    <w:p>
-      <w:pPr>
-        <w:spacing w:after="0" w:line="60" w:lineRule="exact"/>
-      </w:pPr>
-    </w:p>
-    <w:p>
-      <w:pPr>
-        <w:keepNext/>
-        <w:spacing w:before="60" w:after="20"/>
-      </w:pPr>
-      <w:r>
-        <w:rPr>
-          <w:rFonts w:ascii="游明朝" w:hAnsi="游明朝" w:eastAsia="游明朝" w:cs="游明朝"/>
-          <w:b/>
-          <w:bCs/>
-          <w:color w:val="1F2330"/>
-          <w:sz w:val="21"/>
-          <w:szCs w:val="21"/>
-        </w:rPr>
-        <w:t xml:space="preserve">A3．</w:t>
-      </w:r>
-      <w:r>
-        <w:rPr>
-          <w:rFonts w:ascii="游明朝" w:hAnsi="游明朝" w:eastAsia="游明朝" w:cs="游明朝"/>
-          <w:color w:val="1F2330"/>
-          <w:sz w:val="21"/>
-          <w:szCs w:val="21"/>
-        </w:rPr>
-        <w:t xml:space="preserve">お子さまが練習するとき、保護者の方はそばにいましたか（1つに○）</w:t>
-      </w:r>
-    </w:p>
-    <w:tbl>
-      <w:tblPr>
-        <w:tblW w:type="dxa" w:w="9865"/>
-        <w:jc w:val="center"/>
-        <w:tblBorders>
-          <w:top w:val="nil"/>
-          <w:left w:val="nil"/>
-          <w:bottom w:val="nil"/>
-          <w:right w:val="nil"/>
-          <w:insideH w:val="nil"/>
-          <w:insideV w:val="nil"/>
-        </w:tblBorders>
-        <w:tblLayout w:type="fixed"/>
-        <w:tblCellMar>
-          <w:top w:w="17" w:type="dxa"/>
-          <w:left w:w="28" w:type="dxa"/>
-          <w:bottom w:w="17" w:type="dxa"/>
-          <w:right w:w="28" w:type="dxa"/>
-        </w:tblCellMar>
-        <w:tblLook w:firstColumn="1" w:firstRow="1" w:lastColumn="0" w:lastRow="0" w:noHBand="0" w:noVBand="1" w:val="04A0"/>
-      </w:tblPr>
-      <w:tblGrid>
-        <w:gridCol w:w="453"/>
-        <w:gridCol w:w="3137"/>
-        <w:gridCol w:w="3137"/>
-        <w:gridCol w:w="3137"/>
-      </w:tblGrid>
-      <w:tr>
-        <w:tc>
-          <w:tcPr>
-            <w:tcW w:type="dxa" w:w="454"/>
-            <w:vAlign w:val="center"/>
-          </w:tcPr>
-          <w:p/>
-        </w:tc>
-        <w:tc>
-          <w:tcPr>
-            <w:tcW w:type="dxa" w:w="3137"/>
-            <w:vAlign w:val="center"/>
-          </w:tcPr>
-          <w:p>
-            <w:pPr>
-              <w:spacing w:after="0" w:before="0"/>
-            </w:pPr>
-            <w:r>
-              <w:rPr>
-                <w:rFonts w:ascii="游明朝" w:hAnsi="游明朝" w:eastAsia="游明朝" w:cs="游明朝"/>
-                <w:color w:val="1F2330"/>
-                <w:sz w:val="21"/>
-                <w:szCs w:val="21"/>
-              </w:rPr>
-              <w:t xml:space="preserve">□ いつもいた</w:t>
-            </w:r>
-          </w:p>
-        </w:tc>
-        <w:tc>
-          <w:tcPr>
-            <w:tcW w:type="dxa" w:w="3137"/>
-            <w:vAlign w:val="center"/>
-          </w:tcPr>
-          <w:p>
-            <w:pPr>
-              <w:spacing w:after="0" w:before="0"/>
-            </w:pPr>
-            <w:r>
-              <w:rPr>
-                <w:rFonts w:ascii="游明朝" w:hAnsi="游明朝" w:eastAsia="游明朝" w:cs="游明朝"/>
-                <w:color w:val="1F2330"/>
-                <w:sz w:val="21"/>
-                <w:szCs w:val="21"/>
-              </w:rPr>
-              <w:t xml:space="preserve">□ ときどきいた</w:t>
-            </w:r>
-          </w:p>
-        </w:tc>
-        <w:tc>
-          <w:tcPr>
-            <w:tcW w:type="dxa" w:w="3137"/>
-            <w:vAlign w:val="center"/>
-          </w:tcPr>
-          <w:p>
-            <w:pPr>
-              <w:spacing w:after="0" w:before="0"/>
-            </w:pPr>
-            <w:r>
-              <w:rPr>
-                <w:rFonts w:ascii="游明朝" w:hAnsi="游明朝" w:eastAsia="游明朝" w:cs="游明朝"/>
-                <w:color w:val="1F2330"/>
-                <w:sz w:val="21"/>
-                <w:szCs w:val="21"/>
-              </w:rPr>
-              <w:t xml:space="preserve">□ ほとんどいなかった</w:t>
-            </w:r>
-          </w:p>
-        </w:tc>
-      </w:tr>
-    </w:tbl>
-    <w:p>
-      <w:pPr>
-        <w:spacing w:after="0" w:line="60" w:lineRule="exact"/>
-      </w:pPr>
-    </w:p>
-    <w:p>
-      <w:pPr>
-        <w:keepNext/>
-        <w:spacing w:before="60" w:after="20"/>
-      </w:pPr>
-      <w:r>
-        <w:rPr>
-          <w:rFonts w:ascii="游明朝" w:hAnsi="游明朝" w:eastAsia="游明朝" w:cs="游明朝"/>
-          <w:b/>
-          <w:bCs/>
-          <w:color w:val="1F2330"/>
-          <w:sz w:val="21"/>
-          <w:szCs w:val="21"/>
-        </w:rPr>
-        <w:t xml:space="preserve">A4．</w:t>
-      </w:r>
-      <w:r>
-        <w:rPr>
-          <w:rFonts w:ascii="游明朝" w:hAnsi="游明朝" w:eastAsia="游明朝" w:cs="游明朝"/>
-          <w:color w:val="1F2330"/>
-          <w:sz w:val="21"/>
-          <w:szCs w:val="21"/>
-        </w:rPr>
-        <w:t xml:space="preserve">単語の追加やお手本の録画を、保護者の方が行いましたか（1つに○）</w:t>
-      </w:r>
-    </w:p>
-    <w:tbl>
-      <w:tblPr>
-        <w:tblW w:type="dxa" w:w="9865"/>
-        <w:jc w:val="center"/>
-        <w:tblBorders>
-          <w:top w:val="nil"/>
-          <w:left w:val="nil"/>
-          <w:bottom w:val="nil"/>
-          <w:right w:val="nil"/>
-          <w:insideH w:val="nil"/>
-          <w:insideV w:val="nil"/>
-        </w:tblBorders>
-        <w:tblLayout w:type="fixed"/>
-        <w:tblCellMar>
-          <w:top w:w="17" w:type="dxa"/>
-          <w:left w:w="28" w:type="dxa"/>
-          <w:bottom w:w="17" w:type="dxa"/>
-          <w:right w:w="28" w:type="dxa"/>
-        </w:tblCellMar>
-        <w:tblLook w:firstColumn="1" w:firstRow="1" w:lastColumn="0" w:lastRow="0" w:noHBand="0" w:noVBand="1" w:val="04A0"/>
-      </w:tblPr>
-      <w:tblGrid>
-        <w:gridCol w:w="453"/>
-        <w:gridCol w:w="3137"/>
-        <w:gridCol w:w="3137"/>
-        <w:gridCol w:w="3137"/>
-      </w:tblGrid>
-      <w:tr>
-        <w:tc>
-          <w:tcPr>
-            <w:tcW w:type="dxa" w:w="454"/>
-            <w:vAlign w:val="center"/>
-          </w:tcPr>
-          <w:p/>
-        </w:tc>
-        <w:tc>
-          <w:tcPr>
-            <w:tcW w:type="dxa" w:w="3137"/>
-            <w:vAlign w:val="center"/>
-          </w:tcPr>
-          <w:p>
-            <w:pPr>
-              <w:spacing w:after="0" w:before="0"/>
-            </w:pPr>
-            <w:r>
-              <w:rPr>
-                <w:rFonts w:ascii="游明朝" w:hAnsi="游明朝" w:eastAsia="游明朝" w:cs="游明朝"/>
-                <w:color w:val="1F2330"/>
-                <w:sz w:val="21"/>
-                <w:szCs w:val="21"/>
-              </w:rPr>
-              <w:t xml:space="preserve">□ 行った</w:t>
-            </w:r>
-          </w:p>
-        </w:tc>
-        <w:tc>
-          <w:tcPr>
-            <w:tcW w:type="dxa" w:w="3137"/>
-            <w:vAlign w:val="center"/>
-          </w:tcPr>
-          <w:p>
-            <w:pPr>
-              <w:spacing w:after="0" w:before="0"/>
-            </w:pPr>
-            <w:r>
-              <w:rPr>
-                <w:rFonts w:ascii="游明朝" w:hAnsi="游明朝" w:eastAsia="游明朝" w:cs="游明朝"/>
-                <w:color w:val="1F2330"/>
-                <w:sz w:val="21"/>
-                <w:szCs w:val="21"/>
-              </w:rPr>
-              <w:t xml:space="preserve">□ 行っていない</w:t>
-            </w:r>
-          </w:p>
-        </w:tc>
-        <w:tc>
-          <w:tcPr>
-            <w:tcW w:type="dxa" w:w="3137"/>
-            <w:vAlign w:val="center"/>
-          </w:tcPr>
-          <w:p/>
-        </w:tc>
-      </w:tr>
-    </w:tbl>
-    <w:p>
-      <w:pPr>
-        <w:spacing w:after="0" w:line="60" w:lineRule="exact"/>
-      </w:pPr>
-    </w:p>
-    <w:p>
-      <w:pPr>
-        <w:pStyle w:val="Heading1"/>
-        <w:keepNext/>
-        <w:pBdr>
-          <w:left w:val="single" w:sz="36" w:space="6" w:color="0E1E45"/>
-          <w:bottom w:val="single" w:sz="4" w:space="2" w:color="B9BED6"/>
-        </w:pBdr>
-        <w:spacing w:before="160" w:after="60" w:line="276" w:lineRule="auto"/>
-        <w:ind w:left="142"/>
-      </w:pPr>
-      <w:r>
-        <w:rPr>
-          <w:rFonts w:ascii="游ゴシック" w:hAnsi="游ゴシック" w:eastAsia="游ゴシック" w:cs="游ゴシック"/>
-          <w:b/>
-          <w:bCs/>
-          <w:color w:val="0E1E45"/>
-          <w:sz w:val="24"/>
-          <w:szCs w:val="24"/>
-        </w:rPr>
-        <w:t xml:space="preserve">B．アプリについてのご感想</w:t>
-      </w:r>
-    </w:p>
-    <w:p>
-      <w:pPr>
-        <w:spacing w:before="0" w:after="80"/>
-      </w:pPr>
-      <w:r>
-        <w:rPr>
-          <w:rFonts w:ascii="游明朝" w:hAnsi="游明朝" w:eastAsia="游明朝" w:cs="游明朝"/>
-          <w:color w:val="1F2330"/>
-          <w:sz w:val="19"/>
-          <w:szCs w:val="19"/>
-        </w:rPr>
-        <w:t xml:space="preserve">当てはまる番号に ○ をつけてください（4：とてもそう思う 〜 1：そう思わない）。該当しない場合や分からない場合は、右端の「－」に ○ をつけてください。</w:t>
-      </w:r>
-    </w:p>
-    <w:tbl>
-      <w:tblPr>
-        <w:tblW w:type="dxa" w:w="9865"/>
+        <w:tblW w:type="dxa" w:w="10206"/>
         <w:jc w:val="center"/>
         <w:tblBorders>
           <w:top w:val="single" w:sz="6" w:space="0" w:color="9AA0B8"/>
@@ -1072,30 +607,29 @@
         </w:tblBorders>
         <w:tblLayout w:type="fixed"/>
         <w:tblCellMar>
-          <w:top w:w="34" w:type="dxa"/>
-          <w:left w:w="56" w:type="dxa"/>
-          <w:bottom w:w="34" w:type="dxa"/>
-          <w:right w:w="56" w:type="dxa"/>
+          <w:top w:w="23" w:type="dxa"/>
+          <w:left w:w="39" w:type="dxa"/>
+          <w:bottom w:w="23" w:type="dxa"/>
+          <w:right w:w="39" w:type="dxa"/>
         </w:tblCellMar>
         <w:tblLook w:firstColumn="1" w:firstRow="1" w:lastColumn="0" w:lastRow="0" w:noHBand="0" w:noVBand="1" w:val="04A0"/>
       </w:tblPr>
       <w:tblGrid>
-        <w:gridCol w:w="453"/>
-        <w:gridCol w:w="4649"/>
-        <w:gridCol w:w="907"/>
-        <w:gridCol w:w="907"/>
-        <w:gridCol w:w="907"/>
-        <w:gridCol w:w="907"/>
-        <w:gridCol w:w="1134"/>
+        <w:gridCol w:w="396"/>
+        <w:gridCol w:w="6208"/>
+        <w:gridCol w:w="680"/>
+        <w:gridCol w:w="680"/>
+        <w:gridCol w:w="680"/>
+        <w:gridCol w:w="680"/>
+        <w:gridCol w:w="878"/>
       </w:tblGrid>
       <w:tr>
         <w:trPr>
-          <w:tblHeader/>
           <w:cantSplit/>
         </w:trPr>
         <w:tc>
           <w:tcPr>
-            <w:tcW w:type="dxa" w:w="5103"/>
+            <w:tcW w:type="dxa" w:w="6605"/>
             <w:gridSpan w:val="2"/>
             <w:shd w:val="clear" w:color="auto" w:fill="E7E9F5"/>
             <w:vAlign w:val="center"/>
@@ -1103,36 +637,37 @@
           <w:p>
             <w:pPr>
               <w:keepNext/>
-              <w:spacing w:after="0" w:before="0"/>
+              <w:spacing w:after="0" w:before="0" w:line="250" w:lineRule="exact"/>
+              <w:jc w:val="center"/>
             </w:pPr>
             <w:r>
               <w:rPr>
-                <w:rFonts w:ascii="游ゴシック" w:hAnsi="游ゴシック" w:eastAsia="游ゴシック" w:cs="游ゴシック"/>
+                <w:rFonts w:ascii="BIZ UDPゴシック" w:hAnsi="BIZ UDPゴシック" w:eastAsia="BIZ UDPゴシック" w:cs="BIZ UDPゴシック"/>
                 <w:b/>
                 <w:bCs/>
                 <w:color w:val="0E1E45"/>
-                <w:sz w:val="23"/>
-                <w:szCs w:val="23"/>
+                <w:sz w:val="20"/>
+                <w:szCs w:val="20"/>
               </w:rPr>
-              <w:t xml:space="preserve">Ⅰ　お子さまのようす</w:t>
+              <w:t xml:space="preserve">質問</w:t>
             </w:r>
           </w:p>
         </w:tc>
         <w:tc>
           <w:tcPr>
-            <w:tcW w:type="dxa" w:w="907"/>
+            <w:tcW w:type="dxa" w:w="680"/>
             <w:shd w:val="clear" w:color="auto" w:fill="E7E9F5"/>
             <w:vAlign w:val="center"/>
           </w:tcPr>
           <w:p>
             <w:pPr>
               <w:keepNext/>
-              <w:spacing w:after="0" w:before="0" w:line="240" w:lineRule="auto"/>
+              <w:spacing w:after="0" w:before="0" w:line="188" w:lineRule="exact"/>
               <w:jc w:val="center"/>
             </w:pPr>
             <w:r>
               <w:rPr>
-                <w:rFonts w:ascii="游ゴシック" w:hAnsi="游ゴシック" w:eastAsia="游ゴシック" w:cs="游ゴシック"/>
+                <w:rFonts w:ascii="BIZ UDPゴシック" w:hAnsi="BIZ UDPゴシック" w:eastAsia="BIZ UDPゴシック" w:cs="BIZ UDPゴシック"/>
                 <w:b/>
                 <w:bCs/>
                 <w:color w:val="0E1E45"/>
@@ -1145,12 +680,12 @@
           <w:p>
             <w:pPr>
               <w:keepNext/>
-              <w:spacing w:after="0" w:before="0" w:line="240" w:lineRule="auto"/>
+              <w:spacing w:after="0" w:before="0" w:line="188" w:lineRule="exact"/>
               <w:jc w:val="center"/>
             </w:pPr>
             <w:r>
               <w:rPr>
-                <w:rFonts w:ascii="游ゴシック" w:hAnsi="游ゴシック" w:eastAsia="游ゴシック" w:cs="游ゴシック"/>
+                <w:rFonts w:ascii="BIZ UDPゴシック" w:hAnsi="BIZ UDPゴシック" w:eastAsia="BIZ UDPゴシック" w:cs="BIZ UDPゴシック"/>
                 <w:b/>
                 <w:bCs/>
                 <w:color w:val="0E1E45"/>
@@ -1163,19 +698,19 @@
         </w:tc>
         <w:tc>
           <w:tcPr>
-            <w:tcW w:type="dxa" w:w="907"/>
+            <w:tcW w:type="dxa" w:w="680"/>
             <w:shd w:val="clear" w:color="auto" w:fill="E7E9F5"/>
             <w:vAlign w:val="center"/>
           </w:tcPr>
           <w:p>
             <w:pPr>
               <w:keepNext/>
-              <w:spacing w:after="0" w:before="0" w:line="240" w:lineRule="auto"/>
+              <w:spacing w:after="0" w:before="0" w:line="188" w:lineRule="exact"/>
               <w:jc w:val="center"/>
             </w:pPr>
             <w:r>
               <w:rPr>
-                <w:rFonts w:ascii="游ゴシック" w:hAnsi="游ゴシック" w:eastAsia="游ゴシック" w:cs="游ゴシック"/>
+                <w:rFonts w:ascii="BIZ UDPゴシック" w:hAnsi="BIZ UDPゴシック" w:eastAsia="BIZ UDPゴシック" w:cs="BIZ UDPゴシック"/>
                 <w:b/>
                 <w:bCs/>
                 <w:color w:val="0E1E45"/>
@@ -1188,12 +723,12 @@
           <w:p>
             <w:pPr>
               <w:keepNext/>
-              <w:spacing w:after="0" w:before="0" w:line="240" w:lineRule="auto"/>
+              <w:spacing w:after="0" w:before="0" w:line="188" w:lineRule="exact"/>
               <w:jc w:val="center"/>
             </w:pPr>
             <w:r>
               <w:rPr>
-                <w:rFonts w:ascii="游ゴシック" w:hAnsi="游ゴシック" w:eastAsia="游ゴシック" w:cs="游ゴシック"/>
+                <w:rFonts w:ascii="BIZ UDPゴシック" w:hAnsi="BIZ UDPゴシック" w:eastAsia="BIZ UDPゴシック" w:cs="BIZ UDPゴシック"/>
                 <w:b/>
                 <w:bCs/>
                 <w:color w:val="0E1E45"/>
@@ -1206,37 +741,37 @@
         </w:tc>
         <w:tc>
           <w:tcPr>
-            <w:tcW w:type="dxa" w:w="907"/>
+            <w:tcW w:type="dxa" w:w="680"/>
             <w:shd w:val="clear" w:color="auto" w:fill="E7E9F5"/>
             <w:vAlign w:val="center"/>
           </w:tcPr>
           <w:p>
             <w:pPr>
               <w:keepNext/>
-              <w:spacing w:after="0" w:before="0" w:line="240" w:lineRule="auto"/>
+              <w:spacing w:after="0" w:before="0" w:line="188" w:lineRule="exact"/>
               <w:jc w:val="center"/>
             </w:pPr>
             <w:r>
               <w:rPr>
-                <w:rFonts w:ascii="游ゴシック" w:hAnsi="游ゴシック" w:eastAsia="游ゴシック" w:cs="游ゴシック"/>
+                <w:rFonts w:ascii="BIZ UDPゴシック" w:hAnsi="BIZ UDPゴシック" w:eastAsia="BIZ UDPゴシック" w:cs="BIZ UDPゴシック"/>
                 <w:b/>
                 <w:bCs/>
                 <w:color w:val="0E1E45"/>
                 <w:sz w:val="15"/>
                 <w:szCs w:val="15"/>
               </w:rPr>
-              <w:t xml:space="preserve">あまりそう</w:t>
+              <w:t xml:space="preserve">あまり</w:t>
             </w:r>
           </w:p>
           <w:p>
             <w:pPr>
               <w:keepNext/>
-              <w:spacing w:after="0" w:before="0" w:line="240" w:lineRule="auto"/>
+              <w:spacing w:after="0" w:before="0" w:line="188" w:lineRule="exact"/>
               <w:jc w:val="center"/>
             </w:pPr>
             <w:r>
               <w:rPr>
-                <w:rFonts w:ascii="游ゴシック" w:hAnsi="游ゴシック" w:eastAsia="游ゴシック" w:cs="游ゴシック"/>
+                <w:rFonts w:ascii="BIZ UDPゴシック" w:hAnsi="BIZ UDPゴシック" w:eastAsia="BIZ UDPゴシック" w:cs="BIZ UDPゴシック"/>
                 <w:b/>
                 <w:bCs/>
                 <w:color w:val="0E1E45"/>
@@ -1249,19 +784,19 @@
         </w:tc>
         <w:tc>
           <w:tcPr>
-            <w:tcW w:type="dxa" w:w="907"/>
+            <w:tcW w:type="dxa" w:w="680"/>
             <w:shd w:val="clear" w:color="auto" w:fill="E7E9F5"/>
             <w:vAlign w:val="center"/>
           </w:tcPr>
           <w:p>
             <w:pPr>
               <w:keepNext/>
-              <w:spacing w:after="0" w:before="0" w:line="240" w:lineRule="auto"/>
+              <w:spacing w:after="0" w:before="0" w:line="188" w:lineRule="exact"/>
               <w:jc w:val="center"/>
             </w:pPr>
             <w:r>
               <w:rPr>
-                <w:rFonts w:ascii="游ゴシック" w:hAnsi="游ゴシック" w:eastAsia="游ゴシック" w:cs="游ゴシック"/>
+                <w:rFonts w:ascii="BIZ UDPゴシック" w:hAnsi="BIZ UDPゴシック" w:eastAsia="BIZ UDPゴシック" w:cs="BIZ UDPゴシック"/>
                 <w:b/>
                 <w:bCs/>
                 <w:color w:val="0E1E45"/>
@@ -1274,12 +809,12 @@
           <w:p>
             <w:pPr>
               <w:keepNext/>
-              <w:spacing w:after="0" w:before="0" w:line="240" w:lineRule="auto"/>
+              <w:spacing w:after="0" w:before="0" w:line="188" w:lineRule="exact"/>
               <w:jc w:val="center"/>
             </w:pPr>
             <w:r>
               <w:rPr>
-                <w:rFonts w:ascii="游ゴシック" w:hAnsi="游ゴシック" w:eastAsia="游ゴシック" w:cs="游ゴシック"/>
+                <w:rFonts w:ascii="BIZ UDPゴシック" w:hAnsi="BIZ UDPゴシック" w:eastAsia="BIZ UDPゴシック" w:cs="BIZ UDPゴシック"/>
                 <w:b/>
                 <w:bCs/>
                 <w:color w:val="0E1E45"/>
@@ -1292,37 +827,37 @@
         </w:tc>
         <w:tc>
           <w:tcPr>
-            <w:tcW w:type="dxa" w:w="1134"/>
+            <w:tcW w:type="dxa" w:w="879"/>
             <w:shd w:val="clear" w:color="auto" w:fill="E7E9F5"/>
             <w:vAlign w:val="center"/>
           </w:tcPr>
           <w:p>
             <w:pPr>
               <w:keepNext/>
-              <w:spacing w:after="0" w:before="0" w:line="240" w:lineRule="auto"/>
+              <w:spacing w:after="0" w:before="0" w:line="188" w:lineRule="exact"/>
               <w:jc w:val="center"/>
             </w:pPr>
             <w:r>
               <w:rPr>
-                <w:rFonts w:ascii="游ゴシック" w:hAnsi="游ゴシック" w:eastAsia="游ゴシック" w:cs="游ゴシック"/>
+                <w:rFonts w:ascii="BIZ UDPゴシック" w:hAnsi="BIZ UDPゴシック" w:eastAsia="BIZ UDPゴシック" w:cs="BIZ UDPゴシック"/>
                 <w:b/>
                 <w:bCs/>
                 <w:color w:val="5A6070"/>
                 <w:sz w:val="15"/>
                 <w:szCs w:val="15"/>
               </w:rPr>
-              <w:t xml:space="preserve">わからない・</w:t>
+              <w:t xml:space="preserve">わからない</w:t>
             </w:r>
           </w:p>
           <w:p>
             <w:pPr>
               <w:keepNext/>
-              <w:spacing w:after="0" w:before="0" w:line="240" w:lineRule="auto"/>
+              <w:spacing w:after="0" w:before="0" w:line="188" w:lineRule="exact"/>
               <w:jc w:val="center"/>
             </w:pPr>
             <w:r>
               <w:rPr>
-                <w:rFonts w:ascii="游ゴシック" w:hAnsi="游ゴシック" w:eastAsia="游ゴシック" w:cs="游ゴシック"/>
+                <w:rFonts w:ascii="BIZ UDPゴシック" w:hAnsi="BIZ UDPゴシック" w:eastAsia="BIZ UDPゴシック" w:cs="BIZ UDPゴシック"/>
                 <w:b/>
                 <w:bCs/>
                 <w:color w:val="5A6070"/>
@@ -1336,28 +871,58 @@
       </w:tr>
       <w:tr>
         <w:trPr>
-          <w:trHeight w:val="595" w:hRule="atLeast"/>
-          <w:cantSplit/>
+          <w:trHeight w:val="255" w:hRule="atLeast"/>
         </w:trPr>
         <w:tc>
           <w:tcPr>
-            <w:tcW w:type="dxa" w:w="454"/>
+            <w:tcW w:type="dxa" w:w="10204"/>
+            <w:gridSpan w:val="7"/>
+            <w:shd w:val="clear" w:color="auto" w:fill="F4F5FB"/>
             <w:vAlign w:val="center"/>
           </w:tcPr>
           <w:p>
             <w:pPr>
               <w:keepNext/>
-              <w:spacing w:after="0" w:before="0"/>
+              <w:spacing w:after="0" w:before="0" w:line="238" w:lineRule="exact"/>
+            </w:pPr>
+            <w:r>
+              <w:rPr>
+                <w:rFonts w:ascii="BIZ UDPゴシック" w:hAnsi="BIZ UDPゴシック" w:eastAsia="BIZ UDPゴシック" w:cs="BIZ UDPゴシック"/>
+                <w:b/>
+                <w:bCs/>
+                <w:color w:val="0E1E45"/>
+                <w:sz w:val="19"/>
+                <w:szCs w:val="19"/>
+              </w:rPr>
+              <w:t xml:space="preserve">Ⅰ　お子さまの様子</w:t>
+            </w:r>
+          </w:p>
+        </w:tc>
+      </w:tr>
+      <w:tr>
+        <w:trPr>
+          <w:trHeight w:val="351" w:hRule="atLeast"/>
+          <w:cantSplit/>
+        </w:trPr>
+        <w:tc>
+          <w:tcPr>
+            <w:tcW w:type="dxa" w:w="397"/>
+            <w:vAlign w:val="center"/>
+          </w:tcPr>
+          <w:p>
+            <w:pPr>
+              <w:keepNext/>
+              <w:spacing w:after="0" w:before="0" w:line="238" w:lineRule="exact"/>
               <w:jc w:val="center"/>
             </w:pPr>
             <w:r>
               <w:rPr>
-                <w:rFonts w:ascii="游ゴシック" w:hAnsi="游ゴシック" w:eastAsia="游ゴシック" w:cs="游ゴシック"/>
+                <w:rFonts w:ascii="BIZ UDPゴシック" w:hAnsi="BIZ UDPゴシック" w:eastAsia="BIZ UDPゴシック" w:cs="BIZ UDPゴシック"/>
                 <w:b/>
                 <w:bCs/>
                 <w:color w:val="1F2330"/>
-                <w:sz w:val="21"/>
-                <w:szCs w:val="21"/>
+                <w:sz w:val="19"/>
+                <w:szCs w:val="19"/>
               </w:rPr>
               <w:t xml:space="preserve">1</w:t>
             </w:r>
@@ -1365,17 +930,17 @@
         </w:tc>
         <w:tc>
           <w:tcPr>
-            <w:tcW w:type="dxa" w:w="4649"/>
+            <w:tcW w:type="dxa" w:w="6208"/>
             <w:vAlign w:val="center"/>
           </w:tcPr>
           <w:p>
             <w:pPr>
               <w:keepNext/>
-              <w:spacing w:after="0" w:before="0"/>
+              <w:spacing w:after="0" w:before="0" w:line="250" w:lineRule="exact"/>
             </w:pPr>
             <w:r>
               <w:rPr>
-                <w:rFonts w:ascii="游明朝" w:hAnsi="游明朝" w:eastAsia="游明朝" w:cs="游明朝"/>
+                <w:rFonts w:ascii="BIZ UDPゴシック" w:hAnsi="BIZ UDPゴシック" w:eastAsia="BIZ UDPゴシック" w:cs="BIZ UDPゴシック"/>
                 <w:color w:val="1F2330"/>
                 <w:sz w:val="20"/>
                 <w:szCs w:val="20"/>
@@ -1386,21 +951,21 @@
         </w:tc>
         <w:tc>
           <w:tcPr>
-            <w:tcW w:type="dxa" w:w="907"/>
+            <w:tcW w:type="dxa" w:w="680"/>
             <w:vAlign w:val="center"/>
           </w:tcPr>
           <w:p>
             <w:pPr>
               <w:keepNext/>
-              <w:spacing w:after="0" w:before="0"/>
+              <w:spacing w:after="0" w:before="0" w:line="238" w:lineRule="exact"/>
               <w:jc w:val="center"/>
             </w:pPr>
             <w:r>
               <w:rPr>
-                <w:rFonts w:ascii="游明朝" w:hAnsi="游明朝" w:eastAsia="游明朝" w:cs="游明朝"/>
-                <w:color w:val="A4A9BC"/>
-                <w:sz w:val="18"/>
-                <w:szCs w:val="18"/>
+                <w:rFonts w:ascii="BIZ UDPゴシック" w:hAnsi="BIZ UDPゴシック" w:eastAsia="BIZ UDPゴシック" w:cs="BIZ UDPゴシック"/>
+                <w:color w:val="8A90A6"/>
+                <w:sz w:val="19"/>
+                <w:szCs w:val="19"/>
               </w:rPr>
               <w:t xml:space="preserve">4</w:t>
             </w:r>
@@ -1408,21 +973,21 @@
         </w:tc>
         <w:tc>
           <w:tcPr>
-            <w:tcW w:type="dxa" w:w="907"/>
+            <w:tcW w:type="dxa" w:w="680"/>
             <w:vAlign w:val="center"/>
           </w:tcPr>
           <w:p>
             <w:pPr>
               <w:keepNext/>
-              <w:spacing w:after="0" w:before="0"/>
+              <w:spacing w:after="0" w:before="0" w:line="238" w:lineRule="exact"/>
               <w:jc w:val="center"/>
             </w:pPr>
             <w:r>
               <w:rPr>
-                <w:rFonts w:ascii="游明朝" w:hAnsi="游明朝" w:eastAsia="游明朝" w:cs="游明朝"/>
-                <w:color w:val="A4A9BC"/>
-                <w:sz w:val="18"/>
-                <w:szCs w:val="18"/>
+                <w:rFonts w:ascii="BIZ UDPゴシック" w:hAnsi="BIZ UDPゴシック" w:eastAsia="BIZ UDPゴシック" w:cs="BIZ UDPゴシック"/>
+                <w:color w:val="8A90A6"/>
+                <w:sz w:val="19"/>
+                <w:szCs w:val="19"/>
               </w:rPr>
               <w:t xml:space="preserve">3</w:t>
             </w:r>
@@ -1430,21 +995,21 @@
         </w:tc>
         <w:tc>
           <w:tcPr>
-            <w:tcW w:type="dxa" w:w="907"/>
+            <w:tcW w:type="dxa" w:w="680"/>
             <w:vAlign w:val="center"/>
           </w:tcPr>
           <w:p>
             <w:pPr>
               <w:keepNext/>
-              <w:spacing w:after="0" w:before="0"/>
+              <w:spacing w:after="0" w:before="0" w:line="238" w:lineRule="exact"/>
               <w:jc w:val="center"/>
             </w:pPr>
             <w:r>
               <w:rPr>
-                <w:rFonts w:ascii="游明朝" w:hAnsi="游明朝" w:eastAsia="游明朝" w:cs="游明朝"/>
-                <w:color w:val="A4A9BC"/>
-                <w:sz w:val="18"/>
-                <w:szCs w:val="18"/>
+                <w:rFonts w:ascii="BIZ UDPゴシック" w:hAnsi="BIZ UDPゴシック" w:eastAsia="BIZ UDPゴシック" w:cs="BIZ UDPゴシック"/>
+                <w:color w:val="8A90A6"/>
+                <w:sz w:val="19"/>
+                <w:szCs w:val="19"/>
               </w:rPr>
               <w:t xml:space="preserve">2</w:t>
             </w:r>
@@ -1452,21 +1017,21 @@
         </w:tc>
         <w:tc>
           <w:tcPr>
-            <w:tcW w:type="dxa" w:w="907"/>
+            <w:tcW w:type="dxa" w:w="680"/>
             <w:vAlign w:val="center"/>
           </w:tcPr>
           <w:p>
             <w:pPr>
               <w:keepNext/>
-              <w:spacing w:after="0" w:before="0"/>
+              <w:spacing w:after="0" w:before="0" w:line="238" w:lineRule="exact"/>
               <w:jc w:val="center"/>
             </w:pPr>
             <w:r>
               <w:rPr>
-                <w:rFonts w:ascii="游明朝" w:hAnsi="游明朝" w:eastAsia="游明朝" w:cs="游明朝"/>
-                <w:color w:val="A4A9BC"/>
-                <w:sz w:val="18"/>
-                <w:szCs w:val="18"/>
+                <w:rFonts w:ascii="BIZ UDPゴシック" w:hAnsi="BIZ UDPゴシック" w:eastAsia="BIZ UDPゴシック" w:cs="BIZ UDPゴシック"/>
+                <w:color w:val="8A90A6"/>
+                <w:sz w:val="19"/>
+                <w:szCs w:val="19"/>
               </w:rPr>
               <w:t xml:space="preserve">1</w:t>
             </w:r>
@@ -1474,22 +1039,22 @@
         </w:tc>
         <w:tc>
           <w:tcPr>
-            <w:tcW w:type="dxa" w:w="1134"/>
-            <w:shd w:val="clear" w:color="auto" w:fill="F4F5FB"/>
+            <w:tcW w:type="dxa" w:w="879"/>
+            <w:shd w:val="clear" w:color="auto" w:fill="F7F8FC"/>
             <w:vAlign w:val="center"/>
           </w:tcPr>
           <w:p>
             <w:pPr>
               <w:keepNext/>
-              <w:spacing w:after="0" w:before="0"/>
+              <w:spacing w:after="0" w:before="0" w:line="238" w:lineRule="exact"/>
               <w:jc w:val="center"/>
             </w:pPr>
             <w:r>
               <w:rPr>
-                <w:rFonts w:ascii="游明朝" w:hAnsi="游明朝" w:eastAsia="游明朝" w:cs="游明朝"/>
-                <w:color w:val="A4A9BC"/>
-                <w:sz w:val="18"/>
-                <w:szCs w:val="18"/>
+                <w:rFonts w:ascii="BIZ UDPゴシック" w:hAnsi="BIZ UDPゴシック" w:eastAsia="BIZ UDPゴシック" w:cs="BIZ UDPゴシック"/>
+                <w:color w:val="8A90A6"/>
+                <w:sz w:val="19"/>
+                <w:szCs w:val="19"/>
               </w:rPr>
               <w:t xml:space="preserve">－</w:t>
             </w:r>
@@ -1498,28 +1063,28 @@
       </w:tr>
       <w:tr>
         <w:trPr>
-          <w:trHeight w:val="595" w:hRule="atLeast"/>
+          <w:trHeight w:val="351" w:hRule="atLeast"/>
           <w:cantSplit/>
         </w:trPr>
         <w:tc>
           <w:tcPr>
-            <w:tcW w:type="dxa" w:w="454"/>
+            <w:tcW w:type="dxa" w:w="397"/>
             <w:vAlign w:val="center"/>
           </w:tcPr>
           <w:p>
             <w:pPr>
               <w:keepNext/>
-              <w:spacing w:after="0" w:before="0"/>
+              <w:spacing w:after="0" w:before="0" w:line="238" w:lineRule="exact"/>
               <w:jc w:val="center"/>
             </w:pPr>
             <w:r>
               <w:rPr>
-                <w:rFonts w:ascii="游ゴシック" w:hAnsi="游ゴシック" w:eastAsia="游ゴシック" w:cs="游ゴシック"/>
+                <w:rFonts w:ascii="BIZ UDPゴシック" w:hAnsi="BIZ UDPゴシック" w:eastAsia="BIZ UDPゴシック" w:cs="BIZ UDPゴシック"/>
                 <w:b/>
                 <w:bCs/>
                 <w:color w:val="1F2330"/>
-                <w:sz w:val="21"/>
-                <w:szCs w:val="21"/>
+                <w:sz w:val="19"/>
+                <w:szCs w:val="19"/>
               </w:rPr>
               <w:t xml:space="preserve">2</w:t>
             </w:r>
@@ -1527,17 +1092,17 @@
         </w:tc>
         <w:tc>
           <w:tcPr>
-            <w:tcW w:type="dxa" w:w="4649"/>
+            <w:tcW w:type="dxa" w:w="6208"/>
             <w:vAlign w:val="center"/>
           </w:tcPr>
           <w:p>
             <w:pPr>
               <w:keepNext/>
-              <w:spacing w:after="0" w:before="0"/>
+              <w:spacing w:after="0" w:before="0" w:line="250" w:lineRule="exact"/>
             </w:pPr>
             <w:r>
               <w:rPr>
-                <w:rFonts w:ascii="游明朝" w:hAnsi="游明朝" w:eastAsia="游明朝" w:cs="游明朝"/>
+                <w:rFonts w:ascii="BIZ UDPゴシック" w:hAnsi="BIZ UDPゴシック" w:eastAsia="BIZ UDPゴシック" w:cs="BIZ UDPゴシック"/>
                 <w:color w:val="1F2330"/>
                 <w:sz w:val="20"/>
                 <w:szCs w:val="20"/>
@@ -1548,21 +1113,21 @@
         </w:tc>
         <w:tc>
           <w:tcPr>
-            <w:tcW w:type="dxa" w:w="907"/>
+            <w:tcW w:type="dxa" w:w="680"/>
             <w:vAlign w:val="center"/>
           </w:tcPr>
           <w:p>
             <w:pPr>
               <w:keepNext/>
-              <w:spacing w:after="0" w:before="0"/>
+              <w:spacing w:after="0" w:before="0" w:line="238" w:lineRule="exact"/>
               <w:jc w:val="center"/>
             </w:pPr>
             <w:r>
               <w:rPr>
-                <w:rFonts w:ascii="游明朝" w:hAnsi="游明朝" w:eastAsia="游明朝" w:cs="游明朝"/>
-                <w:color w:val="A4A9BC"/>
-                <w:sz w:val="18"/>
-                <w:szCs w:val="18"/>
+                <w:rFonts w:ascii="BIZ UDPゴシック" w:hAnsi="BIZ UDPゴシック" w:eastAsia="BIZ UDPゴシック" w:cs="BIZ UDPゴシック"/>
+                <w:color w:val="8A90A6"/>
+                <w:sz w:val="19"/>
+                <w:szCs w:val="19"/>
               </w:rPr>
               <w:t xml:space="preserve">4</w:t>
             </w:r>
@@ -1570,21 +1135,21 @@
         </w:tc>
         <w:tc>
           <w:tcPr>
-            <w:tcW w:type="dxa" w:w="907"/>
+            <w:tcW w:type="dxa" w:w="680"/>
             <w:vAlign w:val="center"/>
           </w:tcPr>
           <w:p>
             <w:pPr>
               <w:keepNext/>
-              <w:spacing w:after="0" w:before="0"/>
+              <w:spacing w:after="0" w:before="0" w:line="238" w:lineRule="exact"/>
               <w:jc w:val="center"/>
             </w:pPr>
             <w:r>
               <w:rPr>
-                <w:rFonts w:ascii="游明朝" w:hAnsi="游明朝" w:eastAsia="游明朝" w:cs="游明朝"/>
-                <w:color w:val="A4A9BC"/>
-                <w:sz w:val="18"/>
-                <w:szCs w:val="18"/>
+                <w:rFonts w:ascii="BIZ UDPゴシック" w:hAnsi="BIZ UDPゴシック" w:eastAsia="BIZ UDPゴシック" w:cs="BIZ UDPゴシック"/>
+                <w:color w:val="8A90A6"/>
+                <w:sz w:val="19"/>
+                <w:szCs w:val="19"/>
               </w:rPr>
               <w:t xml:space="preserve">3</w:t>
             </w:r>
@@ -1592,21 +1157,21 @@
         </w:tc>
         <w:tc>
           <w:tcPr>
-            <w:tcW w:type="dxa" w:w="907"/>
+            <w:tcW w:type="dxa" w:w="680"/>
             <w:vAlign w:val="center"/>
           </w:tcPr>
           <w:p>
             <w:pPr>
               <w:keepNext/>
-              <w:spacing w:after="0" w:before="0"/>
+              <w:spacing w:after="0" w:before="0" w:line="238" w:lineRule="exact"/>
               <w:jc w:val="center"/>
             </w:pPr>
             <w:r>
               <w:rPr>
-                <w:rFonts w:ascii="游明朝" w:hAnsi="游明朝" w:eastAsia="游明朝" w:cs="游明朝"/>
-                <w:color w:val="A4A9BC"/>
-                <w:sz w:val="18"/>
-                <w:szCs w:val="18"/>
+                <w:rFonts w:ascii="BIZ UDPゴシック" w:hAnsi="BIZ UDPゴシック" w:eastAsia="BIZ UDPゴシック" w:cs="BIZ UDPゴシック"/>
+                <w:color w:val="8A90A6"/>
+                <w:sz w:val="19"/>
+                <w:szCs w:val="19"/>
               </w:rPr>
               <w:t xml:space="preserve">2</w:t>
             </w:r>
@@ -1614,21 +1179,21 @@
         </w:tc>
         <w:tc>
           <w:tcPr>
-            <w:tcW w:type="dxa" w:w="907"/>
+            <w:tcW w:type="dxa" w:w="680"/>
             <w:vAlign w:val="center"/>
           </w:tcPr>
           <w:p>
             <w:pPr>
               <w:keepNext/>
-              <w:spacing w:after="0" w:before="0"/>
+              <w:spacing w:after="0" w:before="0" w:line="238" w:lineRule="exact"/>
               <w:jc w:val="center"/>
             </w:pPr>
             <w:r>
               <w:rPr>
-                <w:rFonts w:ascii="游明朝" w:hAnsi="游明朝" w:eastAsia="游明朝" w:cs="游明朝"/>
-                <w:color w:val="A4A9BC"/>
-                <w:sz w:val="18"/>
-                <w:szCs w:val="18"/>
+                <w:rFonts w:ascii="BIZ UDPゴシック" w:hAnsi="BIZ UDPゴシック" w:eastAsia="BIZ UDPゴシック" w:cs="BIZ UDPゴシック"/>
+                <w:color w:val="8A90A6"/>
+                <w:sz w:val="19"/>
+                <w:szCs w:val="19"/>
               </w:rPr>
               <w:t xml:space="preserve">1</w:t>
             </w:r>
@@ -1636,22 +1201,22 @@
         </w:tc>
         <w:tc>
           <w:tcPr>
-            <w:tcW w:type="dxa" w:w="1134"/>
-            <w:shd w:val="clear" w:color="auto" w:fill="F4F5FB"/>
+            <w:tcW w:type="dxa" w:w="879"/>
+            <w:shd w:val="clear" w:color="auto" w:fill="F7F8FC"/>
             <w:vAlign w:val="center"/>
           </w:tcPr>
           <w:p>
             <w:pPr>
               <w:keepNext/>
-              <w:spacing w:after="0" w:before="0"/>
+              <w:spacing w:after="0" w:before="0" w:line="238" w:lineRule="exact"/>
               <w:jc w:val="center"/>
             </w:pPr>
             <w:r>
               <w:rPr>
-                <w:rFonts w:ascii="游明朝" w:hAnsi="游明朝" w:eastAsia="游明朝" w:cs="游明朝"/>
-                <w:color w:val="A4A9BC"/>
-                <w:sz w:val="18"/>
-                <w:szCs w:val="18"/>
+                <w:rFonts w:ascii="BIZ UDPゴシック" w:hAnsi="BIZ UDPゴシック" w:eastAsia="BIZ UDPゴシック" w:cs="BIZ UDPゴシック"/>
+                <w:color w:val="8A90A6"/>
+                <w:sz w:val="19"/>
+                <w:szCs w:val="19"/>
               </w:rPr>
               <w:t xml:space="preserve">－</w:t>
             </w:r>
@@ -1660,28 +1225,28 @@
       </w:tr>
       <w:tr>
         <w:trPr>
-          <w:trHeight w:val="595" w:hRule="atLeast"/>
+          <w:trHeight w:val="351" w:hRule="atLeast"/>
           <w:cantSplit/>
         </w:trPr>
         <w:tc>
           <w:tcPr>
-            <w:tcW w:type="dxa" w:w="454"/>
+            <w:tcW w:type="dxa" w:w="397"/>
             <w:vAlign w:val="center"/>
           </w:tcPr>
           <w:p>
             <w:pPr>
               <w:keepNext/>
-              <w:spacing w:after="0" w:before="0"/>
+              <w:spacing w:after="0" w:before="0" w:line="238" w:lineRule="exact"/>
               <w:jc w:val="center"/>
             </w:pPr>
             <w:r>
               <w:rPr>
-                <w:rFonts w:ascii="游ゴシック" w:hAnsi="游ゴシック" w:eastAsia="游ゴシック" w:cs="游ゴシック"/>
+                <w:rFonts w:ascii="BIZ UDPゴシック" w:hAnsi="BIZ UDPゴシック" w:eastAsia="BIZ UDPゴシック" w:cs="BIZ UDPゴシック"/>
                 <w:b/>
                 <w:bCs/>
                 <w:color w:val="1F2330"/>
-                <w:sz w:val="21"/>
-                <w:szCs w:val="21"/>
+                <w:sz w:val="19"/>
+                <w:szCs w:val="19"/>
               </w:rPr>
               <w:t xml:space="preserve">3</w:t>
             </w:r>
@@ -1689,17 +1254,17 @@
         </w:tc>
         <w:tc>
           <w:tcPr>
-            <w:tcW w:type="dxa" w:w="4649"/>
+            <w:tcW w:type="dxa" w:w="6208"/>
             <w:vAlign w:val="center"/>
           </w:tcPr>
           <w:p>
             <w:pPr>
               <w:keepNext/>
-              <w:spacing w:after="0" w:before="0"/>
+              <w:spacing w:after="0" w:before="0" w:line="250" w:lineRule="exact"/>
             </w:pPr>
             <w:r>
               <w:rPr>
-                <w:rFonts w:ascii="游明朝" w:hAnsi="游明朝" w:eastAsia="游明朝" w:cs="游明朝"/>
+                <w:rFonts w:ascii="BIZ UDPゴシック" w:hAnsi="BIZ UDPゴシック" w:eastAsia="BIZ UDPゴシック" w:cs="BIZ UDPゴシック"/>
                 <w:color w:val="1F2330"/>
                 <w:sz w:val="20"/>
                 <w:szCs w:val="20"/>
@@ -1710,21 +1275,21 @@
         </w:tc>
         <w:tc>
           <w:tcPr>
-            <w:tcW w:type="dxa" w:w="907"/>
+            <w:tcW w:type="dxa" w:w="680"/>
             <w:vAlign w:val="center"/>
           </w:tcPr>
           <w:p>
             <w:pPr>
               <w:keepNext/>
-              <w:spacing w:after="0" w:before="0"/>
+              <w:spacing w:after="0" w:before="0" w:line="238" w:lineRule="exact"/>
               <w:jc w:val="center"/>
             </w:pPr>
             <w:r>
               <w:rPr>
-                <w:rFonts w:ascii="游明朝" w:hAnsi="游明朝" w:eastAsia="游明朝" w:cs="游明朝"/>
-                <w:color w:val="A4A9BC"/>
-                <w:sz w:val="18"/>
-                <w:szCs w:val="18"/>
+                <w:rFonts w:ascii="BIZ UDPゴシック" w:hAnsi="BIZ UDPゴシック" w:eastAsia="BIZ UDPゴシック" w:cs="BIZ UDPゴシック"/>
+                <w:color w:val="8A90A6"/>
+                <w:sz w:val="19"/>
+                <w:szCs w:val="19"/>
               </w:rPr>
               <w:t xml:space="preserve">4</w:t>
             </w:r>
@@ -1732,21 +1297,21 @@
         </w:tc>
         <w:tc>
           <w:tcPr>
-            <w:tcW w:type="dxa" w:w="907"/>
+            <w:tcW w:type="dxa" w:w="680"/>
             <w:vAlign w:val="center"/>
           </w:tcPr>
           <w:p>
             <w:pPr>
               <w:keepNext/>
-              <w:spacing w:after="0" w:before="0"/>
+              <w:spacing w:after="0" w:before="0" w:line="238" w:lineRule="exact"/>
               <w:jc w:val="center"/>
             </w:pPr>
             <w:r>
               <w:rPr>
-                <w:rFonts w:ascii="游明朝" w:hAnsi="游明朝" w:eastAsia="游明朝" w:cs="游明朝"/>
-                <w:color w:val="A4A9BC"/>
-                <w:sz w:val="18"/>
-                <w:szCs w:val="18"/>
+                <w:rFonts w:ascii="BIZ UDPゴシック" w:hAnsi="BIZ UDPゴシック" w:eastAsia="BIZ UDPゴシック" w:cs="BIZ UDPゴシック"/>
+                <w:color w:val="8A90A6"/>
+                <w:sz w:val="19"/>
+                <w:szCs w:val="19"/>
               </w:rPr>
               <w:t xml:space="preserve">3</w:t>
             </w:r>
@@ -1754,21 +1319,21 @@
         </w:tc>
         <w:tc>
           <w:tcPr>
-            <w:tcW w:type="dxa" w:w="907"/>
+            <w:tcW w:type="dxa" w:w="680"/>
             <w:vAlign w:val="center"/>
           </w:tcPr>
           <w:p>
             <w:pPr>
               <w:keepNext/>
-              <w:spacing w:after="0" w:before="0"/>
+              <w:spacing w:after="0" w:before="0" w:line="238" w:lineRule="exact"/>
               <w:jc w:val="center"/>
             </w:pPr>
             <w:r>
               <w:rPr>
-                <w:rFonts w:ascii="游明朝" w:hAnsi="游明朝" w:eastAsia="游明朝" w:cs="游明朝"/>
-                <w:color w:val="A4A9BC"/>
-                <w:sz w:val="18"/>
-                <w:szCs w:val="18"/>
+                <w:rFonts w:ascii="BIZ UDPゴシック" w:hAnsi="BIZ UDPゴシック" w:eastAsia="BIZ UDPゴシック" w:cs="BIZ UDPゴシック"/>
+                <w:color w:val="8A90A6"/>
+                <w:sz w:val="19"/>
+                <w:szCs w:val="19"/>
               </w:rPr>
               <w:t xml:space="preserve">2</w:t>
             </w:r>
@@ -1776,21 +1341,21 @@
         </w:tc>
         <w:tc>
           <w:tcPr>
-            <w:tcW w:type="dxa" w:w="907"/>
+            <w:tcW w:type="dxa" w:w="680"/>
             <w:vAlign w:val="center"/>
           </w:tcPr>
           <w:p>
             <w:pPr>
               <w:keepNext/>
-              <w:spacing w:after="0" w:before="0"/>
+              <w:spacing w:after="0" w:before="0" w:line="238" w:lineRule="exact"/>
               <w:jc w:val="center"/>
             </w:pPr>
             <w:r>
               <w:rPr>
-                <w:rFonts w:ascii="游明朝" w:hAnsi="游明朝" w:eastAsia="游明朝" w:cs="游明朝"/>
-                <w:color w:val="A4A9BC"/>
-                <w:sz w:val="18"/>
-                <w:szCs w:val="18"/>
+                <w:rFonts w:ascii="BIZ UDPゴシック" w:hAnsi="BIZ UDPゴシック" w:eastAsia="BIZ UDPゴシック" w:cs="BIZ UDPゴシック"/>
+                <w:color w:val="8A90A6"/>
+                <w:sz w:val="19"/>
+                <w:szCs w:val="19"/>
               </w:rPr>
               <w:t xml:space="preserve">1</w:t>
             </w:r>
@@ -1798,22 +1363,22 @@
         </w:tc>
         <w:tc>
           <w:tcPr>
-            <w:tcW w:type="dxa" w:w="1134"/>
-            <w:shd w:val="clear" w:color="auto" w:fill="F4F5FB"/>
+            <w:tcW w:type="dxa" w:w="879"/>
+            <w:shd w:val="clear" w:color="auto" w:fill="F7F8FC"/>
             <w:vAlign w:val="center"/>
           </w:tcPr>
           <w:p>
             <w:pPr>
               <w:keepNext/>
-              <w:spacing w:after="0" w:before="0"/>
+              <w:spacing w:after="0" w:before="0" w:line="238" w:lineRule="exact"/>
               <w:jc w:val="center"/>
             </w:pPr>
             <w:r>
               <w:rPr>
-                <w:rFonts w:ascii="游明朝" w:hAnsi="游明朝" w:eastAsia="游明朝" w:cs="游明朝"/>
-                <w:color w:val="A4A9BC"/>
-                <w:sz w:val="18"/>
-                <w:szCs w:val="18"/>
+                <w:rFonts w:ascii="BIZ UDPゴシック" w:hAnsi="BIZ UDPゴシック" w:eastAsia="BIZ UDPゴシック" w:cs="BIZ UDPゴシック"/>
+                <w:color w:val="8A90A6"/>
+                <w:sz w:val="19"/>
+                <w:szCs w:val="19"/>
               </w:rPr>
               <w:t xml:space="preserve">－</w:t>
             </w:r>
@@ -1822,28 +1387,28 @@
       </w:tr>
       <w:tr>
         <w:trPr>
-          <w:trHeight w:val="595" w:hRule="atLeast"/>
+          <w:trHeight w:val="351" w:hRule="atLeast"/>
           <w:cantSplit/>
         </w:trPr>
         <w:tc>
           <w:tcPr>
-            <w:tcW w:type="dxa" w:w="454"/>
+            <w:tcW w:type="dxa" w:w="397"/>
             <w:vAlign w:val="center"/>
           </w:tcPr>
           <w:p>
             <w:pPr>
               <w:keepNext/>
-              <w:spacing w:after="0" w:before="0"/>
+              <w:spacing w:after="0" w:before="0" w:line="238" w:lineRule="exact"/>
               <w:jc w:val="center"/>
             </w:pPr>
             <w:r>
               <w:rPr>
-                <w:rFonts w:ascii="游ゴシック" w:hAnsi="游ゴシック" w:eastAsia="游ゴシック" w:cs="游ゴシック"/>
+                <w:rFonts w:ascii="BIZ UDPゴシック" w:hAnsi="BIZ UDPゴシック" w:eastAsia="BIZ UDPゴシック" w:cs="BIZ UDPゴシック"/>
                 <w:b/>
                 <w:bCs/>
                 <w:color w:val="1F2330"/>
-                <w:sz w:val="21"/>
-                <w:szCs w:val="21"/>
+                <w:sz w:val="19"/>
+                <w:szCs w:val="19"/>
               </w:rPr>
               <w:t xml:space="preserve">4</w:t>
             </w:r>
@@ -1851,42 +1416,42 @@
         </w:tc>
         <w:tc>
           <w:tcPr>
-            <w:tcW w:type="dxa" w:w="4649"/>
+            <w:tcW w:type="dxa" w:w="6208"/>
             <w:vAlign w:val="center"/>
           </w:tcPr>
           <w:p>
             <w:pPr>
               <w:keepNext/>
-              <w:spacing w:after="0" w:before="0"/>
+              <w:spacing w:after="0" w:before="0" w:line="250" w:lineRule="exact"/>
             </w:pPr>
             <w:r>
               <w:rPr>
-                <w:rFonts w:ascii="游明朝" w:hAnsi="游明朝" w:eastAsia="游明朝" w:cs="游明朝"/>
+                <w:rFonts w:ascii="BIZ UDPゴシック" w:hAnsi="BIZ UDPゴシック" w:eastAsia="BIZ UDPゴシック" w:cs="BIZ UDPゴシック"/>
                 <w:color w:val="1F2330"/>
                 <w:sz w:val="20"/>
                 <w:szCs w:val="20"/>
               </w:rPr>
-              <w:t xml:space="preserve">点数を見て落ち込んだり、練習をいやがったりする様子がありましたか。</w:t>
+              <w:t xml:space="preserve">点数を見て落ち込むなど、練習をいやがる様子がありましたか。</w:t>
             </w:r>
           </w:p>
         </w:tc>
         <w:tc>
           <w:tcPr>
-            <w:tcW w:type="dxa" w:w="907"/>
+            <w:tcW w:type="dxa" w:w="680"/>
             <w:vAlign w:val="center"/>
           </w:tcPr>
           <w:p>
             <w:pPr>
               <w:keepNext/>
-              <w:spacing w:after="0" w:before="0"/>
+              <w:spacing w:after="0" w:before="0" w:line="238" w:lineRule="exact"/>
               <w:jc w:val="center"/>
             </w:pPr>
             <w:r>
               <w:rPr>
-                <w:rFonts w:ascii="游明朝" w:hAnsi="游明朝" w:eastAsia="游明朝" w:cs="游明朝"/>
-                <w:color w:val="A4A9BC"/>
-                <w:sz w:val="18"/>
-                <w:szCs w:val="18"/>
+                <w:rFonts w:ascii="BIZ UDPゴシック" w:hAnsi="BIZ UDPゴシック" w:eastAsia="BIZ UDPゴシック" w:cs="BIZ UDPゴシック"/>
+                <w:color w:val="8A90A6"/>
+                <w:sz w:val="19"/>
+                <w:szCs w:val="19"/>
               </w:rPr>
               <w:t xml:space="preserve">4</w:t>
             </w:r>
@@ -1894,21 +1459,21 @@
         </w:tc>
         <w:tc>
           <w:tcPr>
-            <w:tcW w:type="dxa" w:w="907"/>
+            <w:tcW w:type="dxa" w:w="680"/>
             <w:vAlign w:val="center"/>
           </w:tcPr>
           <w:p>
             <w:pPr>
               <w:keepNext/>
-              <w:spacing w:after="0" w:before="0"/>
+              <w:spacing w:after="0" w:before="0" w:line="238" w:lineRule="exact"/>
               <w:jc w:val="center"/>
             </w:pPr>
             <w:r>
               <w:rPr>
-                <w:rFonts w:ascii="游明朝" w:hAnsi="游明朝" w:eastAsia="游明朝" w:cs="游明朝"/>
-                <w:color w:val="A4A9BC"/>
-                <w:sz w:val="18"/>
-                <w:szCs w:val="18"/>
+                <w:rFonts w:ascii="BIZ UDPゴシック" w:hAnsi="BIZ UDPゴシック" w:eastAsia="BIZ UDPゴシック" w:cs="BIZ UDPゴシック"/>
+                <w:color w:val="8A90A6"/>
+                <w:sz w:val="19"/>
+                <w:szCs w:val="19"/>
               </w:rPr>
               <w:t xml:space="preserve">3</w:t>
             </w:r>
@@ -1916,21 +1481,21 @@
         </w:tc>
         <w:tc>
           <w:tcPr>
-            <w:tcW w:type="dxa" w:w="907"/>
+            <w:tcW w:type="dxa" w:w="680"/>
             <w:vAlign w:val="center"/>
           </w:tcPr>
           <w:p>
             <w:pPr>
               <w:keepNext/>
-              <w:spacing w:after="0" w:before="0"/>
+              <w:spacing w:after="0" w:before="0" w:line="238" w:lineRule="exact"/>
               <w:jc w:val="center"/>
             </w:pPr>
             <w:r>
               <w:rPr>
-                <w:rFonts w:ascii="游明朝" w:hAnsi="游明朝" w:eastAsia="游明朝" w:cs="游明朝"/>
-                <w:color w:val="A4A9BC"/>
-                <w:sz w:val="18"/>
-                <w:szCs w:val="18"/>
+                <w:rFonts w:ascii="BIZ UDPゴシック" w:hAnsi="BIZ UDPゴシック" w:eastAsia="BIZ UDPゴシック" w:cs="BIZ UDPゴシック"/>
+                <w:color w:val="8A90A6"/>
+                <w:sz w:val="19"/>
+                <w:szCs w:val="19"/>
               </w:rPr>
               <w:t xml:space="preserve">2</w:t>
             </w:r>
@@ -1938,21 +1503,21 @@
         </w:tc>
         <w:tc>
           <w:tcPr>
-            <w:tcW w:type="dxa" w:w="907"/>
+            <w:tcW w:type="dxa" w:w="680"/>
             <w:vAlign w:val="center"/>
           </w:tcPr>
           <w:p>
             <w:pPr>
               <w:keepNext/>
-              <w:spacing w:after="0" w:before="0"/>
+              <w:spacing w:after="0" w:before="0" w:line="238" w:lineRule="exact"/>
               <w:jc w:val="center"/>
             </w:pPr>
             <w:r>
               <w:rPr>
-                <w:rFonts w:ascii="游明朝" w:hAnsi="游明朝" w:eastAsia="游明朝" w:cs="游明朝"/>
-                <w:color w:val="A4A9BC"/>
-                <w:sz w:val="18"/>
-                <w:szCs w:val="18"/>
+                <w:rFonts w:ascii="BIZ UDPゴシック" w:hAnsi="BIZ UDPゴシック" w:eastAsia="BIZ UDPゴシック" w:cs="BIZ UDPゴシック"/>
+                <w:color w:val="8A90A6"/>
+                <w:sz w:val="19"/>
+                <w:szCs w:val="19"/>
               </w:rPr>
               <w:t xml:space="preserve">1</w:t>
             </w:r>
@@ -1960,22 +1525,22 @@
         </w:tc>
         <w:tc>
           <w:tcPr>
-            <w:tcW w:type="dxa" w:w="1134"/>
-            <w:shd w:val="clear" w:color="auto" w:fill="F4F5FB"/>
+            <w:tcW w:type="dxa" w:w="879"/>
+            <w:shd w:val="clear" w:color="auto" w:fill="F7F8FC"/>
             <w:vAlign w:val="center"/>
           </w:tcPr>
           <w:p>
             <w:pPr>
               <w:keepNext/>
-              <w:spacing w:after="0" w:before="0"/>
+              <w:spacing w:after="0" w:before="0" w:line="238" w:lineRule="exact"/>
               <w:jc w:val="center"/>
             </w:pPr>
             <w:r>
               <w:rPr>
-                <w:rFonts w:ascii="游明朝" w:hAnsi="游明朝" w:eastAsia="游明朝" w:cs="游明朝"/>
-                <w:color w:val="A4A9BC"/>
-                <w:sz w:val="18"/>
-                <w:szCs w:val="18"/>
+                <w:rFonts w:ascii="BIZ UDPゴシック" w:hAnsi="BIZ UDPゴシック" w:eastAsia="BIZ UDPゴシック" w:cs="BIZ UDPゴシック"/>
+                <w:color w:val="8A90A6"/>
+                <w:sz w:val="19"/>
+                <w:szCs w:val="19"/>
               </w:rPr>
               <w:t xml:space="preserve">－</w:t>
             </w:r>
@@ -1984,27 +1549,58 @@
       </w:tr>
       <w:tr>
         <w:trPr>
-          <w:trHeight w:val="595" w:hRule="atLeast"/>
+          <w:trHeight w:val="255" w:hRule="atLeast"/>
+        </w:trPr>
+        <w:tc>
+          <w:tcPr>
+            <w:tcW w:type="dxa" w:w="10204"/>
+            <w:gridSpan w:val="7"/>
+            <w:shd w:val="clear" w:color="auto" w:fill="F4F5FB"/>
+            <w:vAlign w:val="center"/>
+          </w:tcPr>
+          <w:p>
+            <w:pPr>
+              <w:keepNext/>
+              <w:spacing w:after="0" w:before="0" w:line="238" w:lineRule="exact"/>
+            </w:pPr>
+            <w:r>
+              <w:rPr>
+                <w:rFonts w:ascii="BIZ UDPゴシック" w:hAnsi="BIZ UDPゴシック" w:eastAsia="BIZ UDPゴシック" w:cs="BIZ UDPゴシック"/>
+                <w:b/>
+                <w:bCs/>
+                <w:color w:val="0E1E45"/>
+                <w:sz w:val="19"/>
+                <w:szCs w:val="19"/>
+              </w:rPr>
+              <w:t xml:space="preserve">Ⅱ　ご家庭での使いやすさ</w:t>
+            </w:r>
+          </w:p>
+        </w:tc>
+      </w:tr>
+      <w:tr>
+        <w:trPr>
+          <w:trHeight w:val="351" w:hRule="atLeast"/>
           <w:cantSplit/>
         </w:trPr>
         <w:tc>
           <w:tcPr>
-            <w:tcW w:type="dxa" w:w="454"/>
+            <w:tcW w:type="dxa" w:w="397"/>
             <w:vAlign w:val="center"/>
           </w:tcPr>
           <w:p>
             <w:pPr>
-              <w:spacing w:after="0" w:before="0"/>
+              <w:keepNext/>
+              <w:spacing w:after="0" w:before="0" w:line="238" w:lineRule="exact"/>
               <w:jc w:val="center"/>
             </w:pPr>
             <w:r>
               <w:rPr>
-                <w:rFonts w:ascii="游ゴシック" w:hAnsi="游ゴシック" w:eastAsia="游ゴシック" w:cs="游ゴシック"/>
+                <w:rFonts w:ascii="BIZ UDPゴシック" w:hAnsi="BIZ UDPゴシック" w:eastAsia="BIZ UDPゴシック" w:cs="BIZ UDPゴシック"/>
                 <w:b/>
                 <w:bCs/>
                 <w:color w:val="1F2330"/>
-                <w:sz w:val="21"/>
-                <w:szCs w:val="21"/>
+                <w:sz w:val="19"/>
+                <w:szCs w:val="19"/>
               </w:rPr>
               <w:t xml:space="preserve">5</w:t>
             </w:r>
@@ -2012,40 +1608,42 @@
         </w:tc>
         <w:tc>
           <w:tcPr>
-            <w:tcW w:type="dxa" w:w="4649"/>
+            <w:tcW w:type="dxa" w:w="6208"/>
             <w:vAlign w:val="center"/>
           </w:tcPr>
           <w:p>
             <w:pPr>
-              <w:spacing w:after="0" w:before="0"/>
+              <w:keepNext/>
+              <w:spacing w:after="0" w:before="0" w:line="250" w:lineRule="exact"/>
             </w:pPr>
             <w:r>
               <w:rPr>
-                <w:rFonts w:ascii="游明朝" w:hAnsi="游明朝" w:eastAsia="游明朝" w:cs="游明朝"/>
+                <w:rFonts w:ascii="BIZ UDPゴシック" w:hAnsi="BIZ UDPゴシック" w:eastAsia="BIZ UDPゴシック" w:cs="BIZ UDPゴシック"/>
                 <w:color w:val="1F2330"/>
                 <w:sz w:val="20"/>
                 <w:szCs w:val="20"/>
               </w:rPr>
-              <w:t xml:space="preserve">1回の練習の長さや回数は、お子さまにとって無理のないものでしたか。</w:t>
+              <w:t xml:space="preserve">使い始めの設定（ログイン、カメラ・マイクの許可）は簡単でしたか。</w:t>
             </w:r>
           </w:p>
         </w:tc>
         <w:tc>
           <w:tcPr>
-            <w:tcW w:type="dxa" w:w="907"/>
+            <w:tcW w:type="dxa" w:w="680"/>
             <w:vAlign w:val="center"/>
           </w:tcPr>
           <w:p>
             <w:pPr>
-              <w:spacing w:after="0" w:before="0"/>
+              <w:keepNext/>
+              <w:spacing w:after="0" w:before="0" w:line="238" w:lineRule="exact"/>
               <w:jc w:val="center"/>
             </w:pPr>
             <w:r>
               <w:rPr>
-                <w:rFonts w:ascii="游明朝" w:hAnsi="游明朝" w:eastAsia="游明朝" w:cs="游明朝"/>
-                <w:color w:val="A4A9BC"/>
-                <w:sz w:val="18"/>
-                <w:szCs w:val="18"/>
+                <w:rFonts w:ascii="BIZ UDPゴシック" w:hAnsi="BIZ UDPゴシック" w:eastAsia="BIZ UDPゴシック" w:cs="BIZ UDPゴシック"/>
+                <w:color w:val="8A90A6"/>
+                <w:sz w:val="19"/>
+                <w:szCs w:val="19"/>
               </w:rPr>
               <w:t xml:space="preserve">4</w:t>
             </w:r>
@@ -2053,20 +1651,21 @@
         </w:tc>
         <w:tc>
           <w:tcPr>
-            <w:tcW w:type="dxa" w:w="907"/>
+            <w:tcW w:type="dxa" w:w="680"/>
             <w:vAlign w:val="center"/>
           </w:tcPr>
           <w:p>
             <w:pPr>
-              <w:spacing w:after="0" w:before="0"/>
+              <w:keepNext/>
+              <w:spacing w:after="0" w:before="0" w:line="238" w:lineRule="exact"/>
               <w:jc w:val="center"/>
             </w:pPr>
             <w:r>
               <w:rPr>
-                <w:rFonts w:ascii="游明朝" w:hAnsi="游明朝" w:eastAsia="游明朝" w:cs="游明朝"/>
-                <w:color w:val="A4A9BC"/>
-                <w:sz w:val="18"/>
-                <w:szCs w:val="18"/>
+                <w:rFonts w:ascii="BIZ UDPゴシック" w:hAnsi="BIZ UDPゴシック" w:eastAsia="BIZ UDPゴシック" w:cs="BIZ UDPゴシック"/>
+                <w:color w:val="8A90A6"/>
+                <w:sz w:val="19"/>
+                <w:szCs w:val="19"/>
               </w:rPr>
               <w:t xml:space="preserve">3</w:t>
             </w:r>
@@ -2074,20 +1673,21 @@
         </w:tc>
         <w:tc>
           <w:tcPr>
-            <w:tcW w:type="dxa" w:w="907"/>
+            <w:tcW w:type="dxa" w:w="680"/>
             <w:vAlign w:val="center"/>
           </w:tcPr>
           <w:p>
             <w:pPr>
-              <w:spacing w:after="0" w:before="0"/>
+              <w:keepNext/>
+              <w:spacing w:after="0" w:before="0" w:line="238" w:lineRule="exact"/>
               <w:jc w:val="center"/>
             </w:pPr>
             <w:r>
               <w:rPr>
-                <w:rFonts w:ascii="游明朝" w:hAnsi="游明朝" w:eastAsia="游明朝" w:cs="游明朝"/>
-                <w:color w:val="A4A9BC"/>
-                <w:sz w:val="18"/>
-                <w:szCs w:val="18"/>
+                <w:rFonts w:ascii="BIZ UDPゴシック" w:hAnsi="BIZ UDPゴシック" w:eastAsia="BIZ UDPゴシック" w:cs="BIZ UDPゴシック"/>
+                <w:color w:val="8A90A6"/>
+                <w:sz w:val="19"/>
+                <w:szCs w:val="19"/>
               </w:rPr>
               <w:t xml:space="preserve">2</w:t>
             </w:r>
@@ -2095,20 +1695,21 @@
         </w:tc>
         <w:tc>
           <w:tcPr>
-            <w:tcW w:type="dxa" w:w="907"/>
+            <w:tcW w:type="dxa" w:w="680"/>
             <w:vAlign w:val="center"/>
           </w:tcPr>
           <w:p>
             <w:pPr>
-              <w:spacing w:after="0" w:before="0"/>
+              <w:keepNext/>
+              <w:spacing w:after="0" w:before="0" w:line="238" w:lineRule="exact"/>
               <w:jc w:val="center"/>
             </w:pPr>
             <w:r>
               <w:rPr>
-                <w:rFonts w:ascii="游明朝" w:hAnsi="游明朝" w:eastAsia="游明朝" w:cs="游明朝"/>
-                <w:color w:val="A4A9BC"/>
-                <w:sz w:val="18"/>
-                <w:szCs w:val="18"/>
+                <w:rFonts w:ascii="BIZ UDPゴシック" w:hAnsi="BIZ UDPゴシック" w:eastAsia="BIZ UDPゴシック" w:cs="BIZ UDPゴシック"/>
+                <w:color w:val="8A90A6"/>
+                <w:sz w:val="19"/>
+                <w:szCs w:val="19"/>
               </w:rPr>
               <w:t xml:space="preserve">1</w:t>
             </w:r>
@@ -2116,21 +1717,1371 @@
         </w:tc>
         <w:tc>
           <w:tcPr>
-            <w:tcW w:type="dxa" w:w="1134"/>
+            <w:tcW w:type="dxa" w:w="879"/>
+            <w:shd w:val="clear" w:color="auto" w:fill="F7F8FC"/>
+            <w:vAlign w:val="center"/>
+          </w:tcPr>
+          <w:p>
+            <w:pPr>
+              <w:keepNext/>
+              <w:spacing w:after="0" w:before="0" w:line="238" w:lineRule="exact"/>
+              <w:jc w:val="center"/>
+            </w:pPr>
+            <w:r>
+              <w:rPr>
+                <w:rFonts w:ascii="BIZ UDPゴシック" w:hAnsi="BIZ UDPゴシック" w:eastAsia="BIZ UDPゴシック" w:cs="BIZ UDPゴシック"/>
+                <w:color w:val="8A90A6"/>
+                <w:sz w:val="19"/>
+                <w:szCs w:val="19"/>
+              </w:rPr>
+              <w:t xml:space="preserve">－</w:t>
+            </w:r>
+          </w:p>
+        </w:tc>
+      </w:tr>
+      <w:tr>
+        <w:trPr>
+          <w:trHeight w:val="351" w:hRule="atLeast"/>
+          <w:cantSplit/>
+        </w:trPr>
+        <w:tc>
+          <w:tcPr>
+            <w:tcW w:type="dxa" w:w="397"/>
+            <w:vAlign w:val="center"/>
+          </w:tcPr>
+          <w:p>
+            <w:pPr>
+              <w:keepNext/>
+              <w:spacing w:after="0" w:before="0" w:line="238" w:lineRule="exact"/>
+              <w:jc w:val="center"/>
+            </w:pPr>
+            <w:r>
+              <w:rPr>
+                <w:rFonts w:ascii="BIZ UDPゴシック" w:hAnsi="BIZ UDPゴシック" w:eastAsia="BIZ UDPゴシック" w:cs="BIZ UDPゴシック"/>
+                <w:b/>
+                <w:bCs/>
+                <w:color w:val="1F2330"/>
+                <w:sz w:val="19"/>
+                <w:szCs w:val="19"/>
+              </w:rPr>
+              <w:t xml:space="preserve">6</w:t>
+            </w:r>
+          </w:p>
+        </w:tc>
+        <w:tc>
+          <w:tcPr>
+            <w:tcW w:type="dxa" w:w="6208"/>
+            <w:vAlign w:val="center"/>
+          </w:tcPr>
+          <w:p>
+            <w:pPr>
+              <w:keepNext/>
+              <w:spacing w:after="0" w:before="0" w:line="250" w:lineRule="exact"/>
+            </w:pPr>
+            <w:r>
+              <w:rPr>
+                <w:rFonts w:ascii="BIZ UDPゴシック" w:hAnsi="BIZ UDPゴシック" w:eastAsia="BIZ UDPゴシック" w:cs="BIZ UDPゴシック"/>
+                <w:color w:val="1F2330"/>
+                <w:sz w:val="20"/>
+                <w:szCs w:val="20"/>
+              </w:rPr>
+              <w:t xml:space="preserve">お使いのスマートフォンで、問題なく動きましたか。</w:t>
+            </w:r>
+          </w:p>
+        </w:tc>
+        <w:tc>
+          <w:tcPr>
+            <w:tcW w:type="dxa" w:w="680"/>
+            <w:vAlign w:val="center"/>
+          </w:tcPr>
+          <w:p>
+            <w:pPr>
+              <w:keepNext/>
+              <w:spacing w:after="0" w:before="0" w:line="238" w:lineRule="exact"/>
+              <w:jc w:val="center"/>
+            </w:pPr>
+            <w:r>
+              <w:rPr>
+                <w:rFonts w:ascii="BIZ UDPゴシック" w:hAnsi="BIZ UDPゴシック" w:eastAsia="BIZ UDPゴシック" w:cs="BIZ UDPゴシック"/>
+                <w:color w:val="8A90A6"/>
+                <w:sz w:val="19"/>
+                <w:szCs w:val="19"/>
+              </w:rPr>
+              <w:t xml:space="preserve">4</w:t>
+            </w:r>
+          </w:p>
+        </w:tc>
+        <w:tc>
+          <w:tcPr>
+            <w:tcW w:type="dxa" w:w="680"/>
+            <w:vAlign w:val="center"/>
+          </w:tcPr>
+          <w:p>
+            <w:pPr>
+              <w:keepNext/>
+              <w:spacing w:after="0" w:before="0" w:line="238" w:lineRule="exact"/>
+              <w:jc w:val="center"/>
+            </w:pPr>
+            <w:r>
+              <w:rPr>
+                <w:rFonts w:ascii="BIZ UDPゴシック" w:hAnsi="BIZ UDPゴシック" w:eastAsia="BIZ UDPゴシック" w:cs="BIZ UDPゴシック"/>
+                <w:color w:val="8A90A6"/>
+                <w:sz w:val="19"/>
+                <w:szCs w:val="19"/>
+              </w:rPr>
+              <w:t xml:space="preserve">3</w:t>
+            </w:r>
+          </w:p>
+        </w:tc>
+        <w:tc>
+          <w:tcPr>
+            <w:tcW w:type="dxa" w:w="680"/>
+            <w:vAlign w:val="center"/>
+          </w:tcPr>
+          <w:p>
+            <w:pPr>
+              <w:keepNext/>
+              <w:spacing w:after="0" w:before="0" w:line="238" w:lineRule="exact"/>
+              <w:jc w:val="center"/>
+            </w:pPr>
+            <w:r>
+              <w:rPr>
+                <w:rFonts w:ascii="BIZ UDPゴシック" w:hAnsi="BIZ UDPゴシック" w:eastAsia="BIZ UDPゴシック" w:cs="BIZ UDPゴシック"/>
+                <w:color w:val="8A90A6"/>
+                <w:sz w:val="19"/>
+                <w:szCs w:val="19"/>
+              </w:rPr>
+              <w:t xml:space="preserve">2</w:t>
+            </w:r>
+          </w:p>
+        </w:tc>
+        <w:tc>
+          <w:tcPr>
+            <w:tcW w:type="dxa" w:w="680"/>
+            <w:vAlign w:val="center"/>
+          </w:tcPr>
+          <w:p>
+            <w:pPr>
+              <w:keepNext/>
+              <w:spacing w:after="0" w:before="0" w:line="238" w:lineRule="exact"/>
+              <w:jc w:val="center"/>
+            </w:pPr>
+            <w:r>
+              <w:rPr>
+                <w:rFonts w:ascii="BIZ UDPゴシック" w:hAnsi="BIZ UDPゴシック" w:eastAsia="BIZ UDPゴシック" w:cs="BIZ UDPゴシック"/>
+                <w:color w:val="8A90A6"/>
+                <w:sz w:val="19"/>
+                <w:szCs w:val="19"/>
+              </w:rPr>
+              <w:t xml:space="preserve">1</w:t>
+            </w:r>
+          </w:p>
+        </w:tc>
+        <w:tc>
+          <w:tcPr>
+            <w:tcW w:type="dxa" w:w="879"/>
+            <w:shd w:val="clear" w:color="auto" w:fill="F7F8FC"/>
+            <w:vAlign w:val="center"/>
+          </w:tcPr>
+          <w:p>
+            <w:pPr>
+              <w:keepNext/>
+              <w:spacing w:after="0" w:before="0" w:line="238" w:lineRule="exact"/>
+              <w:jc w:val="center"/>
+            </w:pPr>
+            <w:r>
+              <w:rPr>
+                <w:rFonts w:ascii="BIZ UDPゴシック" w:hAnsi="BIZ UDPゴシック" w:eastAsia="BIZ UDPゴシック" w:cs="BIZ UDPゴシック"/>
+                <w:color w:val="8A90A6"/>
+                <w:sz w:val="19"/>
+                <w:szCs w:val="19"/>
+              </w:rPr>
+              <w:t xml:space="preserve">－</w:t>
+            </w:r>
+          </w:p>
+        </w:tc>
+      </w:tr>
+      <w:tr>
+        <w:trPr>
+          <w:trHeight w:val="351" w:hRule="atLeast"/>
+          <w:cantSplit/>
+        </w:trPr>
+        <w:tc>
+          <w:tcPr>
+            <w:tcW w:type="dxa" w:w="397"/>
+            <w:vAlign w:val="center"/>
+          </w:tcPr>
+          <w:p>
+            <w:pPr>
+              <w:keepNext/>
+              <w:spacing w:after="0" w:before="0" w:line="238" w:lineRule="exact"/>
+              <w:jc w:val="center"/>
+            </w:pPr>
+            <w:r>
+              <w:rPr>
+                <w:rFonts w:ascii="BIZ UDPゴシック" w:hAnsi="BIZ UDPゴシック" w:eastAsia="BIZ UDPゴシック" w:cs="BIZ UDPゴシック"/>
+                <w:b/>
+                <w:bCs/>
+                <w:color w:val="1F2330"/>
+                <w:sz w:val="19"/>
+                <w:szCs w:val="19"/>
+              </w:rPr>
+              <w:t xml:space="preserve">7</w:t>
+            </w:r>
+          </w:p>
+        </w:tc>
+        <w:tc>
+          <w:tcPr>
+            <w:tcW w:type="dxa" w:w="6208"/>
+            <w:vAlign w:val="center"/>
+          </w:tcPr>
+          <w:p>
+            <w:pPr>
+              <w:keepNext/>
+              <w:spacing w:after="0" w:before="0" w:line="250" w:lineRule="exact"/>
+            </w:pPr>
+            <w:r>
+              <w:rPr>
+                <w:rFonts w:ascii="BIZ UDPゴシック" w:hAnsi="BIZ UDPゴシック" w:eastAsia="BIZ UDPゴシック" w:cs="BIZ UDPゴシック"/>
+                <w:color w:val="1F2330"/>
+                <w:sz w:val="20"/>
+                <w:szCs w:val="20"/>
+              </w:rPr>
+              <w:t xml:space="preserve">練習の時間や回数は、ご家庭で無理のないものでしたか。</w:t>
+            </w:r>
+          </w:p>
+        </w:tc>
+        <w:tc>
+          <w:tcPr>
+            <w:tcW w:type="dxa" w:w="680"/>
+            <w:vAlign w:val="center"/>
+          </w:tcPr>
+          <w:p>
+            <w:pPr>
+              <w:keepNext/>
+              <w:spacing w:after="0" w:before="0" w:line="238" w:lineRule="exact"/>
+              <w:jc w:val="center"/>
+            </w:pPr>
+            <w:r>
+              <w:rPr>
+                <w:rFonts w:ascii="BIZ UDPゴシック" w:hAnsi="BIZ UDPゴシック" w:eastAsia="BIZ UDPゴシック" w:cs="BIZ UDPゴシック"/>
+                <w:color w:val="8A90A6"/>
+                <w:sz w:val="19"/>
+                <w:szCs w:val="19"/>
+              </w:rPr>
+              <w:t xml:space="preserve">4</w:t>
+            </w:r>
+          </w:p>
+        </w:tc>
+        <w:tc>
+          <w:tcPr>
+            <w:tcW w:type="dxa" w:w="680"/>
+            <w:vAlign w:val="center"/>
+          </w:tcPr>
+          <w:p>
+            <w:pPr>
+              <w:keepNext/>
+              <w:spacing w:after="0" w:before="0" w:line="238" w:lineRule="exact"/>
+              <w:jc w:val="center"/>
+            </w:pPr>
+            <w:r>
+              <w:rPr>
+                <w:rFonts w:ascii="BIZ UDPゴシック" w:hAnsi="BIZ UDPゴシック" w:eastAsia="BIZ UDPゴシック" w:cs="BIZ UDPゴシック"/>
+                <w:color w:val="8A90A6"/>
+                <w:sz w:val="19"/>
+                <w:szCs w:val="19"/>
+              </w:rPr>
+              <w:t xml:space="preserve">3</w:t>
+            </w:r>
+          </w:p>
+        </w:tc>
+        <w:tc>
+          <w:tcPr>
+            <w:tcW w:type="dxa" w:w="680"/>
+            <w:vAlign w:val="center"/>
+          </w:tcPr>
+          <w:p>
+            <w:pPr>
+              <w:keepNext/>
+              <w:spacing w:after="0" w:before="0" w:line="238" w:lineRule="exact"/>
+              <w:jc w:val="center"/>
+            </w:pPr>
+            <w:r>
+              <w:rPr>
+                <w:rFonts w:ascii="BIZ UDPゴシック" w:hAnsi="BIZ UDPゴシック" w:eastAsia="BIZ UDPゴシック" w:cs="BIZ UDPゴシック"/>
+                <w:color w:val="8A90A6"/>
+                <w:sz w:val="19"/>
+                <w:szCs w:val="19"/>
+              </w:rPr>
+              <w:t xml:space="preserve">2</w:t>
+            </w:r>
+          </w:p>
+        </w:tc>
+        <w:tc>
+          <w:tcPr>
+            <w:tcW w:type="dxa" w:w="680"/>
+            <w:vAlign w:val="center"/>
+          </w:tcPr>
+          <w:p>
+            <w:pPr>
+              <w:keepNext/>
+              <w:spacing w:after="0" w:before="0" w:line="238" w:lineRule="exact"/>
+              <w:jc w:val="center"/>
+            </w:pPr>
+            <w:r>
+              <w:rPr>
+                <w:rFonts w:ascii="BIZ UDPゴシック" w:hAnsi="BIZ UDPゴシック" w:eastAsia="BIZ UDPゴシック" w:cs="BIZ UDPゴシック"/>
+                <w:color w:val="8A90A6"/>
+                <w:sz w:val="19"/>
+                <w:szCs w:val="19"/>
+              </w:rPr>
+              <w:t xml:space="preserve">1</w:t>
+            </w:r>
+          </w:p>
+        </w:tc>
+        <w:tc>
+          <w:tcPr>
+            <w:tcW w:type="dxa" w:w="879"/>
+            <w:shd w:val="clear" w:color="auto" w:fill="F7F8FC"/>
+            <w:vAlign w:val="center"/>
+          </w:tcPr>
+          <w:p>
+            <w:pPr>
+              <w:keepNext/>
+              <w:spacing w:after="0" w:before="0" w:line="238" w:lineRule="exact"/>
+              <w:jc w:val="center"/>
+            </w:pPr>
+            <w:r>
+              <w:rPr>
+                <w:rFonts w:ascii="BIZ UDPゴシック" w:hAnsi="BIZ UDPゴシック" w:eastAsia="BIZ UDPゴシック" w:cs="BIZ UDPゴシック"/>
+                <w:color w:val="8A90A6"/>
+                <w:sz w:val="19"/>
+                <w:szCs w:val="19"/>
+              </w:rPr>
+              <w:t xml:space="preserve">－</w:t>
+            </w:r>
+          </w:p>
+        </w:tc>
+      </w:tr>
+      <w:tr>
+        <w:trPr>
+          <w:trHeight w:val="255" w:hRule="atLeast"/>
+        </w:trPr>
+        <w:tc>
+          <w:tcPr>
+            <w:tcW w:type="dxa" w:w="10204"/>
+            <w:gridSpan w:val="7"/>
             <w:shd w:val="clear" w:color="auto" w:fill="F4F5FB"/>
             <w:vAlign w:val="center"/>
           </w:tcPr>
           <w:p>
             <w:pPr>
-              <w:spacing w:after="0" w:before="0"/>
+              <w:keepNext/>
+              <w:spacing w:after="0" w:before="0" w:line="238" w:lineRule="exact"/>
+            </w:pPr>
+            <w:r>
+              <w:rPr>
+                <w:rFonts w:ascii="BIZ UDPゴシック" w:hAnsi="BIZ UDPゴシック" w:eastAsia="BIZ UDPゴシック" w:cs="BIZ UDPゴシック"/>
+                <w:b/>
+                <w:bCs/>
+                <w:color w:val="0E1E45"/>
+                <w:sz w:val="19"/>
+                <w:szCs w:val="19"/>
+              </w:rPr>
+              <w:t xml:space="preserve">Ⅲ　お手本の録画</w:t>
+            </w:r>
+          </w:p>
+        </w:tc>
+      </w:tr>
+      <w:tr>
+        <w:trPr>
+          <w:trHeight w:val="351" w:hRule="atLeast"/>
+          <w:cantSplit/>
+        </w:trPr>
+        <w:tc>
+          <w:tcPr>
+            <w:tcW w:type="dxa" w:w="397"/>
+            <w:vAlign w:val="center"/>
+          </w:tcPr>
+          <w:p>
+            <w:pPr>
+              <w:keepNext/>
+              <w:spacing w:after="0" w:before="0" w:line="238" w:lineRule="exact"/>
               <w:jc w:val="center"/>
             </w:pPr>
             <w:r>
               <w:rPr>
-                <w:rFonts w:ascii="游明朝" w:hAnsi="游明朝" w:eastAsia="游明朝" w:cs="游明朝"/>
-                <w:color w:val="A4A9BC"/>
-                <w:sz w:val="18"/>
-                <w:szCs w:val="18"/>
+                <w:rFonts w:ascii="BIZ UDPゴシック" w:hAnsi="BIZ UDPゴシック" w:eastAsia="BIZ UDPゴシック" w:cs="BIZ UDPゴシック"/>
+                <w:b/>
+                <w:bCs/>
+                <w:color w:val="1F2330"/>
+                <w:sz w:val="19"/>
+                <w:szCs w:val="19"/>
+              </w:rPr>
+              <w:t xml:space="preserve">8</w:t>
+            </w:r>
+          </w:p>
+        </w:tc>
+        <w:tc>
+          <w:tcPr>
+            <w:tcW w:type="dxa" w:w="6208"/>
+            <w:vAlign w:val="center"/>
+          </w:tcPr>
+          <w:p>
+            <w:pPr>
+              <w:keepNext/>
+              <w:spacing w:after="0" w:before="0" w:line="250" w:lineRule="exact"/>
+            </w:pPr>
+            <w:r>
+              <w:rPr>
+                <w:rFonts w:ascii="BIZ UDPゴシック" w:hAnsi="BIZ UDPゴシック" w:eastAsia="BIZ UDPゴシック" w:cs="BIZ UDPゴシック"/>
+                <w:color w:val="1F2330"/>
+                <w:sz w:val="20"/>
+                <w:szCs w:val="20"/>
+              </w:rPr>
+              <w:t xml:space="preserve">先生モード（保護者用パスワード）の操作は簡単でしたか。</w:t>
+            </w:r>
+          </w:p>
+        </w:tc>
+        <w:tc>
+          <w:tcPr>
+            <w:tcW w:type="dxa" w:w="680"/>
+            <w:vAlign w:val="center"/>
+          </w:tcPr>
+          <w:p>
+            <w:pPr>
+              <w:keepNext/>
+              <w:spacing w:after="0" w:before="0" w:line="238" w:lineRule="exact"/>
+              <w:jc w:val="center"/>
+            </w:pPr>
+            <w:r>
+              <w:rPr>
+                <w:rFonts w:ascii="BIZ UDPゴシック" w:hAnsi="BIZ UDPゴシック" w:eastAsia="BIZ UDPゴシック" w:cs="BIZ UDPゴシック"/>
+                <w:color w:val="8A90A6"/>
+                <w:sz w:val="19"/>
+                <w:szCs w:val="19"/>
+              </w:rPr>
+              <w:t xml:space="preserve">4</w:t>
+            </w:r>
+          </w:p>
+        </w:tc>
+        <w:tc>
+          <w:tcPr>
+            <w:tcW w:type="dxa" w:w="680"/>
+            <w:vAlign w:val="center"/>
+          </w:tcPr>
+          <w:p>
+            <w:pPr>
+              <w:keepNext/>
+              <w:spacing w:after="0" w:before="0" w:line="238" w:lineRule="exact"/>
+              <w:jc w:val="center"/>
+            </w:pPr>
+            <w:r>
+              <w:rPr>
+                <w:rFonts w:ascii="BIZ UDPゴシック" w:hAnsi="BIZ UDPゴシック" w:eastAsia="BIZ UDPゴシック" w:cs="BIZ UDPゴシック"/>
+                <w:color w:val="8A90A6"/>
+                <w:sz w:val="19"/>
+                <w:szCs w:val="19"/>
+              </w:rPr>
+              <w:t xml:space="preserve">3</w:t>
+            </w:r>
+          </w:p>
+        </w:tc>
+        <w:tc>
+          <w:tcPr>
+            <w:tcW w:type="dxa" w:w="680"/>
+            <w:vAlign w:val="center"/>
+          </w:tcPr>
+          <w:p>
+            <w:pPr>
+              <w:keepNext/>
+              <w:spacing w:after="0" w:before="0" w:line="238" w:lineRule="exact"/>
+              <w:jc w:val="center"/>
+            </w:pPr>
+            <w:r>
+              <w:rPr>
+                <w:rFonts w:ascii="BIZ UDPゴシック" w:hAnsi="BIZ UDPゴシック" w:eastAsia="BIZ UDPゴシック" w:cs="BIZ UDPゴシック"/>
+                <w:color w:val="8A90A6"/>
+                <w:sz w:val="19"/>
+                <w:szCs w:val="19"/>
+              </w:rPr>
+              <w:t xml:space="preserve">2</w:t>
+            </w:r>
+          </w:p>
+        </w:tc>
+        <w:tc>
+          <w:tcPr>
+            <w:tcW w:type="dxa" w:w="680"/>
+            <w:vAlign w:val="center"/>
+          </w:tcPr>
+          <w:p>
+            <w:pPr>
+              <w:keepNext/>
+              <w:spacing w:after="0" w:before="0" w:line="238" w:lineRule="exact"/>
+              <w:jc w:val="center"/>
+            </w:pPr>
+            <w:r>
+              <w:rPr>
+                <w:rFonts w:ascii="BIZ UDPゴシック" w:hAnsi="BIZ UDPゴシック" w:eastAsia="BIZ UDPゴシック" w:cs="BIZ UDPゴシック"/>
+                <w:color w:val="8A90A6"/>
+                <w:sz w:val="19"/>
+                <w:szCs w:val="19"/>
+              </w:rPr>
+              <w:t xml:space="preserve">1</w:t>
+            </w:r>
+          </w:p>
+        </w:tc>
+        <w:tc>
+          <w:tcPr>
+            <w:tcW w:type="dxa" w:w="879"/>
+            <w:shd w:val="clear" w:color="auto" w:fill="F7F8FC"/>
+            <w:vAlign w:val="center"/>
+          </w:tcPr>
+          <w:p>
+            <w:pPr>
+              <w:keepNext/>
+              <w:spacing w:after="0" w:before="0" w:line="238" w:lineRule="exact"/>
+              <w:jc w:val="center"/>
+            </w:pPr>
+            <w:r>
+              <w:rPr>
+                <w:rFonts w:ascii="BIZ UDPゴシック" w:hAnsi="BIZ UDPゴシック" w:eastAsia="BIZ UDPゴシック" w:cs="BIZ UDPゴシック"/>
+                <w:color w:val="8A90A6"/>
+                <w:sz w:val="19"/>
+                <w:szCs w:val="19"/>
+              </w:rPr>
+              <w:t xml:space="preserve">－</w:t>
+            </w:r>
+          </w:p>
+        </w:tc>
+      </w:tr>
+      <w:tr>
+        <w:trPr>
+          <w:trHeight w:val="351" w:hRule="atLeast"/>
+          <w:cantSplit/>
+        </w:trPr>
+        <w:tc>
+          <w:tcPr>
+            <w:tcW w:type="dxa" w:w="397"/>
+            <w:vAlign w:val="center"/>
+          </w:tcPr>
+          <w:p>
+            <w:pPr>
+              <w:keepNext/>
+              <w:spacing w:after="0" w:before="0" w:line="238" w:lineRule="exact"/>
+              <w:jc w:val="center"/>
+            </w:pPr>
+            <w:r>
+              <w:rPr>
+                <w:rFonts w:ascii="BIZ UDPゴシック" w:hAnsi="BIZ UDPゴシック" w:eastAsia="BIZ UDPゴシック" w:cs="BIZ UDPゴシック"/>
+                <w:b/>
+                <w:bCs/>
+                <w:color w:val="1F2330"/>
+                <w:sz w:val="19"/>
+                <w:szCs w:val="19"/>
+              </w:rPr>
+              <w:t xml:space="preserve">9</w:t>
+            </w:r>
+          </w:p>
+        </w:tc>
+        <w:tc>
+          <w:tcPr>
+            <w:tcW w:type="dxa" w:w="6208"/>
+            <w:vAlign w:val="center"/>
+          </w:tcPr>
+          <w:p>
+            <w:pPr>
+              <w:keepNext/>
+              <w:spacing w:after="0" w:before="0" w:line="250" w:lineRule="exact"/>
+            </w:pPr>
+            <w:r>
+              <w:rPr>
+                <w:rFonts w:ascii="BIZ UDPゴシック" w:hAnsi="BIZ UDPゴシック" w:eastAsia="BIZ UDPゴシック" w:cs="BIZ UDPゴシック"/>
+                <w:color w:val="1F2330"/>
+                <w:sz w:val="20"/>
+                <w:szCs w:val="20"/>
+              </w:rPr>
+              <w:t xml:space="preserve">単語の追加とお手本の録画は、やりやすかったですか。</w:t>
+            </w:r>
+          </w:p>
+        </w:tc>
+        <w:tc>
+          <w:tcPr>
+            <w:tcW w:type="dxa" w:w="680"/>
+            <w:vAlign w:val="center"/>
+          </w:tcPr>
+          <w:p>
+            <w:pPr>
+              <w:keepNext/>
+              <w:spacing w:after="0" w:before="0" w:line="238" w:lineRule="exact"/>
+              <w:jc w:val="center"/>
+            </w:pPr>
+            <w:r>
+              <w:rPr>
+                <w:rFonts w:ascii="BIZ UDPゴシック" w:hAnsi="BIZ UDPゴシック" w:eastAsia="BIZ UDPゴシック" w:cs="BIZ UDPゴシック"/>
+                <w:color w:val="8A90A6"/>
+                <w:sz w:val="19"/>
+                <w:szCs w:val="19"/>
+              </w:rPr>
+              <w:t xml:space="preserve">4</w:t>
+            </w:r>
+          </w:p>
+        </w:tc>
+        <w:tc>
+          <w:tcPr>
+            <w:tcW w:type="dxa" w:w="680"/>
+            <w:vAlign w:val="center"/>
+          </w:tcPr>
+          <w:p>
+            <w:pPr>
+              <w:keepNext/>
+              <w:spacing w:after="0" w:before="0" w:line="238" w:lineRule="exact"/>
+              <w:jc w:val="center"/>
+            </w:pPr>
+            <w:r>
+              <w:rPr>
+                <w:rFonts w:ascii="BIZ UDPゴシック" w:hAnsi="BIZ UDPゴシック" w:eastAsia="BIZ UDPゴシック" w:cs="BIZ UDPゴシック"/>
+                <w:color w:val="8A90A6"/>
+                <w:sz w:val="19"/>
+                <w:szCs w:val="19"/>
+              </w:rPr>
+              <w:t xml:space="preserve">3</w:t>
+            </w:r>
+          </w:p>
+        </w:tc>
+        <w:tc>
+          <w:tcPr>
+            <w:tcW w:type="dxa" w:w="680"/>
+            <w:vAlign w:val="center"/>
+          </w:tcPr>
+          <w:p>
+            <w:pPr>
+              <w:keepNext/>
+              <w:spacing w:after="0" w:before="0" w:line="238" w:lineRule="exact"/>
+              <w:jc w:val="center"/>
+            </w:pPr>
+            <w:r>
+              <w:rPr>
+                <w:rFonts w:ascii="BIZ UDPゴシック" w:hAnsi="BIZ UDPゴシック" w:eastAsia="BIZ UDPゴシック" w:cs="BIZ UDPゴシック"/>
+                <w:color w:val="8A90A6"/>
+                <w:sz w:val="19"/>
+                <w:szCs w:val="19"/>
+              </w:rPr>
+              <w:t xml:space="preserve">2</w:t>
+            </w:r>
+          </w:p>
+        </w:tc>
+        <w:tc>
+          <w:tcPr>
+            <w:tcW w:type="dxa" w:w="680"/>
+            <w:vAlign w:val="center"/>
+          </w:tcPr>
+          <w:p>
+            <w:pPr>
+              <w:keepNext/>
+              <w:spacing w:after="0" w:before="0" w:line="238" w:lineRule="exact"/>
+              <w:jc w:val="center"/>
+            </w:pPr>
+            <w:r>
+              <w:rPr>
+                <w:rFonts w:ascii="BIZ UDPゴシック" w:hAnsi="BIZ UDPゴシック" w:eastAsia="BIZ UDPゴシック" w:cs="BIZ UDPゴシック"/>
+                <w:color w:val="8A90A6"/>
+                <w:sz w:val="19"/>
+                <w:szCs w:val="19"/>
+              </w:rPr>
+              <w:t xml:space="preserve">1</w:t>
+            </w:r>
+          </w:p>
+        </w:tc>
+        <w:tc>
+          <w:tcPr>
+            <w:tcW w:type="dxa" w:w="879"/>
+            <w:shd w:val="clear" w:color="auto" w:fill="F7F8FC"/>
+            <w:vAlign w:val="center"/>
+          </w:tcPr>
+          <w:p>
+            <w:pPr>
+              <w:keepNext/>
+              <w:spacing w:after="0" w:before="0" w:line="238" w:lineRule="exact"/>
+              <w:jc w:val="center"/>
+            </w:pPr>
+            <w:r>
+              <w:rPr>
+                <w:rFonts w:ascii="BIZ UDPゴシック" w:hAnsi="BIZ UDPゴシック" w:eastAsia="BIZ UDPゴシック" w:cs="BIZ UDPゴシック"/>
+                <w:color w:val="8A90A6"/>
+                <w:sz w:val="19"/>
+                <w:szCs w:val="19"/>
+              </w:rPr>
+              <w:t xml:space="preserve">－</w:t>
+            </w:r>
+          </w:p>
+        </w:tc>
+      </w:tr>
+      <w:tr>
+        <w:trPr>
+          <w:trHeight w:val="351" w:hRule="atLeast"/>
+          <w:cantSplit/>
+        </w:trPr>
+        <w:tc>
+          <w:tcPr>
+            <w:tcW w:type="dxa" w:w="397"/>
+            <w:vAlign w:val="center"/>
+          </w:tcPr>
+          <w:p>
+            <w:pPr>
+              <w:keepNext/>
+              <w:spacing w:after="0" w:before="0" w:line="238" w:lineRule="exact"/>
+              <w:jc w:val="center"/>
+            </w:pPr>
+            <w:r>
+              <w:rPr>
+                <w:rFonts w:ascii="BIZ UDPゴシック" w:hAnsi="BIZ UDPゴシック" w:eastAsia="BIZ UDPゴシック" w:cs="BIZ UDPゴシック"/>
+                <w:b/>
+                <w:bCs/>
+                <w:color w:val="1F2330"/>
+                <w:sz w:val="19"/>
+                <w:szCs w:val="19"/>
+              </w:rPr>
+              <w:t xml:space="preserve">10</w:t>
+            </w:r>
+          </w:p>
+        </w:tc>
+        <w:tc>
+          <w:tcPr>
+            <w:tcW w:type="dxa" w:w="6208"/>
+            <w:vAlign w:val="center"/>
+          </w:tcPr>
+          <w:p>
+            <w:pPr>
+              <w:keepNext/>
+              <w:spacing w:after="0" w:before="0" w:line="250" w:lineRule="exact"/>
+            </w:pPr>
+            <w:r>
+              <w:rPr>
+                <w:rFonts w:ascii="BIZ UDPゴシック" w:hAnsi="BIZ UDPゴシック" w:eastAsia="BIZ UDPゴシック" w:cs="BIZ UDPゴシック"/>
+                <w:color w:val="1F2330"/>
+                <w:sz w:val="20"/>
+                <w:szCs w:val="20"/>
+              </w:rPr>
+              <w:t xml:space="preserve">お手本の録り直しが必要なとき、直し方が分かりましたか。</w:t>
+            </w:r>
+          </w:p>
+        </w:tc>
+        <w:tc>
+          <w:tcPr>
+            <w:tcW w:type="dxa" w:w="680"/>
+            <w:vAlign w:val="center"/>
+          </w:tcPr>
+          <w:p>
+            <w:pPr>
+              <w:keepNext/>
+              <w:spacing w:after="0" w:before="0" w:line="238" w:lineRule="exact"/>
+              <w:jc w:val="center"/>
+            </w:pPr>
+            <w:r>
+              <w:rPr>
+                <w:rFonts w:ascii="BIZ UDPゴシック" w:hAnsi="BIZ UDPゴシック" w:eastAsia="BIZ UDPゴシック" w:cs="BIZ UDPゴシック"/>
+                <w:color w:val="8A90A6"/>
+                <w:sz w:val="19"/>
+                <w:szCs w:val="19"/>
+              </w:rPr>
+              <w:t xml:space="preserve">4</w:t>
+            </w:r>
+          </w:p>
+        </w:tc>
+        <w:tc>
+          <w:tcPr>
+            <w:tcW w:type="dxa" w:w="680"/>
+            <w:vAlign w:val="center"/>
+          </w:tcPr>
+          <w:p>
+            <w:pPr>
+              <w:keepNext/>
+              <w:spacing w:after="0" w:before="0" w:line="238" w:lineRule="exact"/>
+              <w:jc w:val="center"/>
+            </w:pPr>
+            <w:r>
+              <w:rPr>
+                <w:rFonts w:ascii="BIZ UDPゴシック" w:hAnsi="BIZ UDPゴシック" w:eastAsia="BIZ UDPゴシック" w:cs="BIZ UDPゴシック"/>
+                <w:color w:val="8A90A6"/>
+                <w:sz w:val="19"/>
+                <w:szCs w:val="19"/>
+              </w:rPr>
+              <w:t xml:space="preserve">3</w:t>
+            </w:r>
+          </w:p>
+        </w:tc>
+        <w:tc>
+          <w:tcPr>
+            <w:tcW w:type="dxa" w:w="680"/>
+            <w:vAlign w:val="center"/>
+          </w:tcPr>
+          <w:p>
+            <w:pPr>
+              <w:keepNext/>
+              <w:spacing w:after="0" w:before="0" w:line="238" w:lineRule="exact"/>
+              <w:jc w:val="center"/>
+            </w:pPr>
+            <w:r>
+              <w:rPr>
+                <w:rFonts w:ascii="BIZ UDPゴシック" w:hAnsi="BIZ UDPゴシック" w:eastAsia="BIZ UDPゴシック" w:cs="BIZ UDPゴシック"/>
+                <w:color w:val="8A90A6"/>
+                <w:sz w:val="19"/>
+                <w:szCs w:val="19"/>
+              </w:rPr>
+              <w:t xml:space="preserve">2</w:t>
+            </w:r>
+          </w:p>
+        </w:tc>
+        <w:tc>
+          <w:tcPr>
+            <w:tcW w:type="dxa" w:w="680"/>
+            <w:vAlign w:val="center"/>
+          </w:tcPr>
+          <w:p>
+            <w:pPr>
+              <w:keepNext/>
+              <w:spacing w:after="0" w:before="0" w:line="238" w:lineRule="exact"/>
+              <w:jc w:val="center"/>
+            </w:pPr>
+            <w:r>
+              <w:rPr>
+                <w:rFonts w:ascii="BIZ UDPゴシック" w:hAnsi="BIZ UDPゴシック" w:eastAsia="BIZ UDPゴシック" w:cs="BIZ UDPゴシック"/>
+                <w:color w:val="8A90A6"/>
+                <w:sz w:val="19"/>
+                <w:szCs w:val="19"/>
+              </w:rPr>
+              <w:t xml:space="preserve">1</w:t>
+            </w:r>
+          </w:p>
+        </w:tc>
+        <w:tc>
+          <w:tcPr>
+            <w:tcW w:type="dxa" w:w="879"/>
+            <w:shd w:val="clear" w:color="auto" w:fill="F7F8FC"/>
+            <w:vAlign w:val="center"/>
+          </w:tcPr>
+          <w:p>
+            <w:pPr>
+              <w:keepNext/>
+              <w:spacing w:after="0" w:before="0" w:line="238" w:lineRule="exact"/>
+              <w:jc w:val="center"/>
+            </w:pPr>
+            <w:r>
+              <w:rPr>
+                <w:rFonts w:ascii="BIZ UDPゴシック" w:hAnsi="BIZ UDPゴシック" w:eastAsia="BIZ UDPゴシック" w:cs="BIZ UDPゴシック"/>
+                <w:color w:val="8A90A6"/>
+                <w:sz w:val="19"/>
+                <w:szCs w:val="19"/>
+              </w:rPr>
+              <w:t xml:space="preserve">－</w:t>
+            </w:r>
+          </w:p>
+        </w:tc>
+      </w:tr>
+      <w:tr>
+        <w:trPr>
+          <w:trHeight w:val="351" w:hRule="atLeast"/>
+          <w:cantSplit/>
+        </w:trPr>
+        <w:tc>
+          <w:tcPr>
+            <w:tcW w:type="dxa" w:w="397"/>
+            <w:vAlign w:val="center"/>
+          </w:tcPr>
+          <w:p>
+            <w:pPr>
+              <w:keepNext/>
+              <w:spacing w:after="0" w:before="0" w:line="238" w:lineRule="exact"/>
+              <w:jc w:val="center"/>
+            </w:pPr>
+            <w:r>
+              <w:rPr>
+                <w:rFonts w:ascii="BIZ UDPゴシック" w:hAnsi="BIZ UDPゴシック" w:eastAsia="BIZ UDPゴシック" w:cs="BIZ UDPゴシック"/>
+                <w:b/>
+                <w:bCs/>
+                <w:color w:val="1F2330"/>
+                <w:sz w:val="19"/>
+                <w:szCs w:val="19"/>
+              </w:rPr>
+              <w:t xml:space="preserve">11</w:t>
+            </w:r>
+          </w:p>
+        </w:tc>
+        <w:tc>
+          <w:tcPr>
+            <w:tcW w:type="dxa" w:w="6208"/>
+            <w:vAlign w:val="center"/>
+          </w:tcPr>
+          <w:p>
+            <w:pPr>
+              <w:keepNext/>
+              <w:spacing w:after="0" w:before="0" w:line="250" w:lineRule="exact"/>
+            </w:pPr>
+            <w:r>
+              <w:rPr>
+                <w:rFonts w:ascii="BIZ UDPゴシック" w:hAnsi="BIZ UDPゴシック" w:eastAsia="BIZ UDPゴシック" w:cs="BIZ UDPゴシック"/>
+                <w:color w:val="1F2330"/>
+                <w:sz w:val="20"/>
+                <w:szCs w:val="20"/>
+              </w:rPr>
+              <w:t xml:space="preserve">お手本の録画は、保護者の方の負担になりましたか。</w:t>
+            </w:r>
+          </w:p>
+        </w:tc>
+        <w:tc>
+          <w:tcPr>
+            <w:tcW w:type="dxa" w:w="680"/>
+            <w:vAlign w:val="center"/>
+          </w:tcPr>
+          <w:p>
+            <w:pPr>
+              <w:keepNext/>
+              <w:spacing w:after="0" w:before="0" w:line="238" w:lineRule="exact"/>
+              <w:jc w:val="center"/>
+            </w:pPr>
+            <w:r>
+              <w:rPr>
+                <w:rFonts w:ascii="BIZ UDPゴシック" w:hAnsi="BIZ UDPゴシック" w:eastAsia="BIZ UDPゴシック" w:cs="BIZ UDPゴシック"/>
+                <w:color w:val="8A90A6"/>
+                <w:sz w:val="19"/>
+                <w:szCs w:val="19"/>
+              </w:rPr>
+              <w:t xml:space="preserve">4</w:t>
+            </w:r>
+          </w:p>
+        </w:tc>
+        <w:tc>
+          <w:tcPr>
+            <w:tcW w:type="dxa" w:w="680"/>
+            <w:vAlign w:val="center"/>
+          </w:tcPr>
+          <w:p>
+            <w:pPr>
+              <w:keepNext/>
+              <w:spacing w:after="0" w:before="0" w:line="238" w:lineRule="exact"/>
+              <w:jc w:val="center"/>
+            </w:pPr>
+            <w:r>
+              <w:rPr>
+                <w:rFonts w:ascii="BIZ UDPゴシック" w:hAnsi="BIZ UDPゴシック" w:eastAsia="BIZ UDPゴシック" w:cs="BIZ UDPゴシック"/>
+                <w:color w:val="8A90A6"/>
+                <w:sz w:val="19"/>
+                <w:szCs w:val="19"/>
+              </w:rPr>
+              <w:t xml:space="preserve">3</w:t>
+            </w:r>
+          </w:p>
+        </w:tc>
+        <w:tc>
+          <w:tcPr>
+            <w:tcW w:type="dxa" w:w="680"/>
+            <w:vAlign w:val="center"/>
+          </w:tcPr>
+          <w:p>
+            <w:pPr>
+              <w:keepNext/>
+              <w:spacing w:after="0" w:before="0" w:line="238" w:lineRule="exact"/>
+              <w:jc w:val="center"/>
+            </w:pPr>
+            <w:r>
+              <w:rPr>
+                <w:rFonts w:ascii="BIZ UDPゴシック" w:hAnsi="BIZ UDPゴシック" w:eastAsia="BIZ UDPゴシック" w:cs="BIZ UDPゴシック"/>
+                <w:color w:val="8A90A6"/>
+                <w:sz w:val="19"/>
+                <w:szCs w:val="19"/>
+              </w:rPr>
+              <w:t xml:space="preserve">2</w:t>
+            </w:r>
+          </w:p>
+        </w:tc>
+        <w:tc>
+          <w:tcPr>
+            <w:tcW w:type="dxa" w:w="680"/>
+            <w:vAlign w:val="center"/>
+          </w:tcPr>
+          <w:p>
+            <w:pPr>
+              <w:keepNext/>
+              <w:spacing w:after="0" w:before="0" w:line="238" w:lineRule="exact"/>
+              <w:jc w:val="center"/>
+            </w:pPr>
+            <w:r>
+              <w:rPr>
+                <w:rFonts w:ascii="BIZ UDPゴシック" w:hAnsi="BIZ UDPゴシック" w:eastAsia="BIZ UDPゴシック" w:cs="BIZ UDPゴシック"/>
+                <w:color w:val="8A90A6"/>
+                <w:sz w:val="19"/>
+                <w:szCs w:val="19"/>
+              </w:rPr>
+              <w:t xml:space="preserve">1</w:t>
+            </w:r>
+          </w:p>
+        </w:tc>
+        <w:tc>
+          <w:tcPr>
+            <w:tcW w:type="dxa" w:w="879"/>
+            <w:shd w:val="clear" w:color="auto" w:fill="F7F8FC"/>
+            <w:vAlign w:val="center"/>
+          </w:tcPr>
+          <w:p>
+            <w:pPr>
+              <w:keepNext/>
+              <w:spacing w:after="0" w:before="0" w:line="238" w:lineRule="exact"/>
+              <w:jc w:val="center"/>
+            </w:pPr>
+            <w:r>
+              <w:rPr>
+                <w:rFonts w:ascii="BIZ UDPゴシック" w:hAnsi="BIZ UDPゴシック" w:eastAsia="BIZ UDPゴシック" w:cs="BIZ UDPゴシック"/>
+                <w:color w:val="8A90A6"/>
+                <w:sz w:val="19"/>
+                <w:szCs w:val="19"/>
+              </w:rPr>
+              <w:t xml:space="preserve">－</w:t>
+            </w:r>
+          </w:p>
+        </w:tc>
+      </w:tr>
+      <w:tr>
+        <w:trPr>
+          <w:trHeight w:val="255" w:hRule="atLeast"/>
+        </w:trPr>
+        <w:tc>
+          <w:tcPr>
+            <w:tcW w:type="dxa" w:w="10204"/>
+            <w:gridSpan w:val="7"/>
+            <w:shd w:val="clear" w:color="auto" w:fill="F4F5FB"/>
+            <w:vAlign w:val="center"/>
+          </w:tcPr>
+          <w:p>
+            <w:pPr>
+              <w:keepNext/>
+              <w:spacing w:after="0" w:before="0" w:line="238" w:lineRule="exact"/>
+            </w:pPr>
+            <w:r>
+              <w:rPr>
+                <w:rFonts w:ascii="BIZ UDPゴシック" w:hAnsi="BIZ UDPゴシック" w:eastAsia="BIZ UDPゴシック" w:cs="BIZ UDPゴシック"/>
+                <w:b/>
+                <w:bCs/>
+                <w:color w:val="0E1E45"/>
+                <w:sz w:val="19"/>
+                <w:szCs w:val="19"/>
+              </w:rPr>
+              <w:t xml:space="preserve">Ⅳ　全体</w:t>
+            </w:r>
+          </w:p>
+        </w:tc>
+      </w:tr>
+      <w:tr>
+        <w:trPr>
+          <w:trHeight w:val="351" w:hRule="atLeast"/>
+          <w:cantSplit/>
+        </w:trPr>
+        <w:tc>
+          <w:tcPr>
+            <w:tcW w:type="dxa" w:w="397"/>
+            <w:vAlign w:val="center"/>
+          </w:tcPr>
+          <w:p>
+            <w:pPr>
+              <w:keepNext/>
+              <w:spacing w:after="0" w:before="0" w:line="238" w:lineRule="exact"/>
+              <w:jc w:val="center"/>
+            </w:pPr>
+            <w:r>
+              <w:rPr>
+                <w:rFonts w:ascii="BIZ UDPゴシック" w:hAnsi="BIZ UDPゴシック" w:eastAsia="BIZ UDPゴシック" w:cs="BIZ UDPゴシック"/>
+                <w:b/>
+                <w:bCs/>
+                <w:color w:val="1F2330"/>
+                <w:sz w:val="19"/>
+                <w:szCs w:val="19"/>
+              </w:rPr>
+              <w:t xml:space="preserve">12</w:t>
+            </w:r>
+          </w:p>
+        </w:tc>
+        <w:tc>
+          <w:tcPr>
+            <w:tcW w:type="dxa" w:w="6208"/>
+            <w:vAlign w:val="center"/>
+          </w:tcPr>
+          <w:p>
+            <w:pPr>
+              <w:keepNext/>
+              <w:spacing w:after="0" w:before="0" w:line="250" w:lineRule="exact"/>
+            </w:pPr>
+            <w:r>
+              <w:rPr>
+                <w:rFonts w:ascii="BIZ UDPゴシック" w:hAnsi="BIZ UDPゴシック" w:eastAsia="BIZ UDPゴシック" w:cs="BIZ UDPゴシック"/>
+                <w:color w:val="1F2330"/>
+                <w:sz w:val="20"/>
+                <w:szCs w:val="20"/>
+              </w:rPr>
+              <w:t xml:space="preserve">データや録音・録画の扱いについての説明は分かりやすかったですか。</w:t>
+            </w:r>
+          </w:p>
+        </w:tc>
+        <w:tc>
+          <w:tcPr>
+            <w:tcW w:type="dxa" w:w="680"/>
+            <w:vAlign w:val="center"/>
+          </w:tcPr>
+          <w:p>
+            <w:pPr>
+              <w:keepNext/>
+              <w:spacing w:after="0" w:before="0" w:line="238" w:lineRule="exact"/>
+              <w:jc w:val="center"/>
+            </w:pPr>
+            <w:r>
+              <w:rPr>
+                <w:rFonts w:ascii="BIZ UDPゴシック" w:hAnsi="BIZ UDPゴシック" w:eastAsia="BIZ UDPゴシック" w:cs="BIZ UDPゴシック"/>
+                <w:color w:val="8A90A6"/>
+                <w:sz w:val="19"/>
+                <w:szCs w:val="19"/>
+              </w:rPr>
+              <w:t xml:space="preserve">4</w:t>
+            </w:r>
+          </w:p>
+        </w:tc>
+        <w:tc>
+          <w:tcPr>
+            <w:tcW w:type="dxa" w:w="680"/>
+            <w:vAlign w:val="center"/>
+          </w:tcPr>
+          <w:p>
+            <w:pPr>
+              <w:keepNext/>
+              <w:spacing w:after="0" w:before="0" w:line="238" w:lineRule="exact"/>
+              <w:jc w:val="center"/>
+            </w:pPr>
+            <w:r>
+              <w:rPr>
+                <w:rFonts w:ascii="BIZ UDPゴシック" w:hAnsi="BIZ UDPゴシック" w:eastAsia="BIZ UDPゴシック" w:cs="BIZ UDPゴシック"/>
+                <w:color w:val="8A90A6"/>
+                <w:sz w:val="19"/>
+                <w:szCs w:val="19"/>
+              </w:rPr>
+              <w:t xml:space="preserve">3</w:t>
+            </w:r>
+          </w:p>
+        </w:tc>
+        <w:tc>
+          <w:tcPr>
+            <w:tcW w:type="dxa" w:w="680"/>
+            <w:vAlign w:val="center"/>
+          </w:tcPr>
+          <w:p>
+            <w:pPr>
+              <w:keepNext/>
+              <w:spacing w:after="0" w:before="0" w:line="238" w:lineRule="exact"/>
+              <w:jc w:val="center"/>
+            </w:pPr>
+            <w:r>
+              <w:rPr>
+                <w:rFonts w:ascii="BIZ UDPゴシック" w:hAnsi="BIZ UDPゴシック" w:eastAsia="BIZ UDPゴシック" w:cs="BIZ UDPゴシック"/>
+                <w:color w:val="8A90A6"/>
+                <w:sz w:val="19"/>
+                <w:szCs w:val="19"/>
+              </w:rPr>
+              <w:t xml:space="preserve">2</w:t>
+            </w:r>
+          </w:p>
+        </w:tc>
+        <w:tc>
+          <w:tcPr>
+            <w:tcW w:type="dxa" w:w="680"/>
+            <w:vAlign w:val="center"/>
+          </w:tcPr>
+          <w:p>
+            <w:pPr>
+              <w:keepNext/>
+              <w:spacing w:after="0" w:before="0" w:line="238" w:lineRule="exact"/>
+              <w:jc w:val="center"/>
+            </w:pPr>
+            <w:r>
+              <w:rPr>
+                <w:rFonts w:ascii="BIZ UDPゴシック" w:hAnsi="BIZ UDPゴシック" w:eastAsia="BIZ UDPゴシック" w:cs="BIZ UDPゴシック"/>
+                <w:color w:val="8A90A6"/>
+                <w:sz w:val="19"/>
+                <w:szCs w:val="19"/>
+              </w:rPr>
+              <w:t xml:space="preserve">1</w:t>
+            </w:r>
+          </w:p>
+        </w:tc>
+        <w:tc>
+          <w:tcPr>
+            <w:tcW w:type="dxa" w:w="879"/>
+            <w:shd w:val="clear" w:color="auto" w:fill="F7F8FC"/>
+            <w:vAlign w:val="center"/>
+          </w:tcPr>
+          <w:p>
+            <w:pPr>
+              <w:keepNext/>
+              <w:spacing w:after="0" w:before="0" w:line="238" w:lineRule="exact"/>
+              <w:jc w:val="center"/>
+            </w:pPr>
+            <w:r>
+              <w:rPr>
+                <w:rFonts w:ascii="BIZ UDPゴシック" w:hAnsi="BIZ UDPゴシック" w:eastAsia="BIZ UDPゴシック" w:cs="BIZ UDPゴシック"/>
+                <w:color w:val="8A90A6"/>
+                <w:sz w:val="19"/>
+                <w:szCs w:val="19"/>
+              </w:rPr>
+              <w:t xml:space="preserve">－</w:t>
+            </w:r>
+          </w:p>
+        </w:tc>
+      </w:tr>
+      <w:tr>
+        <w:trPr>
+          <w:trHeight w:val="351" w:hRule="atLeast"/>
+          <w:cantSplit/>
+        </w:trPr>
+        <w:tc>
+          <w:tcPr>
+            <w:tcW w:type="dxa" w:w="397"/>
+            <w:vAlign w:val="center"/>
+          </w:tcPr>
+          <w:p>
+            <w:pPr>
+              <w:spacing w:after="0" w:before="0" w:line="238" w:lineRule="exact"/>
+              <w:jc w:val="center"/>
+            </w:pPr>
+            <w:r>
+              <w:rPr>
+                <w:rFonts w:ascii="BIZ UDPゴシック" w:hAnsi="BIZ UDPゴシック" w:eastAsia="BIZ UDPゴシック" w:cs="BIZ UDPゴシック"/>
+                <w:b/>
+                <w:bCs/>
+                <w:color w:val="1F2330"/>
+                <w:sz w:val="19"/>
+                <w:szCs w:val="19"/>
+              </w:rPr>
+              <w:t xml:space="preserve">13</w:t>
+            </w:r>
+          </w:p>
+        </w:tc>
+        <w:tc>
+          <w:tcPr>
+            <w:tcW w:type="dxa" w:w="6208"/>
+            <w:vAlign w:val="center"/>
+          </w:tcPr>
+          <w:p>
+            <w:pPr>
+              <w:spacing w:after="0" w:before="0" w:line="250" w:lineRule="exact"/>
+            </w:pPr>
+            <w:r>
+              <w:rPr>
+                <w:rFonts w:ascii="BIZ UDPゴシック" w:hAnsi="BIZ UDPゴシック" w:eastAsia="BIZ UDPゴシック" w:cs="BIZ UDPゴシック"/>
+                <w:color w:val="1F2330"/>
+                <w:sz w:val="20"/>
+                <w:szCs w:val="20"/>
+              </w:rPr>
+              <w:t xml:space="preserve">今後も、家庭での練習にこのアプリを使いたいと思いますか。</w:t>
+            </w:r>
+          </w:p>
+        </w:tc>
+        <w:tc>
+          <w:tcPr>
+            <w:tcW w:type="dxa" w:w="680"/>
+            <w:vAlign w:val="center"/>
+          </w:tcPr>
+          <w:p>
+            <w:pPr>
+              <w:spacing w:after="0" w:before="0" w:line="238" w:lineRule="exact"/>
+              <w:jc w:val="center"/>
+            </w:pPr>
+            <w:r>
+              <w:rPr>
+                <w:rFonts w:ascii="BIZ UDPゴシック" w:hAnsi="BIZ UDPゴシック" w:eastAsia="BIZ UDPゴシック" w:cs="BIZ UDPゴシック"/>
+                <w:color w:val="8A90A6"/>
+                <w:sz w:val="19"/>
+                <w:szCs w:val="19"/>
+              </w:rPr>
+              <w:t xml:space="preserve">4</w:t>
+            </w:r>
+          </w:p>
+        </w:tc>
+        <w:tc>
+          <w:tcPr>
+            <w:tcW w:type="dxa" w:w="680"/>
+            <w:vAlign w:val="center"/>
+          </w:tcPr>
+          <w:p>
+            <w:pPr>
+              <w:spacing w:after="0" w:before="0" w:line="238" w:lineRule="exact"/>
+              <w:jc w:val="center"/>
+            </w:pPr>
+            <w:r>
+              <w:rPr>
+                <w:rFonts w:ascii="BIZ UDPゴシック" w:hAnsi="BIZ UDPゴシック" w:eastAsia="BIZ UDPゴシック" w:cs="BIZ UDPゴシック"/>
+                <w:color w:val="8A90A6"/>
+                <w:sz w:val="19"/>
+                <w:szCs w:val="19"/>
+              </w:rPr>
+              <w:t xml:space="preserve">3</w:t>
+            </w:r>
+          </w:p>
+        </w:tc>
+        <w:tc>
+          <w:tcPr>
+            <w:tcW w:type="dxa" w:w="680"/>
+            <w:vAlign w:val="center"/>
+          </w:tcPr>
+          <w:p>
+            <w:pPr>
+              <w:spacing w:after="0" w:before="0" w:line="238" w:lineRule="exact"/>
+              <w:jc w:val="center"/>
+            </w:pPr>
+            <w:r>
+              <w:rPr>
+                <w:rFonts w:ascii="BIZ UDPゴシック" w:hAnsi="BIZ UDPゴシック" w:eastAsia="BIZ UDPゴシック" w:cs="BIZ UDPゴシック"/>
+                <w:color w:val="8A90A6"/>
+                <w:sz w:val="19"/>
+                <w:szCs w:val="19"/>
+              </w:rPr>
+              <w:t xml:space="preserve">2</w:t>
+            </w:r>
+          </w:p>
+        </w:tc>
+        <w:tc>
+          <w:tcPr>
+            <w:tcW w:type="dxa" w:w="680"/>
+            <w:vAlign w:val="center"/>
+          </w:tcPr>
+          <w:p>
+            <w:pPr>
+              <w:spacing w:after="0" w:before="0" w:line="238" w:lineRule="exact"/>
+              <w:jc w:val="center"/>
+            </w:pPr>
+            <w:r>
+              <w:rPr>
+                <w:rFonts w:ascii="BIZ UDPゴシック" w:hAnsi="BIZ UDPゴシック" w:eastAsia="BIZ UDPゴシック" w:cs="BIZ UDPゴシック"/>
+                <w:color w:val="8A90A6"/>
+                <w:sz w:val="19"/>
+                <w:szCs w:val="19"/>
+              </w:rPr>
+              <w:t xml:space="preserve">1</w:t>
+            </w:r>
+          </w:p>
+        </w:tc>
+        <w:tc>
+          <w:tcPr>
+            <w:tcW w:type="dxa" w:w="879"/>
+            <w:shd w:val="clear" w:color="auto" w:fill="F7F8FC"/>
+            <w:vAlign w:val="center"/>
+          </w:tcPr>
+          <w:p>
+            <w:pPr>
+              <w:spacing w:after="0" w:before="0" w:line="238" w:lineRule="exact"/>
+              <w:jc w:val="center"/>
+            </w:pPr>
+            <w:r>
+              <w:rPr>
+                <w:rFonts w:ascii="BIZ UDPゴシック" w:hAnsi="BIZ UDPゴシック" w:eastAsia="BIZ UDPゴシック" w:cs="BIZ UDPゴシック"/>
+                <w:color w:val="8A90A6"/>
+                <w:sz w:val="19"/>
+                <w:szCs w:val="19"/>
               </w:rPr>
               <w:t xml:space="preserve">－</w:t>
             </w:r>
@@ -2140,2488 +3091,17 @@
     </w:tbl>
     <w:p>
       <w:pPr>
-        <w:spacing w:after="0" w:line="120" w:lineRule="exact"/>
-      </w:pPr>
-    </w:p>
-    <w:tbl>
-      <w:tblPr>
-        <w:tblW w:type="dxa" w:w="9865"/>
-        <w:jc w:val="center"/>
-        <w:tblBorders>
-          <w:top w:val="single" w:sz="6" w:space="0" w:color="9AA0B8"/>
-          <w:left w:val="single" w:sz="6" w:space="0" w:color="9AA0B8"/>
-          <w:bottom w:val="single" w:sz="6" w:space="0" w:color="9AA0B8"/>
-          <w:right w:val="single" w:sz="6" w:space="0" w:color="9AA0B8"/>
-          <w:insideH w:val="single" w:sz="6" w:space="0" w:color="9AA0B8"/>
-          <w:insideV w:val="single" w:sz="6" w:space="0" w:color="9AA0B8"/>
-        </w:tblBorders>
-        <w:tblLayout w:type="fixed"/>
-        <w:tblCellMar>
-          <w:top w:w="34" w:type="dxa"/>
-          <w:left w:w="56" w:type="dxa"/>
-          <w:bottom w:w="34" w:type="dxa"/>
-          <w:right w:w="56" w:type="dxa"/>
-        </w:tblCellMar>
-        <w:tblLook w:firstColumn="1" w:firstRow="1" w:lastColumn="0" w:lastRow="0" w:noHBand="0" w:noVBand="1" w:val="04A0"/>
-      </w:tblPr>
-      <w:tblGrid>
-        <w:gridCol w:w="453"/>
-        <w:gridCol w:w="4649"/>
-        <w:gridCol w:w="907"/>
-        <w:gridCol w:w="907"/>
-        <w:gridCol w:w="907"/>
-        <w:gridCol w:w="907"/>
-        <w:gridCol w:w="1134"/>
-      </w:tblGrid>
-      <w:tr>
-        <w:trPr>
-          <w:tblHeader/>
-          <w:cantSplit/>
-        </w:trPr>
-        <w:tc>
-          <w:tcPr>
-            <w:tcW w:type="dxa" w:w="5103"/>
-            <w:gridSpan w:val="2"/>
-            <w:shd w:val="clear" w:color="auto" w:fill="E7E9F5"/>
-            <w:vAlign w:val="center"/>
-          </w:tcPr>
-          <w:p>
-            <w:pPr>
-              <w:keepNext/>
-              <w:spacing w:after="0" w:before="0"/>
-            </w:pPr>
-            <w:r>
-              <w:rPr>
-                <w:rFonts w:ascii="游ゴシック" w:hAnsi="游ゴシック" w:eastAsia="游ゴシック" w:cs="游ゴシック"/>
-                <w:b/>
-                <w:bCs/>
-                <w:color w:val="0E1E45"/>
-                <w:sz w:val="23"/>
-                <w:szCs w:val="23"/>
-              </w:rPr>
-              <w:t xml:space="preserve">Ⅱ　ご家庭での使いやすさ</w:t>
-            </w:r>
-          </w:p>
-        </w:tc>
-        <w:tc>
-          <w:tcPr>
-            <w:tcW w:type="dxa" w:w="907"/>
-            <w:shd w:val="clear" w:color="auto" w:fill="E7E9F5"/>
-            <w:vAlign w:val="center"/>
-          </w:tcPr>
-          <w:p>
-            <w:pPr>
-              <w:keepNext/>
-              <w:spacing w:after="0" w:before="0" w:line="240" w:lineRule="auto"/>
-              <w:jc w:val="center"/>
-            </w:pPr>
-            <w:r>
-              <w:rPr>
-                <w:rFonts w:ascii="游ゴシック" w:hAnsi="游ゴシック" w:eastAsia="游ゴシック" w:cs="游ゴシック"/>
-                <w:b/>
-                <w:bCs/>
-                <w:color w:val="0E1E45"/>
-                <w:sz w:val="15"/>
-                <w:szCs w:val="15"/>
-              </w:rPr>
-              <w:t xml:space="preserve">とても</w:t>
-            </w:r>
-          </w:p>
-          <w:p>
-            <w:pPr>
-              <w:keepNext/>
-              <w:spacing w:after="0" w:before="0" w:line="240" w:lineRule="auto"/>
-              <w:jc w:val="center"/>
-            </w:pPr>
-            <w:r>
-              <w:rPr>
-                <w:rFonts w:ascii="游ゴシック" w:hAnsi="游ゴシック" w:eastAsia="游ゴシック" w:cs="游ゴシック"/>
-                <w:b/>
-                <w:bCs/>
-                <w:color w:val="0E1E45"/>
-                <w:sz w:val="15"/>
-                <w:szCs w:val="15"/>
-              </w:rPr>
-              <w:t xml:space="preserve">そう思う</w:t>
-            </w:r>
-          </w:p>
-        </w:tc>
-        <w:tc>
-          <w:tcPr>
-            <w:tcW w:type="dxa" w:w="907"/>
-            <w:shd w:val="clear" w:color="auto" w:fill="E7E9F5"/>
-            <w:vAlign w:val="center"/>
-          </w:tcPr>
-          <w:p>
-            <w:pPr>
-              <w:keepNext/>
-              <w:spacing w:after="0" w:before="0" w:line="240" w:lineRule="auto"/>
-              <w:jc w:val="center"/>
-            </w:pPr>
-            <w:r>
-              <w:rPr>
-                <w:rFonts w:ascii="游ゴシック" w:hAnsi="游ゴシック" w:eastAsia="游ゴシック" w:cs="游ゴシック"/>
-                <w:b/>
-                <w:bCs/>
-                <w:color w:val="0E1E45"/>
-                <w:sz w:val="15"/>
-                <w:szCs w:val="15"/>
-              </w:rPr>
-              <w:t xml:space="preserve">すこし</w:t>
-            </w:r>
-          </w:p>
-          <w:p>
-            <w:pPr>
-              <w:keepNext/>
-              <w:spacing w:after="0" w:before="0" w:line="240" w:lineRule="auto"/>
-              <w:jc w:val="center"/>
-            </w:pPr>
-            <w:r>
-              <w:rPr>
-                <w:rFonts w:ascii="游ゴシック" w:hAnsi="游ゴシック" w:eastAsia="游ゴシック" w:cs="游ゴシック"/>
-                <w:b/>
-                <w:bCs/>
-                <w:color w:val="0E1E45"/>
-                <w:sz w:val="15"/>
-                <w:szCs w:val="15"/>
-              </w:rPr>
-              <w:t xml:space="preserve">そう思う</w:t>
-            </w:r>
-          </w:p>
-        </w:tc>
-        <w:tc>
-          <w:tcPr>
-            <w:tcW w:type="dxa" w:w="907"/>
-            <w:shd w:val="clear" w:color="auto" w:fill="E7E9F5"/>
-            <w:vAlign w:val="center"/>
-          </w:tcPr>
-          <w:p>
-            <w:pPr>
-              <w:keepNext/>
-              <w:spacing w:after="0" w:before="0" w:line="240" w:lineRule="auto"/>
-              <w:jc w:val="center"/>
-            </w:pPr>
-            <w:r>
-              <w:rPr>
-                <w:rFonts w:ascii="游ゴシック" w:hAnsi="游ゴシック" w:eastAsia="游ゴシック" w:cs="游ゴシック"/>
-                <w:b/>
-                <w:bCs/>
-                <w:color w:val="0E1E45"/>
-                <w:sz w:val="15"/>
-                <w:szCs w:val="15"/>
-              </w:rPr>
-              <w:t xml:space="preserve">あまりそう</w:t>
-            </w:r>
-          </w:p>
-          <w:p>
-            <w:pPr>
-              <w:keepNext/>
-              <w:spacing w:after="0" w:before="0" w:line="240" w:lineRule="auto"/>
-              <w:jc w:val="center"/>
-            </w:pPr>
-            <w:r>
-              <w:rPr>
-                <w:rFonts w:ascii="游ゴシック" w:hAnsi="游ゴシック" w:eastAsia="游ゴシック" w:cs="游ゴシック"/>
-                <w:b/>
-                <w:bCs/>
-                <w:color w:val="0E1E45"/>
-                <w:sz w:val="15"/>
-                <w:szCs w:val="15"/>
-              </w:rPr>
-              <w:t xml:space="preserve">思わない</w:t>
-            </w:r>
-          </w:p>
-        </w:tc>
-        <w:tc>
-          <w:tcPr>
-            <w:tcW w:type="dxa" w:w="907"/>
-            <w:shd w:val="clear" w:color="auto" w:fill="E7E9F5"/>
-            <w:vAlign w:val="center"/>
-          </w:tcPr>
-          <w:p>
-            <w:pPr>
-              <w:keepNext/>
-              <w:spacing w:after="0" w:before="0" w:line="240" w:lineRule="auto"/>
-              <w:jc w:val="center"/>
-            </w:pPr>
-            <w:r>
-              <w:rPr>
-                <w:rFonts w:ascii="游ゴシック" w:hAnsi="游ゴシック" w:eastAsia="游ゴシック" w:cs="游ゴシック"/>
-                <w:b/>
-                <w:bCs/>
-                <w:color w:val="0E1E45"/>
-                <w:sz w:val="15"/>
-                <w:szCs w:val="15"/>
-              </w:rPr>
-              <w:t xml:space="preserve">そう</w:t>
-            </w:r>
-          </w:p>
-          <w:p>
-            <w:pPr>
-              <w:keepNext/>
-              <w:spacing w:after="0" w:before="0" w:line="240" w:lineRule="auto"/>
-              <w:jc w:val="center"/>
-            </w:pPr>
-            <w:r>
-              <w:rPr>
-                <w:rFonts w:ascii="游ゴシック" w:hAnsi="游ゴシック" w:eastAsia="游ゴシック" w:cs="游ゴシック"/>
-                <w:b/>
-                <w:bCs/>
-                <w:color w:val="0E1E45"/>
-                <w:sz w:val="15"/>
-                <w:szCs w:val="15"/>
-              </w:rPr>
-              <w:t xml:space="preserve">思わない</w:t>
-            </w:r>
-          </w:p>
-        </w:tc>
-        <w:tc>
-          <w:tcPr>
-            <w:tcW w:type="dxa" w:w="1134"/>
-            <w:shd w:val="clear" w:color="auto" w:fill="E7E9F5"/>
-            <w:vAlign w:val="center"/>
-          </w:tcPr>
-          <w:p>
-            <w:pPr>
-              <w:keepNext/>
-              <w:spacing w:after="0" w:before="0" w:line="240" w:lineRule="auto"/>
-              <w:jc w:val="center"/>
-            </w:pPr>
-            <w:r>
-              <w:rPr>
-                <w:rFonts w:ascii="游ゴシック" w:hAnsi="游ゴシック" w:eastAsia="游ゴシック" w:cs="游ゴシック"/>
-                <w:b/>
-                <w:bCs/>
-                <w:color w:val="5A6070"/>
-                <w:sz w:val="15"/>
-                <w:szCs w:val="15"/>
-              </w:rPr>
-              <w:t xml:space="preserve">わからない・</w:t>
-            </w:r>
-          </w:p>
-          <w:p>
-            <w:pPr>
-              <w:keepNext/>
-              <w:spacing w:after="0" w:before="0" w:line="240" w:lineRule="auto"/>
-              <w:jc w:val="center"/>
-            </w:pPr>
-            <w:r>
-              <w:rPr>
-                <w:rFonts w:ascii="游ゴシック" w:hAnsi="游ゴシック" w:eastAsia="游ゴシック" w:cs="游ゴシック"/>
-                <w:b/>
-                <w:bCs/>
-                <w:color w:val="5A6070"/>
-                <w:sz w:val="15"/>
-                <w:szCs w:val="15"/>
-              </w:rPr>
-              <w:t xml:space="preserve">該当しない</w:t>
-            </w:r>
-          </w:p>
-        </w:tc>
-      </w:tr>
-      <w:tr>
-        <w:trPr>
-          <w:trHeight w:val="595" w:hRule="atLeast"/>
-          <w:cantSplit/>
-        </w:trPr>
-        <w:tc>
-          <w:tcPr>
-            <w:tcW w:type="dxa" w:w="454"/>
-            <w:vAlign w:val="center"/>
-          </w:tcPr>
-          <w:p>
-            <w:pPr>
-              <w:keepNext/>
-              <w:spacing w:after="0" w:before="0"/>
-              <w:jc w:val="center"/>
-            </w:pPr>
-            <w:r>
-              <w:rPr>
-                <w:rFonts w:ascii="游ゴシック" w:hAnsi="游ゴシック" w:eastAsia="游ゴシック" w:cs="游ゴシック"/>
-                <w:b/>
-                <w:bCs/>
-                <w:color w:val="1F2330"/>
-                <w:sz w:val="21"/>
-                <w:szCs w:val="21"/>
-              </w:rPr>
-              <w:t xml:space="preserve">6</w:t>
-            </w:r>
-          </w:p>
-        </w:tc>
-        <w:tc>
-          <w:tcPr>
-            <w:tcW w:type="dxa" w:w="4649"/>
-            <w:vAlign w:val="center"/>
-          </w:tcPr>
-          <w:p>
-            <w:pPr>
-              <w:keepNext/>
-              <w:spacing w:after="0" w:before="0"/>
-            </w:pPr>
-            <w:r>
-              <w:rPr>
-                <w:rFonts w:ascii="游明朝" w:hAnsi="游明朝" w:eastAsia="游明朝" w:cs="游明朝"/>
-                <w:color w:val="1F2330"/>
-                <w:sz w:val="20"/>
-                <w:szCs w:val="20"/>
-              </w:rPr>
-              <w:t xml:space="preserve">使い始めるまでの準備（ログイン、カメラ・マイクの許可など）は、分かりやすかったですか。</w:t>
-            </w:r>
-          </w:p>
-        </w:tc>
-        <w:tc>
-          <w:tcPr>
-            <w:tcW w:type="dxa" w:w="907"/>
-            <w:vAlign w:val="center"/>
-          </w:tcPr>
-          <w:p>
-            <w:pPr>
-              <w:keepNext/>
-              <w:spacing w:after="0" w:before="0"/>
-              <w:jc w:val="center"/>
-            </w:pPr>
-            <w:r>
-              <w:rPr>
-                <w:rFonts w:ascii="游明朝" w:hAnsi="游明朝" w:eastAsia="游明朝" w:cs="游明朝"/>
-                <w:color w:val="A4A9BC"/>
-                <w:sz w:val="18"/>
-                <w:szCs w:val="18"/>
-              </w:rPr>
-              <w:t xml:space="preserve">4</w:t>
-            </w:r>
-          </w:p>
-        </w:tc>
-        <w:tc>
-          <w:tcPr>
-            <w:tcW w:type="dxa" w:w="907"/>
-            <w:vAlign w:val="center"/>
-          </w:tcPr>
-          <w:p>
-            <w:pPr>
-              <w:keepNext/>
-              <w:spacing w:after="0" w:before="0"/>
-              <w:jc w:val="center"/>
-            </w:pPr>
-            <w:r>
-              <w:rPr>
-                <w:rFonts w:ascii="游明朝" w:hAnsi="游明朝" w:eastAsia="游明朝" w:cs="游明朝"/>
-                <w:color w:val="A4A9BC"/>
-                <w:sz w:val="18"/>
-                <w:szCs w:val="18"/>
-              </w:rPr>
-              <w:t xml:space="preserve">3</w:t>
-            </w:r>
-          </w:p>
-        </w:tc>
-        <w:tc>
-          <w:tcPr>
-            <w:tcW w:type="dxa" w:w="907"/>
-            <w:vAlign w:val="center"/>
-          </w:tcPr>
-          <w:p>
-            <w:pPr>
-              <w:keepNext/>
-              <w:spacing w:after="0" w:before="0"/>
-              <w:jc w:val="center"/>
-            </w:pPr>
-            <w:r>
-              <w:rPr>
-                <w:rFonts w:ascii="游明朝" w:hAnsi="游明朝" w:eastAsia="游明朝" w:cs="游明朝"/>
-                <w:color w:val="A4A9BC"/>
-                <w:sz w:val="18"/>
-                <w:szCs w:val="18"/>
-              </w:rPr>
-              <w:t xml:space="preserve">2</w:t>
-            </w:r>
-          </w:p>
-        </w:tc>
-        <w:tc>
-          <w:tcPr>
-            <w:tcW w:type="dxa" w:w="907"/>
-            <w:vAlign w:val="center"/>
-          </w:tcPr>
-          <w:p>
-            <w:pPr>
-              <w:keepNext/>
-              <w:spacing w:after="0" w:before="0"/>
-              <w:jc w:val="center"/>
-            </w:pPr>
-            <w:r>
-              <w:rPr>
-                <w:rFonts w:ascii="游明朝" w:hAnsi="游明朝" w:eastAsia="游明朝" w:cs="游明朝"/>
-                <w:color w:val="A4A9BC"/>
-                <w:sz w:val="18"/>
-                <w:szCs w:val="18"/>
-              </w:rPr>
-              <w:t xml:space="preserve">1</w:t>
-            </w:r>
-          </w:p>
-        </w:tc>
-        <w:tc>
-          <w:tcPr>
-            <w:tcW w:type="dxa" w:w="1134"/>
-            <w:shd w:val="clear" w:color="auto" w:fill="F4F5FB"/>
-            <w:vAlign w:val="center"/>
-          </w:tcPr>
-          <w:p>
-            <w:pPr>
-              <w:keepNext/>
-              <w:spacing w:after="0" w:before="0"/>
-              <w:jc w:val="center"/>
-            </w:pPr>
-            <w:r>
-              <w:rPr>
-                <w:rFonts w:ascii="游明朝" w:hAnsi="游明朝" w:eastAsia="游明朝" w:cs="游明朝"/>
-                <w:color w:val="A4A9BC"/>
-                <w:sz w:val="18"/>
-                <w:szCs w:val="18"/>
-              </w:rPr>
-              <w:t xml:space="preserve">－</w:t>
-            </w:r>
-          </w:p>
-        </w:tc>
-      </w:tr>
-      <w:tr>
-        <w:trPr>
-          <w:trHeight w:val="595" w:hRule="atLeast"/>
-          <w:cantSplit/>
-        </w:trPr>
-        <w:tc>
-          <w:tcPr>
-            <w:tcW w:type="dxa" w:w="454"/>
-            <w:vAlign w:val="center"/>
-          </w:tcPr>
-          <w:p>
-            <w:pPr>
-              <w:keepNext/>
-              <w:spacing w:after="0" w:before="0"/>
-              <w:jc w:val="center"/>
-            </w:pPr>
-            <w:r>
-              <w:rPr>
-                <w:rFonts w:ascii="游ゴシック" w:hAnsi="游ゴシック" w:eastAsia="游ゴシック" w:cs="游ゴシック"/>
-                <w:b/>
-                <w:bCs/>
-                <w:color w:val="1F2330"/>
-                <w:sz w:val="21"/>
-                <w:szCs w:val="21"/>
-              </w:rPr>
-              <w:t xml:space="preserve">7</w:t>
-            </w:r>
-          </w:p>
-        </w:tc>
-        <w:tc>
-          <w:tcPr>
-            <w:tcW w:type="dxa" w:w="4649"/>
-            <w:vAlign w:val="center"/>
-          </w:tcPr>
-          <w:p>
-            <w:pPr>
-              <w:keepNext/>
-              <w:spacing w:after="0" w:before="0"/>
-            </w:pPr>
-            <w:r>
-              <w:rPr>
-                <w:rFonts w:ascii="游明朝" w:hAnsi="游明朝" w:eastAsia="游明朝" w:cs="游明朝"/>
-                <w:color w:val="1F2330"/>
-                <w:sz w:val="20"/>
-                <w:szCs w:val="20"/>
-              </w:rPr>
-              <w:t xml:space="preserve">お使いの端末で、録音や結果の表示が問題なく動きましたか。</w:t>
-            </w:r>
-          </w:p>
-        </w:tc>
-        <w:tc>
-          <w:tcPr>
-            <w:tcW w:type="dxa" w:w="907"/>
-            <w:vAlign w:val="center"/>
-          </w:tcPr>
-          <w:p>
-            <w:pPr>
-              <w:keepNext/>
-              <w:spacing w:after="0" w:before="0"/>
-              <w:jc w:val="center"/>
-            </w:pPr>
-            <w:r>
-              <w:rPr>
-                <w:rFonts w:ascii="游明朝" w:hAnsi="游明朝" w:eastAsia="游明朝" w:cs="游明朝"/>
-                <w:color w:val="A4A9BC"/>
-                <w:sz w:val="18"/>
-                <w:szCs w:val="18"/>
-              </w:rPr>
-              <w:t xml:space="preserve">4</w:t>
-            </w:r>
-          </w:p>
-        </w:tc>
-        <w:tc>
-          <w:tcPr>
-            <w:tcW w:type="dxa" w:w="907"/>
-            <w:vAlign w:val="center"/>
-          </w:tcPr>
-          <w:p>
-            <w:pPr>
-              <w:keepNext/>
-              <w:spacing w:after="0" w:before="0"/>
-              <w:jc w:val="center"/>
-            </w:pPr>
-            <w:r>
-              <w:rPr>
-                <w:rFonts w:ascii="游明朝" w:hAnsi="游明朝" w:eastAsia="游明朝" w:cs="游明朝"/>
-                <w:color w:val="A4A9BC"/>
-                <w:sz w:val="18"/>
-                <w:szCs w:val="18"/>
-              </w:rPr>
-              <w:t xml:space="preserve">3</w:t>
-            </w:r>
-          </w:p>
-        </w:tc>
-        <w:tc>
-          <w:tcPr>
-            <w:tcW w:type="dxa" w:w="907"/>
-            <w:vAlign w:val="center"/>
-          </w:tcPr>
-          <w:p>
-            <w:pPr>
-              <w:keepNext/>
-              <w:spacing w:after="0" w:before="0"/>
-              <w:jc w:val="center"/>
-            </w:pPr>
-            <w:r>
-              <w:rPr>
-                <w:rFonts w:ascii="游明朝" w:hAnsi="游明朝" w:eastAsia="游明朝" w:cs="游明朝"/>
-                <w:color w:val="A4A9BC"/>
-                <w:sz w:val="18"/>
-                <w:szCs w:val="18"/>
-              </w:rPr>
-              <w:t xml:space="preserve">2</w:t>
-            </w:r>
-          </w:p>
-        </w:tc>
-        <w:tc>
-          <w:tcPr>
-            <w:tcW w:type="dxa" w:w="907"/>
-            <w:vAlign w:val="center"/>
-          </w:tcPr>
-          <w:p>
-            <w:pPr>
-              <w:keepNext/>
-              <w:spacing w:after="0" w:before="0"/>
-              <w:jc w:val="center"/>
-            </w:pPr>
-            <w:r>
-              <w:rPr>
-                <w:rFonts w:ascii="游明朝" w:hAnsi="游明朝" w:eastAsia="游明朝" w:cs="游明朝"/>
-                <w:color w:val="A4A9BC"/>
-                <w:sz w:val="18"/>
-                <w:szCs w:val="18"/>
-              </w:rPr>
-              <w:t xml:space="preserve">1</w:t>
-            </w:r>
-          </w:p>
-        </w:tc>
-        <w:tc>
-          <w:tcPr>
-            <w:tcW w:type="dxa" w:w="1134"/>
-            <w:shd w:val="clear" w:color="auto" w:fill="F4F5FB"/>
-            <w:vAlign w:val="center"/>
-          </w:tcPr>
-          <w:p>
-            <w:pPr>
-              <w:keepNext/>
-              <w:spacing w:after="0" w:before="0"/>
-              <w:jc w:val="center"/>
-            </w:pPr>
-            <w:r>
-              <w:rPr>
-                <w:rFonts w:ascii="游明朝" w:hAnsi="游明朝" w:eastAsia="游明朝" w:cs="游明朝"/>
-                <w:color w:val="A4A9BC"/>
-                <w:sz w:val="18"/>
-                <w:szCs w:val="18"/>
-              </w:rPr>
-              <w:t xml:space="preserve">－</w:t>
-            </w:r>
-          </w:p>
-        </w:tc>
-      </w:tr>
-      <w:tr>
-        <w:trPr>
-          <w:trHeight w:val="595" w:hRule="atLeast"/>
-          <w:cantSplit/>
-        </w:trPr>
-        <w:tc>
-          <w:tcPr>
-            <w:tcW w:type="dxa" w:w="454"/>
-            <w:vAlign w:val="center"/>
-          </w:tcPr>
-          <w:p>
-            <w:pPr>
-              <w:spacing w:after="0" w:before="0"/>
-              <w:jc w:val="center"/>
-            </w:pPr>
-            <w:r>
-              <w:rPr>
-                <w:rFonts w:ascii="游ゴシック" w:hAnsi="游ゴシック" w:eastAsia="游ゴシック" w:cs="游ゴシック"/>
-                <w:b/>
-                <w:bCs/>
-                <w:color w:val="1F2330"/>
-                <w:sz w:val="21"/>
-                <w:szCs w:val="21"/>
-              </w:rPr>
-              <w:t xml:space="preserve">8</w:t>
-            </w:r>
-          </w:p>
-        </w:tc>
-        <w:tc>
-          <w:tcPr>
-            <w:tcW w:type="dxa" w:w="4649"/>
-            <w:vAlign w:val="center"/>
-          </w:tcPr>
-          <w:p>
-            <w:pPr>
-              <w:spacing w:after="0" w:before="0"/>
-            </w:pPr>
-            <w:r>
-              <w:rPr>
-                <w:rFonts w:ascii="游明朝" w:hAnsi="游明朝" w:eastAsia="游明朝" w:cs="游明朝"/>
-                <w:color w:val="1F2330"/>
-                <w:sz w:val="20"/>
-                <w:szCs w:val="20"/>
-              </w:rPr>
-              <w:t xml:space="preserve">結果の画面を見て、お子さまの発音のどこを直せばよいか分かりましたか。</w:t>
-            </w:r>
-          </w:p>
-        </w:tc>
-        <w:tc>
-          <w:tcPr>
-            <w:tcW w:type="dxa" w:w="907"/>
-            <w:vAlign w:val="center"/>
-          </w:tcPr>
-          <w:p>
-            <w:pPr>
-              <w:spacing w:after="0" w:before="0"/>
-              <w:jc w:val="center"/>
-            </w:pPr>
-            <w:r>
-              <w:rPr>
-                <w:rFonts w:ascii="游明朝" w:hAnsi="游明朝" w:eastAsia="游明朝" w:cs="游明朝"/>
-                <w:color w:val="A4A9BC"/>
-                <w:sz w:val="18"/>
-                <w:szCs w:val="18"/>
-              </w:rPr>
-              <w:t xml:space="preserve">4</w:t>
-            </w:r>
-          </w:p>
-        </w:tc>
-        <w:tc>
-          <w:tcPr>
-            <w:tcW w:type="dxa" w:w="907"/>
-            <w:vAlign w:val="center"/>
-          </w:tcPr>
-          <w:p>
-            <w:pPr>
-              <w:spacing w:after="0" w:before="0"/>
-              <w:jc w:val="center"/>
-            </w:pPr>
-            <w:r>
-              <w:rPr>
-                <w:rFonts w:ascii="游明朝" w:hAnsi="游明朝" w:eastAsia="游明朝" w:cs="游明朝"/>
-                <w:color w:val="A4A9BC"/>
-                <w:sz w:val="18"/>
-                <w:szCs w:val="18"/>
-              </w:rPr>
-              <w:t xml:space="preserve">3</w:t>
-            </w:r>
-          </w:p>
-        </w:tc>
-        <w:tc>
-          <w:tcPr>
-            <w:tcW w:type="dxa" w:w="907"/>
-            <w:vAlign w:val="center"/>
-          </w:tcPr>
-          <w:p>
-            <w:pPr>
-              <w:spacing w:after="0" w:before="0"/>
-              <w:jc w:val="center"/>
-            </w:pPr>
-            <w:r>
-              <w:rPr>
-                <w:rFonts w:ascii="游明朝" w:hAnsi="游明朝" w:eastAsia="游明朝" w:cs="游明朝"/>
-                <w:color w:val="A4A9BC"/>
-                <w:sz w:val="18"/>
-                <w:szCs w:val="18"/>
-              </w:rPr>
-              <w:t xml:space="preserve">2</w:t>
-            </w:r>
-          </w:p>
-        </w:tc>
-        <w:tc>
-          <w:tcPr>
-            <w:tcW w:type="dxa" w:w="907"/>
-            <w:vAlign w:val="center"/>
-          </w:tcPr>
-          <w:p>
-            <w:pPr>
-              <w:spacing w:after="0" w:before="0"/>
-              <w:jc w:val="center"/>
-            </w:pPr>
-            <w:r>
-              <w:rPr>
-                <w:rFonts w:ascii="游明朝" w:hAnsi="游明朝" w:eastAsia="游明朝" w:cs="游明朝"/>
-                <w:color w:val="A4A9BC"/>
-                <w:sz w:val="18"/>
-                <w:szCs w:val="18"/>
-              </w:rPr>
-              <w:t xml:space="preserve">1</w:t>
-            </w:r>
-          </w:p>
-        </w:tc>
-        <w:tc>
-          <w:tcPr>
-            <w:tcW w:type="dxa" w:w="1134"/>
-            <w:shd w:val="clear" w:color="auto" w:fill="F4F5FB"/>
-            <w:vAlign w:val="center"/>
-          </w:tcPr>
-          <w:p>
-            <w:pPr>
-              <w:spacing w:after="0" w:before="0"/>
-              <w:jc w:val="center"/>
-            </w:pPr>
-            <w:r>
-              <w:rPr>
-                <w:rFonts w:ascii="游明朝" w:hAnsi="游明朝" w:eastAsia="游明朝" w:cs="游明朝"/>
-                <w:color w:val="A4A9BC"/>
-                <w:sz w:val="18"/>
-                <w:szCs w:val="18"/>
-              </w:rPr>
-              <w:t xml:space="preserve">－</w:t>
-            </w:r>
-          </w:p>
-        </w:tc>
-      </w:tr>
-    </w:tbl>
-    <w:p>
-      <w:pPr>
-        <w:spacing w:after="0" w:line="120" w:lineRule="exact"/>
-      </w:pPr>
-    </w:p>
-    <w:tbl>
-      <w:tblPr>
-        <w:tblW w:type="dxa" w:w="9865"/>
-        <w:jc w:val="center"/>
-        <w:tblBorders>
-          <w:top w:val="single" w:sz="6" w:space="0" w:color="9AA0B8"/>
-          <w:left w:val="single" w:sz="6" w:space="0" w:color="9AA0B8"/>
-          <w:bottom w:val="single" w:sz="6" w:space="0" w:color="9AA0B8"/>
-          <w:right w:val="single" w:sz="6" w:space="0" w:color="9AA0B8"/>
-          <w:insideH w:val="single" w:sz="6" w:space="0" w:color="9AA0B8"/>
-          <w:insideV w:val="single" w:sz="6" w:space="0" w:color="9AA0B8"/>
-        </w:tblBorders>
-        <w:tblLayout w:type="fixed"/>
-        <w:tblCellMar>
-          <w:top w:w="34" w:type="dxa"/>
-          <w:left w:w="56" w:type="dxa"/>
-          <w:bottom w:w="34" w:type="dxa"/>
-          <w:right w:w="56" w:type="dxa"/>
-        </w:tblCellMar>
-        <w:tblLook w:firstColumn="1" w:firstRow="1" w:lastColumn="0" w:lastRow="0" w:noHBand="0" w:noVBand="1" w:val="04A0"/>
-      </w:tblPr>
-      <w:tblGrid>
-        <w:gridCol w:w="453"/>
-        <w:gridCol w:w="4649"/>
-        <w:gridCol w:w="907"/>
-        <w:gridCol w:w="907"/>
-        <w:gridCol w:w="907"/>
-        <w:gridCol w:w="907"/>
-        <w:gridCol w:w="1134"/>
-      </w:tblGrid>
-      <w:tr>
-        <w:trPr>
-          <w:tblHeader/>
-          <w:cantSplit/>
-        </w:trPr>
-        <w:tc>
-          <w:tcPr>
-            <w:tcW w:type="dxa" w:w="5103"/>
-            <w:gridSpan w:val="2"/>
-            <w:shd w:val="clear" w:color="auto" w:fill="E7E9F5"/>
-            <w:vAlign w:val="center"/>
-          </w:tcPr>
-          <w:p>
-            <w:pPr>
-              <w:keepNext/>
-              <w:spacing w:after="0" w:before="0"/>
-            </w:pPr>
-            <w:r>
-              <w:rPr>
-                <w:rFonts w:ascii="游ゴシック" w:hAnsi="游ゴシック" w:eastAsia="游ゴシック" w:cs="游ゴシック"/>
-                <w:b/>
-                <w:bCs/>
-                <w:color w:val="0E1E45"/>
-                <w:sz w:val="23"/>
-                <w:szCs w:val="23"/>
-              </w:rPr>
-              <w:t xml:space="preserve">Ⅲ　単語の追加とお手本の録画</w:t>
-            </w:r>
-          </w:p>
-          <w:p>
-            <w:pPr>
-              <w:keepNext/>
-              <w:spacing w:after="0" w:before="0"/>
-            </w:pPr>
-            <w:r>
-              <w:rPr>
-                <w:rFonts w:ascii="游明朝" w:hAnsi="游明朝" w:eastAsia="游明朝" w:cs="游明朝"/>
-                <w:color w:val="5A6070"/>
-                <w:sz w:val="17"/>
-                <w:szCs w:val="17"/>
-              </w:rPr>
-              <w:t xml:space="preserve">A4で「行った」と答えた方のみお答えください。</w:t>
-            </w:r>
-          </w:p>
-        </w:tc>
-        <w:tc>
-          <w:tcPr>
-            <w:tcW w:type="dxa" w:w="907"/>
-            <w:shd w:val="clear" w:color="auto" w:fill="E7E9F5"/>
-            <w:vAlign w:val="center"/>
-          </w:tcPr>
-          <w:p>
-            <w:pPr>
-              <w:keepNext/>
-              <w:spacing w:after="0" w:before="0" w:line="240" w:lineRule="auto"/>
-              <w:jc w:val="center"/>
-            </w:pPr>
-            <w:r>
-              <w:rPr>
-                <w:rFonts w:ascii="游ゴシック" w:hAnsi="游ゴシック" w:eastAsia="游ゴシック" w:cs="游ゴシック"/>
-                <w:b/>
-                <w:bCs/>
-                <w:color w:val="0E1E45"/>
-                <w:sz w:val="15"/>
-                <w:szCs w:val="15"/>
-              </w:rPr>
-              <w:t xml:space="preserve">とても</w:t>
-            </w:r>
-          </w:p>
-          <w:p>
-            <w:pPr>
-              <w:keepNext/>
-              <w:spacing w:after="0" w:before="0" w:line="240" w:lineRule="auto"/>
-              <w:jc w:val="center"/>
-            </w:pPr>
-            <w:r>
-              <w:rPr>
-                <w:rFonts w:ascii="游ゴシック" w:hAnsi="游ゴシック" w:eastAsia="游ゴシック" w:cs="游ゴシック"/>
-                <w:b/>
-                <w:bCs/>
-                <w:color w:val="0E1E45"/>
-                <w:sz w:val="15"/>
-                <w:szCs w:val="15"/>
-              </w:rPr>
-              <w:t xml:space="preserve">そう思う</w:t>
-            </w:r>
-          </w:p>
-        </w:tc>
-        <w:tc>
-          <w:tcPr>
-            <w:tcW w:type="dxa" w:w="907"/>
-            <w:shd w:val="clear" w:color="auto" w:fill="E7E9F5"/>
-            <w:vAlign w:val="center"/>
-          </w:tcPr>
-          <w:p>
-            <w:pPr>
-              <w:keepNext/>
-              <w:spacing w:after="0" w:before="0" w:line="240" w:lineRule="auto"/>
-              <w:jc w:val="center"/>
-            </w:pPr>
-            <w:r>
-              <w:rPr>
-                <w:rFonts w:ascii="游ゴシック" w:hAnsi="游ゴシック" w:eastAsia="游ゴシック" w:cs="游ゴシック"/>
-                <w:b/>
-                <w:bCs/>
-                <w:color w:val="0E1E45"/>
-                <w:sz w:val="15"/>
-                <w:szCs w:val="15"/>
-              </w:rPr>
-              <w:t xml:space="preserve">すこし</w:t>
-            </w:r>
-          </w:p>
-          <w:p>
-            <w:pPr>
-              <w:keepNext/>
-              <w:spacing w:after="0" w:before="0" w:line="240" w:lineRule="auto"/>
-              <w:jc w:val="center"/>
-            </w:pPr>
-            <w:r>
-              <w:rPr>
-                <w:rFonts w:ascii="游ゴシック" w:hAnsi="游ゴシック" w:eastAsia="游ゴシック" w:cs="游ゴシック"/>
-                <w:b/>
-                <w:bCs/>
-                <w:color w:val="0E1E45"/>
-                <w:sz w:val="15"/>
-                <w:szCs w:val="15"/>
-              </w:rPr>
-              <w:t xml:space="preserve">そう思う</w:t>
-            </w:r>
-          </w:p>
-        </w:tc>
-        <w:tc>
-          <w:tcPr>
-            <w:tcW w:type="dxa" w:w="907"/>
-            <w:shd w:val="clear" w:color="auto" w:fill="E7E9F5"/>
-            <w:vAlign w:val="center"/>
-          </w:tcPr>
-          <w:p>
-            <w:pPr>
-              <w:keepNext/>
-              <w:spacing w:after="0" w:before="0" w:line="240" w:lineRule="auto"/>
-              <w:jc w:val="center"/>
-            </w:pPr>
-            <w:r>
-              <w:rPr>
-                <w:rFonts w:ascii="游ゴシック" w:hAnsi="游ゴシック" w:eastAsia="游ゴシック" w:cs="游ゴシック"/>
-                <w:b/>
-                <w:bCs/>
-                <w:color w:val="0E1E45"/>
-                <w:sz w:val="15"/>
-                <w:szCs w:val="15"/>
-              </w:rPr>
-              <w:t xml:space="preserve">あまりそう</w:t>
-            </w:r>
-          </w:p>
-          <w:p>
-            <w:pPr>
-              <w:keepNext/>
-              <w:spacing w:after="0" w:before="0" w:line="240" w:lineRule="auto"/>
-              <w:jc w:val="center"/>
-            </w:pPr>
-            <w:r>
-              <w:rPr>
-                <w:rFonts w:ascii="游ゴシック" w:hAnsi="游ゴシック" w:eastAsia="游ゴシック" w:cs="游ゴシック"/>
-                <w:b/>
-                <w:bCs/>
-                <w:color w:val="0E1E45"/>
-                <w:sz w:val="15"/>
-                <w:szCs w:val="15"/>
-              </w:rPr>
-              <w:t xml:space="preserve">思わない</w:t>
-            </w:r>
-          </w:p>
-        </w:tc>
-        <w:tc>
-          <w:tcPr>
-            <w:tcW w:type="dxa" w:w="907"/>
-            <w:shd w:val="clear" w:color="auto" w:fill="E7E9F5"/>
-            <w:vAlign w:val="center"/>
-          </w:tcPr>
-          <w:p>
-            <w:pPr>
-              <w:keepNext/>
-              <w:spacing w:after="0" w:before="0" w:line="240" w:lineRule="auto"/>
-              <w:jc w:val="center"/>
-            </w:pPr>
-            <w:r>
-              <w:rPr>
-                <w:rFonts w:ascii="游ゴシック" w:hAnsi="游ゴシック" w:eastAsia="游ゴシック" w:cs="游ゴシック"/>
-                <w:b/>
-                <w:bCs/>
-                <w:color w:val="0E1E45"/>
-                <w:sz w:val="15"/>
-                <w:szCs w:val="15"/>
-              </w:rPr>
-              <w:t xml:space="preserve">そう</w:t>
-            </w:r>
-          </w:p>
-          <w:p>
-            <w:pPr>
-              <w:keepNext/>
-              <w:spacing w:after="0" w:before="0" w:line="240" w:lineRule="auto"/>
-              <w:jc w:val="center"/>
-            </w:pPr>
-            <w:r>
-              <w:rPr>
-                <w:rFonts w:ascii="游ゴシック" w:hAnsi="游ゴシック" w:eastAsia="游ゴシック" w:cs="游ゴシック"/>
-                <w:b/>
-                <w:bCs/>
-                <w:color w:val="0E1E45"/>
-                <w:sz w:val="15"/>
-                <w:szCs w:val="15"/>
-              </w:rPr>
-              <w:t xml:space="preserve">思わない</w:t>
-            </w:r>
-          </w:p>
-        </w:tc>
-        <w:tc>
-          <w:tcPr>
-            <w:tcW w:type="dxa" w:w="1134"/>
-            <w:shd w:val="clear" w:color="auto" w:fill="E7E9F5"/>
-            <w:vAlign w:val="center"/>
-          </w:tcPr>
-          <w:p>
-            <w:pPr>
-              <w:keepNext/>
-              <w:spacing w:after="0" w:before="0" w:line="240" w:lineRule="auto"/>
-              <w:jc w:val="center"/>
-            </w:pPr>
-            <w:r>
-              <w:rPr>
-                <w:rFonts w:ascii="游ゴシック" w:hAnsi="游ゴシック" w:eastAsia="游ゴシック" w:cs="游ゴシック"/>
-                <w:b/>
-                <w:bCs/>
-                <w:color w:val="5A6070"/>
-                <w:sz w:val="15"/>
-                <w:szCs w:val="15"/>
-              </w:rPr>
-              <w:t xml:space="preserve">わからない・</w:t>
-            </w:r>
-          </w:p>
-          <w:p>
-            <w:pPr>
-              <w:keepNext/>
-              <w:spacing w:after="0" w:before="0" w:line="240" w:lineRule="auto"/>
-              <w:jc w:val="center"/>
-            </w:pPr>
-            <w:r>
-              <w:rPr>
-                <w:rFonts w:ascii="游ゴシック" w:hAnsi="游ゴシック" w:eastAsia="游ゴシック" w:cs="游ゴシック"/>
-                <w:b/>
-                <w:bCs/>
-                <w:color w:val="5A6070"/>
-                <w:sz w:val="15"/>
-                <w:szCs w:val="15"/>
-              </w:rPr>
-              <w:t xml:space="preserve">該当しない</w:t>
-            </w:r>
-          </w:p>
-        </w:tc>
-      </w:tr>
-      <w:tr>
-        <w:trPr>
-          <w:trHeight w:val="595" w:hRule="atLeast"/>
-          <w:cantSplit/>
-        </w:trPr>
-        <w:tc>
-          <w:tcPr>
-            <w:tcW w:type="dxa" w:w="454"/>
-            <w:vAlign w:val="center"/>
-          </w:tcPr>
-          <w:p>
-            <w:pPr>
-              <w:keepNext/>
-              <w:spacing w:after="0" w:before="0"/>
-              <w:jc w:val="center"/>
-            </w:pPr>
-            <w:r>
-              <w:rPr>
-                <w:rFonts w:ascii="游ゴシック" w:hAnsi="游ゴシック" w:eastAsia="游ゴシック" w:cs="游ゴシック"/>
-                <w:b/>
-                <w:bCs/>
-                <w:color w:val="1F2330"/>
-                <w:sz w:val="21"/>
-                <w:szCs w:val="21"/>
-              </w:rPr>
-              <w:t xml:space="preserve">9</w:t>
-            </w:r>
-          </w:p>
-        </w:tc>
-        <w:tc>
-          <w:tcPr>
-            <w:tcW w:type="dxa" w:w="4649"/>
-            <w:vAlign w:val="center"/>
-          </w:tcPr>
-          <w:p>
-            <w:pPr>
-              <w:keepNext/>
-              <w:spacing w:after="0" w:before="0"/>
-            </w:pPr>
-            <w:r>
-              <w:rPr>
-                <w:rFonts w:ascii="游明朝" w:hAnsi="游明朝" w:eastAsia="游明朝" w:cs="游明朝"/>
-                <w:color w:val="1F2330"/>
-                <w:sz w:val="20"/>
-                <w:szCs w:val="20"/>
-              </w:rPr>
-              <w:t xml:space="preserve">先生モード（保護者用パスワード）の切り替えは、分かりやすかったですか。</w:t>
-            </w:r>
-          </w:p>
-        </w:tc>
-        <w:tc>
-          <w:tcPr>
-            <w:tcW w:type="dxa" w:w="907"/>
-            <w:vAlign w:val="center"/>
-          </w:tcPr>
-          <w:p>
-            <w:pPr>
-              <w:keepNext/>
-              <w:spacing w:after="0" w:before="0"/>
-              <w:jc w:val="center"/>
-            </w:pPr>
-            <w:r>
-              <w:rPr>
-                <w:rFonts w:ascii="游明朝" w:hAnsi="游明朝" w:eastAsia="游明朝" w:cs="游明朝"/>
-                <w:color w:val="A4A9BC"/>
-                <w:sz w:val="18"/>
-                <w:szCs w:val="18"/>
-              </w:rPr>
-              <w:t xml:space="preserve">4</w:t>
-            </w:r>
-          </w:p>
-        </w:tc>
-        <w:tc>
-          <w:tcPr>
-            <w:tcW w:type="dxa" w:w="907"/>
-            <w:vAlign w:val="center"/>
-          </w:tcPr>
-          <w:p>
-            <w:pPr>
-              <w:keepNext/>
-              <w:spacing w:after="0" w:before="0"/>
-              <w:jc w:val="center"/>
-            </w:pPr>
-            <w:r>
-              <w:rPr>
-                <w:rFonts w:ascii="游明朝" w:hAnsi="游明朝" w:eastAsia="游明朝" w:cs="游明朝"/>
-                <w:color w:val="A4A9BC"/>
-                <w:sz w:val="18"/>
-                <w:szCs w:val="18"/>
-              </w:rPr>
-              <w:t xml:space="preserve">3</w:t>
-            </w:r>
-          </w:p>
-        </w:tc>
-        <w:tc>
-          <w:tcPr>
-            <w:tcW w:type="dxa" w:w="907"/>
-            <w:vAlign w:val="center"/>
-          </w:tcPr>
-          <w:p>
-            <w:pPr>
-              <w:keepNext/>
-              <w:spacing w:after="0" w:before="0"/>
-              <w:jc w:val="center"/>
-            </w:pPr>
-            <w:r>
-              <w:rPr>
-                <w:rFonts w:ascii="游明朝" w:hAnsi="游明朝" w:eastAsia="游明朝" w:cs="游明朝"/>
-                <w:color w:val="A4A9BC"/>
-                <w:sz w:val="18"/>
-                <w:szCs w:val="18"/>
-              </w:rPr>
-              <w:t xml:space="preserve">2</w:t>
-            </w:r>
-          </w:p>
-        </w:tc>
-        <w:tc>
-          <w:tcPr>
-            <w:tcW w:type="dxa" w:w="907"/>
-            <w:vAlign w:val="center"/>
-          </w:tcPr>
-          <w:p>
-            <w:pPr>
-              <w:keepNext/>
-              <w:spacing w:after="0" w:before="0"/>
-              <w:jc w:val="center"/>
-            </w:pPr>
-            <w:r>
-              <w:rPr>
-                <w:rFonts w:ascii="游明朝" w:hAnsi="游明朝" w:eastAsia="游明朝" w:cs="游明朝"/>
-                <w:color w:val="A4A9BC"/>
-                <w:sz w:val="18"/>
-                <w:szCs w:val="18"/>
-              </w:rPr>
-              <w:t xml:space="preserve">1</w:t>
-            </w:r>
-          </w:p>
-        </w:tc>
-        <w:tc>
-          <w:tcPr>
-            <w:tcW w:type="dxa" w:w="1134"/>
-            <w:shd w:val="clear" w:color="auto" w:fill="F4F5FB"/>
-            <w:vAlign w:val="center"/>
-          </w:tcPr>
-          <w:p>
-            <w:pPr>
-              <w:keepNext/>
-              <w:spacing w:after="0" w:before="0"/>
-              <w:jc w:val="center"/>
-            </w:pPr>
-            <w:r>
-              <w:rPr>
-                <w:rFonts w:ascii="游明朝" w:hAnsi="游明朝" w:eastAsia="游明朝" w:cs="游明朝"/>
-                <w:color w:val="A4A9BC"/>
-                <w:sz w:val="18"/>
-                <w:szCs w:val="18"/>
-              </w:rPr>
-              <w:t xml:space="preserve">－</w:t>
-            </w:r>
-          </w:p>
-        </w:tc>
-      </w:tr>
-      <w:tr>
-        <w:trPr>
-          <w:trHeight w:val="595" w:hRule="atLeast"/>
-          <w:cantSplit/>
-        </w:trPr>
-        <w:tc>
-          <w:tcPr>
-            <w:tcW w:type="dxa" w:w="454"/>
-            <w:vAlign w:val="center"/>
-          </w:tcPr>
-          <w:p>
-            <w:pPr>
-              <w:keepNext/>
-              <w:spacing w:after="0" w:before="0"/>
-              <w:jc w:val="center"/>
-            </w:pPr>
-            <w:r>
-              <w:rPr>
-                <w:rFonts w:ascii="游ゴシック" w:hAnsi="游ゴシック" w:eastAsia="游ゴシック" w:cs="游ゴシック"/>
-                <w:b/>
-                <w:bCs/>
-                <w:color w:val="1F2330"/>
-                <w:sz w:val="21"/>
-                <w:szCs w:val="21"/>
-              </w:rPr>
-              <w:t xml:space="preserve">10</w:t>
-            </w:r>
-          </w:p>
-        </w:tc>
-        <w:tc>
-          <w:tcPr>
-            <w:tcW w:type="dxa" w:w="4649"/>
-            <w:vAlign w:val="center"/>
-          </w:tcPr>
-          <w:p>
-            <w:pPr>
-              <w:keepNext/>
-              <w:spacing w:after="0" w:before="0"/>
-            </w:pPr>
-            <w:r>
-              <w:rPr>
-                <w:rFonts w:ascii="游明朝" w:hAnsi="游明朝" w:eastAsia="游明朝" w:cs="游明朝"/>
-                <w:color w:val="1F2330"/>
-                <w:sz w:val="20"/>
-                <w:szCs w:val="20"/>
-              </w:rPr>
-              <w:t xml:space="preserve">単語の追加（表示する文字と、ひらがなの読みの入力）は、分かりやすかったですか。</w:t>
-            </w:r>
-          </w:p>
-        </w:tc>
-        <w:tc>
-          <w:tcPr>
-            <w:tcW w:type="dxa" w:w="907"/>
-            <w:vAlign w:val="center"/>
-          </w:tcPr>
-          <w:p>
-            <w:pPr>
-              <w:keepNext/>
-              <w:spacing w:after="0" w:before="0"/>
-              <w:jc w:val="center"/>
-            </w:pPr>
-            <w:r>
-              <w:rPr>
-                <w:rFonts w:ascii="游明朝" w:hAnsi="游明朝" w:eastAsia="游明朝" w:cs="游明朝"/>
-                <w:color w:val="A4A9BC"/>
-                <w:sz w:val="18"/>
-                <w:szCs w:val="18"/>
-              </w:rPr>
-              <w:t xml:space="preserve">4</w:t>
-            </w:r>
-          </w:p>
-        </w:tc>
-        <w:tc>
-          <w:tcPr>
-            <w:tcW w:type="dxa" w:w="907"/>
-            <w:vAlign w:val="center"/>
-          </w:tcPr>
-          <w:p>
-            <w:pPr>
-              <w:keepNext/>
-              <w:spacing w:after="0" w:before="0"/>
-              <w:jc w:val="center"/>
-            </w:pPr>
-            <w:r>
-              <w:rPr>
-                <w:rFonts w:ascii="游明朝" w:hAnsi="游明朝" w:eastAsia="游明朝" w:cs="游明朝"/>
-                <w:color w:val="A4A9BC"/>
-                <w:sz w:val="18"/>
-                <w:szCs w:val="18"/>
-              </w:rPr>
-              <w:t xml:space="preserve">3</w:t>
-            </w:r>
-          </w:p>
-        </w:tc>
-        <w:tc>
-          <w:tcPr>
-            <w:tcW w:type="dxa" w:w="907"/>
-            <w:vAlign w:val="center"/>
-          </w:tcPr>
-          <w:p>
-            <w:pPr>
-              <w:keepNext/>
-              <w:spacing w:after="0" w:before="0"/>
-              <w:jc w:val="center"/>
-            </w:pPr>
-            <w:r>
-              <w:rPr>
-                <w:rFonts w:ascii="游明朝" w:hAnsi="游明朝" w:eastAsia="游明朝" w:cs="游明朝"/>
-                <w:color w:val="A4A9BC"/>
-                <w:sz w:val="18"/>
-                <w:szCs w:val="18"/>
-              </w:rPr>
-              <w:t xml:space="preserve">2</w:t>
-            </w:r>
-          </w:p>
-        </w:tc>
-        <w:tc>
-          <w:tcPr>
-            <w:tcW w:type="dxa" w:w="907"/>
-            <w:vAlign w:val="center"/>
-          </w:tcPr>
-          <w:p>
-            <w:pPr>
-              <w:keepNext/>
-              <w:spacing w:after="0" w:before="0"/>
-              <w:jc w:val="center"/>
-            </w:pPr>
-            <w:r>
-              <w:rPr>
-                <w:rFonts w:ascii="游明朝" w:hAnsi="游明朝" w:eastAsia="游明朝" w:cs="游明朝"/>
-                <w:color w:val="A4A9BC"/>
-                <w:sz w:val="18"/>
-                <w:szCs w:val="18"/>
-              </w:rPr>
-              <w:t xml:space="preserve">1</w:t>
-            </w:r>
-          </w:p>
-        </w:tc>
-        <w:tc>
-          <w:tcPr>
-            <w:tcW w:type="dxa" w:w="1134"/>
-            <w:shd w:val="clear" w:color="auto" w:fill="F4F5FB"/>
-            <w:vAlign w:val="center"/>
-          </w:tcPr>
-          <w:p>
-            <w:pPr>
-              <w:keepNext/>
-              <w:spacing w:after="0" w:before="0"/>
-              <w:jc w:val="center"/>
-            </w:pPr>
-            <w:r>
-              <w:rPr>
-                <w:rFonts w:ascii="游明朝" w:hAnsi="游明朝" w:eastAsia="游明朝" w:cs="游明朝"/>
-                <w:color w:val="A4A9BC"/>
-                <w:sz w:val="18"/>
-                <w:szCs w:val="18"/>
-              </w:rPr>
-              <w:t xml:space="preserve">－</w:t>
-            </w:r>
-          </w:p>
-        </w:tc>
-      </w:tr>
-      <w:tr>
-        <w:trPr>
-          <w:trHeight w:val="595" w:hRule="atLeast"/>
-          <w:cantSplit/>
-        </w:trPr>
-        <w:tc>
-          <w:tcPr>
-            <w:tcW w:type="dxa" w:w="454"/>
-            <w:vAlign w:val="center"/>
-          </w:tcPr>
-          <w:p>
-            <w:pPr>
-              <w:keepNext/>
-              <w:spacing w:after="0" w:before="0"/>
-              <w:jc w:val="center"/>
-            </w:pPr>
-            <w:r>
-              <w:rPr>
-                <w:rFonts w:ascii="游ゴシック" w:hAnsi="游ゴシック" w:eastAsia="游ゴシック" w:cs="游ゴシック"/>
-                <w:b/>
-                <w:bCs/>
-                <w:color w:val="1F2330"/>
-                <w:sz w:val="21"/>
-                <w:szCs w:val="21"/>
-              </w:rPr>
-              <w:t xml:space="preserve">11</w:t>
-            </w:r>
-          </w:p>
-        </w:tc>
-        <w:tc>
-          <w:tcPr>
-            <w:tcW w:type="dxa" w:w="4649"/>
-            <w:vAlign w:val="center"/>
-          </w:tcPr>
-          <w:p>
-            <w:pPr>
-              <w:keepNext/>
-              <w:spacing w:after="0" w:before="0"/>
-            </w:pPr>
-            <w:r>
-              <w:rPr>
-                <w:rFonts w:ascii="游明朝" w:hAnsi="游明朝" w:eastAsia="游明朝" w:cs="游明朝"/>
-                <w:color w:val="1F2330"/>
-                <w:sz w:val="20"/>
-                <w:szCs w:val="20"/>
-              </w:rPr>
-              <w:t xml:space="preserve">お手本の録画（3秒間）は、やりやすかったですか。</w:t>
-            </w:r>
-          </w:p>
-        </w:tc>
-        <w:tc>
-          <w:tcPr>
-            <w:tcW w:type="dxa" w:w="907"/>
-            <w:vAlign w:val="center"/>
-          </w:tcPr>
-          <w:p>
-            <w:pPr>
-              <w:keepNext/>
-              <w:spacing w:after="0" w:before="0"/>
-              <w:jc w:val="center"/>
-            </w:pPr>
-            <w:r>
-              <w:rPr>
-                <w:rFonts w:ascii="游明朝" w:hAnsi="游明朝" w:eastAsia="游明朝" w:cs="游明朝"/>
-                <w:color w:val="A4A9BC"/>
-                <w:sz w:val="18"/>
-                <w:szCs w:val="18"/>
-              </w:rPr>
-              <w:t xml:space="preserve">4</w:t>
-            </w:r>
-          </w:p>
-        </w:tc>
-        <w:tc>
-          <w:tcPr>
-            <w:tcW w:type="dxa" w:w="907"/>
-            <w:vAlign w:val="center"/>
-          </w:tcPr>
-          <w:p>
-            <w:pPr>
-              <w:keepNext/>
-              <w:spacing w:after="0" w:before="0"/>
-              <w:jc w:val="center"/>
-            </w:pPr>
-            <w:r>
-              <w:rPr>
-                <w:rFonts w:ascii="游明朝" w:hAnsi="游明朝" w:eastAsia="游明朝" w:cs="游明朝"/>
-                <w:color w:val="A4A9BC"/>
-                <w:sz w:val="18"/>
-                <w:szCs w:val="18"/>
-              </w:rPr>
-              <w:t xml:space="preserve">3</w:t>
-            </w:r>
-          </w:p>
-        </w:tc>
-        <w:tc>
-          <w:tcPr>
-            <w:tcW w:type="dxa" w:w="907"/>
-            <w:vAlign w:val="center"/>
-          </w:tcPr>
-          <w:p>
-            <w:pPr>
-              <w:keepNext/>
-              <w:spacing w:after="0" w:before="0"/>
-              <w:jc w:val="center"/>
-            </w:pPr>
-            <w:r>
-              <w:rPr>
-                <w:rFonts w:ascii="游明朝" w:hAnsi="游明朝" w:eastAsia="游明朝" w:cs="游明朝"/>
-                <w:color w:val="A4A9BC"/>
-                <w:sz w:val="18"/>
-                <w:szCs w:val="18"/>
-              </w:rPr>
-              <w:t xml:space="preserve">2</w:t>
-            </w:r>
-          </w:p>
-        </w:tc>
-        <w:tc>
-          <w:tcPr>
-            <w:tcW w:type="dxa" w:w="907"/>
-            <w:vAlign w:val="center"/>
-          </w:tcPr>
-          <w:p>
-            <w:pPr>
-              <w:keepNext/>
-              <w:spacing w:after="0" w:before="0"/>
-              <w:jc w:val="center"/>
-            </w:pPr>
-            <w:r>
-              <w:rPr>
-                <w:rFonts w:ascii="游明朝" w:hAnsi="游明朝" w:eastAsia="游明朝" w:cs="游明朝"/>
-                <w:color w:val="A4A9BC"/>
-                <w:sz w:val="18"/>
-                <w:szCs w:val="18"/>
-              </w:rPr>
-              <w:t xml:space="preserve">1</w:t>
-            </w:r>
-          </w:p>
-        </w:tc>
-        <w:tc>
-          <w:tcPr>
-            <w:tcW w:type="dxa" w:w="1134"/>
-            <w:shd w:val="clear" w:color="auto" w:fill="F4F5FB"/>
-            <w:vAlign w:val="center"/>
-          </w:tcPr>
-          <w:p>
-            <w:pPr>
-              <w:keepNext/>
-              <w:spacing w:after="0" w:before="0"/>
-              <w:jc w:val="center"/>
-            </w:pPr>
-            <w:r>
-              <w:rPr>
-                <w:rFonts w:ascii="游明朝" w:hAnsi="游明朝" w:eastAsia="游明朝" w:cs="游明朝"/>
-                <w:color w:val="A4A9BC"/>
-                <w:sz w:val="18"/>
-                <w:szCs w:val="18"/>
-              </w:rPr>
-              <w:t xml:space="preserve">－</w:t>
-            </w:r>
-          </w:p>
-        </w:tc>
-      </w:tr>
-      <w:tr>
-        <w:trPr>
-          <w:trHeight w:val="595" w:hRule="atLeast"/>
-          <w:cantSplit/>
-        </w:trPr>
-        <w:tc>
-          <w:tcPr>
-            <w:tcW w:type="dxa" w:w="454"/>
-            <w:vAlign w:val="center"/>
-          </w:tcPr>
-          <w:p>
-            <w:pPr>
-              <w:spacing w:after="0" w:before="0"/>
-              <w:jc w:val="center"/>
-            </w:pPr>
-            <w:r>
-              <w:rPr>
-                <w:rFonts w:ascii="游ゴシック" w:hAnsi="游ゴシック" w:eastAsia="游ゴシック" w:cs="游ゴシック"/>
-                <w:b/>
-                <w:bCs/>
-                <w:color w:val="1F2330"/>
-                <w:sz w:val="21"/>
-                <w:szCs w:val="21"/>
-              </w:rPr>
-              <w:t xml:space="preserve">12</w:t>
-            </w:r>
-          </w:p>
-        </w:tc>
-        <w:tc>
-          <w:tcPr>
-            <w:tcW w:type="dxa" w:w="4649"/>
-            <w:vAlign w:val="center"/>
-          </w:tcPr>
-          <w:p>
-            <w:pPr>
-              <w:spacing w:after="0" w:before="0"/>
-            </w:pPr>
-            <w:r>
-              <w:rPr>
-                <w:rFonts w:ascii="游明朝" w:hAnsi="游明朝" w:eastAsia="游明朝" w:cs="游明朝"/>
-                <w:color w:val="1F2330"/>
-                <w:sz w:val="20"/>
-                <w:szCs w:val="20"/>
-              </w:rPr>
-              <w:t xml:space="preserve">お手本の録り直しが必要になったとき、その理由や直し方が分かりましたか。</w:t>
-            </w:r>
-          </w:p>
-        </w:tc>
-        <w:tc>
-          <w:tcPr>
-            <w:tcW w:type="dxa" w:w="907"/>
-            <w:vAlign w:val="center"/>
-          </w:tcPr>
-          <w:p>
-            <w:pPr>
-              <w:spacing w:after="0" w:before="0"/>
-              <w:jc w:val="center"/>
-            </w:pPr>
-            <w:r>
-              <w:rPr>
-                <w:rFonts w:ascii="游明朝" w:hAnsi="游明朝" w:eastAsia="游明朝" w:cs="游明朝"/>
-                <w:color w:val="A4A9BC"/>
-                <w:sz w:val="18"/>
-                <w:szCs w:val="18"/>
-              </w:rPr>
-              <w:t xml:space="preserve">4</w:t>
-            </w:r>
-          </w:p>
-        </w:tc>
-        <w:tc>
-          <w:tcPr>
-            <w:tcW w:type="dxa" w:w="907"/>
-            <w:vAlign w:val="center"/>
-          </w:tcPr>
-          <w:p>
-            <w:pPr>
-              <w:spacing w:after="0" w:before="0"/>
-              <w:jc w:val="center"/>
-            </w:pPr>
-            <w:r>
-              <w:rPr>
-                <w:rFonts w:ascii="游明朝" w:hAnsi="游明朝" w:eastAsia="游明朝" w:cs="游明朝"/>
-                <w:color w:val="A4A9BC"/>
-                <w:sz w:val="18"/>
-                <w:szCs w:val="18"/>
-              </w:rPr>
-              <w:t xml:space="preserve">3</w:t>
-            </w:r>
-          </w:p>
-        </w:tc>
-        <w:tc>
-          <w:tcPr>
-            <w:tcW w:type="dxa" w:w="907"/>
-            <w:vAlign w:val="center"/>
-          </w:tcPr>
-          <w:p>
-            <w:pPr>
-              <w:spacing w:after="0" w:before="0"/>
-              <w:jc w:val="center"/>
-            </w:pPr>
-            <w:r>
-              <w:rPr>
-                <w:rFonts w:ascii="游明朝" w:hAnsi="游明朝" w:eastAsia="游明朝" w:cs="游明朝"/>
-                <w:color w:val="A4A9BC"/>
-                <w:sz w:val="18"/>
-                <w:szCs w:val="18"/>
-              </w:rPr>
-              <w:t xml:space="preserve">2</w:t>
-            </w:r>
-          </w:p>
-        </w:tc>
-        <w:tc>
-          <w:tcPr>
-            <w:tcW w:type="dxa" w:w="907"/>
-            <w:vAlign w:val="center"/>
-          </w:tcPr>
-          <w:p>
-            <w:pPr>
-              <w:spacing w:after="0" w:before="0"/>
-              <w:jc w:val="center"/>
-            </w:pPr>
-            <w:r>
-              <w:rPr>
-                <w:rFonts w:ascii="游明朝" w:hAnsi="游明朝" w:eastAsia="游明朝" w:cs="游明朝"/>
-                <w:color w:val="A4A9BC"/>
-                <w:sz w:val="18"/>
-                <w:szCs w:val="18"/>
-              </w:rPr>
-              <w:t xml:space="preserve">1</w:t>
-            </w:r>
-          </w:p>
-        </w:tc>
-        <w:tc>
-          <w:tcPr>
-            <w:tcW w:type="dxa" w:w="1134"/>
-            <w:shd w:val="clear" w:color="auto" w:fill="F4F5FB"/>
-            <w:vAlign w:val="center"/>
-          </w:tcPr>
-          <w:p>
-            <w:pPr>
-              <w:spacing w:after="0" w:before="0"/>
-              <w:jc w:val="center"/>
-            </w:pPr>
-            <w:r>
-              <w:rPr>
-                <w:rFonts w:ascii="游明朝" w:hAnsi="游明朝" w:eastAsia="游明朝" w:cs="游明朝"/>
-                <w:color w:val="A4A9BC"/>
-                <w:sz w:val="18"/>
-                <w:szCs w:val="18"/>
-              </w:rPr>
-              <w:t xml:space="preserve">－</w:t>
-            </w:r>
-          </w:p>
-        </w:tc>
-      </w:tr>
-    </w:tbl>
-    <w:p>
-      <w:pPr>
-        <w:spacing w:after="0" w:line="120" w:lineRule="exact"/>
-      </w:pPr>
-    </w:p>
-    <w:tbl>
-      <w:tblPr>
-        <w:tblW w:type="dxa" w:w="9865"/>
-        <w:jc w:val="center"/>
-        <w:tblBorders>
-          <w:top w:val="single" w:sz="6" w:space="0" w:color="9AA0B8"/>
-          <w:left w:val="single" w:sz="6" w:space="0" w:color="9AA0B8"/>
-          <w:bottom w:val="single" w:sz="6" w:space="0" w:color="9AA0B8"/>
-          <w:right w:val="single" w:sz="6" w:space="0" w:color="9AA0B8"/>
-          <w:insideH w:val="single" w:sz="6" w:space="0" w:color="9AA0B8"/>
-          <w:insideV w:val="single" w:sz="6" w:space="0" w:color="9AA0B8"/>
-        </w:tblBorders>
-        <w:tblLayout w:type="fixed"/>
-        <w:tblCellMar>
-          <w:top w:w="34" w:type="dxa"/>
-          <w:left w:w="56" w:type="dxa"/>
-          <w:bottom w:w="34" w:type="dxa"/>
-          <w:right w:w="56" w:type="dxa"/>
-        </w:tblCellMar>
-        <w:tblLook w:firstColumn="1" w:firstRow="1" w:lastColumn="0" w:lastRow="0" w:noHBand="0" w:noVBand="1" w:val="04A0"/>
-      </w:tblPr>
-      <w:tblGrid>
-        <w:gridCol w:w="453"/>
-        <w:gridCol w:w="4649"/>
-        <w:gridCol w:w="907"/>
-        <w:gridCol w:w="907"/>
-        <w:gridCol w:w="907"/>
-        <w:gridCol w:w="907"/>
-        <w:gridCol w:w="1134"/>
-      </w:tblGrid>
-      <w:tr>
-        <w:trPr>
-          <w:tblHeader/>
-          <w:cantSplit/>
-        </w:trPr>
-        <w:tc>
-          <w:tcPr>
-            <w:tcW w:type="dxa" w:w="5103"/>
-            <w:gridSpan w:val="2"/>
-            <w:shd w:val="clear" w:color="auto" w:fill="E7E9F5"/>
-            <w:vAlign w:val="center"/>
-          </w:tcPr>
-          <w:p>
-            <w:pPr>
-              <w:keepNext/>
-              <w:spacing w:after="0" w:before="0"/>
-            </w:pPr>
-            <w:r>
-              <w:rPr>
-                <w:rFonts w:ascii="游ゴシック" w:hAnsi="游ゴシック" w:eastAsia="游ゴシック" w:cs="游ゴシック"/>
-                <w:b/>
-                <w:bCs/>
-                <w:color w:val="0E1E45"/>
-                <w:sz w:val="23"/>
-                <w:szCs w:val="23"/>
-              </w:rPr>
-              <w:t xml:space="preserve">Ⅳ　安心して使えたか</w:t>
-            </w:r>
-          </w:p>
-        </w:tc>
-        <w:tc>
-          <w:tcPr>
-            <w:tcW w:type="dxa" w:w="907"/>
-            <w:shd w:val="clear" w:color="auto" w:fill="E7E9F5"/>
-            <w:vAlign w:val="center"/>
-          </w:tcPr>
-          <w:p>
-            <w:pPr>
-              <w:keepNext/>
-              <w:spacing w:after="0" w:before="0" w:line="240" w:lineRule="auto"/>
-              <w:jc w:val="center"/>
-            </w:pPr>
-            <w:r>
-              <w:rPr>
-                <w:rFonts w:ascii="游ゴシック" w:hAnsi="游ゴシック" w:eastAsia="游ゴシック" w:cs="游ゴシック"/>
-                <w:b/>
-                <w:bCs/>
-                <w:color w:val="0E1E45"/>
-                <w:sz w:val="15"/>
-                <w:szCs w:val="15"/>
-              </w:rPr>
-              <w:t xml:space="preserve">とても</w:t>
-            </w:r>
-          </w:p>
-          <w:p>
-            <w:pPr>
-              <w:keepNext/>
-              <w:spacing w:after="0" w:before="0" w:line="240" w:lineRule="auto"/>
-              <w:jc w:val="center"/>
-            </w:pPr>
-            <w:r>
-              <w:rPr>
-                <w:rFonts w:ascii="游ゴシック" w:hAnsi="游ゴシック" w:eastAsia="游ゴシック" w:cs="游ゴシック"/>
-                <w:b/>
-                <w:bCs/>
-                <w:color w:val="0E1E45"/>
-                <w:sz w:val="15"/>
-                <w:szCs w:val="15"/>
-              </w:rPr>
-              <w:t xml:space="preserve">そう思う</w:t>
-            </w:r>
-          </w:p>
-        </w:tc>
-        <w:tc>
-          <w:tcPr>
-            <w:tcW w:type="dxa" w:w="907"/>
-            <w:shd w:val="clear" w:color="auto" w:fill="E7E9F5"/>
-            <w:vAlign w:val="center"/>
-          </w:tcPr>
-          <w:p>
-            <w:pPr>
-              <w:keepNext/>
-              <w:spacing w:after="0" w:before="0" w:line="240" w:lineRule="auto"/>
-              <w:jc w:val="center"/>
-            </w:pPr>
-            <w:r>
-              <w:rPr>
-                <w:rFonts w:ascii="游ゴシック" w:hAnsi="游ゴシック" w:eastAsia="游ゴシック" w:cs="游ゴシック"/>
-                <w:b/>
-                <w:bCs/>
-                <w:color w:val="0E1E45"/>
-                <w:sz w:val="15"/>
-                <w:szCs w:val="15"/>
-              </w:rPr>
-              <w:t xml:space="preserve">すこし</w:t>
-            </w:r>
-          </w:p>
-          <w:p>
-            <w:pPr>
-              <w:keepNext/>
-              <w:spacing w:after="0" w:before="0" w:line="240" w:lineRule="auto"/>
-              <w:jc w:val="center"/>
-            </w:pPr>
-            <w:r>
-              <w:rPr>
-                <w:rFonts w:ascii="游ゴシック" w:hAnsi="游ゴシック" w:eastAsia="游ゴシック" w:cs="游ゴシック"/>
-                <w:b/>
-                <w:bCs/>
-                <w:color w:val="0E1E45"/>
-                <w:sz w:val="15"/>
-                <w:szCs w:val="15"/>
-              </w:rPr>
-              <w:t xml:space="preserve">そう思う</w:t>
-            </w:r>
-          </w:p>
-        </w:tc>
-        <w:tc>
-          <w:tcPr>
-            <w:tcW w:type="dxa" w:w="907"/>
-            <w:shd w:val="clear" w:color="auto" w:fill="E7E9F5"/>
-            <w:vAlign w:val="center"/>
-          </w:tcPr>
-          <w:p>
-            <w:pPr>
-              <w:keepNext/>
-              <w:spacing w:after="0" w:before="0" w:line="240" w:lineRule="auto"/>
-              <w:jc w:val="center"/>
-            </w:pPr>
-            <w:r>
-              <w:rPr>
-                <w:rFonts w:ascii="游ゴシック" w:hAnsi="游ゴシック" w:eastAsia="游ゴシック" w:cs="游ゴシック"/>
-                <w:b/>
-                <w:bCs/>
-                <w:color w:val="0E1E45"/>
-                <w:sz w:val="15"/>
-                <w:szCs w:val="15"/>
-              </w:rPr>
-              <w:t xml:space="preserve">あまりそう</w:t>
-            </w:r>
-          </w:p>
-          <w:p>
-            <w:pPr>
-              <w:keepNext/>
-              <w:spacing w:after="0" w:before="0" w:line="240" w:lineRule="auto"/>
-              <w:jc w:val="center"/>
-            </w:pPr>
-            <w:r>
-              <w:rPr>
-                <w:rFonts w:ascii="游ゴシック" w:hAnsi="游ゴシック" w:eastAsia="游ゴシック" w:cs="游ゴシック"/>
-                <w:b/>
-                <w:bCs/>
-                <w:color w:val="0E1E45"/>
-                <w:sz w:val="15"/>
-                <w:szCs w:val="15"/>
-              </w:rPr>
-              <w:t xml:space="preserve">思わない</w:t>
-            </w:r>
-          </w:p>
-        </w:tc>
-        <w:tc>
-          <w:tcPr>
-            <w:tcW w:type="dxa" w:w="907"/>
-            <w:shd w:val="clear" w:color="auto" w:fill="E7E9F5"/>
-            <w:vAlign w:val="center"/>
-          </w:tcPr>
-          <w:p>
-            <w:pPr>
-              <w:keepNext/>
-              <w:spacing w:after="0" w:before="0" w:line="240" w:lineRule="auto"/>
-              <w:jc w:val="center"/>
-            </w:pPr>
-            <w:r>
-              <w:rPr>
-                <w:rFonts w:ascii="游ゴシック" w:hAnsi="游ゴシック" w:eastAsia="游ゴシック" w:cs="游ゴシック"/>
-                <w:b/>
-                <w:bCs/>
-                <w:color w:val="0E1E45"/>
-                <w:sz w:val="15"/>
-                <w:szCs w:val="15"/>
-              </w:rPr>
-              <w:t xml:space="preserve">そう</w:t>
-            </w:r>
-          </w:p>
-          <w:p>
-            <w:pPr>
-              <w:keepNext/>
-              <w:spacing w:after="0" w:before="0" w:line="240" w:lineRule="auto"/>
-              <w:jc w:val="center"/>
-            </w:pPr>
-            <w:r>
-              <w:rPr>
-                <w:rFonts w:ascii="游ゴシック" w:hAnsi="游ゴシック" w:eastAsia="游ゴシック" w:cs="游ゴシック"/>
-                <w:b/>
-                <w:bCs/>
-                <w:color w:val="0E1E45"/>
-                <w:sz w:val="15"/>
-                <w:szCs w:val="15"/>
-              </w:rPr>
-              <w:t xml:space="preserve">思わない</w:t>
-            </w:r>
-          </w:p>
-        </w:tc>
-        <w:tc>
-          <w:tcPr>
-            <w:tcW w:type="dxa" w:w="1134"/>
-            <w:shd w:val="clear" w:color="auto" w:fill="E7E9F5"/>
-            <w:vAlign w:val="center"/>
-          </w:tcPr>
-          <w:p>
-            <w:pPr>
-              <w:keepNext/>
-              <w:spacing w:after="0" w:before="0" w:line="240" w:lineRule="auto"/>
-              <w:jc w:val="center"/>
-            </w:pPr>
-            <w:r>
-              <w:rPr>
-                <w:rFonts w:ascii="游ゴシック" w:hAnsi="游ゴシック" w:eastAsia="游ゴシック" w:cs="游ゴシック"/>
-                <w:b/>
-                <w:bCs/>
-                <w:color w:val="5A6070"/>
-                <w:sz w:val="15"/>
-                <w:szCs w:val="15"/>
-              </w:rPr>
-              <w:t xml:space="preserve">わからない・</w:t>
-            </w:r>
-          </w:p>
-          <w:p>
-            <w:pPr>
-              <w:keepNext/>
-              <w:spacing w:after="0" w:before="0" w:line="240" w:lineRule="auto"/>
-              <w:jc w:val="center"/>
-            </w:pPr>
-            <w:r>
-              <w:rPr>
-                <w:rFonts w:ascii="游ゴシック" w:hAnsi="游ゴシック" w:eastAsia="游ゴシック" w:cs="游ゴシック"/>
-                <w:b/>
-                <w:bCs/>
-                <w:color w:val="5A6070"/>
-                <w:sz w:val="15"/>
-                <w:szCs w:val="15"/>
-              </w:rPr>
-              <w:t xml:space="preserve">該当しない</w:t>
-            </w:r>
-          </w:p>
-        </w:tc>
-      </w:tr>
-      <w:tr>
-        <w:trPr>
-          <w:trHeight w:val="595" w:hRule="atLeast"/>
-          <w:cantSplit/>
-        </w:trPr>
-        <w:tc>
-          <w:tcPr>
-            <w:tcW w:type="dxa" w:w="454"/>
-            <w:vAlign w:val="center"/>
-          </w:tcPr>
-          <w:p>
-            <w:pPr>
-              <w:keepNext/>
-              <w:spacing w:after="0" w:before="0"/>
-              <w:jc w:val="center"/>
-            </w:pPr>
-            <w:r>
-              <w:rPr>
-                <w:rFonts w:ascii="游ゴシック" w:hAnsi="游ゴシック" w:eastAsia="游ゴシック" w:cs="游ゴシック"/>
-                <w:b/>
-                <w:bCs/>
-                <w:color w:val="1F2330"/>
-                <w:sz w:val="21"/>
-                <w:szCs w:val="21"/>
-              </w:rPr>
-              <w:t xml:space="preserve">13</w:t>
-            </w:r>
-          </w:p>
-        </w:tc>
-        <w:tc>
-          <w:tcPr>
-            <w:tcW w:type="dxa" w:w="4649"/>
-            <w:vAlign w:val="center"/>
-          </w:tcPr>
-          <w:p>
-            <w:pPr>
-              <w:keepNext/>
-              <w:spacing w:after="0" w:before="0"/>
-            </w:pPr>
-            <w:r>
-              <w:rPr>
-                <w:rFonts w:ascii="游明朝" w:hAnsi="游明朝" w:eastAsia="游明朝" w:cs="游明朝"/>
-                <w:color w:val="1F2330"/>
-                <w:sz w:val="20"/>
-                <w:szCs w:val="20"/>
-              </w:rPr>
-              <w:t xml:space="preserve">記録されるデータや、録音・録画の扱いについての説明は、分かりやすかったですか。</w:t>
-            </w:r>
-          </w:p>
-        </w:tc>
-        <w:tc>
-          <w:tcPr>
-            <w:tcW w:type="dxa" w:w="907"/>
-            <w:vAlign w:val="center"/>
-          </w:tcPr>
-          <w:p>
-            <w:pPr>
-              <w:keepNext/>
-              <w:spacing w:after="0" w:before="0"/>
-              <w:jc w:val="center"/>
-            </w:pPr>
-            <w:r>
-              <w:rPr>
-                <w:rFonts w:ascii="游明朝" w:hAnsi="游明朝" w:eastAsia="游明朝" w:cs="游明朝"/>
-                <w:color w:val="A4A9BC"/>
-                <w:sz w:val="18"/>
-                <w:szCs w:val="18"/>
-              </w:rPr>
-              <w:t xml:space="preserve">4</w:t>
-            </w:r>
-          </w:p>
-        </w:tc>
-        <w:tc>
-          <w:tcPr>
-            <w:tcW w:type="dxa" w:w="907"/>
-            <w:vAlign w:val="center"/>
-          </w:tcPr>
-          <w:p>
-            <w:pPr>
-              <w:keepNext/>
-              <w:spacing w:after="0" w:before="0"/>
-              <w:jc w:val="center"/>
-            </w:pPr>
-            <w:r>
-              <w:rPr>
-                <w:rFonts w:ascii="游明朝" w:hAnsi="游明朝" w:eastAsia="游明朝" w:cs="游明朝"/>
-                <w:color w:val="A4A9BC"/>
-                <w:sz w:val="18"/>
-                <w:szCs w:val="18"/>
-              </w:rPr>
-              <w:t xml:space="preserve">3</w:t>
-            </w:r>
-          </w:p>
-        </w:tc>
-        <w:tc>
-          <w:tcPr>
-            <w:tcW w:type="dxa" w:w="907"/>
-            <w:vAlign w:val="center"/>
-          </w:tcPr>
-          <w:p>
-            <w:pPr>
-              <w:keepNext/>
-              <w:spacing w:after="0" w:before="0"/>
-              <w:jc w:val="center"/>
-            </w:pPr>
-            <w:r>
-              <w:rPr>
-                <w:rFonts w:ascii="游明朝" w:hAnsi="游明朝" w:eastAsia="游明朝" w:cs="游明朝"/>
-                <w:color w:val="A4A9BC"/>
-                <w:sz w:val="18"/>
-                <w:szCs w:val="18"/>
-              </w:rPr>
-              <w:t xml:space="preserve">2</w:t>
-            </w:r>
-          </w:p>
-        </w:tc>
-        <w:tc>
-          <w:tcPr>
-            <w:tcW w:type="dxa" w:w="907"/>
-            <w:vAlign w:val="center"/>
-          </w:tcPr>
-          <w:p>
-            <w:pPr>
-              <w:keepNext/>
-              <w:spacing w:after="0" w:before="0"/>
-              <w:jc w:val="center"/>
-            </w:pPr>
-            <w:r>
-              <w:rPr>
-                <w:rFonts w:ascii="游明朝" w:hAnsi="游明朝" w:eastAsia="游明朝" w:cs="游明朝"/>
-                <w:color w:val="A4A9BC"/>
-                <w:sz w:val="18"/>
-                <w:szCs w:val="18"/>
-              </w:rPr>
-              <w:t xml:space="preserve">1</w:t>
-            </w:r>
-          </w:p>
-        </w:tc>
-        <w:tc>
-          <w:tcPr>
-            <w:tcW w:type="dxa" w:w="1134"/>
-            <w:shd w:val="clear" w:color="auto" w:fill="F4F5FB"/>
-            <w:vAlign w:val="center"/>
-          </w:tcPr>
-          <w:p>
-            <w:pPr>
-              <w:keepNext/>
-              <w:spacing w:after="0" w:before="0"/>
-              <w:jc w:val="center"/>
-            </w:pPr>
-            <w:r>
-              <w:rPr>
-                <w:rFonts w:ascii="游明朝" w:hAnsi="游明朝" w:eastAsia="游明朝" w:cs="游明朝"/>
-                <w:color w:val="A4A9BC"/>
-                <w:sz w:val="18"/>
-                <w:szCs w:val="18"/>
-              </w:rPr>
-              <w:t xml:space="preserve">－</w:t>
-            </w:r>
-          </w:p>
-        </w:tc>
-      </w:tr>
-      <w:tr>
-        <w:trPr>
-          <w:trHeight w:val="595" w:hRule="atLeast"/>
-          <w:cantSplit/>
-        </w:trPr>
-        <w:tc>
-          <w:tcPr>
-            <w:tcW w:type="dxa" w:w="454"/>
-            <w:vAlign w:val="center"/>
-          </w:tcPr>
-          <w:p>
-            <w:pPr>
-              <w:keepNext/>
-              <w:spacing w:after="0" w:before="0"/>
-              <w:jc w:val="center"/>
-            </w:pPr>
-            <w:r>
-              <w:rPr>
-                <w:rFonts w:ascii="游ゴシック" w:hAnsi="游ゴシック" w:eastAsia="游ゴシック" w:cs="游ゴシック"/>
-                <w:b/>
-                <w:bCs/>
-                <w:color w:val="1F2330"/>
-                <w:sz w:val="21"/>
-                <w:szCs w:val="21"/>
-              </w:rPr>
-              <w:t xml:space="preserve">14</w:t>
-            </w:r>
-          </w:p>
-        </w:tc>
-        <w:tc>
-          <w:tcPr>
-            <w:tcW w:type="dxa" w:w="4649"/>
-            <w:vAlign w:val="center"/>
-          </w:tcPr>
-          <w:p>
-            <w:pPr>
-              <w:keepNext/>
-              <w:spacing w:after="0" w:before="0"/>
-            </w:pPr>
-            <w:r>
-              <w:rPr>
-                <w:rFonts w:ascii="游明朝" w:hAnsi="游明朝" w:eastAsia="游明朝" w:cs="游明朝"/>
-                <w:color w:val="1F2330"/>
-                <w:sz w:val="20"/>
-                <w:szCs w:val="20"/>
-              </w:rPr>
-              <w:t xml:space="preserve">安心してお子さまにアプリを使わせることができましたか。</w:t>
-            </w:r>
-          </w:p>
-        </w:tc>
-        <w:tc>
-          <w:tcPr>
-            <w:tcW w:type="dxa" w:w="907"/>
-            <w:vAlign w:val="center"/>
-          </w:tcPr>
-          <w:p>
-            <w:pPr>
-              <w:keepNext/>
-              <w:spacing w:after="0" w:before="0"/>
-              <w:jc w:val="center"/>
-            </w:pPr>
-            <w:r>
-              <w:rPr>
-                <w:rFonts w:ascii="游明朝" w:hAnsi="游明朝" w:eastAsia="游明朝" w:cs="游明朝"/>
-                <w:color w:val="A4A9BC"/>
-                <w:sz w:val="18"/>
-                <w:szCs w:val="18"/>
-              </w:rPr>
-              <w:t xml:space="preserve">4</w:t>
-            </w:r>
-          </w:p>
-        </w:tc>
-        <w:tc>
-          <w:tcPr>
-            <w:tcW w:type="dxa" w:w="907"/>
-            <w:vAlign w:val="center"/>
-          </w:tcPr>
-          <w:p>
-            <w:pPr>
-              <w:keepNext/>
-              <w:spacing w:after="0" w:before="0"/>
-              <w:jc w:val="center"/>
-            </w:pPr>
-            <w:r>
-              <w:rPr>
-                <w:rFonts w:ascii="游明朝" w:hAnsi="游明朝" w:eastAsia="游明朝" w:cs="游明朝"/>
-                <w:color w:val="A4A9BC"/>
-                <w:sz w:val="18"/>
-                <w:szCs w:val="18"/>
-              </w:rPr>
-              <w:t xml:space="preserve">3</w:t>
-            </w:r>
-          </w:p>
-        </w:tc>
-        <w:tc>
-          <w:tcPr>
-            <w:tcW w:type="dxa" w:w="907"/>
-            <w:vAlign w:val="center"/>
-          </w:tcPr>
-          <w:p>
-            <w:pPr>
-              <w:keepNext/>
-              <w:spacing w:after="0" w:before="0"/>
-              <w:jc w:val="center"/>
-            </w:pPr>
-            <w:r>
-              <w:rPr>
-                <w:rFonts w:ascii="游明朝" w:hAnsi="游明朝" w:eastAsia="游明朝" w:cs="游明朝"/>
-                <w:color w:val="A4A9BC"/>
-                <w:sz w:val="18"/>
-                <w:szCs w:val="18"/>
-              </w:rPr>
-              <w:t xml:space="preserve">2</w:t>
-            </w:r>
-          </w:p>
-        </w:tc>
-        <w:tc>
-          <w:tcPr>
-            <w:tcW w:type="dxa" w:w="907"/>
-            <w:vAlign w:val="center"/>
-          </w:tcPr>
-          <w:p>
-            <w:pPr>
-              <w:keepNext/>
-              <w:spacing w:after="0" w:before="0"/>
-              <w:jc w:val="center"/>
-            </w:pPr>
-            <w:r>
-              <w:rPr>
-                <w:rFonts w:ascii="游明朝" w:hAnsi="游明朝" w:eastAsia="游明朝" w:cs="游明朝"/>
-                <w:color w:val="A4A9BC"/>
-                <w:sz w:val="18"/>
-                <w:szCs w:val="18"/>
-              </w:rPr>
-              <w:t xml:space="preserve">1</w:t>
-            </w:r>
-          </w:p>
-        </w:tc>
-        <w:tc>
-          <w:tcPr>
-            <w:tcW w:type="dxa" w:w="1134"/>
-            <w:shd w:val="clear" w:color="auto" w:fill="F4F5FB"/>
-            <w:vAlign w:val="center"/>
-          </w:tcPr>
-          <w:p>
-            <w:pPr>
-              <w:keepNext/>
-              <w:spacing w:after="0" w:before="0"/>
-              <w:jc w:val="center"/>
-            </w:pPr>
-            <w:r>
-              <w:rPr>
-                <w:rFonts w:ascii="游明朝" w:hAnsi="游明朝" w:eastAsia="游明朝" w:cs="游明朝"/>
-                <w:color w:val="A4A9BC"/>
-                <w:sz w:val="18"/>
-                <w:szCs w:val="18"/>
-              </w:rPr>
-              <w:t xml:space="preserve">－</w:t>
-            </w:r>
-          </w:p>
-        </w:tc>
-      </w:tr>
-      <w:tr>
-        <w:trPr>
-          <w:trHeight w:val="595" w:hRule="atLeast"/>
-          <w:cantSplit/>
-        </w:trPr>
-        <w:tc>
-          <w:tcPr>
-            <w:tcW w:type="dxa" w:w="454"/>
-            <w:vAlign w:val="center"/>
-          </w:tcPr>
-          <w:p>
-            <w:pPr>
-              <w:spacing w:after="0" w:before="0"/>
-              <w:jc w:val="center"/>
-            </w:pPr>
-            <w:r>
-              <w:rPr>
-                <w:rFonts w:ascii="游ゴシック" w:hAnsi="游ゴシック" w:eastAsia="游ゴシック" w:cs="游ゴシック"/>
-                <w:b/>
-                <w:bCs/>
-                <w:color w:val="1F2330"/>
-                <w:sz w:val="21"/>
-                <w:szCs w:val="21"/>
-              </w:rPr>
-              <w:t xml:space="preserve">15</w:t>
-            </w:r>
-          </w:p>
-        </w:tc>
-        <w:tc>
-          <w:tcPr>
-            <w:tcW w:type="dxa" w:w="4649"/>
-            <w:vAlign w:val="center"/>
-          </w:tcPr>
-          <w:p>
-            <w:pPr>
-              <w:spacing w:after="0" w:before="0"/>
-            </w:pPr>
-            <w:r>
-              <w:rPr>
-                <w:rFonts w:ascii="游明朝" w:hAnsi="游明朝" w:eastAsia="游明朝" w:cs="游明朝"/>
-                <w:color w:val="1F2330"/>
-                <w:sz w:val="20"/>
-                <w:szCs w:val="20"/>
-              </w:rPr>
-              <w:t xml:space="preserve">今後も、ご家庭での発音練習にこのアプリを使いたいと思いますか。</w:t>
-            </w:r>
-          </w:p>
-        </w:tc>
-        <w:tc>
-          <w:tcPr>
-            <w:tcW w:type="dxa" w:w="907"/>
-            <w:vAlign w:val="center"/>
-          </w:tcPr>
-          <w:p>
-            <w:pPr>
-              <w:spacing w:after="0" w:before="0"/>
-              <w:jc w:val="center"/>
-            </w:pPr>
-            <w:r>
-              <w:rPr>
-                <w:rFonts w:ascii="游明朝" w:hAnsi="游明朝" w:eastAsia="游明朝" w:cs="游明朝"/>
-                <w:color w:val="A4A9BC"/>
-                <w:sz w:val="18"/>
-                <w:szCs w:val="18"/>
-              </w:rPr>
-              <w:t xml:space="preserve">4</w:t>
-            </w:r>
-          </w:p>
-        </w:tc>
-        <w:tc>
-          <w:tcPr>
-            <w:tcW w:type="dxa" w:w="907"/>
-            <w:vAlign w:val="center"/>
-          </w:tcPr>
-          <w:p>
-            <w:pPr>
-              <w:spacing w:after="0" w:before="0"/>
-              <w:jc w:val="center"/>
-            </w:pPr>
-            <w:r>
-              <w:rPr>
-                <w:rFonts w:ascii="游明朝" w:hAnsi="游明朝" w:eastAsia="游明朝" w:cs="游明朝"/>
-                <w:color w:val="A4A9BC"/>
-                <w:sz w:val="18"/>
-                <w:szCs w:val="18"/>
-              </w:rPr>
-              <w:t xml:space="preserve">3</w:t>
-            </w:r>
-          </w:p>
-        </w:tc>
-        <w:tc>
-          <w:tcPr>
-            <w:tcW w:type="dxa" w:w="907"/>
-            <w:vAlign w:val="center"/>
-          </w:tcPr>
-          <w:p>
-            <w:pPr>
-              <w:spacing w:after="0" w:before="0"/>
-              <w:jc w:val="center"/>
-            </w:pPr>
-            <w:r>
-              <w:rPr>
-                <w:rFonts w:ascii="游明朝" w:hAnsi="游明朝" w:eastAsia="游明朝" w:cs="游明朝"/>
-                <w:color w:val="A4A9BC"/>
-                <w:sz w:val="18"/>
-                <w:szCs w:val="18"/>
-              </w:rPr>
-              <w:t xml:space="preserve">2</w:t>
-            </w:r>
-          </w:p>
-        </w:tc>
-        <w:tc>
-          <w:tcPr>
-            <w:tcW w:type="dxa" w:w="907"/>
-            <w:vAlign w:val="center"/>
-          </w:tcPr>
-          <w:p>
-            <w:pPr>
-              <w:spacing w:after="0" w:before="0"/>
-              <w:jc w:val="center"/>
-            </w:pPr>
-            <w:r>
-              <w:rPr>
-                <w:rFonts w:ascii="游明朝" w:hAnsi="游明朝" w:eastAsia="游明朝" w:cs="游明朝"/>
-                <w:color w:val="A4A9BC"/>
-                <w:sz w:val="18"/>
-                <w:szCs w:val="18"/>
-              </w:rPr>
-              <w:t xml:space="preserve">1</w:t>
-            </w:r>
-          </w:p>
-        </w:tc>
-        <w:tc>
-          <w:tcPr>
-            <w:tcW w:type="dxa" w:w="1134"/>
-            <w:shd w:val="clear" w:color="auto" w:fill="F4F5FB"/>
-            <w:vAlign w:val="center"/>
-          </w:tcPr>
-          <w:p>
-            <w:pPr>
-              <w:spacing w:after="0" w:before="0"/>
-              <w:jc w:val="center"/>
-            </w:pPr>
-            <w:r>
-              <w:rPr>
-                <w:rFonts w:ascii="游明朝" w:hAnsi="游明朝" w:eastAsia="游明朝" w:cs="游明朝"/>
-                <w:color w:val="A4A9BC"/>
-                <w:sz w:val="18"/>
-                <w:szCs w:val="18"/>
-              </w:rPr>
-              <w:t xml:space="preserve">－</w:t>
-            </w:r>
-          </w:p>
-        </w:tc>
-      </w:tr>
-    </w:tbl>
-    <w:p>
-      <w:pPr>
-        <w:spacing w:after="0" w:line="120" w:lineRule="exact"/>
-      </w:pPr>
-    </w:p>
-    <w:p>
-      <w:pPr>
-        <w:pStyle w:val="Heading1"/>
         <w:keepNext/>
-        <w:pBdr>
-          <w:left w:val="single" w:sz="36" w:space="6" w:color="0E1E45"/>
-          <w:bottom w:val="single" w:sz="4" w:space="2" w:color="B9BED6"/>
-        </w:pBdr>
-        <w:spacing w:before="160" w:after="60" w:line="276" w:lineRule="auto"/>
-        <w:ind w:left="142"/>
+        <w:spacing w:before="120" w:after="40" w:line="262" w:lineRule="exact"/>
       </w:pPr>
       <w:r>
         <w:rPr>
-          <w:rFonts w:ascii="游ゴシック" w:hAnsi="游ゴシック" w:eastAsia="游ゴシック" w:cs="游ゴシック"/>
+          <w:rFonts w:ascii="BIZ UDPゴシック" w:hAnsi="BIZ UDPゴシック" w:eastAsia="BIZ UDPゴシック" w:cs="BIZ UDPゴシック"/>
           <w:b/>
           <w:bCs/>
           <w:color w:val="0E1E45"/>
-          <w:sz w:val="24"/>
-          <w:szCs w:val="24"/>
+          <w:sz w:val="21"/>
+          <w:szCs w:val="21"/>
         </w:rPr>
         <w:t xml:space="preserve">C．ご自由にお書きください</w:t>
       </w:r>
@@ -4629,32 +3109,32 @@
     <w:p>
       <w:pPr>
         <w:keepNext/>
-        <w:spacing w:before="80" w:after="60"/>
+        <w:spacing w:before="40" w:after="20" w:line="250" w:lineRule="exact"/>
       </w:pPr>
       <w:r>
         <w:rPr>
-          <w:rFonts w:ascii="游明朝" w:hAnsi="游明朝" w:eastAsia="游明朝" w:cs="游明朝"/>
+          <w:rFonts w:ascii="BIZ UDPゴシック" w:hAnsi="BIZ UDPゴシック" w:eastAsia="BIZ UDPゴシック" w:cs="BIZ UDPゴシック"/>
           <w:b/>
           <w:bCs/>
           <w:color w:val="1F2330"/>
-          <w:sz w:val="21"/>
-          <w:szCs w:val="21"/>
+          <w:sz w:val="20"/>
+          <w:szCs w:val="20"/>
         </w:rPr>
-        <w:t xml:space="preserve">16．</w:t>
+        <w:t xml:space="preserve">14．</w:t>
       </w:r>
       <w:r>
         <w:rPr>
-          <w:rFonts w:ascii="游明朝" w:hAnsi="游明朝" w:eastAsia="游明朝" w:cs="游明朝"/>
+          <w:rFonts w:ascii="BIZ UDPゴシック" w:hAnsi="BIZ UDPゴシック" w:eastAsia="BIZ UDPゴシック" w:cs="BIZ UDPゴシック"/>
           <w:color w:val="1F2330"/>
-          <w:sz w:val="21"/>
-          <w:szCs w:val="21"/>
+          <w:sz w:val="20"/>
+          <w:szCs w:val="20"/>
         </w:rPr>
-        <w:t xml:space="preserve">良かったところ、役に立ったところをお書きください。</w:t>
+        <w:t xml:space="preserve">良かったところ、役に立ったところ</w:t>
       </w:r>
     </w:p>
     <w:tbl>
       <w:tblPr>
-        <w:tblW w:type="dxa" w:w="9865"/>
+        <w:tblW w:type="dxa" w:w="10206"/>
         <w:jc w:val="center"/>
         <w:tblBorders>
           <w:top w:val="single" w:sz="6" w:space="0" w:color="9AA0B8"/>
@@ -4674,16 +3154,16 @@
         <w:tblLook w:firstColumn="1" w:firstRow="1" w:lastColumn="0" w:lastRow="0" w:noHBand="0" w:noVBand="1" w:val="04A0"/>
       </w:tblPr>
       <w:tblGrid>
-        <w:gridCol w:w="9865"/>
+        <w:gridCol w:w="10206"/>
       </w:tblGrid>
       <w:tr>
         <w:trPr>
-          <w:trHeight w:val="482" w:hRule="exact"/>
+          <w:trHeight w:val="465" w:hRule="exact"/>
           <w:cantSplit/>
         </w:trPr>
         <w:tc>
           <w:tcPr>
-            <w:tcW w:type="dxa" w:w="9865"/>
+            <w:tcW w:type="dxa" w:w="10205"/>
             <w:vAlign w:val="center"/>
           </w:tcPr>
           <w:p>
@@ -4695,46 +3175,12 @@
       </w:tr>
       <w:tr>
         <w:trPr>
-          <w:trHeight w:val="482" w:hRule="exact"/>
+          <w:trHeight w:val="465" w:hRule="exact"/>
           <w:cantSplit/>
         </w:trPr>
         <w:tc>
           <w:tcPr>
-            <w:tcW w:type="dxa" w:w="9865"/>
-            <w:vAlign w:val="center"/>
-          </w:tcPr>
-          <w:p>
-            <w:pPr>
-              <w:keepNext/>
-            </w:pPr>
-          </w:p>
-        </w:tc>
-      </w:tr>
-      <w:tr>
-        <w:trPr>
-          <w:trHeight w:val="482" w:hRule="exact"/>
-          <w:cantSplit/>
-        </w:trPr>
-        <w:tc>
-          <w:tcPr>
-            <w:tcW w:type="dxa" w:w="9865"/>
-            <w:vAlign w:val="center"/>
-          </w:tcPr>
-          <w:p>
-            <w:pPr>
-              <w:keepNext/>
-            </w:pPr>
-          </w:p>
-        </w:tc>
-      </w:tr>
-      <w:tr>
-        <w:trPr>
-          <w:trHeight w:val="482" w:hRule="exact"/>
-          <w:cantSplit/>
-        </w:trPr>
-        <w:tc>
-          <w:tcPr>
-            <w:tcW w:type="dxa" w:w="9865"/>
+            <w:tcW w:type="dxa" w:w="10205"/>
             <w:vAlign w:val="center"/>
           </w:tcPr>
           <w:p/>
@@ -4744,32 +3190,32 @@
     <w:p>
       <w:pPr>
         <w:keepNext/>
-        <w:spacing w:before="80" w:after="60"/>
+        <w:spacing w:before="40" w:after="20" w:line="250" w:lineRule="exact"/>
       </w:pPr>
       <w:r>
         <w:rPr>
-          <w:rFonts w:ascii="游明朝" w:hAnsi="游明朝" w:eastAsia="游明朝" w:cs="游明朝"/>
+          <w:rFonts w:ascii="BIZ UDPゴシック" w:hAnsi="BIZ UDPゴシック" w:eastAsia="BIZ UDPゴシック" w:cs="BIZ UDPゴシック"/>
           <w:b/>
           <w:bCs/>
           <w:color w:val="1F2330"/>
-          <w:sz w:val="21"/>
-          <w:szCs w:val="21"/>
+          <w:sz w:val="20"/>
+          <w:szCs w:val="20"/>
         </w:rPr>
-        <w:t xml:space="preserve">17．</w:t>
+        <w:t xml:space="preserve">15．</w:t>
       </w:r>
       <w:r>
         <w:rPr>
-          <w:rFonts w:ascii="游明朝" w:hAnsi="游明朝" w:eastAsia="游明朝" w:cs="游明朝"/>
+          <w:rFonts w:ascii="BIZ UDPゴシック" w:hAnsi="BIZ UDPゴシック" w:eastAsia="BIZ UDPゴシック" w:cs="BIZ UDPゴシック"/>
           <w:color w:val="1F2330"/>
-          <w:sz w:val="21"/>
-          <w:szCs w:val="21"/>
+          <w:sz w:val="20"/>
+          <w:szCs w:val="20"/>
         </w:rPr>
-        <w:t xml:space="preserve">使いにくかったところ、困ったところをお書きください（うまく動かなかった場面など）。</w:t>
+        <w:t xml:space="preserve">使いにくかったところ、困ったところ（うまく動かなかった場面など）</w:t>
       </w:r>
     </w:p>
     <w:tbl>
       <w:tblPr>
-        <w:tblW w:type="dxa" w:w="9865"/>
+        <w:tblW w:type="dxa" w:w="10206"/>
         <w:jc w:val="center"/>
         <w:tblBorders>
           <w:top w:val="single" w:sz="6" w:space="0" w:color="9AA0B8"/>
@@ -4789,16 +3235,16 @@
         <w:tblLook w:firstColumn="1" w:firstRow="1" w:lastColumn="0" w:lastRow="0" w:noHBand="0" w:noVBand="1" w:val="04A0"/>
       </w:tblPr>
       <w:tblGrid>
-        <w:gridCol w:w="9865"/>
+        <w:gridCol w:w="10206"/>
       </w:tblGrid>
       <w:tr>
         <w:trPr>
-          <w:trHeight w:val="482" w:hRule="exact"/>
+          <w:trHeight w:val="465" w:hRule="exact"/>
           <w:cantSplit/>
         </w:trPr>
         <w:tc>
           <w:tcPr>
-            <w:tcW w:type="dxa" w:w="9865"/>
+            <w:tcW w:type="dxa" w:w="10205"/>
             <w:vAlign w:val="center"/>
           </w:tcPr>
           <w:p>
@@ -4810,46 +3256,12 @@
       </w:tr>
       <w:tr>
         <w:trPr>
-          <w:trHeight w:val="482" w:hRule="exact"/>
+          <w:trHeight w:val="465" w:hRule="exact"/>
           <w:cantSplit/>
         </w:trPr>
         <w:tc>
           <w:tcPr>
-            <w:tcW w:type="dxa" w:w="9865"/>
-            <w:vAlign w:val="center"/>
-          </w:tcPr>
-          <w:p>
-            <w:pPr>
-              <w:keepNext/>
-            </w:pPr>
-          </w:p>
-        </w:tc>
-      </w:tr>
-      <w:tr>
-        <w:trPr>
-          <w:trHeight w:val="482" w:hRule="exact"/>
-          <w:cantSplit/>
-        </w:trPr>
-        <w:tc>
-          <w:tcPr>
-            <w:tcW w:type="dxa" w:w="9865"/>
-            <w:vAlign w:val="center"/>
-          </w:tcPr>
-          <w:p>
-            <w:pPr>
-              <w:keepNext/>
-            </w:pPr>
-          </w:p>
-        </w:tc>
-      </w:tr>
-      <w:tr>
-        <w:trPr>
-          <w:trHeight w:val="482" w:hRule="exact"/>
-          <w:cantSplit/>
-        </w:trPr>
-        <w:tc>
-          <w:tcPr>
-            <w:tcW w:type="dxa" w:w="9865"/>
+            <w:tcW w:type="dxa" w:w="10205"/>
             <w:vAlign w:val="center"/>
           </w:tcPr>
           <w:p/>
@@ -4859,32 +3271,32 @@
     <w:p>
       <w:pPr>
         <w:keepNext/>
-        <w:spacing w:before="80" w:after="60"/>
+        <w:spacing w:before="40" w:after="20" w:line="250" w:lineRule="exact"/>
       </w:pPr>
       <w:r>
         <w:rPr>
-          <w:rFonts w:ascii="游明朝" w:hAnsi="游明朝" w:eastAsia="游明朝" w:cs="游明朝"/>
+          <w:rFonts w:ascii="BIZ UDPゴシック" w:hAnsi="BIZ UDPゴシック" w:eastAsia="BIZ UDPゴシック" w:cs="BIZ UDPゴシック"/>
           <w:b/>
           <w:bCs/>
           <w:color w:val="1F2330"/>
-          <w:sz w:val="21"/>
-          <w:szCs w:val="21"/>
+          <w:sz w:val="20"/>
+          <w:szCs w:val="20"/>
         </w:rPr>
-        <w:t xml:space="preserve">18．</w:t>
+        <w:t xml:space="preserve">16．</w:t>
       </w:r>
       <w:r>
         <w:rPr>
-          <w:rFonts w:ascii="游明朝" w:hAnsi="游明朝" w:eastAsia="游明朝" w:cs="游明朝"/>
+          <w:rFonts w:ascii="BIZ UDPゴシック" w:hAnsi="BIZ UDPゴシック" w:eastAsia="BIZ UDPゴシック" w:cs="BIZ UDPゴシック"/>
           <w:color w:val="1F2330"/>
-          <w:sz w:val="21"/>
-          <w:szCs w:val="21"/>
+          <w:sz w:val="20"/>
+          <w:szCs w:val="20"/>
         </w:rPr>
-        <w:t xml:space="preserve">お子さまの様子で気づいたことや、アプリへのご要望をお書きください。</w:t>
+        <w:t xml:space="preserve">お子さまの様子で気づいたこと、アプリへのご要望</w:t>
       </w:r>
     </w:p>
     <w:tbl>
       <w:tblPr>
-        <w:tblW w:type="dxa" w:w="9865"/>
+        <w:tblW w:type="dxa" w:w="10206"/>
         <w:jc w:val="center"/>
         <w:tblBorders>
           <w:top w:val="single" w:sz="6" w:space="0" w:color="9AA0B8"/>
@@ -4904,16 +3316,16 @@
         <w:tblLook w:firstColumn="1" w:firstRow="1" w:lastColumn="0" w:lastRow="0" w:noHBand="0" w:noVBand="1" w:val="04A0"/>
       </w:tblPr>
       <w:tblGrid>
-        <w:gridCol w:w="9865"/>
+        <w:gridCol w:w="10206"/>
       </w:tblGrid>
       <w:tr>
         <w:trPr>
-          <w:trHeight w:val="482" w:hRule="exact"/>
+          <w:trHeight w:val="465" w:hRule="exact"/>
           <w:cantSplit/>
         </w:trPr>
         <w:tc>
           <w:tcPr>
-            <w:tcW w:type="dxa" w:w="9865"/>
+            <w:tcW w:type="dxa" w:w="10205"/>
             <w:vAlign w:val="center"/>
           </w:tcPr>
           <w:p>
@@ -4925,46 +3337,12 @@
       </w:tr>
       <w:tr>
         <w:trPr>
-          <w:trHeight w:val="482" w:hRule="exact"/>
+          <w:trHeight w:val="465" w:hRule="exact"/>
           <w:cantSplit/>
         </w:trPr>
         <w:tc>
           <w:tcPr>
-            <w:tcW w:type="dxa" w:w="9865"/>
-            <w:vAlign w:val="center"/>
-          </w:tcPr>
-          <w:p>
-            <w:pPr>
-              <w:keepNext/>
-            </w:pPr>
-          </w:p>
-        </w:tc>
-      </w:tr>
-      <w:tr>
-        <w:trPr>
-          <w:trHeight w:val="482" w:hRule="exact"/>
-          <w:cantSplit/>
-        </w:trPr>
-        <w:tc>
-          <w:tcPr>
-            <w:tcW w:type="dxa" w:w="9865"/>
-            <w:vAlign w:val="center"/>
-          </w:tcPr>
-          <w:p>
-            <w:pPr>
-              <w:keepNext/>
-            </w:pPr>
-          </w:p>
-        </w:tc>
-      </w:tr>
-      <w:tr>
-        <w:trPr>
-          <w:trHeight w:val="482" w:hRule="exact"/>
-          <w:cantSplit/>
-        </w:trPr>
-        <w:tc>
-          <w:tcPr>
-            <w:tcW w:type="dxa" w:w="9865"/>
+            <w:tcW w:type="dxa" w:w="10205"/>
             <w:vAlign w:val="center"/>
           </w:tcPr>
           <w:p/>
@@ -4973,22 +3351,15 @@
     </w:tbl>
     <w:p>
       <w:pPr>
-        <w:spacing w:after="0" w:line="200" w:lineRule="exact"/>
-      </w:pPr>
-    </w:p>
-    <w:p>
-      <w:pPr>
-        <w:spacing w:before="0" w:after="40"/>
+        <w:spacing w:before="80" w:after="40" w:line="250" w:lineRule="exact"/>
         <w:jc w:val="center"/>
       </w:pPr>
       <w:r>
         <w:rPr>
-          <w:rFonts w:ascii="游ゴシック" w:hAnsi="游ゴシック" w:eastAsia="游ゴシック" w:cs="游ゴシック"/>
-          <w:b/>
-          <w:bCs/>
-          <w:color w:val="0E1E45"/>
-          <w:sz w:val="24"/>
-          <w:szCs w:val="24"/>
+          <w:rFonts w:ascii="BIZ UDPゴシック" w:hAnsi="BIZ UDPゴシック" w:eastAsia="BIZ UDPゴシック" w:cs="BIZ UDPゴシック"/>
+          <w:color w:val="5A6070"/>
+          <w:sz w:val="20"/>
+          <w:szCs w:val="20"/>
         </w:rPr>
         <w:t xml:space="preserve">ご協力ありがとうございました。</w:t>
       </w:r>
@@ -4996,7 +3367,7 @@
     <w:sectPr>
       <w:footerReference w:type="default" r:id="rId9"/>
       <w:pgSz w:w="11906" w:h="16838"/>
-      <w:pgMar w:top="907" w:right="1020" w:bottom="850" w:left="1020" w:header="720" w:footer="397" w:gutter="0"/>
+      <w:pgMar w:top="624" w:right="850" w:bottom="567" w:left="850" w:header="340" w:footer="340" w:gutter="0"/>
       <w:cols w:space="720"/>
       <w:docGrid w:linePitch="360"/>
     </w:sectPr>
@@ -5009,52 +3380,17 @@
   <w:p>
     <w:pPr>
       <w:pStyle w:val="Footer"/>
+      <w:spacing w:line="188" w:lineRule="exact"/>
       <w:jc w:val="center"/>
     </w:pPr>
     <w:r>
       <w:rPr>
-        <w:rFonts w:ascii="游明朝" w:hAnsi="游明朝" w:eastAsia="游明朝" w:cs="游明朝"/>
+        <w:rFonts w:ascii="BIZ UDPゴシック" w:hAnsi="BIZ UDPゴシック" w:eastAsia="BIZ UDPゴシック" w:cs="BIZ UDPゴシック"/>
         <w:color w:val="5A6070"/>
-        <w:sz w:val="16"/>
-        <w:szCs w:val="16"/>
-      </w:rPr>
-      <w:t xml:space="preserve">SP-PS 研究　保護者用アンケート　第1版（2026年10月8日作成）　　</w:t>
-    </w:r>
-    <w:r>
-      <w:rPr>
-        <w:rFonts w:ascii="游明朝" w:hAnsi="游明朝" w:eastAsia="游明朝" w:cs="游明朝"/>
-        <w:color w:val="5A6070"/>
-        <w:sz w:val="16"/>
-        <w:szCs w:val="16"/>
-      </w:rPr>
-      <w:fldChar w:fldCharType="begin"/>
-    </w:r>
-    <w:r>
-      <w:rPr>
-        <w:rFonts w:ascii="游明朝" w:hAnsi="游明朝" w:eastAsia="游明朝" w:cs="游明朝"/>
-        <w:color w:val="5A6070"/>
-        <w:sz w:val="16"/>
-        <w:szCs w:val="16"/>
-      </w:rPr>
-      <w:instrText xml:space="preserve"> PAGE </w:instrText>
-    </w:r>
-    <w:r>
-      <w:rPr>
-        <w:rFonts w:ascii="游明朝" w:hAnsi="游明朝" w:eastAsia="游明朝" w:cs="游明朝"/>
-        <w:color w:val="5A6070"/>
-        <w:sz w:val="16"/>
-        <w:szCs w:val="16"/>
-      </w:rPr>
-      <w:fldChar w:fldCharType="end"/>
-    </w:r>
-    <w:r>
-      <w:rPr>
-        <w:rFonts w:ascii="游明朝" w:hAnsi="游明朝" w:eastAsia="游明朝" w:cs="游明朝"/>
-        <w:color w:val="5A6070"/>
-        <w:sz w:val="16"/>
-        <w:szCs w:val="16"/>
-      </w:rPr>
-      <w:t xml:space="preserve"> ページ</w:t>
+        <w:sz w:val="15"/>
+        <w:szCs w:val="15"/>
+      </w:rPr>
+      <w:t xml:space="preserve">SP-PS 研究　保護者用アンケート（倫理審査資料への追加用）　2026年10月9日作成</w:t>
     </w:r>
   </w:p>
 </w:ftr>
@@ -5424,11 +3760,11 @@
     <w:qFormat/>
     <w:rsid w:val="00FC693F"/>
     <w:pPr>
-      <w:spacing w:before="0" w:after="40" w:line="276" w:lineRule="auto"/>
+      <w:spacing w:before="0" w:after="40" w:line="300" w:lineRule="auto"/>
     </w:pPr>
     <w:rPr>
-      <w:rFonts w:ascii="游明朝" w:hAnsi="游明朝" w:eastAsia="游明朝" w:cs="游明朝"/>
-      <w:sz w:val="21"/>
+      <w:rFonts w:ascii="BIZ UDPゴシック" w:hAnsi="BIZ UDPゴシック" w:eastAsia="BIZ UDPゴシック" w:cs="BIZ UDPゴシック"/>
+      <w:sz w:val="20"/>
       <w:lang w:val="ja-JP" w:eastAsia="ja-JP"/>
     </w:rPr>
   </w:style>

--- a/docs/同意書とアンケート/04_保護者用_アンケート.docx
+++ b/docs/同意書とアンケート/04_保護者用_アンケート.docx
@@ -44,7 +44,7 @@
             </w:pPr>
             <w:r>
               <w:rPr>
-                <w:rFonts w:ascii="BIZ UDPゴシック" w:hAnsi="BIZ UDPゴシック" w:eastAsia="BIZ UDPゴシック" w:cs="BIZ UDPゴシック"/>
+                <w:rFonts w:ascii="BIZ UDゴシック" w:hAnsi="BIZ UDゴシック" w:eastAsia="BIZ UDゴシック" w:cs="BIZ UDゴシック"/>
                 <w:b/>
                 <w:bCs/>
                 <w:color w:val="0E1E45"/>
@@ -60,7 +60,7 @@
             </w:pPr>
             <w:r>
               <w:rPr>
-                <w:rFonts w:ascii="BIZ UDPゴシック" w:hAnsi="BIZ UDPゴシック" w:eastAsia="BIZ UDPゴシック" w:cs="BIZ UDPゴシック"/>
+                <w:rFonts w:ascii="BIZ UDゴシック" w:hAnsi="BIZ UDゴシック" w:eastAsia="BIZ UDゴシック" w:cs="BIZ UDゴシック"/>
                 <w:color w:val="5A6070"/>
                 <w:sz w:val="20"/>
                 <w:szCs w:val="20"/>
@@ -88,7 +88,7 @@
             </w:pPr>
             <w:r>
               <w:rPr>
-                <w:rFonts w:ascii="BIZ UDPゴシック" w:hAnsi="BIZ UDPゴシック" w:eastAsia="BIZ UDPゴシック" w:cs="BIZ UDPゴシック"/>
+                <w:rFonts w:ascii="BIZ UDゴシック" w:hAnsi="BIZ UDゴシック" w:eastAsia="BIZ UDゴシック" w:cs="BIZ UDゴシック"/>
                 <w:b/>
                 <w:bCs/>
                 <w:color w:val="1F2330"/>
@@ -148,7 +148,7 @@
             </w:pPr>
             <w:r>
               <w:rPr>
-                <w:rFonts w:ascii="BIZ UDPゴシック" w:hAnsi="BIZ UDPゴシック" w:eastAsia="BIZ UDPゴシック" w:cs="BIZ UDPゴシック"/>
+                <w:rFonts w:ascii="BIZ UDゴシック" w:hAnsi="BIZ UDゴシック" w:eastAsia="BIZ UDゴシック" w:cs="BIZ UDゴシック"/>
                 <w:b/>
                 <w:bCs/>
                 <w:color w:val="1F2330"/>
@@ -176,7 +176,7 @@
             </w:pPr>
             <w:r>
               <w:rPr>
-                <w:rFonts w:ascii="BIZ UDPゴシック" w:hAnsi="BIZ UDPゴシック" w:eastAsia="BIZ UDPゴシック" w:cs="BIZ UDPゴシック"/>
+                <w:rFonts w:ascii="BIZ UDゴシック" w:hAnsi="BIZ UDゴシック" w:eastAsia="BIZ UDゴシック" w:cs="BIZ UDゴシック"/>
                 <w:color w:val="1F2330"/>
                 <w:sz w:val="19"/>
                 <w:szCs w:val="19"/>
@@ -193,7 +193,7 @@
       </w:pPr>
       <w:r>
         <w:rPr>
-          <w:rFonts w:ascii="BIZ UDPゴシック" w:hAnsi="BIZ UDPゴシック" w:eastAsia="BIZ UDPゴシック" w:cs="BIZ UDPゴシック"/>
+          <w:rFonts w:ascii="BIZ UDゴシック" w:hAnsi="BIZ UDゴシック" w:eastAsia="BIZ UDゴシック" w:cs="BIZ UDゴシック"/>
           <w:color w:val="1F2330"/>
           <w:sz w:val="19"/>
           <w:szCs w:val="19"/>
@@ -202,7 +202,7 @@
       </w:r>
       <w:r>
         <w:rPr>
-          <w:rFonts w:ascii="BIZ UDPゴシック" w:hAnsi="BIZ UDPゴシック" w:eastAsia="BIZ UDPゴシック" w:cs="BIZ UDPゴシック"/>
+          <w:rFonts w:ascii="BIZ UDゴシック" w:hAnsi="BIZ UDゴシック" w:eastAsia="BIZ UDゴシック" w:cs="BIZ UDゴシック"/>
           <w:b/>
           <w:bCs/>
           <w:color w:val="1F2330"/>
@@ -213,7 +213,7 @@
       </w:r>
       <w:r>
         <w:rPr>
-          <w:rFonts w:ascii="BIZ UDPゴシック" w:hAnsi="BIZ UDPゴシック" w:eastAsia="BIZ UDPゴシック" w:cs="BIZ UDPゴシック"/>
+          <w:rFonts w:ascii="BIZ UDゴシック" w:hAnsi="BIZ UDゴシック" w:eastAsia="BIZ UDゴシック" w:cs="BIZ UDゴシック"/>
           <w:color w:val="1F2330"/>
           <w:sz w:val="19"/>
           <w:szCs w:val="19"/>
@@ -222,7 +222,7 @@
       </w:r>
       <w:r>
         <w:rPr>
-          <w:rFonts w:ascii="BIZ UDPゴシック" w:hAnsi="BIZ UDPゴシック" w:eastAsia="BIZ UDPゴシック" w:cs="BIZ UDPゴシック"/>
+          <w:rFonts w:ascii="BIZ UDゴシック" w:hAnsi="BIZ UDゴシック" w:eastAsia="BIZ UDゴシック" w:cs="BIZ UDゴシック"/>
           <w:b/>
           <w:bCs/>
           <w:color w:val="1F2330"/>
@@ -234,7 +234,7 @@
       </w:r>
       <w:r>
         <w:rPr>
-          <w:rFonts w:ascii="BIZ UDPゴシック" w:hAnsi="BIZ UDPゴシック" w:eastAsia="BIZ UDPゴシック" w:cs="BIZ UDPゴシック"/>
+          <w:rFonts w:ascii="BIZ UDゴシック" w:hAnsi="BIZ UDゴシック" w:eastAsia="BIZ UDゴシック" w:cs="BIZ UDゴシック"/>
           <w:b/>
           <w:bCs/>
           <w:color w:val="1F2330"/>
@@ -246,7 +246,7 @@
       </w:r>
       <w:r>
         <w:rPr>
-          <w:rFonts w:ascii="BIZ UDPゴシック" w:hAnsi="BIZ UDPゴシック" w:eastAsia="BIZ UDPゴシック" w:cs="BIZ UDPゴシック"/>
+          <w:rFonts w:ascii="BIZ UDゴシック" w:hAnsi="BIZ UDゴシック" w:eastAsia="BIZ UDゴシック" w:cs="BIZ UDゴシック"/>
           <w:b/>
           <w:bCs/>
           <w:color w:val="1F2330"/>
@@ -258,7 +258,7 @@
       </w:r>
       <w:r>
         <w:rPr>
-          <w:rFonts w:ascii="BIZ UDPゴシック" w:hAnsi="BIZ UDPゴシック" w:eastAsia="BIZ UDPゴシック" w:cs="BIZ UDPゴシック"/>
+          <w:rFonts w:ascii="BIZ UDゴシック" w:hAnsi="BIZ UDゴシック" w:eastAsia="BIZ UDゴシック" w:cs="BIZ UDゴシック"/>
           <w:color w:val="1F2330"/>
           <w:sz w:val="19"/>
           <w:szCs w:val="19"/>
@@ -272,7 +272,7 @@
       </w:pPr>
       <w:r>
         <w:rPr>
-          <w:rFonts w:ascii="BIZ UDPゴシック" w:hAnsi="BIZ UDPゴシック" w:eastAsia="BIZ UDPゴシック" w:cs="BIZ UDPゴシック"/>
+          <w:rFonts w:ascii="BIZ UDゴシック" w:hAnsi="BIZ UDゴシック" w:eastAsia="BIZ UDゴシック" w:cs="BIZ UDゴシック"/>
           <w:b/>
           <w:bCs/>
           <w:color w:val="0E1E45"/>
@@ -323,7 +323,7 @@
             </w:pPr>
             <w:r>
               <w:rPr>
-                <w:rFonts w:ascii="BIZ UDPゴシック" w:hAnsi="BIZ UDPゴシック" w:eastAsia="BIZ UDPゴシック" w:cs="BIZ UDPゴシック"/>
+                <w:rFonts w:ascii="BIZ UDゴシック" w:hAnsi="BIZ UDゴシック" w:eastAsia="BIZ UDゴシック" w:cs="BIZ UDゴシック"/>
                 <w:b/>
                 <w:bCs/>
                 <w:color w:val="1F2330"/>
@@ -345,7 +345,7 @@
             </w:pPr>
             <w:r>
               <w:rPr>
-                <w:rFonts w:ascii="BIZ UDPゴシック" w:hAnsi="BIZ UDPゴシック" w:eastAsia="BIZ UDPゴシック" w:cs="BIZ UDPゴシック"/>
+                <w:rFonts w:ascii="BIZ UDゴシック" w:hAnsi="BIZ UDゴシック" w:eastAsia="BIZ UDゴシック" w:cs="BIZ UDゴシック"/>
                 <w:color w:val="1F2330"/>
                 <w:sz w:val="20"/>
                 <w:szCs w:val="20"/>
@@ -365,7 +365,7 @@
             </w:pPr>
             <w:r>
               <w:rPr>
-                <w:rFonts w:ascii="BIZ UDPゴシック" w:hAnsi="BIZ UDPゴシック" w:eastAsia="BIZ UDPゴシック" w:cs="BIZ UDPゴシック"/>
+                <w:rFonts w:ascii="BIZ UDゴシック" w:hAnsi="BIZ UDゴシック" w:eastAsia="BIZ UDゴシック" w:cs="BIZ UDゴシック"/>
                 <w:color w:val="1F2330"/>
                 <w:sz w:val="20"/>
                 <w:szCs w:val="20"/>
@@ -390,7 +390,7 @@
             </w:pPr>
             <w:r>
               <w:rPr>
-                <w:rFonts w:ascii="BIZ UDPゴシック" w:hAnsi="BIZ UDPゴシック" w:eastAsia="BIZ UDPゴシック" w:cs="BIZ UDPゴシック"/>
+                <w:rFonts w:ascii="BIZ UDゴシック" w:hAnsi="BIZ UDゴシック" w:eastAsia="BIZ UDゴシック" w:cs="BIZ UDゴシック"/>
                 <w:b/>
                 <w:bCs/>
                 <w:color w:val="1F2330"/>
@@ -412,7 +412,7 @@
             </w:pPr>
             <w:r>
               <w:rPr>
-                <w:rFonts w:ascii="BIZ UDPゴシック" w:hAnsi="BIZ UDPゴシック" w:eastAsia="BIZ UDPゴシック" w:cs="BIZ UDPゴシック"/>
+                <w:rFonts w:ascii="BIZ UDゴシック" w:hAnsi="BIZ UDゴシック" w:eastAsia="BIZ UDゴシック" w:cs="BIZ UDゴシック"/>
                 <w:color w:val="1F2330"/>
                 <w:sz w:val="20"/>
                 <w:szCs w:val="20"/>
@@ -432,7 +432,7 @@
             </w:pPr>
             <w:r>
               <w:rPr>
-                <w:rFonts w:ascii="BIZ UDPゴシック" w:hAnsi="BIZ UDPゴシック" w:eastAsia="BIZ UDPゴシック" w:cs="BIZ UDPゴシック"/>
+                <w:rFonts w:ascii="BIZ UDゴシック" w:hAnsi="BIZ UDゴシック" w:eastAsia="BIZ UDゴシック" w:cs="BIZ UDゴシック"/>
                 <w:color w:val="1F2330"/>
                 <w:sz w:val="20"/>
                 <w:szCs w:val="20"/>
@@ -457,7 +457,7 @@
             </w:pPr>
             <w:r>
               <w:rPr>
-                <w:rFonts w:ascii="BIZ UDPゴシック" w:hAnsi="BIZ UDPゴシック" w:eastAsia="BIZ UDPゴシック" w:cs="BIZ UDPゴシック"/>
+                <w:rFonts w:ascii="BIZ UDゴシック" w:hAnsi="BIZ UDゴシック" w:eastAsia="BIZ UDゴシック" w:cs="BIZ UDゴシック"/>
                 <w:b/>
                 <w:bCs/>
                 <w:color w:val="1F2330"/>
@@ -479,7 +479,7 @@
             </w:pPr>
             <w:r>
               <w:rPr>
-                <w:rFonts w:ascii="BIZ UDPゴシック" w:hAnsi="BIZ UDPゴシック" w:eastAsia="BIZ UDPゴシック" w:cs="BIZ UDPゴシック"/>
+                <w:rFonts w:ascii="BIZ UDゴシック" w:hAnsi="BIZ UDゴシック" w:eastAsia="BIZ UDゴシック" w:cs="BIZ UDゴシック"/>
                 <w:color w:val="1F2330"/>
                 <w:sz w:val="20"/>
                 <w:szCs w:val="20"/>
@@ -499,7 +499,7 @@
             </w:pPr>
             <w:r>
               <w:rPr>
-                <w:rFonts w:ascii="BIZ UDPゴシック" w:hAnsi="BIZ UDPゴシック" w:eastAsia="BIZ UDPゴシック" w:cs="BIZ UDPゴシック"/>
+                <w:rFonts w:ascii="BIZ UDゴシック" w:hAnsi="BIZ UDゴシック" w:eastAsia="BIZ UDゴシック" w:cs="BIZ UDゴシック"/>
                 <w:color w:val="1F2330"/>
                 <w:sz w:val="20"/>
                 <w:szCs w:val="20"/>
@@ -524,7 +524,7 @@
             </w:pPr>
             <w:r>
               <w:rPr>
-                <w:rFonts w:ascii="BIZ UDPゴシック" w:hAnsi="BIZ UDPゴシック" w:eastAsia="BIZ UDPゴシック" w:cs="BIZ UDPゴシック"/>
+                <w:rFonts w:ascii="BIZ UDゴシック" w:hAnsi="BIZ UDゴシック" w:eastAsia="BIZ UDゴシック" w:cs="BIZ UDゴシック"/>
                 <w:b/>
                 <w:bCs/>
                 <w:color w:val="1F2330"/>
@@ -546,7 +546,7 @@
             </w:pPr>
             <w:r>
               <w:rPr>
-                <w:rFonts w:ascii="BIZ UDPゴシック" w:hAnsi="BIZ UDPゴシック" w:eastAsia="BIZ UDPゴシック" w:cs="BIZ UDPゴシック"/>
+                <w:rFonts w:ascii="BIZ UDゴシック" w:hAnsi="BIZ UDゴシック" w:eastAsia="BIZ UDゴシック" w:cs="BIZ UDゴシック"/>
                 <w:color w:val="1F2330"/>
                 <w:sz w:val="20"/>
                 <w:szCs w:val="20"/>
@@ -566,7 +566,7 @@
             </w:pPr>
             <w:r>
               <w:rPr>
-                <w:rFonts w:ascii="BIZ UDPゴシック" w:hAnsi="BIZ UDPゴシック" w:eastAsia="BIZ UDPゴシック" w:cs="BIZ UDPゴシック"/>
+                <w:rFonts w:ascii="BIZ UDゴシック" w:hAnsi="BIZ UDゴシック" w:eastAsia="BIZ UDゴシック" w:cs="BIZ UDゴシック"/>
                 <w:color w:val="1F2330"/>
                 <w:sz w:val="20"/>
                 <w:szCs w:val="20"/>
@@ -583,7 +583,7 @@
       </w:pPr>
       <w:r>
         <w:rPr>
-          <w:rFonts w:ascii="BIZ UDPゴシック" w:hAnsi="BIZ UDPゴシック" w:eastAsia="BIZ UDPゴシック" w:cs="BIZ UDPゴシック"/>
+          <w:rFonts w:ascii="BIZ UDゴシック" w:hAnsi="BIZ UDゴシック" w:eastAsia="BIZ UDゴシック" w:cs="BIZ UDゴシック"/>
           <w:b/>
           <w:bCs/>
           <w:color w:val="0E1E45"/>
@@ -636,13 +636,12 @@
           </w:tcPr>
           <w:p>
             <w:pPr>
-              <w:keepNext/>
               <w:spacing w:after="0" w:before="0" w:line="250" w:lineRule="exact"/>
               <w:jc w:val="center"/>
             </w:pPr>
             <w:r>
               <w:rPr>
-                <w:rFonts w:ascii="BIZ UDPゴシック" w:hAnsi="BIZ UDPゴシック" w:eastAsia="BIZ UDPゴシック" w:cs="BIZ UDPゴシック"/>
+                <w:rFonts w:ascii="BIZ UDゴシック" w:hAnsi="BIZ UDゴシック" w:eastAsia="BIZ UDゴシック" w:cs="BIZ UDゴシック"/>
                 <w:b/>
                 <w:bCs/>
                 <w:color w:val="0E1E45"/>
@@ -661,13 +660,12 @@
           </w:tcPr>
           <w:p>
             <w:pPr>
-              <w:keepNext/>
               <w:spacing w:after="0" w:before="0" w:line="188" w:lineRule="exact"/>
               <w:jc w:val="center"/>
             </w:pPr>
             <w:r>
               <w:rPr>
-                <w:rFonts w:ascii="BIZ UDPゴシック" w:hAnsi="BIZ UDPゴシック" w:eastAsia="BIZ UDPゴシック" w:cs="BIZ UDPゴシック"/>
+                <w:rFonts w:ascii="BIZ UDゴシック" w:hAnsi="BIZ UDゴシック" w:eastAsia="BIZ UDゴシック" w:cs="BIZ UDゴシック"/>
                 <w:b/>
                 <w:bCs/>
                 <w:color w:val="0E1E45"/>
@@ -679,13 +677,12 @@
           </w:p>
           <w:p>
             <w:pPr>
-              <w:keepNext/>
               <w:spacing w:after="0" w:before="0" w:line="188" w:lineRule="exact"/>
               <w:jc w:val="center"/>
             </w:pPr>
             <w:r>
               <w:rPr>
-                <w:rFonts w:ascii="BIZ UDPゴシック" w:hAnsi="BIZ UDPゴシック" w:eastAsia="BIZ UDPゴシック" w:cs="BIZ UDPゴシック"/>
+                <w:rFonts w:ascii="BIZ UDゴシック" w:hAnsi="BIZ UDゴシック" w:eastAsia="BIZ UDゴシック" w:cs="BIZ UDゴシック"/>
                 <w:b/>
                 <w:bCs/>
                 <w:color w:val="0E1E45"/>
@@ -704,13 +701,12 @@
           </w:tcPr>
           <w:p>
             <w:pPr>
-              <w:keepNext/>
               <w:spacing w:after="0" w:before="0" w:line="188" w:lineRule="exact"/>
               <w:jc w:val="center"/>
             </w:pPr>
             <w:r>
               <w:rPr>
-                <w:rFonts w:ascii="BIZ UDPゴシック" w:hAnsi="BIZ UDPゴシック" w:eastAsia="BIZ UDPゴシック" w:cs="BIZ UDPゴシック"/>
+                <w:rFonts w:ascii="BIZ UDゴシック" w:hAnsi="BIZ UDゴシック" w:eastAsia="BIZ UDゴシック" w:cs="BIZ UDゴシック"/>
                 <w:b/>
                 <w:bCs/>
                 <w:color w:val="0E1E45"/>
@@ -722,13 +718,12 @@
           </w:p>
           <w:p>
             <w:pPr>
-              <w:keepNext/>
               <w:spacing w:after="0" w:before="0" w:line="188" w:lineRule="exact"/>
               <w:jc w:val="center"/>
             </w:pPr>
             <w:r>
               <w:rPr>
-                <w:rFonts w:ascii="BIZ UDPゴシック" w:hAnsi="BIZ UDPゴシック" w:eastAsia="BIZ UDPゴシック" w:cs="BIZ UDPゴシック"/>
+                <w:rFonts w:ascii="BIZ UDゴシック" w:hAnsi="BIZ UDゴシック" w:eastAsia="BIZ UDゴシック" w:cs="BIZ UDゴシック"/>
                 <w:b/>
                 <w:bCs/>
                 <w:color w:val="0E1E45"/>
@@ -747,13 +742,12 @@
           </w:tcPr>
           <w:p>
             <w:pPr>
-              <w:keepNext/>
               <w:spacing w:after="0" w:before="0" w:line="188" w:lineRule="exact"/>
               <w:jc w:val="center"/>
             </w:pPr>
             <w:r>
               <w:rPr>
-                <w:rFonts w:ascii="BIZ UDPゴシック" w:hAnsi="BIZ UDPゴシック" w:eastAsia="BIZ UDPゴシック" w:cs="BIZ UDPゴシック"/>
+                <w:rFonts w:ascii="BIZ UDゴシック" w:hAnsi="BIZ UDゴシック" w:eastAsia="BIZ UDゴシック" w:cs="BIZ UDゴシック"/>
                 <w:b/>
                 <w:bCs/>
                 <w:color w:val="0E1E45"/>
@@ -765,13 +759,12 @@
           </w:p>
           <w:p>
             <w:pPr>
-              <w:keepNext/>
               <w:spacing w:after="0" w:before="0" w:line="188" w:lineRule="exact"/>
               <w:jc w:val="center"/>
             </w:pPr>
             <w:r>
               <w:rPr>
-                <w:rFonts w:ascii="BIZ UDPゴシック" w:hAnsi="BIZ UDPゴシック" w:eastAsia="BIZ UDPゴシック" w:cs="BIZ UDPゴシック"/>
+                <w:rFonts w:ascii="BIZ UDゴシック" w:hAnsi="BIZ UDゴシック" w:eastAsia="BIZ UDゴシック" w:cs="BIZ UDゴシック"/>
                 <w:b/>
                 <w:bCs/>
                 <w:color w:val="0E1E45"/>
@@ -790,13 +783,12 @@
           </w:tcPr>
           <w:p>
             <w:pPr>
-              <w:keepNext/>
               <w:spacing w:after="0" w:before="0" w:line="188" w:lineRule="exact"/>
               <w:jc w:val="center"/>
             </w:pPr>
             <w:r>
               <w:rPr>
-                <w:rFonts w:ascii="BIZ UDPゴシック" w:hAnsi="BIZ UDPゴシック" w:eastAsia="BIZ UDPゴシック" w:cs="BIZ UDPゴシック"/>
+                <w:rFonts w:ascii="BIZ UDゴシック" w:hAnsi="BIZ UDゴシック" w:eastAsia="BIZ UDゴシック" w:cs="BIZ UDゴシック"/>
                 <w:b/>
                 <w:bCs/>
                 <w:color w:val="0E1E45"/>
@@ -808,13 +800,12 @@
           </w:p>
           <w:p>
             <w:pPr>
-              <w:keepNext/>
               <w:spacing w:after="0" w:before="0" w:line="188" w:lineRule="exact"/>
               <w:jc w:val="center"/>
             </w:pPr>
             <w:r>
               <w:rPr>
-                <w:rFonts w:ascii="BIZ UDPゴシック" w:hAnsi="BIZ UDPゴシック" w:eastAsia="BIZ UDPゴシック" w:cs="BIZ UDPゴシック"/>
+                <w:rFonts w:ascii="BIZ UDゴシック" w:hAnsi="BIZ UDゴシック" w:eastAsia="BIZ UDゴシック" w:cs="BIZ UDゴシック"/>
                 <w:b/>
                 <w:bCs/>
                 <w:color w:val="0E1E45"/>
@@ -833,13 +824,12 @@
           </w:tcPr>
           <w:p>
             <w:pPr>
-              <w:keepNext/>
               <w:spacing w:after="0" w:before="0" w:line="188" w:lineRule="exact"/>
               <w:jc w:val="center"/>
             </w:pPr>
             <w:r>
               <w:rPr>
-                <w:rFonts w:ascii="BIZ UDPゴシック" w:hAnsi="BIZ UDPゴシック" w:eastAsia="BIZ UDPゴシック" w:cs="BIZ UDPゴシック"/>
+                <w:rFonts w:ascii="BIZ UDゴシック" w:hAnsi="BIZ UDゴシック" w:eastAsia="BIZ UDゴシック" w:cs="BIZ UDゴシック"/>
                 <w:b/>
                 <w:bCs/>
                 <w:color w:val="5A6070"/>
@@ -851,13 +841,12 @@
           </w:p>
           <w:p>
             <w:pPr>
-              <w:keepNext/>
               <w:spacing w:after="0" w:before="0" w:line="188" w:lineRule="exact"/>
               <w:jc w:val="center"/>
             </w:pPr>
             <w:r>
               <w:rPr>
-                <w:rFonts w:ascii="BIZ UDPゴシック" w:hAnsi="BIZ UDPゴシック" w:eastAsia="BIZ UDPゴシック" w:cs="BIZ UDPゴシック"/>
+                <w:rFonts w:ascii="BIZ UDゴシック" w:hAnsi="BIZ UDゴシック" w:eastAsia="BIZ UDゴシック" w:cs="BIZ UDゴシック"/>
                 <w:b/>
                 <w:bCs/>
                 <w:color w:val="5A6070"/>
@@ -882,12 +871,11 @@
           </w:tcPr>
           <w:p>
             <w:pPr>
-              <w:keepNext/>
               <w:spacing w:after="0" w:before="0" w:line="238" w:lineRule="exact"/>
             </w:pPr>
             <w:r>
               <w:rPr>
-                <w:rFonts w:ascii="BIZ UDPゴシック" w:hAnsi="BIZ UDPゴシック" w:eastAsia="BIZ UDPゴシック" w:cs="BIZ UDPゴシック"/>
+                <w:rFonts w:ascii="BIZ UDゴシック" w:hAnsi="BIZ UDゴシック" w:eastAsia="BIZ UDゴシック" w:cs="BIZ UDゴシック"/>
                 <w:b/>
                 <w:bCs/>
                 <w:color w:val="0E1E45"/>
@@ -901,7 +889,7 @@
       </w:tr>
       <w:tr>
         <w:trPr>
-          <w:trHeight w:val="351" w:hRule="atLeast"/>
+          <w:trHeight w:val="340" w:hRule="atLeast"/>
           <w:cantSplit/>
         </w:trPr>
         <w:tc>
@@ -911,13 +899,12 @@
           </w:tcPr>
           <w:p>
             <w:pPr>
-              <w:keepNext/>
               <w:spacing w:after="0" w:before="0" w:line="238" w:lineRule="exact"/>
               <w:jc w:val="center"/>
             </w:pPr>
             <w:r>
               <w:rPr>
-                <w:rFonts w:ascii="BIZ UDPゴシック" w:hAnsi="BIZ UDPゴシック" w:eastAsia="BIZ UDPゴシック" w:cs="BIZ UDPゴシック"/>
+                <w:rFonts w:ascii="BIZ UDゴシック" w:hAnsi="BIZ UDゴシック" w:eastAsia="BIZ UDゴシック" w:cs="BIZ UDゴシック"/>
                 <w:b/>
                 <w:bCs/>
                 <w:color w:val="1F2330"/>
@@ -935,12 +922,11 @@
           </w:tcPr>
           <w:p>
             <w:pPr>
-              <w:keepNext/>
               <w:spacing w:after="0" w:before="0" w:line="250" w:lineRule="exact"/>
             </w:pPr>
             <w:r>
               <w:rPr>
-                <w:rFonts w:ascii="BIZ UDPゴシック" w:hAnsi="BIZ UDPゴシック" w:eastAsia="BIZ UDPゴシック" w:cs="BIZ UDPゴシック"/>
+                <w:rFonts w:ascii="BIZ UDゴシック" w:hAnsi="BIZ UDゴシック" w:eastAsia="BIZ UDゴシック" w:cs="BIZ UDゴシック"/>
                 <w:color w:val="1F2330"/>
                 <w:sz w:val="20"/>
                 <w:szCs w:val="20"/>
@@ -956,13 +942,12 @@
           </w:tcPr>
           <w:p>
             <w:pPr>
-              <w:keepNext/>
               <w:spacing w:after="0" w:before="0" w:line="238" w:lineRule="exact"/>
               <w:jc w:val="center"/>
             </w:pPr>
             <w:r>
               <w:rPr>
-                <w:rFonts w:ascii="BIZ UDPゴシック" w:hAnsi="BIZ UDPゴシック" w:eastAsia="BIZ UDPゴシック" w:cs="BIZ UDPゴシック"/>
+                <w:rFonts w:ascii="BIZ UDゴシック" w:hAnsi="BIZ UDゴシック" w:eastAsia="BIZ UDゴシック" w:cs="BIZ UDゴシック"/>
                 <w:color w:val="8A90A6"/>
                 <w:sz w:val="19"/>
                 <w:szCs w:val="19"/>
@@ -978,13 +963,12 @@
           </w:tcPr>
           <w:p>
             <w:pPr>
-              <w:keepNext/>
               <w:spacing w:after="0" w:before="0" w:line="238" w:lineRule="exact"/>
               <w:jc w:val="center"/>
             </w:pPr>
             <w:r>
               <w:rPr>
-                <w:rFonts w:ascii="BIZ UDPゴシック" w:hAnsi="BIZ UDPゴシック" w:eastAsia="BIZ UDPゴシック" w:cs="BIZ UDPゴシック"/>
+                <w:rFonts w:ascii="BIZ UDゴシック" w:hAnsi="BIZ UDゴシック" w:eastAsia="BIZ UDゴシック" w:cs="BIZ UDゴシック"/>
                 <w:color w:val="8A90A6"/>
                 <w:sz w:val="19"/>
                 <w:szCs w:val="19"/>
@@ -1000,13 +984,12 @@
           </w:tcPr>
           <w:p>
             <w:pPr>
-              <w:keepNext/>
               <w:spacing w:after="0" w:before="0" w:line="238" w:lineRule="exact"/>
               <w:jc w:val="center"/>
             </w:pPr>
             <w:r>
               <w:rPr>
-                <w:rFonts w:ascii="BIZ UDPゴシック" w:hAnsi="BIZ UDPゴシック" w:eastAsia="BIZ UDPゴシック" w:cs="BIZ UDPゴシック"/>
+                <w:rFonts w:ascii="BIZ UDゴシック" w:hAnsi="BIZ UDゴシック" w:eastAsia="BIZ UDゴシック" w:cs="BIZ UDゴシック"/>
                 <w:color w:val="8A90A6"/>
                 <w:sz w:val="19"/>
                 <w:szCs w:val="19"/>
@@ -1022,13 +1005,12 @@
           </w:tcPr>
           <w:p>
             <w:pPr>
-              <w:keepNext/>
               <w:spacing w:after="0" w:before="0" w:line="238" w:lineRule="exact"/>
               <w:jc w:val="center"/>
             </w:pPr>
             <w:r>
               <w:rPr>
-                <w:rFonts w:ascii="BIZ UDPゴシック" w:hAnsi="BIZ UDPゴシック" w:eastAsia="BIZ UDPゴシック" w:cs="BIZ UDPゴシック"/>
+                <w:rFonts w:ascii="BIZ UDゴシック" w:hAnsi="BIZ UDゴシック" w:eastAsia="BIZ UDゴシック" w:cs="BIZ UDゴシック"/>
                 <w:color w:val="8A90A6"/>
                 <w:sz w:val="19"/>
                 <w:szCs w:val="19"/>
@@ -1045,13 +1027,12 @@
           </w:tcPr>
           <w:p>
             <w:pPr>
-              <w:keepNext/>
               <w:spacing w:after="0" w:before="0" w:line="238" w:lineRule="exact"/>
               <w:jc w:val="center"/>
             </w:pPr>
             <w:r>
               <w:rPr>
-                <w:rFonts w:ascii="BIZ UDPゴシック" w:hAnsi="BIZ UDPゴシック" w:eastAsia="BIZ UDPゴシック" w:cs="BIZ UDPゴシック"/>
+                <w:rFonts w:ascii="BIZ UDゴシック" w:hAnsi="BIZ UDゴシック" w:eastAsia="BIZ UDゴシック" w:cs="BIZ UDゴシック"/>
                 <w:color w:val="8A90A6"/>
                 <w:sz w:val="19"/>
                 <w:szCs w:val="19"/>
@@ -1063,7 +1044,7 @@
       </w:tr>
       <w:tr>
         <w:trPr>
-          <w:trHeight w:val="351" w:hRule="atLeast"/>
+          <w:trHeight w:val="340" w:hRule="atLeast"/>
           <w:cantSplit/>
         </w:trPr>
         <w:tc>
@@ -1073,13 +1054,12 @@
           </w:tcPr>
           <w:p>
             <w:pPr>
-              <w:keepNext/>
               <w:spacing w:after="0" w:before="0" w:line="238" w:lineRule="exact"/>
               <w:jc w:val="center"/>
             </w:pPr>
             <w:r>
               <w:rPr>
-                <w:rFonts w:ascii="BIZ UDPゴシック" w:hAnsi="BIZ UDPゴシック" w:eastAsia="BIZ UDPゴシック" w:cs="BIZ UDPゴシック"/>
+                <w:rFonts w:ascii="BIZ UDゴシック" w:hAnsi="BIZ UDゴシック" w:eastAsia="BIZ UDゴシック" w:cs="BIZ UDゴシック"/>
                 <w:b/>
                 <w:bCs/>
                 <w:color w:val="1F2330"/>
@@ -1097,12 +1077,11 @@
           </w:tcPr>
           <w:p>
             <w:pPr>
-              <w:keepNext/>
               <w:spacing w:after="0" w:before="0" w:line="250" w:lineRule="exact"/>
             </w:pPr>
             <w:r>
               <w:rPr>
-                <w:rFonts w:ascii="BIZ UDPゴシック" w:hAnsi="BIZ UDPゴシック" w:eastAsia="BIZ UDPゴシック" w:cs="BIZ UDPゴシック"/>
+                <w:rFonts w:ascii="BIZ UDゴシック" w:hAnsi="BIZ UDゴシック" w:eastAsia="BIZ UDゴシック" w:cs="BIZ UDゴシック"/>
                 <w:color w:val="1F2330"/>
                 <w:sz w:val="20"/>
                 <w:szCs w:val="20"/>
@@ -1118,13 +1097,12 @@
           </w:tcPr>
           <w:p>
             <w:pPr>
-              <w:keepNext/>
               <w:spacing w:after="0" w:before="0" w:line="238" w:lineRule="exact"/>
               <w:jc w:val="center"/>
             </w:pPr>
             <w:r>
               <w:rPr>
-                <w:rFonts w:ascii="BIZ UDPゴシック" w:hAnsi="BIZ UDPゴシック" w:eastAsia="BIZ UDPゴシック" w:cs="BIZ UDPゴシック"/>
+                <w:rFonts w:ascii="BIZ UDゴシック" w:hAnsi="BIZ UDゴシック" w:eastAsia="BIZ UDゴシック" w:cs="BIZ UDゴシック"/>
                 <w:color w:val="8A90A6"/>
                 <w:sz w:val="19"/>
                 <w:szCs w:val="19"/>
@@ -1140,13 +1118,12 @@
           </w:tcPr>
           <w:p>
             <w:pPr>
-              <w:keepNext/>
               <w:spacing w:after="0" w:before="0" w:line="238" w:lineRule="exact"/>
               <w:jc w:val="center"/>
             </w:pPr>
             <w:r>
               <w:rPr>
-                <w:rFonts w:ascii="BIZ UDPゴシック" w:hAnsi="BIZ UDPゴシック" w:eastAsia="BIZ UDPゴシック" w:cs="BIZ UDPゴシック"/>
+                <w:rFonts w:ascii="BIZ UDゴシック" w:hAnsi="BIZ UDゴシック" w:eastAsia="BIZ UDゴシック" w:cs="BIZ UDゴシック"/>
                 <w:color w:val="8A90A6"/>
                 <w:sz w:val="19"/>
                 <w:szCs w:val="19"/>
@@ -1162,13 +1139,12 @@
           </w:tcPr>
           <w:p>
             <w:pPr>
-              <w:keepNext/>
               <w:spacing w:after="0" w:before="0" w:line="238" w:lineRule="exact"/>
               <w:jc w:val="center"/>
             </w:pPr>
             <w:r>
               <w:rPr>
-                <w:rFonts w:ascii="BIZ UDPゴシック" w:hAnsi="BIZ UDPゴシック" w:eastAsia="BIZ UDPゴシック" w:cs="BIZ UDPゴシック"/>
+                <w:rFonts w:ascii="BIZ UDゴシック" w:hAnsi="BIZ UDゴシック" w:eastAsia="BIZ UDゴシック" w:cs="BIZ UDゴシック"/>
                 <w:color w:val="8A90A6"/>
                 <w:sz w:val="19"/>
                 <w:szCs w:val="19"/>
@@ -1184,13 +1160,12 @@
           </w:tcPr>
           <w:p>
             <w:pPr>
-              <w:keepNext/>
               <w:spacing w:after="0" w:before="0" w:line="238" w:lineRule="exact"/>
               <w:jc w:val="center"/>
             </w:pPr>
             <w:r>
               <w:rPr>
-                <w:rFonts w:ascii="BIZ UDPゴシック" w:hAnsi="BIZ UDPゴシック" w:eastAsia="BIZ UDPゴシック" w:cs="BIZ UDPゴシック"/>
+                <w:rFonts w:ascii="BIZ UDゴシック" w:hAnsi="BIZ UDゴシック" w:eastAsia="BIZ UDゴシック" w:cs="BIZ UDゴシック"/>
                 <w:color w:val="8A90A6"/>
                 <w:sz w:val="19"/>
                 <w:szCs w:val="19"/>
@@ -1207,13 +1182,12 @@
           </w:tcPr>
           <w:p>
             <w:pPr>
-              <w:keepNext/>
               <w:spacing w:after="0" w:before="0" w:line="238" w:lineRule="exact"/>
               <w:jc w:val="center"/>
             </w:pPr>
             <w:r>
               <w:rPr>
-                <w:rFonts w:ascii="BIZ UDPゴシック" w:hAnsi="BIZ UDPゴシック" w:eastAsia="BIZ UDPゴシック" w:cs="BIZ UDPゴシック"/>
+                <w:rFonts w:ascii="BIZ UDゴシック" w:hAnsi="BIZ UDゴシック" w:eastAsia="BIZ UDゴシック" w:cs="BIZ UDゴシック"/>
                 <w:color w:val="8A90A6"/>
                 <w:sz w:val="19"/>
                 <w:szCs w:val="19"/>
@@ -1225,7 +1199,7 @@
       </w:tr>
       <w:tr>
         <w:trPr>
-          <w:trHeight w:val="351" w:hRule="atLeast"/>
+          <w:trHeight w:val="340" w:hRule="atLeast"/>
           <w:cantSplit/>
         </w:trPr>
         <w:tc>
@@ -1235,13 +1209,12 @@
           </w:tcPr>
           <w:p>
             <w:pPr>
-              <w:keepNext/>
               <w:spacing w:after="0" w:before="0" w:line="238" w:lineRule="exact"/>
               <w:jc w:val="center"/>
             </w:pPr>
             <w:r>
               <w:rPr>
-                <w:rFonts w:ascii="BIZ UDPゴシック" w:hAnsi="BIZ UDPゴシック" w:eastAsia="BIZ UDPゴシック" w:cs="BIZ UDPゴシック"/>
+                <w:rFonts w:ascii="BIZ UDゴシック" w:hAnsi="BIZ UDゴシック" w:eastAsia="BIZ UDゴシック" w:cs="BIZ UDゴシック"/>
                 <w:b/>
                 <w:bCs/>
                 <w:color w:val="1F2330"/>
@@ -1259,12 +1232,11 @@
           </w:tcPr>
           <w:p>
             <w:pPr>
-              <w:keepNext/>
               <w:spacing w:after="0" w:before="0" w:line="250" w:lineRule="exact"/>
             </w:pPr>
             <w:r>
               <w:rPr>
-                <w:rFonts w:ascii="BIZ UDPゴシック" w:hAnsi="BIZ UDPゴシック" w:eastAsia="BIZ UDPゴシック" w:cs="BIZ UDPゴシック"/>
+                <w:rFonts w:ascii="BIZ UDゴシック" w:hAnsi="BIZ UDゴシック" w:eastAsia="BIZ UDゴシック" w:cs="BIZ UDゴシック"/>
                 <w:color w:val="1F2330"/>
                 <w:sz w:val="20"/>
                 <w:szCs w:val="20"/>
@@ -1280,13 +1252,12 @@
           </w:tcPr>
           <w:p>
             <w:pPr>
-              <w:keepNext/>
               <w:spacing w:after="0" w:before="0" w:line="238" w:lineRule="exact"/>
               <w:jc w:val="center"/>
             </w:pPr>
             <w:r>
               <w:rPr>
-                <w:rFonts w:ascii="BIZ UDPゴシック" w:hAnsi="BIZ UDPゴシック" w:eastAsia="BIZ UDPゴシック" w:cs="BIZ UDPゴシック"/>
+                <w:rFonts w:ascii="BIZ UDゴシック" w:hAnsi="BIZ UDゴシック" w:eastAsia="BIZ UDゴシック" w:cs="BIZ UDゴシック"/>
                 <w:color w:val="8A90A6"/>
                 <w:sz w:val="19"/>
                 <w:szCs w:val="19"/>
@@ -1302,13 +1273,12 @@
           </w:tcPr>
           <w:p>
             <w:pPr>
-              <w:keepNext/>
               <w:spacing w:after="0" w:before="0" w:line="238" w:lineRule="exact"/>
               <w:jc w:val="center"/>
             </w:pPr>
             <w:r>
               <w:rPr>
-                <w:rFonts w:ascii="BIZ UDPゴシック" w:hAnsi="BIZ UDPゴシック" w:eastAsia="BIZ UDPゴシック" w:cs="BIZ UDPゴシック"/>
+                <w:rFonts w:ascii="BIZ UDゴシック" w:hAnsi="BIZ UDゴシック" w:eastAsia="BIZ UDゴシック" w:cs="BIZ UDゴシック"/>
                 <w:color w:val="8A90A6"/>
                 <w:sz w:val="19"/>
                 <w:szCs w:val="19"/>
@@ -1324,13 +1294,12 @@
           </w:tcPr>
           <w:p>
             <w:pPr>
-              <w:keepNext/>
               <w:spacing w:after="0" w:before="0" w:line="238" w:lineRule="exact"/>
               <w:jc w:val="center"/>
             </w:pPr>
             <w:r>
               <w:rPr>
-                <w:rFonts w:ascii="BIZ UDPゴシック" w:hAnsi="BIZ UDPゴシック" w:eastAsia="BIZ UDPゴシック" w:cs="BIZ UDPゴシック"/>
+                <w:rFonts w:ascii="BIZ UDゴシック" w:hAnsi="BIZ UDゴシック" w:eastAsia="BIZ UDゴシック" w:cs="BIZ UDゴシック"/>
                 <w:color w:val="8A90A6"/>
                 <w:sz w:val="19"/>
                 <w:szCs w:val="19"/>
@@ -1346,13 +1315,12 @@
           </w:tcPr>
           <w:p>
             <w:pPr>
-              <w:keepNext/>
               <w:spacing w:after="0" w:before="0" w:line="238" w:lineRule="exact"/>
               <w:jc w:val="center"/>
             </w:pPr>
             <w:r>
               <w:rPr>
-                <w:rFonts w:ascii="BIZ UDPゴシック" w:hAnsi="BIZ UDPゴシック" w:eastAsia="BIZ UDPゴシック" w:cs="BIZ UDPゴシック"/>
+                <w:rFonts w:ascii="BIZ UDゴシック" w:hAnsi="BIZ UDゴシック" w:eastAsia="BIZ UDゴシック" w:cs="BIZ UDゴシック"/>
                 <w:color w:val="8A90A6"/>
                 <w:sz w:val="19"/>
                 <w:szCs w:val="19"/>
@@ -1369,13 +1337,12 @@
           </w:tcPr>
           <w:p>
             <w:pPr>
-              <w:keepNext/>
               <w:spacing w:after="0" w:before="0" w:line="238" w:lineRule="exact"/>
               <w:jc w:val="center"/>
             </w:pPr>
             <w:r>
               <w:rPr>
-                <w:rFonts w:ascii="BIZ UDPゴシック" w:hAnsi="BIZ UDPゴシック" w:eastAsia="BIZ UDPゴシック" w:cs="BIZ UDPゴシック"/>
+                <w:rFonts w:ascii="BIZ UDゴシック" w:hAnsi="BIZ UDゴシック" w:eastAsia="BIZ UDゴシック" w:cs="BIZ UDゴシック"/>
                 <w:color w:val="8A90A6"/>
                 <w:sz w:val="19"/>
                 <w:szCs w:val="19"/>
@@ -1387,7 +1354,7 @@
       </w:tr>
       <w:tr>
         <w:trPr>
-          <w:trHeight w:val="351" w:hRule="atLeast"/>
+          <w:trHeight w:val="340" w:hRule="atLeast"/>
           <w:cantSplit/>
         </w:trPr>
         <w:tc>
@@ -1397,13 +1364,12 @@
           </w:tcPr>
           <w:p>
             <w:pPr>
-              <w:keepNext/>
               <w:spacing w:after="0" w:before="0" w:line="238" w:lineRule="exact"/>
               <w:jc w:val="center"/>
             </w:pPr>
             <w:r>
               <w:rPr>
-                <w:rFonts w:ascii="BIZ UDPゴシック" w:hAnsi="BIZ UDPゴシック" w:eastAsia="BIZ UDPゴシック" w:cs="BIZ UDPゴシック"/>
+                <w:rFonts w:ascii="BIZ UDゴシック" w:hAnsi="BIZ UDゴシック" w:eastAsia="BIZ UDゴシック" w:cs="BIZ UDゴシック"/>
                 <w:b/>
                 <w:bCs/>
                 <w:color w:val="1F2330"/>
@@ -1421,12 +1387,11 @@
           </w:tcPr>
           <w:p>
             <w:pPr>
-              <w:keepNext/>
               <w:spacing w:after="0" w:before="0" w:line="250" w:lineRule="exact"/>
             </w:pPr>
             <w:r>
               <w:rPr>
-                <w:rFonts w:ascii="BIZ UDPゴシック" w:hAnsi="BIZ UDPゴシック" w:eastAsia="BIZ UDPゴシック" w:cs="BIZ UDPゴシック"/>
+                <w:rFonts w:ascii="BIZ UDゴシック" w:hAnsi="BIZ UDゴシック" w:eastAsia="BIZ UDゴシック" w:cs="BIZ UDゴシック"/>
                 <w:color w:val="1F2330"/>
                 <w:sz w:val="20"/>
                 <w:szCs w:val="20"/>
@@ -1442,13 +1407,12 @@
           </w:tcPr>
           <w:p>
             <w:pPr>
-              <w:keepNext/>
               <w:spacing w:after="0" w:before="0" w:line="238" w:lineRule="exact"/>
               <w:jc w:val="center"/>
             </w:pPr>
             <w:r>
               <w:rPr>
-                <w:rFonts w:ascii="BIZ UDPゴシック" w:hAnsi="BIZ UDPゴシック" w:eastAsia="BIZ UDPゴシック" w:cs="BIZ UDPゴシック"/>
+                <w:rFonts w:ascii="BIZ UDゴシック" w:hAnsi="BIZ UDゴシック" w:eastAsia="BIZ UDゴシック" w:cs="BIZ UDゴシック"/>
                 <w:color w:val="8A90A6"/>
                 <w:sz w:val="19"/>
                 <w:szCs w:val="19"/>
@@ -1464,13 +1428,12 @@
           </w:tcPr>
           <w:p>
             <w:pPr>
-              <w:keepNext/>
               <w:spacing w:after="0" w:before="0" w:line="238" w:lineRule="exact"/>
               <w:jc w:val="center"/>
             </w:pPr>
             <w:r>
               <w:rPr>
-                <w:rFonts w:ascii="BIZ UDPゴシック" w:hAnsi="BIZ UDPゴシック" w:eastAsia="BIZ UDPゴシック" w:cs="BIZ UDPゴシック"/>
+                <w:rFonts w:ascii="BIZ UDゴシック" w:hAnsi="BIZ UDゴシック" w:eastAsia="BIZ UDゴシック" w:cs="BIZ UDゴシック"/>
                 <w:color w:val="8A90A6"/>
                 <w:sz w:val="19"/>
                 <w:szCs w:val="19"/>
@@ -1486,13 +1449,12 @@
           </w:tcPr>
           <w:p>
             <w:pPr>
-              <w:keepNext/>
               <w:spacing w:after="0" w:before="0" w:line="238" w:lineRule="exact"/>
               <w:jc w:val="center"/>
             </w:pPr>
             <w:r>
               <w:rPr>
-                <w:rFonts w:ascii="BIZ UDPゴシック" w:hAnsi="BIZ UDPゴシック" w:eastAsia="BIZ UDPゴシック" w:cs="BIZ UDPゴシック"/>
+                <w:rFonts w:ascii="BIZ UDゴシック" w:hAnsi="BIZ UDゴシック" w:eastAsia="BIZ UDゴシック" w:cs="BIZ UDゴシック"/>
                 <w:color w:val="8A90A6"/>
                 <w:sz w:val="19"/>
                 <w:szCs w:val="19"/>
@@ -1508,13 +1470,12 @@
           </w:tcPr>
           <w:p>
             <w:pPr>
-              <w:keepNext/>
               <w:spacing w:after="0" w:before="0" w:line="238" w:lineRule="exact"/>
               <w:jc w:val="center"/>
             </w:pPr>
             <w:r>
               <w:rPr>
-                <w:rFonts w:ascii="BIZ UDPゴシック" w:hAnsi="BIZ UDPゴシック" w:eastAsia="BIZ UDPゴシック" w:cs="BIZ UDPゴシック"/>
+                <w:rFonts w:ascii="BIZ UDゴシック" w:hAnsi="BIZ UDゴシック" w:eastAsia="BIZ UDゴシック" w:cs="BIZ UDゴシック"/>
                 <w:color w:val="8A90A6"/>
                 <w:sz w:val="19"/>
                 <w:szCs w:val="19"/>
@@ -1531,13 +1492,12 @@
           </w:tcPr>
           <w:p>
             <w:pPr>
-              <w:keepNext/>
               <w:spacing w:after="0" w:before="0" w:line="238" w:lineRule="exact"/>
               <w:jc w:val="center"/>
             </w:pPr>
             <w:r>
               <w:rPr>
-                <w:rFonts w:ascii="BIZ UDPゴシック" w:hAnsi="BIZ UDPゴシック" w:eastAsia="BIZ UDPゴシック" w:cs="BIZ UDPゴシック"/>
+                <w:rFonts w:ascii="BIZ UDゴシック" w:hAnsi="BIZ UDゴシック" w:eastAsia="BIZ UDゴシック" w:cs="BIZ UDゴシック"/>
                 <w:color w:val="8A90A6"/>
                 <w:sz w:val="19"/>
                 <w:szCs w:val="19"/>
@@ -1560,12 +1520,11 @@
           </w:tcPr>
           <w:p>
             <w:pPr>
-              <w:keepNext/>
               <w:spacing w:after="0" w:before="0" w:line="238" w:lineRule="exact"/>
             </w:pPr>
             <w:r>
               <w:rPr>
-                <w:rFonts w:ascii="BIZ UDPゴシック" w:hAnsi="BIZ UDPゴシック" w:eastAsia="BIZ UDPゴシック" w:cs="BIZ UDPゴシック"/>
+                <w:rFonts w:ascii="BIZ UDゴシック" w:hAnsi="BIZ UDゴシック" w:eastAsia="BIZ UDゴシック" w:cs="BIZ UDゴシック"/>
                 <w:b/>
                 <w:bCs/>
                 <w:color w:val="0E1E45"/>
@@ -1579,7 +1538,7 @@
       </w:tr>
       <w:tr>
         <w:trPr>
-          <w:trHeight w:val="351" w:hRule="atLeast"/>
+          <w:trHeight w:val="340" w:hRule="atLeast"/>
           <w:cantSplit/>
         </w:trPr>
         <w:tc>
@@ -1589,13 +1548,12 @@
           </w:tcPr>
           <w:p>
             <w:pPr>
-              <w:keepNext/>
               <w:spacing w:after="0" w:before="0" w:line="238" w:lineRule="exact"/>
               <w:jc w:val="center"/>
             </w:pPr>
             <w:r>
               <w:rPr>
-                <w:rFonts w:ascii="BIZ UDPゴシック" w:hAnsi="BIZ UDPゴシック" w:eastAsia="BIZ UDPゴシック" w:cs="BIZ UDPゴシック"/>
+                <w:rFonts w:ascii="BIZ UDゴシック" w:hAnsi="BIZ UDゴシック" w:eastAsia="BIZ UDゴシック" w:cs="BIZ UDゴシック"/>
                 <w:b/>
                 <w:bCs/>
                 <w:color w:val="1F2330"/>
@@ -1613,17 +1571,16 @@
           </w:tcPr>
           <w:p>
             <w:pPr>
-              <w:keepNext/>
               <w:spacing w:after="0" w:before="0" w:line="250" w:lineRule="exact"/>
             </w:pPr>
             <w:r>
               <w:rPr>
-                <w:rFonts w:ascii="BIZ UDPゴシック" w:hAnsi="BIZ UDPゴシック" w:eastAsia="BIZ UDPゴシック" w:cs="BIZ UDPゴシック"/>
+                <w:rFonts w:ascii="BIZ UDゴシック" w:hAnsi="BIZ UDゴシック" w:eastAsia="BIZ UDゴシック" w:cs="BIZ UDゴシック"/>
                 <w:color w:val="1F2330"/>
                 <w:sz w:val="20"/>
                 <w:szCs w:val="20"/>
               </w:rPr>
-              <w:t xml:space="preserve">使い始めの設定（ログイン、カメラ・マイクの許可）は簡単でしたか。</w:t>
+              <w:t xml:space="preserve">ログインやカメラ・マイクの許可などの設定は簡単でしたか。</w:t>
             </w:r>
           </w:p>
         </w:tc>
@@ -1634,13 +1591,12 @@
           </w:tcPr>
           <w:p>
             <w:pPr>
-              <w:keepNext/>
               <w:spacing w:after="0" w:before="0" w:line="238" w:lineRule="exact"/>
               <w:jc w:val="center"/>
             </w:pPr>
             <w:r>
               <w:rPr>
-                <w:rFonts w:ascii="BIZ UDPゴシック" w:hAnsi="BIZ UDPゴシック" w:eastAsia="BIZ UDPゴシック" w:cs="BIZ UDPゴシック"/>
+                <w:rFonts w:ascii="BIZ UDゴシック" w:hAnsi="BIZ UDゴシック" w:eastAsia="BIZ UDゴシック" w:cs="BIZ UDゴシック"/>
                 <w:color w:val="8A90A6"/>
                 <w:sz w:val="19"/>
                 <w:szCs w:val="19"/>
@@ -1656,13 +1612,12 @@
           </w:tcPr>
           <w:p>
             <w:pPr>
-              <w:keepNext/>
               <w:spacing w:after="0" w:before="0" w:line="238" w:lineRule="exact"/>
               <w:jc w:val="center"/>
             </w:pPr>
             <w:r>
               <w:rPr>
-                <w:rFonts w:ascii="BIZ UDPゴシック" w:hAnsi="BIZ UDPゴシック" w:eastAsia="BIZ UDPゴシック" w:cs="BIZ UDPゴシック"/>
+                <w:rFonts w:ascii="BIZ UDゴシック" w:hAnsi="BIZ UDゴシック" w:eastAsia="BIZ UDゴシック" w:cs="BIZ UDゴシック"/>
                 <w:color w:val="8A90A6"/>
                 <w:sz w:val="19"/>
                 <w:szCs w:val="19"/>
@@ -1678,13 +1633,12 @@
           </w:tcPr>
           <w:p>
             <w:pPr>
-              <w:keepNext/>
               <w:spacing w:after="0" w:before="0" w:line="238" w:lineRule="exact"/>
               <w:jc w:val="center"/>
             </w:pPr>
             <w:r>
               <w:rPr>
-                <w:rFonts w:ascii="BIZ UDPゴシック" w:hAnsi="BIZ UDPゴシック" w:eastAsia="BIZ UDPゴシック" w:cs="BIZ UDPゴシック"/>
+                <w:rFonts w:ascii="BIZ UDゴシック" w:hAnsi="BIZ UDゴシック" w:eastAsia="BIZ UDゴシック" w:cs="BIZ UDゴシック"/>
                 <w:color w:val="8A90A6"/>
                 <w:sz w:val="19"/>
                 <w:szCs w:val="19"/>
@@ -1700,13 +1654,12 @@
           </w:tcPr>
           <w:p>
             <w:pPr>
-              <w:keepNext/>
               <w:spacing w:after="0" w:before="0" w:line="238" w:lineRule="exact"/>
               <w:jc w:val="center"/>
             </w:pPr>
             <w:r>
               <w:rPr>
-                <w:rFonts w:ascii="BIZ UDPゴシック" w:hAnsi="BIZ UDPゴシック" w:eastAsia="BIZ UDPゴシック" w:cs="BIZ UDPゴシック"/>
+                <w:rFonts w:ascii="BIZ UDゴシック" w:hAnsi="BIZ UDゴシック" w:eastAsia="BIZ UDゴシック" w:cs="BIZ UDゴシック"/>
                 <w:color w:val="8A90A6"/>
                 <w:sz w:val="19"/>
                 <w:szCs w:val="19"/>
@@ -1723,13 +1676,12 @@
           </w:tcPr>
           <w:p>
             <w:pPr>
-              <w:keepNext/>
               <w:spacing w:after="0" w:before="0" w:line="238" w:lineRule="exact"/>
               <w:jc w:val="center"/>
             </w:pPr>
             <w:r>
               <w:rPr>
-                <w:rFonts w:ascii="BIZ UDPゴシック" w:hAnsi="BIZ UDPゴシック" w:eastAsia="BIZ UDPゴシック" w:cs="BIZ UDPゴシック"/>
+                <w:rFonts w:ascii="BIZ UDゴシック" w:hAnsi="BIZ UDゴシック" w:eastAsia="BIZ UDゴシック" w:cs="BIZ UDゴシック"/>
                 <w:color w:val="8A90A6"/>
                 <w:sz w:val="19"/>
                 <w:szCs w:val="19"/>
@@ -1741,7 +1693,7 @@
       </w:tr>
       <w:tr>
         <w:trPr>
-          <w:trHeight w:val="351" w:hRule="atLeast"/>
+          <w:trHeight w:val="340" w:hRule="atLeast"/>
           <w:cantSplit/>
         </w:trPr>
         <w:tc>
@@ -1751,13 +1703,12 @@
           </w:tcPr>
           <w:p>
             <w:pPr>
-              <w:keepNext/>
               <w:spacing w:after="0" w:before="0" w:line="238" w:lineRule="exact"/>
               <w:jc w:val="center"/>
             </w:pPr>
             <w:r>
               <w:rPr>
-                <w:rFonts w:ascii="BIZ UDPゴシック" w:hAnsi="BIZ UDPゴシック" w:eastAsia="BIZ UDPゴシック" w:cs="BIZ UDPゴシック"/>
+                <w:rFonts w:ascii="BIZ UDゴシック" w:hAnsi="BIZ UDゴシック" w:eastAsia="BIZ UDゴシック" w:cs="BIZ UDゴシック"/>
                 <w:b/>
                 <w:bCs/>
                 <w:color w:val="1F2330"/>
@@ -1775,12 +1726,11 @@
           </w:tcPr>
           <w:p>
             <w:pPr>
-              <w:keepNext/>
               <w:spacing w:after="0" w:before="0" w:line="250" w:lineRule="exact"/>
             </w:pPr>
             <w:r>
               <w:rPr>
-                <w:rFonts w:ascii="BIZ UDPゴシック" w:hAnsi="BIZ UDPゴシック" w:eastAsia="BIZ UDPゴシック" w:cs="BIZ UDPゴシック"/>
+                <w:rFonts w:ascii="BIZ UDゴシック" w:hAnsi="BIZ UDゴシック" w:eastAsia="BIZ UDゴシック" w:cs="BIZ UDゴシック"/>
                 <w:color w:val="1F2330"/>
                 <w:sz w:val="20"/>
                 <w:szCs w:val="20"/>
@@ -1796,13 +1746,12 @@
           </w:tcPr>
           <w:p>
             <w:pPr>
-              <w:keepNext/>
               <w:spacing w:after="0" w:before="0" w:line="238" w:lineRule="exact"/>
               <w:jc w:val="center"/>
             </w:pPr>
             <w:r>
               <w:rPr>
-                <w:rFonts w:ascii="BIZ UDPゴシック" w:hAnsi="BIZ UDPゴシック" w:eastAsia="BIZ UDPゴシック" w:cs="BIZ UDPゴシック"/>
+                <w:rFonts w:ascii="BIZ UDゴシック" w:hAnsi="BIZ UDゴシック" w:eastAsia="BIZ UDゴシック" w:cs="BIZ UDゴシック"/>
                 <w:color w:val="8A90A6"/>
                 <w:sz w:val="19"/>
                 <w:szCs w:val="19"/>
@@ -1818,13 +1767,12 @@
           </w:tcPr>
           <w:p>
             <w:pPr>
-              <w:keepNext/>
               <w:spacing w:after="0" w:before="0" w:line="238" w:lineRule="exact"/>
               <w:jc w:val="center"/>
             </w:pPr>
             <w:r>
               <w:rPr>
-                <w:rFonts w:ascii="BIZ UDPゴシック" w:hAnsi="BIZ UDPゴシック" w:eastAsia="BIZ UDPゴシック" w:cs="BIZ UDPゴシック"/>
+                <w:rFonts w:ascii="BIZ UDゴシック" w:hAnsi="BIZ UDゴシック" w:eastAsia="BIZ UDゴシック" w:cs="BIZ UDゴシック"/>
                 <w:color w:val="8A90A6"/>
                 <w:sz w:val="19"/>
                 <w:szCs w:val="19"/>
@@ -1840,13 +1788,12 @@
           </w:tcPr>
           <w:p>
             <w:pPr>
-              <w:keepNext/>
               <w:spacing w:after="0" w:before="0" w:line="238" w:lineRule="exact"/>
               <w:jc w:val="center"/>
             </w:pPr>
             <w:r>
               <w:rPr>
-                <w:rFonts w:ascii="BIZ UDPゴシック" w:hAnsi="BIZ UDPゴシック" w:eastAsia="BIZ UDPゴシック" w:cs="BIZ UDPゴシック"/>
+                <w:rFonts w:ascii="BIZ UDゴシック" w:hAnsi="BIZ UDゴシック" w:eastAsia="BIZ UDゴシック" w:cs="BIZ UDゴシック"/>
                 <w:color w:val="8A90A6"/>
                 <w:sz w:val="19"/>
                 <w:szCs w:val="19"/>
@@ -1862,13 +1809,12 @@
           </w:tcPr>
           <w:p>
             <w:pPr>
-              <w:keepNext/>
               <w:spacing w:after="0" w:before="0" w:line="238" w:lineRule="exact"/>
               <w:jc w:val="center"/>
             </w:pPr>
             <w:r>
               <w:rPr>
-                <w:rFonts w:ascii="BIZ UDPゴシック" w:hAnsi="BIZ UDPゴシック" w:eastAsia="BIZ UDPゴシック" w:cs="BIZ UDPゴシック"/>
+                <w:rFonts w:ascii="BIZ UDゴシック" w:hAnsi="BIZ UDゴシック" w:eastAsia="BIZ UDゴシック" w:cs="BIZ UDゴシック"/>
                 <w:color w:val="8A90A6"/>
                 <w:sz w:val="19"/>
                 <w:szCs w:val="19"/>
@@ -1885,13 +1831,12 @@
           </w:tcPr>
           <w:p>
             <w:pPr>
-              <w:keepNext/>
               <w:spacing w:after="0" w:before="0" w:line="238" w:lineRule="exact"/>
               <w:jc w:val="center"/>
             </w:pPr>
             <w:r>
               <w:rPr>
-                <w:rFonts w:ascii="BIZ UDPゴシック" w:hAnsi="BIZ UDPゴシック" w:eastAsia="BIZ UDPゴシック" w:cs="BIZ UDPゴシック"/>
+                <w:rFonts w:ascii="BIZ UDゴシック" w:hAnsi="BIZ UDゴシック" w:eastAsia="BIZ UDゴシック" w:cs="BIZ UDゴシック"/>
                 <w:color w:val="8A90A6"/>
                 <w:sz w:val="19"/>
                 <w:szCs w:val="19"/>
@@ -1903,7 +1848,7 @@
       </w:tr>
       <w:tr>
         <w:trPr>
-          <w:trHeight w:val="351" w:hRule="atLeast"/>
+          <w:trHeight w:val="340" w:hRule="atLeast"/>
           <w:cantSplit/>
         </w:trPr>
         <w:tc>
@@ -1913,13 +1858,12 @@
           </w:tcPr>
           <w:p>
             <w:pPr>
-              <w:keepNext/>
               <w:spacing w:after="0" w:before="0" w:line="238" w:lineRule="exact"/>
               <w:jc w:val="center"/>
             </w:pPr>
             <w:r>
               <w:rPr>
-                <w:rFonts w:ascii="BIZ UDPゴシック" w:hAnsi="BIZ UDPゴシック" w:eastAsia="BIZ UDPゴシック" w:cs="BIZ UDPゴシック"/>
+                <w:rFonts w:ascii="BIZ UDゴシック" w:hAnsi="BIZ UDゴシック" w:eastAsia="BIZ UDゴシック" w:cs="BIZ UDゴシック"/>
                 <w:b/>
                 <w:bCs/>
                 <w:color w:val="1F2330"/>
@@ -1937,12 +1881,11 @@
           </w:tcPr>
           <w:p>
             <w:pPr>
-              <w:keepNext/>
               <w:spacing w:after="0" w:before="0" w:line="250" w:lineRule="exact"/>
             </w:pPr>
             <w:r>
               <w:rPr>
-                <w:rFonts w:ascii="BIZ UDPゴシック" w:hAnsi="BIZ UDPゴシック" w:eastAsia="BIZ UDPゴシック" w:cs="BIZ UDPゴシック"/>
+                <w:rFonts w:ascii="BIZ UDゴシック" w:hAnsi="BIZ UDゴシック" w:eastAsia="BIZ UDゴシック" w:cs="BIZ UDゴシック"/>
                 <w:color w:val="1F2330"/>
                 <w:sz w:val="20"/>
                 <w:szCs w:val="20"/>
@@ -1958,13 +1901,12 @@
           </w:tcPr>
           <w:p>
             <w:pPr>
-              <w:keepNext/>
               <w:spacing w:after="0" w:before="0" w:line="238" w:lineRule="exact"/>
               <w:jc w:val="center"/>
             </w:pPr>
             <w:r>
               <w:rPr>
-                <w:rFonts w:ascii="BIZ UDPゴシック" w:hAnsi="BIZ UDPゴシック" w:eastAsia="BIZ UDPゴシック" w:cs="BIZ UDPゴシック"/>
+                <w:rFonts w:ascii="BIZ UDゴシック" w:hAnsi="BIZ UDゴシック" w:eastAsia="BIZ UDゴシック" w:cs="BIZ UDゴシック"/>
                 <w:color w:val="8A90A6"/>
                 <w:sz w:val="19"/>
                 <w:szCs w:val="19"/>
@@ -1980,13 +1922,12 @@
           </w:tcPr>
           <w:p>
             <w:pPr>
-              <w:keepNext/>
               <w:spacing w:after="0" w:before="0" w:line="238" w:lineRule="exact"/>
               <w:jc w:val="center"/>
             </w:pPr>
             <w:r>
               <w:rPr>
-                <w:rFonts w:ascii="BIZ UDPゴシック" w:hAnsi="BIZ UDPゴシック" w:eastAsia="BIZ UDPゴシック" w:cs="BIZ UDPゴシック"/>
+                <w:rFonts w:ascii="BIZ UDゴシック" w:hAnsi="BIZ UDゴシック" w:eastAsia="BIZ UDゴシック" w:cs="BIZ UDゴシック"/>
                 <w:color w:val="8A90A6"/>
                 <w:sz w:val="19"/>
                 <w:szCs w:val="19"/>
@@ -2002,13 +1943,12 @@
           </w:tcPr>
           <w:p>
             <w:pPr>
-              <w:keepNext/>
               <w:spacing w:after="0" w:before="0" w:line="238" w:lineRule="exact"/>
               <w:jc w:val="center"/>
             </w:pPr>
             <w:r>
               <w:rPr>
-                <w:rFonts w:ascii="BIZ UDPゴシック" w:hAnsi="BIZ UDPゴシック" w:eastAsia="BIZ UDPゴシック" w:cs="BIZ UDPゴシック"/>
+                <w:rFonts w:ascii="BIZ UDゴシック" w:hAnsi="BIZ UDゴシック" w:eastAsia="BIZ UDゴシック" w:cs="BIZ UDゴシック"/>
                 <w:color w:val="8A90A6"/>
                 <w:sz w:val="19"/>
                 <w:szCs w:val="19"/>
@@ -2024,13 +1964,12 @@
           </w:tcPr>
           <w:p>
             <w:pPr>
-              <w:keepNext/>
               <w:spacing w:after="0" w:before="0" w:line="238" w:lineRule="exact"/>
               <w:jc w:val="center"/>
             </w:pPr>
             <w:r>
               <w:rPr>
-                <w:rFonts w:ascii="BIZ UDPゴシック" w:hAnsi="BIZ UDPゴシック" w:eastAsia="BIZ UDPゴシック" w:cs="BIZ UDPゴシック"/>
+                <w:rFonts w:ascii="BIZ UDゴシック" w:hAnsi="BIZ UDゴシック" w:eastAsia="BIZ UDゴシック" w:cs="BIZ UDゴシック"/>
                 <w:color w:val="8A90A6"/>
                 <w:sz w:val="19"/>
                 <w:szCs w:val="19"/>
@@ -2047,13 +1986,12 @@
           </w:tcPr>
           <w:p>
             <w:pPr>
-              <w:keepNext/>
               <w:spacing w:after="0" w:before="0" w:line="238" w:lineRule="exact"/>
               <w:jc w:val="center"/>
             </w:pPr>
             <w:r>
               <w:rPr>
-                <w:rFonts w:ascii="BIZ UDPゴシック" w:hAnsi="BIZ UDPゴシック" w:eastAsia="BIZ UDPゴシック" w:cs="BIZ UDPゴシック"/>
+                <w:rFonts w:ascii="BIZ UDゴシック" w:hAnsi="BIZ UDゴシック" w:eastAsia="BIZ UDゴシック" w:cs="BIZ UDゴシック"/>
                 <w:color w:val="8A90A6"/>
                 <w:sz w:val="19"/>
                 <w:szCs w:val="19"/>
@@ -2076,12 +2014,11 @@
           </w:tcPr>
           <w:p>
             <w:pPr>
-              <w:keepNext/>
               <w:spacing w:after="0" w:before="0" w:line="238" w:lineRule="exact"/>
             </w:pPr>
             <w:r>
               <w:rPr>
-                <w:rFonts w:ascii="BIZ UDPゴシック" w:hAnsi="BIZ UDPゴシック" w:eastAsia="BIZ UDPゴシック" w:cs="BIZ UDPゴシック"/>
+                <w:rFonts w:ascii="BIZ UDゴシック" w:hAnsi="BIZ UDゴシック" w:eastAsia="BIZ UDゴシック" w:cs="BIZ UDゴシック"/>
                 <w:b/>
                 <w:bCs/>
                 <w:color w:val="0E1E45"/>
@@ -2095,7 +2032,7 @@
       </w:tr>
       <w:tr>
         <w:trPr>
-          <w:trHeight w:val="351" w:hRule="atLeast"/>
+          <w:trHeight w:val="340" w:hRule="atLeast"/>
           <w:cantSplit/>
         </w:trPr>
         <w:tc>
@@ -2105,13 +2042,12 @@
           </w:tcPr>
           <w:p>
             <w:pPr>
-              <w:keepNext/>
               <w:spacing w:after="0" w:before="0" w:line="238" w:lineRule="exact"/>
               <w:jc w:val="center"/>
             </w:pPr>
             <w:r>
               <w:rPr>
-                <w:rFonts w:ascii="BIZ UDPゴシック" w:hAnsi="BIZ UDPゴシック" w:eastAsia="BIZ UDPゴシック" w:cs="BIZ UDPゴシック"/>
+                <w:rFonts w:ascii="BIZ UDゴシック" w:hAnsi="BIZ UDゴシック" w:eastAsia="BIZ UDゴシック" w:cs="BIZ UDゴシック"/>
                 <w:b/>
                 <w:bCs/>
                 <w:color w:val="1F2330"/>
@@ -2129,12 +2065,11 @@
           </w:tcPr>
           <w:p>
             <w:pPr>
-              <w:keepNext/>
               <w:spacing w:after="0" w:before="0" w:line="250" w:lineRule="exact"/>
             </w:pPr>
             <w:r>
               <w:rPr>
-                <w:rFonts w:ascii="BIZ UDPゴシック" w:hAnsi="BIZ UDPゴシック" w:eastAsia="BIZ UDPゴシック" w:cs="BIZ UDPゴシック"/>
+                <w:rFonts w:ascii="BIZ UDゴシック" w:hAnsi="BIZ UDゴシック" w:eastAsia="BIZ UDゴシック" w:cs="BIZ UDゴシック"/>
                 <w:color w:val="1F2330"/>
                 <w:sz w:val="20"/>
                 <w:szCs w:val="20"/>
@@ -2150,13 +2085,12 @@
           </w:tcPr>
           <w:p>
             <w:pPr>
-              <w:keepNext/>
               <w:spacing w:after="0" w:before="0" w:line="238" w:lineRule="exact"/>
               <w:jc w:val="center"/>
             </w:pPr>
             <w:r>
               <w:rPr>
-                <w:rFonts w:ascii="BIZ UDPゴシック" w:hAnsi="BIZ UDPゴシック" w:eastAsia="BIZ UDPゴシック" w:cs="BIZ UDPゴシック"/>
+                <w:rFonts w:ascii="BIZ UDゴシック" w:hAnsi="BIZ UDゴシック" w:eastAsia="BIZ UDゴシック" w:cs="BIZ UDゴシック"/>
                 <w:color w:val="8A90A6"/>
                 <w:sz w:val="19"/>
                 <w:szCs w:val="19"/>
@@ -2172,13 +2106,12 @@
           </w:tcPr>
           <w:p>
             <w:pPr>
-              <w:keepNext/>
               <w:spacing w:after="0" w:before="0" w:line="238" w:lineRule="exact"/>
               <w:jc w:val="center"/>
             </w:pPr>
             <w:r>
               <w:rPr>
-                <w:rFonts w:ascii="BIZ UDPゴシック" w:hAnsi="BIZ UDPゴシック" w:eastAsia="BIZ UDPゴシック" w:cs="BIZ UDPゴシック"/>
+                <w:rFonts w:ascii="BIZ UDゴシック" w:hAnsi="BIZ UDゴシック" w:eastAsia="BIZ UDゴシック" w:cs="BIZ UDゴシック"/>
                 <w:color w:val="8A90A6"/>
                 <w:sz w:val="19"/>
                 <w:szCs w:val="19"/>
@@ -2194,13 +2127,12 @@
           </w:tcPr>
           <w:p>
             <w:pPr>
-              <w:keepNext/>
               <w:spacing w:after="0" w:before="0" w:line="238" w:lineRule="exact"/>
               <w:jc w:val="center"/>
             </w:pPr>
             <w:r>
               <w:rPr>
-                <w:rFonts w:ascii="BIZ UDPゴシック" w:hAnsi="BIZ UDPゴシック" w:eastAsia="BIZ UDPゴシック" w:cs="BIZ UDPゴシック"/>
+                <w:rFonts w:ascii="BIZ UDゴシック" w:hAnsi="BIZ UDゴシック" w:eastAsia="BIZ UDゴシック" w:cs="BIZ UDゴシック"/>
                 <w:color w:val="8A90A6"/>
                 <w:sz w:val="19"/>
                 <w:szCs w:val="19"/>
@@ -2216,13 +2148,12 @@
           </w:tcPr>
           <w:p>
             <w:pPr>
-              <w:keepNext/>
               <w:spacing w:after="0" w:before="0" w:line="238" w:lineRule="exact"/>
               <w:jc w:val="center"/>
             </w:pPr>
             <w:r>
               <w:rPr>
-                <w:rFonts w:ascii="BIZ UDPゴシック" w:hAnsi="BIZ UDPゴシック" w:eastAsia="BIZ UDPゴシック" w:cs="BIZ UDPゴシック"/>
+                <w:rFonts w:ascii="BIZ UDゴシック" w:hAnsi="BIZ UDゴシック" w:eastAsia="BIZ UDゴシック" w:cs="BIZ UDゴシック"/>
                 <w:color w:val="8A90A6"/>
                 <w:sz w:val="19"/>
                 <w:szCs w:val="19"/>
@@ -2239,13 +2170,12 @@
           </w:tcPr>
           <w:p>
             <w:pPr>
-              <w:keepNext/>
               <w:spacing w:after="0" w:before="0" w:line="238" w:lineRule="exact"/>
               <w:jc w:val="center"/>
             </w:pPr>
             <w:r>
               <w:rPr>
-                <w:rFonts w:ascii="BIZ UDPゴシック" w:hAnsi="BIZ UDPゴシック" w:eastAsia="BIZ UDPゴシック" w:cs="BIZ UDPゴシック"/>
+                <w:rFonts w:ascii="BIZ UDゴシック" w:hAnsi="BIZ UDゴシック" w:eastAsia="BIZ UDゴシック" w:cs="BIZ UDゴシック"/>
                 <w:color w:val="8A90A6"/>
                 <w:sz w:val="19"/>
                 <w:szCs w:val="19"/>
@@ -2257,7 +2187,7 @@
       </w:tr>
       <w:tr>
         <w:trPr>
-          <w:trHeight w:val="351" w:hRule="atLeast"/>
+          <w:trHeight w:val="340" w:hRule="atLeast"/>
           <w:cantSplit/>
         </w:trPr>
         <w:tc>
@@ -2267,13 +2197,12 @@
           </w:tcPr>
           <w:p>
             <w:pPr>
-              <w:keepNext/>
               <w:spacing w:after="0" w:before="0" w:line="238" w:lineRule="exact"/>
               <w:jc w:val="center"/>
             </w:pPr>
             <w:r>
               <w:rPr>
-                <w:rFonts w:ascii="BIZ UDPゴシック" w:hAnsi="BIZ UDPゴシック" w:eastAsia="BIZ UDPゴシック" w:cs="BIZ UDPゴシック"/>
+                <w:rFonts w:ascii="BIZ UDゴシック" w:hAnsi="BIZ UDゴシック" w:eastAsia="BIZ UDゴシック" w:cs="BIZ UDゴシック"/>
                 <w:b/>
                 <w:bCs/>
                 <w:color w:val="1F2330"/>
@@ -2291,12 +2220,11 @@
           </w:tcPr>
           <w:p>
             <w:pPr>
-              <w:keepNext/>
               <w:spacing w:after="0" w:before="0" w:line="250" w:lineRule="exact"/>
             </w:pPr>
             <w:r>
               <w:rPr>
-                <w:rFonts w:ascii="BIZ UDPゴシック" w:hAnsi="BIZ UDPゴシック" w:eastAsia="BIZ UDPゴシック" w:cs="BIZ UDPゴシック"/>
+                <w:rFonts w:ascii="BIZ UDゴシック" w:hAnsi="BIZ UDゴシック" w:eastAsia="BIZ UDゴシック" w:cs="BIZ UDゴシック"/>
                 <w:color w:val="1F2330"/>
                 <w:sz w:val="20"/>
                 <w:szCs w:val="20"/>
@@ -2312,13 +2240,12 @@
           </w:tcPr>
           <w:p>
             <w:pPr>
-              <w:keepNext/>
               <w:spacing w:after="0" w:before="0" w:line="238" w:lineRule="exact"/>
               <w:jc w:val="center"/>
             </w:pPr>
             <w:r>
               <w:rPr>
-                <w:rFonts w:ascii="BIZ UDPゴシック" w:hAnsi="BIZ UDPゴシック" w:eastAsia="BIZ UDPゴシック" w:cs="BIZ UDPゴシック"/>
+                <w:rFonts w:ascii="BIZ UDゴシック" w:hAnsi="BIZ UDゴシック" w:eastAsia="BIZ UDゴシック" w:cs="BIZ UDゴシック"/>
                 <w:color w:val="8A90A6"/>
                 <w:sz w:val="19"/>
                 <w:szCs w:val="19"/>
@@ -2334,13 +2261,12 @@
           </w:tcPr>
           <w:p>
             <w:pPr>
-              <w:keepNext/>
               <w:spacing w:after="0" w:before="0" w:line="238" w:lineRule="exact"/>
               <w:jc w:val="center"/>
             </w:pPr>
             <w:r>
               <w:rPr>
-                <w:rFonts w:ascii="BIZ UDPゴシック" w:hAnsi="BIZ UDPゴシック" w:eastAsia="BIZ UDPゴシック" w:cs="BIZ UDPゴシック"/>
+                <w:rFonts w:ascii="BIZ UDゴシック" w:hAnsi="BIZ UDゴシック" w:eastAsia="BIZ UDゴシック" w:cs="BIZ UDゴシック"/>
                 <w:color w:val="8A90A6"/>
                 <w:sz w:val="19"/>
                 <w:szCs w:val="19"/>
@@ -2356,13 +2282,12 @@
           </w:tcPr>
           <w:p>
             <w:pPr>
-              <w:keepNext/>
               <w:spacing w:after="0" w:before="0" w:line="238" w:lineRule="exact"/>
               <w:jc w:val="center"/>
             </w:pPr>
             <w:r>
               <w:rPr>
-                <w:rFonts w:ascii="BIZ UDPゴシック" w:hAnsi="BIZ UDPゴシック" w:eastAsia="BIZ UDPゴシック" w:cs="BIZ UDPゴシック"/>
+                <w:rFonts w:ascii="BIZ UDゴシック" w:hAnsi="BIZ UDゴシック" w:eastAsia="BIZ UDゴシック" w:cs="BIZ UDゴシック"/>
                 <w:color w:val="8A90A6"/>
                 <w:sz w:val="19"/>
                 <w:szCs w:val="19"/>
@@ -2378,13 +2303,12 @@
           </w:tcPr>
           <w:p>
             <w:pPr>
-              <w:keepNext/>
               <w:spacing w:after="0" w:before="0" w:line="238" w:lineRule="exact"/>
               <w:jc w:val="center"/>
             </w:pPr>
             <w:r>
               <w:rPr>
-                <w:rFonts w:ascii="BIZ UDPゴシック" w:hAnsi="BIZ UDPゴシック" w:eastAsia="BIZ UDPゴシック" w:cs="BIZ UDPゴシック"/>
+                <w:rFonts w:ascii="BIZ UDゴシック" w:hAnsi="BIZ UDゴシック" w:eastAsia="BIZ UDゴシック" w:cs="BIZ UDゴシック"/>
                 <w:color w:val="8A90A6"/>
                 <w:sz w:val="19"/>
                 <w:szCs w:val="19"/>
@@ -2401,13 +2325,12 @@
           </w:tcPr>
           <w:p>
             <w:pPr>
-              <w:keepNext/>
               <w:spacing w:after="0" w:before="0" w:line="238" w:lineRule="exact"/>
               <w:jc w:val="center"/>
             </w:pPr>
             <w:r>
               <w:rPr>
-                <w:rFonts w:ascii="BIZ UDPゴシック" w:hAnsi="BIZ UDPゴシック" w:eastAsia="BIZ UDPゴシック" w:cs="BIZ UDPゴシック"/>
+                <w:rFonts w:ascii="BIZ UDゴシック" w:hAnsi="BIZ UDゴシック" w:eastAsia="BIZ UDゴシック" w:cs="BIZ UDゴシック"/>
                 <w:color w:val="8A90A6"/>
                 <w:sz w:val="19"/>
                 <w:szCs w:val="19"/>
@@ -2419,7 +2342,7 @@
       </w:tr>
       <w:tr>
         <w:trPr>
-          <w:trHeight w:val="351" w:hRule="atLeast"/>
+          <w:trHeight w:val="340" w:hRule="atLeast"/>
           <w:cantSplit/>
         </w:trPr>
         <w:tc>
@@ -2429,13 +2352,12 @@
           </w:tcPr>
           <w:p>
             <w:pPr>
-              <w:keepNext/>
               <w:spacing w:after="0" w:before="0" w:line="238" w:lineRule="exact"/>
               <w:jc w:val="center"/>
             </w:pPr>
             <w:r>
               <w:rPr>
-                <w:rFonts w:ascii="BIZ UDPゴシック" w:hAnsi="BIZ UDPゴシック" w:eastAsia="BIZ UDPゴシック" w:cs="BIZ UDPゴシック"/>
+                <w:rFonts w:ascii="BIZ UDゴシック" w:hAnsi="BIZ UDゴシック" w:eastAsia="BIZ UDゴシック" w:cs="BIZ UDゴシック"/>
                 <w:b/>
                 <w:bCs/>
                 <w:color w:val="1F2330"/>
@@ -2453,12 +2375,11 @@
           </w:tcPr>
           <w:p>
             <w:pPr>
-              <w:keepNext/>
               <w:spacing w:after="0" w:before="0" w:line="250" w:lineRule="exact"/>
             </w:pPr>
             <w:r>
               <w:rPr>
-                <w:rFonts w:ascii="BIZ UDPゴシック" w:hAnsi="BIZ UDPゴシック" w:eastAsia="BIZ UDPゴシック" w:cs="BIZ UDPゴシック"/>
+                <w:rFonts w:ascii="BIZ UDゴシック" w:hAnsi="BIZ UDゴシック" w:eastAsia="BIZ UDゴシック" w:cs="BIZ UDゴシック"/>
                 <w:color w:val="1F2330"/>
                 <w:sz w:val="20"/>
                 <w:szCs w:val="20"/>
@@ -2474,13 +2395,12 @@
           </w:tcPr>
           <w:p>
             <w:pPr>
-              <w:keepNext/>
               <w:spacing w:after="0" w:before="0" w:line="238" w:lineRule="exact"/>
               <w:jc w:val="center"/>
             </w:pPr>
             <w:r>
               <w:rPr>
-                <w:rFonts w:ascii="BIZ UDPゴシック" w:hAnsi="BIZ UDPゴシック" w:eastAsia="BIZ UDPゴシック" w:cs="BIZ UDPゴシック"/>
+                <w:rFonts w:ascii="BIZ UDゴシック" w:hAnsi="BIZ UDゴシック" w:eastAsia="BIZ UDゴシック" w:cs="BIZ UDゴシック"/>
                 <w:color w:val="8A90A6"/>
                 <w:sz w:val="19"/>
                 <w:szCs w:val="19"/>
@@ -2496,13 +2416,12 @@
           </w:tcPr>
           <w:p>
             <w:pPr>
-              <w:keepNext/>
               <w:spacing w:after="0" w:before="0" w:line="238" w:lineRule="exact"/>
               <w:jc w:val="center"/>
             </w:pPr>
             <w:r>
               <w:rPr>
-                <w:rFonts w:ascii="BIZ UDPゴシック" w:hAnsi="BIZ UDPゴシック" w:eastAsia="BIZ UDPゴシック" w:cs="BIZ UDPゴシック"/>
+                <w:rFonts w:ascii="BIZ UDゴシック" w:hAnsi="BIZ UDゴシック" w:eastAsia="BIZ UDゴシック" w:cs="BIZ UDゴシック"/>
                 <w:color w:val="8A90A6"/>
                 <w:sz w:val="19"/>
                 <w:szCs w:val="19"/>
@@ -2518,13 +2437,12 @@
           </w:tcPr>
           <w:p>
             <w:pPr>
-              <w:keepNext/>
               <w:spacing w:after="0" w:before="0" w:line="238" w:lineRule="exact"/>
               <w:jc w:val="center"/>
             </w:pPr>
             <w:r>
               <w:rPr>
-                <w:rFonts w:ascii="BIZ UDPゴシック" w:hAnsi="BIZ UDPゴシック" w:eastAsia="BIZ UDPゴシック" w:cs="BIZ UDPゴシック"/>
+                <w:rFonts w:ascii="BIZ UDゴシック" w:hAnsi="BIZ UDゴシック" w:eastAsia="BIZ UDゴシック" w:cs="BIZ UDゴシック"/>
                 <w:color w:val="8A90A6"/>
                 <w:sz w:val="19"/>
                 <w:szCs w:val="19"/>
@@ -2540,13 +2458,12 @@
           </w:tcPr>
           <w:p>
             <w:pPr>
-              <w:keepNext/>
               <w:spacing w:after="0" w:before="0" w:line="238" w:lineRule="exact"/>
               <w:jc w:val="center"/>
             </w:pPr>
             <w:r>
               <w:rPr>
-                <w:rFonts w:ascii="BIZ UDPゴシック" w:hAnsi="BIZ UDPゴシック" w:eastAsia="BIZ UDPゴシック" w:cs="BIZ UDPゴシック"/>
+                <w:rFonts w:ascii="BIZ UDゴシック" w:hAnsi="BIZ UDゴシック" w:eastAsia="BIZ UDゴシック" w:cs="BIZ UDゴシック"/>
                 <w:color w:val="8A90A6"/>
                 <w:sz w:val="19"/>
                 <w:szCs w:val="19"/>
@@ -2563,13 +2480,12 @@
           </w:tcPr>
           <w:p>
             <w:pPr>
-              <w:keepNext/>
               <w:spacing w:after="0" w:before="0" w:line="238" w:lineRule="exact"/>
               <w:jc w:val="center"/>
             </w:pPr>
             <w:r>
               <w:rPr>
-                <w:rFonts w:ascii="BIZ UDPゴシック" w:hAnsi="BIZ UDPゴシック" w:eastAsia="BIZ UDPゴシック" w:cs="BIZ UDPゴシック"/>
+                <w:rFonts w:ascii="BIZ UDゴシック" w:hAnsi="BIZ UDゴシック" w:eastAsia="BIZ UDゴシック" w:cs="BIZ UDゴシック"/>
                 <w:color w:val="8A90A6"/>
                 <w:sz w:val="19"/>
                 <w:szCs w:val="19"/>
@@ -2581,7 +2497,7 @@
       </w:tr>
       <w:tr>
         <w:trPr>
-          <w:trHeight w:val="351" w:hRule="atLeast"/>
+          <w:trHeight w:val="340" w:hRule="atLeast"/>
           <w:cantSplit/>
         </w:trPr>
         <w:tc>
@@ -2591,13 +2507,12 @@
           </w:tcPr>
           <w:p>
             <w:pPr>
-              <w:keepNext/>
               <w:spacing w:after="0" w:before="0" w:line="238" w:lineRule="exact"/>
               <w:jc w:val="center"/>
             </w:pPr>
             <w:r>
               <w:rPr>
-                <w:rFonts w:ascii="BIZ UDPゴシック" w:hAnsi="BIZ UDPゴシック" w:eastAsia="BIZ UDPゴシック" w:cs="BIZ UDPゴシック"/>
+                <w:rFonts w:ascii="BIZ UDゴシック" w:hAnsi="BIZ UDゴシック" w:eastAsia="BIZ UDゴシック" w:cs="BIZ UDゴシック"/>
                 <w:b/>
                 <w:bCs/>
                 <w:color w:val="1F2330"/>
@@ -2615,12 +2530,11 @@
           </w:tcPr>
           <w:p>
             <w:pPr>
-              <w:keepNext/>
               <w:spacing w:after="0" w:before="0" w:line="250" w:lineRule="exact"/>
             </w:pPr>
             <w:r>
               <w:rPr>
-                <w:rFonts w:ascii="BIZ UDPゴシック" w:hAnsi="BIZ UDPゴシック" w:eastAsia="BIZ UDPゴシック" w:cs="BIZ UDPゴシック"/>
+                <w:rFonts w:ascii="BIZ UDゴシック" w:hAnsi="BIZ UDゴシック" w:eastAsia="BIZ UDゴシック" w:cs="BIZ UDゴシック"/>
                 <w:color w:val="1F2330"/>
                 <w:sz w:val="20"/>
                 <w:szCs w:val="20"/>
@@ -2636,13 +2550,12 @@
           </w:tcPr>
           <w:p>
             <w:pPr>
-              <w:keepNext/>
               <w:spacing w:after="0" w:before="0" w:line="238" w:lineRule="exact"/>
               <w:jc w:val="center"/>
             </w:pPr>
             <w:r>
               <w:rPr>
-                <w:rFonts w:ascii="BIZ UDPゴシック" w:hAnsi="BIZ UDPゴシック" w:eastAsia="BIZ UDPゴシック" w:cs="BIZ UDPゴシック"/>
+                <w:rFonts w:ascii="BIZ UDゴシック" w:hAnsi="BIZ UDゴシック" w:eastAsia="BIZ UDゴシック" w:cs="BIZ UDゴシック"/>
                 <w:color w:val="8A90A6"/>
                 <w:sz w:val="19"/>
                 <w:szCs w:val="19"/>
@@ -2658,13 +2571,12 @@
           </w:tcPr>
           <w:p>
             <w:pPr>
-              <w:keepNext/>
               <w:spacing w:after="0" w:before="0" w:line="238" w:lineRule="exact"/>
               <w:jc w:val="center"/>
             </w:pPr>
             <w:r>
               <w:rPr>
-                <w:rFonts w:ascii="BIZ UDPゴシック" w:hAnsi="BIZ UDPゴシック" w:eastAsia="BIZ UDPゴシック" w:cs="BIZ UDPゴシック"/>
+                <w:rFonts w:ascii="BIZ UDゴシック" w:hAnsi="BIZ UDゴシック" w:eastAsia="BIZ UDゴシック" w:cs="BIZ UDゴシック"/>
                 <w:color w:val="8A90A6"/>
                 <w:sz w:val="19"/>
                 <w:szCs w:val="19"/>
@@ -2680,13 +2592,12 @@
           </w:tcPr>
           <w:p>
             <w:pPr>
-              <w:keepNext/>
               <w:spacing w:after="0" w:before="0" w:line="238" w:lineRule="exact"/>
               <w:jc w:val="center"/>
             </w:pPr>
             <w:r>
               <w:rPr>
-                <w:rFonts w:ascii="BIZ UDPゴシック" w:hAnsi="BIZ UDPゴシック" w:eastAsia="BIZ UDPゴシック" w:cs="BIZ UDPゴシック"/>
+                <w:rFonts w:ascii="BIZ UDゴシック" w:hAnsi="BIZ UDゴシック" w:eastAsia="BIZ UDゴシック" w:cs="BIZ UDゴシック"/>
                 <w:color w:val="8A90A6"/>
                 <w:sz w:val="19"/>
                 <w:szCs w:val="19"/>
@@ -2702,13 +2613,12 @@
           </w:tcPr>
           <w:p>
             <w:pPr>
-              <w:keepNext/>
               <w:spacing w:after="0" w:before="0" w:line="238" w:lineRule="exact"/>
               <w:jc w:val="center"/>
             </w:pPr>
             <w:r>
               <w:rPr>
-                <w:rFonts w:ascii="BIZ UDPゴシック" w:hAnsi="BIZ UDPゴシック" w:eastAsia="BIZ UDPゴシック" w:cs="BIZ UDPゴシック"/>
+                <w:rFonts w:ascii="BIZ UDゴシック" w:hAnsi="BIZ UDゴシック" w:eastAsia="BIZ UDゴシック" w:cs="BIZ UDゴシック"/>
                 <w:color w:val="8A90A6"/>
                 <w:sz w:val="19"/>
                 <w:szCs w:val="19"/>
@@ -2725,13 +2635,12 @@
           </w:tcPr>
           <w:p>
             <w:pPr>
-              <w:keepNext/>
               <w:spacing w:after="0" w:before="0" w:line="238" w:lineRule="exact"/>
               <w:jc w:val="center"/>
             </w:pPr>
             <w:r>
               <w:rPr>
-                <w:rFonts w:ascii="BIZ UDPゴシック" w:hAnsi="BIZ UDPゴシック" w:eastAsia="BIZ UDPゴシック" w:cs="BIZ UDPゴシック"/>
+                <w:rFonts w:ascii="BIZ UDゴシック" w:hAnsi="BIZ UDゴシック" w:eastAsia="BIZ UDゴシック" w:cs="BIZ UDゴシック"/>
                 <w:color w:val="8A90A6"/>
                 <w:sz w:val="19"/>
                 <w:szCs w:val="19"/>
@@ -2754,12 +2663,11 @@
           </w:tcPr>
           <w:p>
             <w:pPr>
-              <w:keepNext/>
               <w:spacing w:after="0" w:before="0" w:line="238" w:lineRule="exact"/>
             </w:pPr>
             <w:r>
               <w:rPr>
-                <w:rFonts w:ascii="BIZ UDPゴシック" w:hAnsi="BIZ UDPゴシック" w:eastAsia="BIZ UDPゴシック" w:cs="BIZ UDPゴシック"/>
+                <w:rFonts w:ascii="BIZ UDゴシック" w:hAnsi="BIZ UDゴシック" w:eastAsia="BIZ UDゴシック" w:cs="BIZ UDゴシック"/>
                 <w:b/>
                 <w:bCs/>
                 <w:color w:val="0E1E45"/>
@@ -2773,7 +2681,7 @@
       </w:tr>
       <w:tr>
         <w:trPr>
-          <w:trHeight w:val="351" w:hRule="atLeast"/>
+          <w:trHeight w:val="340" w:hRule="atLeast"/>
           <w:cantSplit/>
         </w:trPr>
         <w:tc>
@@ -2783,13 +2691,12 @@
           </w:tcPr>
           <w:p>
             <w:pPr>
-              <w:keepNext/>
               <w:spacing w:after="0" w:before="0" w:line="238" w:lineRule="exact"/>
               <w:jc w:val="center"/>
             </w:pPr>
             <w:r>
               <w:rPr>
-                <w:rFonts w:ascii="BIZ UDPゴシック" w:hAnsi="BIZ UDPゴシック" w:eastAsia="BIZ UDPゴシック" w:cs="BIZ UDPゴシック"/>
+                <w:rFonts w:ascii="BIZ UDゴシック" w:hAnsi="BIZ UDゴシック" w:eastAsia="BIZ UDゴシック" w:cs="BIZ UDゴシック"/>
                 <w:b/>
                 <w:bCs/>
                 <w:color w:val="1F2330"/>
@@ -2807,17 +2714,16 @@
           </w:tcPr>
           <w:p>
             <w:pPr>
-              <w:keepNext/>
               <w:spacing w:after="0" w:before="0" w:line="250" w:lineRule="exact"/>
             </w:pPr>
             <w:r>
               <w:rPr>
-                <w:rFonts w:ascii="BIZ UDPゴシック" w:hAnsi="BIZ UDPゴシック" w:eastAsia="BIZ UDPゴシック" w:cs="BIZ UDPゴシック"/>
+                <w:rFonts w:ascii="BIZ UDゴシック" w:hAnsi="BIZ UDゴシック" w:eastAsia="BIZ UDゴシック" w:cs="BIZ UDゴシック"/>
                 <w:color w:val="1F2330"/>
                 <w:sz w:val="20"/>
                 <w:szCs w:val="20"/>
               </w:rPr>
-              <w:t xml:space="preserve">データや録音・録画の扱いについての説明は分かりやすかったですか。</w:t>
+              <w:t xml:space="preserve">データや録音・録画の扱いの説明は分かりやすかったですか。</w:t>
             </w:r>
           </w:p>
         </w:tc>
@@ -2828,13 +2734,12 @@
           </w:tcPr>
           <w:p>
             <w:pPr>
-              <w:keepNext/>
               <w:spacing w:after="0" w:before="0" w:line="238" w:lineRule="exact"/>
               <w:jc w:val="center"/>
             </w:pPr>
             <w:r>
               <w:rPr>
-                <w:rFonts w:ascii="BIZ UDPゴシック" w:hAnsi="BIZ UDPゴシック" w:eastAsia="BIZ UDPゴシック" w:cs="BIZ UDPゴシック"/>
+                <w:rFonts w:ascii="BIZ UDゴシック" w:hAnsi="BIZ UDゴシック" w:eastAsia="BIZ UDゴシック" w:cs="BIZ UDゴシック"/>
                 <w:color w:val="8A90A6"/>
                 <w:sz w:val="19"/>
                 <w:szCs w:val="19"/>
@@ -2850,13 +2755,12 @@
           </w:tcPr>
           <w:p>
             <w:pPr>
-              <w:keepNext/>
               <w:spacing w:after="0" w:before="0" w:line="238" w:lineRule="exact"/>
               <w:jc w:val="center"/>
             </w:pPr>
             <w:r>
               <w:rPr>
-                <w:rFonts w:ascii="BIZ UDPゴシック" w:hAnsi="BIZ UDPゴシック" w:eastAsia="BIZ UDPゴシック" w:cs="BIZ UDPゴシック"/>
+                <w:rFonts w:ascii="BIZ UDゴシック" w:hAnsi="BIZ UDゴシック" w:eastAsia="BIZ UDゴシック" w:cs="BIZ UDゴシック"/>
                 <w:color w:val="8A90A6"/>
                 <w:sz w:val="19"/>
                 <w:szCs w:val="19"/>
@@ -2872,13 +2776,12 @@
           </w:tcPr>
           <w:p>
             <w:pPr>
-              <w:keepNext/>
               <w:spacing w:after="0" w:before="0" w:line="238" w:lineRule="exact"/>
               <w:jc w:val="center"/>
             </w:pPr>
             <w:r>
               <w:rPr>
-                <w:rFonts w:ascii="BIZ UDPゴシック" w:hAnsi="BIZ UDPゴシック" w:eastAsia="BIZ UDPゴシック" w:cs="BIZ UDPゴシック"/>
+                <w:rFonts w:ascii="BIZ UDゴシック" w:hAnsi="BIZ UDゴシック" w:eastAsia="BIZ UDゴシック" w:cs="BIZ UDゴシック"/>
                 <w:color w:val="8A90A6"/>
                 <w:sz w:val="19"/>
                 <w:szCs w:val="19"/>
@@ -2894,13 +2797,12 @@
           </w:tcPr>
           <w:p>
             <w:pPr>
-              <w:keepNext/>
               <w:spacing w:after="0" w:before="0" w:line="238" w:lineRule="exact"/>
               <w:jc w:val="center"/>
             </w:pPr>
             <w:r>
               <w:rPr>
-                <w:rFonts w:ascii="BIZ UDPゴシック" w:hAnsi="BIZ UDPゴシック" w:eastAsia="BIZ UDPゴシック" w:cs="BIZ UDPゴシック"/>
+                <w:rFonts w:ascii="BIZ UDゴシック" w:hAnsi="BIZ UDゴシック" w:eastAsia="BIZ UDゴシック" w:cs="BIZ UDゴシック"/>
                 <w:color w:val="8A90A6"/>
                 <w:sz w:val="19"/>
                 <w:szCs w:val="19"/>
@@ -2917,13 +2819,12 @@
           </w:tcPr>
           <w:p>
             <w:pPr>
-              <w:keepNext/>
               <w:spacing w:after="0" w:before="0" w:line="238" w:lineRule="exact"/>
               <w:jc w:val="center"/>
             </w:pPr>
             <w:r>
               <w:rPr>
-                <w:rFonts w:ascii="BIZ UDPゴシック" w:hAnsi="BIZ UDPゴシック" w:eastAsia="BIZ UDPゴシック" w:cs="BIZ UDPゴシック"/>
+                <w:rFonts w:ascii="BIZ UDゴシック" w:hAnsi="BIZ UDゴシック" w:eastAsia="BIZ UDゴシック" w:cs="BIZ UDゴシック"/>
                 <w:color w:val="8A90A6"/>
                 <w:sz w:val="19"/>
                 <w:szCs w:val="19"/>
@@ -2935,7 +2836,7 @@
       </w:tr>
       <w:tr>
         <w:trPr>
-          <w:trHeight w:val="351" w:hRule="atLeast"/>
+          <w:trHeight w:val="340" w:hRule="atLeast"/>
           <w:cantSplit/>
         </w:trPr>
         <w:tc>
@@ -2950,7 +2851,7 @@
             </w:pPr>
             <w:r>
               <w:rPr>
-                <w:rFonts w:ascii="BIZ UDPゴシック" w:hAnsi="BIZ UDPゴシック" w:eastAsia="BIZ UDPゴシック" w:cs="BIZ UDPゴシック"/>
+                <w:rFonts w:ascii="BIZ UDゴシック" w:hAnsi="BIZ UDゴシック" w:eastAsia="BIZ UDゴシック" w:cs="BIZ UDゴシック"/>
                 <w:b/>
                 <w:bCs/>
                 <w:color w:val="1F2330"/>
@@ -2972,7 +2873,7 @@
             </w:pPr>
             <w:r>
               <w:rPr>
-                <w:rFonts w:ascii="BIZ UDPゴシック" w:hAnsi="BIZ UDPゴシック" w:eastAsia="BIZ UDPゴシック" w:cs="BIZ UDPゴシック"/>
+                <w:rFonts w:ascii="BIZ UDゴシック" w:hAnsi="BIZ UDゴシック" w:eastAsia="BIZ UDゴシック" w:cs="BIZ UDゴシック"/>
                 <w:color w:val="1F2330"/>
                 <w:sz w:val="20"/>
                 <w:szCs w:val="20"/>
@@ -2993,7 +2894,7 @@
             </w:pPr>
             <w:r>
               <w:rPr>
-                <w:rFonts w:ascii="BIZ UDPゴシック" w:hAnsi="BIZ UDPゴシック" w:eastAsia="BIZ UDPゴシック" w:cs="BIZ UDPゴシック"/>
+                <w:rFonts w:ascii="BIZ UDゴシック" w:hAnsi="BIZ UDゴシック" w:eastAsia="BIZ UDゴシック" w:cs="BIZ UDゴシック"/>
                 <w:color w:val="8A90A6"/>
                 <w:sz w:val="19"/>
                 <w:szCs w:val="19"/>
@@ -3014,7 +2915,7 @@
             </w:pPr>
             <w:r>
               <w:rPr>
-                <w:rFonts w:ascii="BIZ UDPゴシック" w:hAnsi="BIZ UDPゴシック" w:eastAsia="BIZ UDPゴシック" w:cs="BIZ UDPゴシック"/>
+                <w:rFonts w:ascii="BIZ UDゴシック" w:hAnsi="BIZ UDゴシック" w:eastAsia="BIZ UDゴシック" w:cs="BIZ UDゴシック"/>
                 <w:color w:val="8A90A6"/>
                 <w:sz w:val="19"/>
                 <w:szCs w:val="19"/>
@@ -3035,7 +2936,7 @@
             </w:pPr>
             <w:r>
               <w:rPr>
-                <w:rFonts w:ascii="BIZ UDPゴシック" w:hAnsi="BIZ UDPゴシック" w:eastAsia="BIZ UDPゴシック" w:cs="BIZ UDPゴシック"/>
+                <w:rFonts w:ascii="BIZ UDゴシック" w:hAnsi="BIZ UDゴシック" w:eastAsia="BIZ UDゴシック" w:cs="BIZ UDゴシック"/>
                 <w:color w:val="8A90A6"/>
                 <w:sz w:val="19"/>
                 <w:szCs w:val="19"/>
@@ -3056,7 +2957,7 @@
             </w:pPr>
             <w:r>
               <w:rPr>
-                <w:rFonts w:ascii="BIZ UDPゴシック" w:hAnsi="BIZ UDPゴシック" w:eastAsia="BIZ UDPゴシック" w:cs="BIZ UDPゴシック"/>
+                <w:rFonts w:ascii="BIZ UDゴシック" w:hAnsi="BIZ UDゴシック" w:eastAsia="BIZ UDゴシック" w:cs="BIZ UDゴシック"/>
                 <w:color w:val="8A90A6"/>
                 <w:sz w:val="19"/>
                 <w:szCs w:val="19"/>
@@ -3078,7 +2979,7 @@
             </w:pPr>
             <w:r>
               <w:rPr>
-                <w:rFonts w:ascii="BIZ UDPゴシック" w:hAnsi="BIZ UDPゴシック" w:eastAsia="BIZ UDPゴシック" w:cs="BIZ UDPゴシック"/>
+                <w:rFonts w:ascii="BIZ UDゴシック" w:hAnsi="BIZ UDゴシック" w:eastAsia="BIZ UDゴシック" w:cs="BIZ UDゴシック"/>
                 <w:color w:val="8A90A6"/>
                 <w:sz w:val="19"/>
                 <w:szCs w:val="19"/>
@@ -3096,7 +2997,7 @@
       </w:pPr>
       <w:r>
         <w:rPr>
-          <w:rFonts w:ascii="BIZ UDPゴシック" w:hAnsi="BIZ UDPゴシック" w:eastAsia="BIZ UDPゴシック" w:cs="BIZ UDPゴシック"/>
+          <w:rFonts w:ascii="BIZ UDゴシック" w:hAnsi="BIZ UDゴシック" w:eastAsia="BIZ UDゴシック" w:cs="BIZ UDゴシック"/>
           <w:b/>
           <w:bCs/>
           <w:color w:val="0E1E45"/>
@@ -3113,7 +3014,7 @@
       </w:pPr>
       <w:r>
         <w:rPr>
-          <w:rFonts w:ascii="BIZ UDPゴシック" w:hAnsi="BIZ UDPゴシック" w:eastAsia="BIZ UDPゴシック" w:cs="BIZ UDPゴシック"/>
+          <w:rFonts w:ascii="BIZ UDゴシック" w:hAnsi="BIZ UDゴシック" w:eastAsia="BIZ UDゴシック" w:cs="BIZ UDゴシック"/>
           <w:b/>
           <w:bCs/>
           <w:color w:val="1F2330"/>
@@ -3124,7 +3025,7 @@
       </w:r>
       <w:r>
         <w:rPr>
-          <w:rFonts w:ascii="BIZ UDPゴシック" w:hAnsi="BIZ UDPゴシック" w:eastAsia="BIZ UDPゴシック" w:cs="BIZ UDPゴシック"/>
+          <w:rFonts w:ascii="BIZ UDゴシック" w:hAnsi="BIZ UDゴシック" w:eastAsia="BIZ UDゴシック" w:cs="BIZ UDゴシック"/>
           <w:color w:val="1F2330"/>
           <w:sz w:val="20"/>
           <w:szCs w:val="20"/>
@@ -3158,7 +3059,7 @@
       </w:tblGrid>
       <w:tr>
         <w:trPr>
-          <w:trHeight w:val="465" w:hRule="exact"/>
+          <w:trHeight w:val="425" w:hRule="exact"/>
           <w:cantSplit/>
         </w:trPr>
         <w:tc>
@@ -3175,7 +3076,7 @@
       </w:tr>
       <w:tr>
         <w:trPr>
-          <w:trHeight w:val="465" w:hRule="exact"/>
+          <w:trHeight w:val="425" w:hRule="exact"/>
           <w:cantSplit/>
         </w:trPr>
         <w:tc>
@@ -3194,7 +3095,7 @@
       </w:pPr>
       <w:r>
         <w:rPr>
-          <w:rFonts w:ascii="BIZ UDPゴシック" w:hAnsi="BIZ UDPゴシック" w:eastAsia="BIZ UDPゴシック" w:cs="BIZ UDPゴシック"/>
+          <w:rFonts w:ascii="BIZ UDゴシック" w:hAnsi="BIZ UDゴシック" w:eastAsia="BIZ UDゴシック" w:cs="BIZ UDゴシック"/>
           <w:b/>
           <w:bCs/>
           <w:color w:val="1F2330"/>
@@ -3205,7 +3106,7 @@
       </w:r>
       <w:r>
         <w:rPr>
-          <w:rFonts w:ascii="BIZ UDPゴシック" w:hAnsi="BIZ UDPゴシック" w:eastAsia="BIZ UDPゴシック" w:cs="BIZ UDPゴシック"/>
+          <w:rFonts w:ascii="BIZ UDゴシック" w:hAnsi="BIZ UDゴシック" w:eastAsia="BIZ UDゴシック" w:cs="BIZ UDゴシック"/>
           <w:color w:val="1F2330"/>
           <w:sz w:val="20"/>
           <w:szCs w:val="20"/>
@@ -3239,7 +3140,7 @@
       </w:tblGrid>
       <w:tr>
         <w:trPr>
-          <w:trHeight w:val="465" w:hRule="exact"/>
+          <w:trHeight w:val="425" w:hRule="exact"/>
           <w:cantSplit/>
         </w:trPr>
         <w:tc>
@@ -3256,7 +3157,7 @@
       </w:tr>
       <w:tr>
         <w:trPr>
-          <w:trHeight w:val="465" w:hRule="exact"/>
+          <w:trHeight w:val="425" w:hRule="exact"/>
           <w:cantSplit/>
         </w:trPr>
         <w:tc>
@@ -3275,7 +3176,7 @@
       </w:pPr>
       <w:r>
         <w:rPr>
-          <w:rFonts w:ascii="BIZ UDPゴシック" w:hAnsi="BIZ UDPゴシック" w:eastAsia="BIZ UDPゴシック" w:cs="BIZ UDPゴシック"/>
+          <w:rFonts w:ascii="BIZ UDゴシック" w:hAnsi="BIZ UDゴシック" w:eastAsia="BIZ UDゴシック" w:cs="BIZ UDゴシック"/>
           <w:b/>
           <w:bCs/>
           <w:color w:val="1F2330"/>
@@ -3286,7 +3187,7 @@
       </w:r>
       <w:r>
         <w:rPr>
-          <w:rFonts w:ascii="BIZ UDPゴシック" w:hAnsi="BIZ UDPゴシック" w:eastAsia="BIZ UDPゴシック" w:cs="BIZ UDPゴシック"/>
+          <w:rFonts w:ascii="BIZ UDゴシック" w:hAnsi="BIZ UDゴシック" w:eastAsia="BIZ UDゴシック" w:cs="BIZ UDゴシック"/>
           <w:color w:val="1F2330"/>
           <w:sz w:val="20"/>
           <w:szCs w:val="20"/>
@@ -3320,7 +3221,7 @@
       </w:tblGrid>
       <w:tr>
         <w:trPr>
-          <w:trHeight w:val="465" w:hRule="exact"/>
+          <w:trHeight w:val="425" w:hRule="exact"/>
           <w:cantSplit/>
         </w:trPr>
         <w:tc>
@@ -3337,7 +3238,7 @@
       </w:tr>
       <w:tr>
         <w:trPr>
-          <w:trHeight w:val="465" w:hRule="exact"/>
+          <w:trHeight w:val="425" w:hRule="exact"/>
           <w:cantSplit/>
         </w:trPr>
         <w:tc>
@@ -3356,7 +3257,7 @@
       </w:pPr>
       <w:r>
         <w:rPr>
-          <w:rFonts w:ascii="BIZ UDPゴシック" w:hAnsi="BIZ UDPゴシック" w:eastAsia="BIZ UDPゴシック" w:cs="BIZ UDPゴシック"/>
+          <w:rFonts w:ascii="BIZ UDゴシック" w:hAnsi="BIZ UDゴシック" w:eastAsia="BIZ UDゴシック" w:cs="BIZ UDゴシック"/>
           <w:color w:val="5A6070"/>
           <w:sz w:val="20"/>
           <w:szCs w:val="20"/>
@@ -3385,7 +3286,7 @@
     </w:pPr>
     <w:r>
       <w:rPr>
-        <w:rFonts w:ascii="BIZ UDPゴシック" w:hAnsi="BIZ UDPゴシック" w:eastAsia="BIZ UDPゴシック" w:cs="BIZ UDPゴシック"/>
+        <w:rFonts w:ascii="BIZ UDゴシック" w:hAnsi="BIZ UDゴシック" w:eastAsia="BIZ UDゴシック" w:cs="BIZ UDゴシック"/>
         <w:color w:val="5A6070"/>
         <w:sz w:val="15"/>
         <w:szCs w:val="15"/>
@@ -3763,7 +3664,7 @@
       <w:spacing w:before="0" w:after="40" w:line="300" w:lineRule="auto"/>
     </w:pPr>
     <w:rPr>
-      <w:rFonts w:ascii="BIZ UDPゴシック" w:hAnsi="BIZ UDPゴシック" w:eastAsia="BIZ UDPゴシック" w:cs="BIZ UDPゴシック"/>
+      <w:rFonts w:ascii="BIZ UDゴシック" w:hAnsi="BIZ UDゴシック" w:eastAsia="BIZ UDゴシック" w:cs="BIZ UDゴシック"/>
       <w:sz w:val="20"/>
       <w:lang w:val="ja-JP" w:eastAsia="ja-JP"/>
     </w:rPr>

--- a/docs/同意書とアンケート/04_保護者用_アンケート.docx
+++ b/docs/同意書とアンケート/04_保護者用_アンケート.docx
@@ -3007,32 +3007,6 @@
         <w:t xml:space="preserve">C．ご自由にお書きください</w:t>
       </w:r>
     </w:p>
-    <w:p>
-      <w:pPr>
-        <w:keepNext/>
-        <w:spacing w:before="40" w:after="20" w:line="250" w:lineRule="exact"/>
-      </w:pPr>
-      <w:r>
-        <w:rPr>
-          <w:rFonts w:ascii="BIZ UDゴシック" w:hAnsi="BIZ UDゴシック" w:eastAsia="BIZ UDゴシック" w:cs="BIZ UDゴシック"/>
-          <w:b/>
-          <w:bCs/>
-          <w:color w:val="1F2330"/>
-          <w:sz w:val="20"/>
-          <w:szCs w:val="20"/>
-        </w:rPr>
-        <w:t xml:space="preserve">14．</w:t>
-      </w:r>
-      <w:r>
-        <w:rPr>
-          <w:rFonts w:ascii="BIZ UDゴシック" w:hAnsi="BIZ UDゴシック" w:eastAsia="BIZ UDゴシック" w:cs="BIZ UDゴシック"/>
-          <w:color w:val="1F2330"/>
-          <w:sz w:val="20"/>
-          <w:szCs w:val="20"/>
-        </w:rPr>
-        <w:t xml:space="preserve">良かったところ、役に立ったところ</w:t>
-      </w:r>
-    </w:p>
     <w:tbl>
       <w:tblPr>
         <w:tblW w:type="dxa" w:w="10206"/>
@@ -3042,46 +3016,189 @@
           <w:left w:val="single" w:sz="6" w:space="0" w:color="9AA0B8"/>
           <w:bottom w:val="single" w:sz="6" w:space="0" w:color="9AA0B8"/>
           <w:right w:val="single" w:sz="6" w:space="0" w:color="9AA0B8"/>
-          <w:insideH w:val="dotted" w:sz="6" w:space="0" w:color="9AA0B8"/>
+          <w:insideH w:val="single" w:sz="6" w:space="0" w:color="9AA0B8"/>
           <w:insideV w:val="single" w:sz="6" w:space="0" w:color="9AA0B8"/>
         </w:tblBorders>
         <w:tblLayout w:type="fixed"/>
         <w:tblCellMar>
-          <w:top w:w="40" w:type="dxa"/>
-          <w:left w:w="68" w:type="dxa"/>
-          <w:bottom w:w="40" w:type="dxa"/>
-          <w:right w:w="68" w:type="dxa"/>
+          <w:top w:w="34" w:type="dxa"/>
+          <w:left w:w="56" w:type="dxa"/>
+          <w:bottom w:w="34" w:type="dxa"/>
+          <w:right w:w="56" w:type="dxa"/>
         </w:tblCellMar>
         <w:tblLook w:firstColumn="1" w:firstRow="1" w:lastColumn="0" w:lastRow="0" w:noHBand="0" w:noVBand="1" w:val="04A0"/>
       </w:tblPr>
       <w:tblGrid>
-        <w:gridCol w:w="10206"/>
+        <w:gridCol w:w="396"/>
+        <w:gridCol w:w="2835"/>
+        <w:gridCol w:w="6974"/>
       </w:tblGrid>
       <w:tr>
         <w:trPr>
-          <w:trHeight w:val="425" w:hRule="exact"/>
+          <w:trHeight w:val="964" w:hRule="atLeast"/>
           <w:cantSplit/>
         </w:trPr>
         <w:tc>
           <w:tcPr>
-            <w:tcW w:type="dxa" w:w="10205"/>
+            <w:tcW w:type="dxa" w:w="397"/>
             <w:vAlign w:val="center"/>
           </w:tcPr>
           <w:p>
             <w:pPr>
-              <w:keepNext/>
+              <w:spacing w:after="0" w:before="0" w:line="238" w:lineRule="exact"/>
+              <w:jc w:val="center"/>
             </w:pPr>
+            <w:r>
+              <w:rPr>
+                <w:rFonts w:ascii="BIZ UDゴシック" w:hAnsi="BIZ UDゴシック" w:eastAsia="BIZ UDゴシック" w:cs="BIZ UDゴシック"/>
+                <w:b/>
+                <w:bCs/>
+                <w:color w:val="1F2330"/>
+                <w:sz w:val="19"/>
+                <w:szCs w:val="19"/>
+              </w:rPr>
+              <w:t xml:space="preserve">14</w:t>
+            </w:r>
           </w:p>
+        </w:tc>
+        <w:tc>
+          <w:tcPr>
+            <w:tcW w:type="dxa" w:w="2835"/>
+            <w:shd w:val="clear" w:color="auto" w:fill="F4F5FB"/>
+            <w:vAlign w:val="center"/>
+          </w:tcPr>
+          <w:p>
+            <w:pPr>
+              <w:spacing w:after="0" w:before="0" w:line="238" w:lineRule="exact"/>
+            </w:pPr>
+            <w:r>
+              <w:rPr>
+                <w:rFonts w:ascii="BIZ UDゴシック" w:hAnsi="BIZ UDゴシック" w:eastAsia="BIZ UDゴシック" w:cs="BIZ UDゴシック"/>
+                <w:color w:val="1F2330"/>
+                <w:sz w:val="19"/>
+                <w:szCs w:val="19"/>
+              </w:rPr>
+              <w:t xml:space="preserve">良かったところ、役に立ったところ</w:t>
+            </w:r>
+          </w:p>
+        </w:tc>
+        <w:tc>
+          <w:tcPr>
+            <w:tcW w:type="dxa" w:w="6973"/>
+            <w:vAlign w:val="center"/>
+          </w:tcPr>
+          <w:p/>
         </w:tc>
       </w:tr>
       <w:tr>
         <w:trPr>
-          <w:trHeight w:val="425" w:hRule="exact"/>
+          <w:trHeight w:val="964" w:hRule="atLeast"/>
           <w:cantSplit/>
         </w:trPr>
         <w:tc>
           <w:tcPr>
-            <w:tcW w:type="dxa" w:w="10205"/>
+            <w:tcW w:type="dxa" w:w="397"/>
+            <w:vAlign w:val="center"/>
+          </w:tcPr>
+          <w:p>
+            <w:pPr>
+              <w:spacing w:after="0" w:before="0" w:line="238" w:lineRule="exact"/>
+              <w:jc w:val="center"/>
+            </w:pPr>
+            <w:r>
+              <w:rPr>
+                <w:rFonts w:ascii="BIZ UDゴシック" w:hAnsi="BIZ UDゴシック" w:eastAsia="BIZ UDゴシック" w:cs="BIZ UDゴシック"/>
+                <w:b/>
+                <w:bCs/>
+                <w:color w:val="1F2330"/>
+                <w:sz w:val="19"/>
+                <w:szCs w:val="19"/>
+              </w:rPr>
+              <w:t xml:space="preserve">15</w:t>
+            </w:r>
+          </w:p>
+        </w:tc>
+        <w:tc>
+          <w:tcPr>
+            <w:tcW w:type="dxa" w:w="2835"/>
+            <w:shd w:val="clear" w:color="auto" w:fill="F4F5FB"/>
+            <w:vAlign w:val="center"/>
+          </w:tcPr>
+          <w:p>
+            <w:pPr>
+              <w:spacing w:after="0" w:before="0" w:line="238" w:lineRule="exact"/>
+            </w:pPr>
+            <w:r>
+              <w:rPr>
+                <w:rFonts w:ascii="BIZ UDゴシック" w:hAnsi="BIZ UDゴシック" w:eastAsia="BIZ UDゴシック" w:cs="BIZ UDゴシック"/>
+                <w:color w:val="1F2330"/>
+                <w:sz w:val="19"/>
+                <w:szCs w:val="19"/>
+              </w:rPr>
+              <w:t xml:space="preserve">使いにくかったところ、困ったところ（うまく動かなかった場面など）</w:t>
+            </w:r>
+          </w:p>
+        </w:tc>
+        <w:tc>
+          <w:tcPr>
+            <w:tcW w:type="dxa" w:w="6973"/>
+            <w:vAlign w:val="center"/>
+          </w:tcPr>
+          <w:p/>
+        </w:tc>
+      </w:tr>
+      <w:tr>
+        <w:trPr>
+          <w:trHeight w:val="964" w:hRule="atLeast"/>
+          <w:cantSplit/>
+        </w:trPr>
+        <w:tc>
+          <w:tcPr>
+            <w:tcW w:type="dxa" w:w="397"/>
+            <w:vAlign w:val="center"/>
+          </w:tcPr>
+          <w:p>
+            <w:pPr>
+              <w:spacing w:after="0" w:before="0" w:line="238" w:lineRule="exact"/>
+              <w:jc w:val="center"/>
+            </w:pPr>
+            <w:r>
+              <w:rPr>
+                <w:rFonts w:ascii="BIZ UDゴシック" w:hAnsi="BIZ UDゴシック" w:eastAsia="BIZ UDゴシック" w:cs="BIZ UDゴシック"/>
+                <w:b/>
+                <w:bCs/>
+                <w:color w:val="1F2330"/>
+                <w:sz w:val="19"/>
+                <w:szCs w:val="19"/>
+              </w:rPr>
+              <w:t xml:space="preserve">16</w:t>
+            </w:r>
+          </w:p>
+        </w:tc>
+        <w:tc>
+          <w:tcPr>
+            <w:tcW w:type="dxa" w:w="2835"/>
+            <w:shd w:val="clear" w:color="auto" w:fill="F4F5FB"/>
+            <w:vAlign w:val="center"/>
+          </w:tcPr>
+          <w:p>
+            <w:pPr>
+              <w:spacing w:after="0" w:before="0" w:line="238" w:lineRule="exact"/>
+            </w:pPr>
+            <w:r>
+              <w:rPr>
+                <w:rFonts w:ascii="BIZ UDゴシック" w:hAnsi="BIZ UDゴシック" w:eastAsia="BIZ UDゴシック" w:cs="BIZ UDゴシック"/>
+                <w:color w:val="1F2330"/>
+                <w:sz w:val="19"/>
+                <w:szCs w:val="19"/>
+              </w:rPr>
+              <w:t xml:space="preserve">お子さまの様子で気づいたこと、アプリへのご要望</w:t>
+            </w:r>
+          </w:p>
+        </w:tc>
+        <w:tc>
+          <w:tcPr>
+            <w:tcW w:type="dxa" w:w="6973"/>
             <w:vAlign w:val="center"/>
           </w:tcPr>
           <w:p/>
@@ -3090,177 +3207,15 @@
     </w:tbl>
     <w:p>
       <w:pPr>
-        <w:keepNext/>
-        <w:spacing w:before="40" w:after="20" w:line="250" w:lineRule="exact"/>
-      </w:pPr>
-      <w:r>
-        <w:rPr>
-          <w:rFonts w:ascii="BIZ UDゴシック" w:hAnsi="BIZ UDゴシック" w:eastAsia="BIZ UDゴシック" w:cs="BIZ UDゴシック"/>
-          <w:b/>
-          <w:bCs/>
-          <w:color w:val="1F2330"/>
-          <w:sz w:val="20"/>
-          <w:szCs w:val="20"/>
-        </w:rPr>
-        <w:t xml:space="preserve">15．</w:t>
-      </w:r>
-      <w:r>
-        <w:rPr>
-          <w:rFonts w:ascii="BIZ UDゴシック" w:hAnsi="BIZ UDゴシック" w:eastAsia="BIZ UDゴシック" w:cs="BIZ UDゴシック"/>
-          <w:color w:val="1F2330"/>
-          <w:sz w:val="20"/>
-          <w:szCs w:val="20"/>
-        </w:rPr>
-        <w:t xml:space="preserve">使いにくかったところ、困ったところ（うまく動かなかった場面など）</w:t>
-      </w:r>
-    </w:p>
-    <w:tbl>
-      <w:tblPr>
-        <w:tblW w:type="dxa" w:w="10206"/>
-        <w:jc w:val="center"/>
-        <w:tblBorders>
-          <w:top w:val="single" w:sz="6" w:space="0" w:color="9AA0B8"/>
-          <w:left w:val="single" w:sz="6" w:space="0" w:color="9AA0B8"/>
-          <w:bottom w:val="single" w:sz="6" w:space="0" w:color="9AA0B8"/>
-          <w:right w:val="single" w:sz="6" w:space="0" w:color="9AA0B8"/>
-          <w:insideH w:val="dotted" w:sz="6" w:space="0" w:color="9AA0B8"/>
-          <w:insideV w:val="single" w:sz="6" w:space="0" w:color="9AA0B8"/>
-        </w:tblBorders>
-        <w:tblLayout w:type="fixed"/>
-        <w:tblCellMar>
-          <w:top w:w="40" w:type="dxa"/>
-          <w:left w:w="68" w:type="dxa"/>
-          <w:bottom w:w="40" w:type="dxa"/>
-          <w:right w:w="68" w:type="dxa"/>
-        </w:tblCellMar>
-        <w:tblLook w:firstColumn="1" w:firstRow="1" w:lastColumn="0" w:lastRow="0" w:noHBand="0" w:noVBand="1" w:val="04A0"/>
-      </w:tblPr>
-      <w:tblGrid>
-        <w:gridCol w:w="10206"/>
-      </w:tblGrid>
-      <w:tr>
-        <w:trPr>
-          <w:trHeight w:val="425" w:hRule="exact"/>
-          <w:cantSplit/>
-        </w:trPr>
-        <w:tc>
-          <w:tcPr>
-            <w:tcW w:type="dxa" w:w="10205"/>
-            <w:vAlign w:val="center"/>
-          </w:tcPr>
-          <w:p>
-            <w:pPr>
-              <w:keepNext/>
-            </w:pPr>
-          </w:p>
-        </w:tc>
-      </w:tr>
-      <w:tr>
-        <w:trPr>
-          <w:trHeight w:val="425" w:hRule="exact"/>
-          <w:cantSplit/>
-        </w:trPr>
-        <w:tc>
-          <w:tcPr>
-            <w:tcW w:type="dxa" w:w="10205"/>
-            <w:vAlign w:val="center"/>
-          </w:tcPr>
-          <w:p/>
-        </w:tc>
-      </w:tr>
-    </w:tbl>
-    <w:p>
-      <w:pPr>
-        <w:keepNext/>
-        <w:spacing w:before="40" w:after="20" w:line="250" w:lineRule="exact"/>
-      </w:pPr>
-      <w:r>
-        <w:rPr>
-          <w:rFonts w:ascii="BIZ UDゴシック" w:hAnsi="BIZ UDゴシック" w:eastAsia="BIZ UDゴシック" w:cs="BIZ UDゴシック"/>
-          <w:b/>
-          <w:bCs/>
-          <w:color w:val="1F2330"/>
-          <w:sz w:val="20"/>
-          <w:szCs w:val="20"/>
-        </w:rPr>
-        <w:t xml:space="preserve">16．</w:t>
-      </w:r>
-      <w:r>
-        <w:rPr>
-          <w:rFonts w:ascii="BIZ UDゴシック" w:hAnsi="BIZ UDゴシック" w:eastAsia="BIZ UDゴシック" w:cs="BIZ UDゴシック"/>
-          <w:color w:val="1F2330"/>
-          <w:sz w:val="20"/>
-          <w:szCs w:val="20"/>
-        </w:rPr>
-        <w:t xml:space="preserve">お子さまの様子で気づいたこと、アプリへのご要望</w:t>
-      </w:r>
-    </w:p>
-    <w:tbl>
-      <w:tblPr>
-        <w:tblW w:type="dxa" w:w="10206"/>
-        <w:jc w:val="center"/>
-        <w:tblBorders>
-          <w:top w:val="single" w:sz="6" w:space="0" w:color="9AA0B8"/>
-          <w:left w:val="single" w:sz="6" w:space="0" w:color="9AA0B8"/>
-          <w:bottom w:val="single" w:sz="6" w:space="0" w:color="9AA0B8"/>
-          <w:right w:val="single" w:sz="6" w:space="0" w:color="9AA0B8"/>
-          <w:insideH w:val="dotted" w:sz="6" w:space="0" w:color="9AA0B8"/>
-          <w:insideV w:val="single" w:sz="6" w:space="0" w:color="9AA0B8"/>
-        </w:tblBorders>
-        <w:tblLayout w:type="fixed"/>
-        <w:tblCellMar>
-          <w:top w:w="40" w:type="dxa"/>
-          <w:left w:w="68" w:type="dxa"/>
-          <w:bottom w:w="40" w:type="dxa"/>
-          <w:right w:w="68" w:type="dxa"/>
-        </w:tblCellMar>
-        <w:tblLook w:firstColumn="1" w:firstRow="1" w:lastColumn="0" w:lastRow="0" w:noHBand="0" w:noVBand="1" w:val="04A0"/>
-      </w:tblPr>
-      <w:tblGrid>
-        <w:gridCol w:w="10206"/>
-      </w:tblGrid>
-      <w:tr>
-        <w:trPr>
-          <w:trHeight w:val="425" w:hRule="exact"/>
-          <w:cantSplit/>
-        </w:trPr>
-        <w:tc>
-          <w:tcPr>
-            <w:tcW w:type="dxa" w:w="10205"/>
-            <w:vAlign w:val="center"/>
-          </w:tcPr>
-          <w:p>
-            <w:pPr>
-              <w:keepNext/>
-            </w:pPr>
-          </w:p>
-        </w:tc>
-      </w:tr>
-      <w:tr>
-        <w:trPr>
-          <w:trHeight w:val="425" w:hRule="exact"/>
-          <w:cantSplit/>
-        </w:trPr>
-        <w:tc>
-          <w:tcPr>
-            <w:tcW w:type="dxa" w:w="10205"/>
-            <w:vAlign w:val="center"/>
-          </w:tcPr>
-          <w:p/>
-        </w:tc>
-      </w:tr>
-    </w:tbl>
-    <w:p>
-      <w:pPr>
-        <w:spacing w:before="80" w:after="40" w:line="250" w:lineRule="exact"/>
+        <w:spacing w:before="80" w:after="40" w:line="238" w:lineRule="exact"/>
         <w:jc w:val="center"/>
       </w:pPr>
       <w:r>
         <w:rPr>
           <w:rFonts w:ascii="BIZ UDゴシック" w:hAnsi="BIZ UDゴシック" w:eastAsia="BIZ UDゴシック" w:cs="BIZ UDゴシック"/>
           <w:color w:val="5A6070"/>
-          <w:sz w:val="20"/>
-          <w:szCs w:val="20"/>
+          <w:sz w:val="19"/>
+          <w:szCs w:val="19"/>
         </w:rPr>
         <w:t xml:space="preserve">ご協力ありがとうございました。</w:t>
       </w:r>
